--- a/test&result/Final Report.docx
+++ b/test&result/Final Report.docx
@@ -191,6 +191,7 @@
     <w:p>
       <w:pPr>
         <w:pStyle w:val="Abstract"/>
+        <w:ind w:firstLineChars="200" w:firstLine="360"/>
         <w:rPr>
           <w:rFonts w:eastAsia="宋体" w:hint="eastAsia"/>
           <w:lang w:eastAsia="zh-CN"/>
@@ -208,6 +209,7 @@
     <w:p>
       <w:pPr>
         <w:pStyle w:val="Abstract"/>
+        <w:ind w:firstLineChars="200" w:firstLine="360"/>
         <w:rPr>
           <w:rFonts w:eastAsia="宋体" w:hint="eastAsia"/>
           <w:lang w:eastAsia="zh-CN"/>
@@ -225,6 +227,7 @@
     <w:p>
       <w:pPr>
         <w:pStyle w:val="Abstract"/>
+        <w:ind w:firstLineChars="200" w:firstLine="360"/>
         <w:rPr>
           <w:rFonts w:eastAsia="宋体" w:hint="eastAsia"/>
           <w:lang w:eastAsia="zh-CN"/>
@@ -354,6 +357,7 @@
     <w:p>
       <w:pPr>
         <w:pStyle w:val="Abstract"/>
+        <w:ind w:firstLineChars="200" w:firstLine="360"/>
         <w:rPr>
           <w:rFonts w:eastAsia="宋体" w:hint="eastAsia"/>
           <w:lang w:eastAsia="zh-CN"/>
@@ -365,7 +369,22 @@
           <w:rFonts w:eastAsia="Verdana"/>
           <w14:ligatures w14:val="standard"/>
         </w:rPr>
-        <w:t xml:space="preserve">Video streaming and Video-on-Demand (VOD) systems have become widely deployed across modern Internet platforms, ranging from large-scale commercial services such as YouTube and NicoNico to smaller self-hosted media platforms and personal websites. The economic and network impact of online video streaming continues to grow rapidly. According to Alphabet’s investor reports, YouTube advertising revenue alone reached $9.9 </w:t>
+        <w:t>Video streaming and Video-on-Demand (VOD) systems have become widely deployed across modern Internet platforms, from large-scale commercial services such as YouTube and NicoNico</w:t>
+      </w:r>
+      <w:r>
+        <w:rPr>
+          <w:rFonts w:eastAsia="宋体" w:hint="eastAsia"/>
+          <w:lang w:eastAsia="zh-CN"/>
+          <w14:ligatures w14:val="standard"/>
+        </w:rPr>
+        <w:t xml:space="preserve">, </w:t>
+      </w:r>
+      <w:r>
+        <w:rPr>
+          <w:rFonts w:eastAsia="Verdana"/>
+          <w14:ligatures w14:val="standard"/>
+        </w:rPr>
+        <w:t xml:space="preserve">to smaller self-hosted media platforms and personal websites. The economic and network impact of online video streaming continues to grow rapidly. According to Alphabet’s investor reports, YouTube advertising revenue alone reached $9.9 </w:t>
       </w:r>
       <w:r>
         <w:rPr>
@@ -378,6 +397,7 @@
     <w:p>
       <w:pPr>
         <w:pStyle w:val="Abstract"/>
+        <w:ind w:firstLineChars="200" w:firstLine="360"/>
         <w:rPr>
           <w:rFonts w:eastAsia="宋体" w:hint="eastAsia"/>
           <w:lang w:eastAsia="zh-CN"/>
@@ -389,12 +409,118 @@
           <w:rFonts w:eastAsia="Verdana"/>
           <w14:ligatures w14:val="standard"/>
         </w:rPr>
-        <w:t>At the same time, the deployment environments of modern VOD systems have become increasingly diverse and complex. Browser-based streaming systems are expected to support a wide range of browsers, operating systems, devices, and network conditions. According to StatCounter Global Stats, Google Chrome maintained approximately 65% global browser market share during 2025–2026, while Safari occupied roughly 15% of the market [3]. In addition, browsers such as Microsoft Edge, Firefox, Samsung Internet, and Opera continue to maintain noticeable user bases. As a result, compatibility and playback behavior across heterogeneous client environments have become important challenges for modern streaming systems.</w:t>
+        <w:t>At the same time, the deployment environments of modern VOD systems have become</w:t>
+      </w:r>
+      <w:r>
+        <w:rPr>
+          <w:rFonts w:eastAsia="宋体" w:hint="eastAsia"/>
+          <w:lang w:eastAsia="zh-CN"/>
+          <w14:ligatures w14:val="standard"/>
+        </w:rPr>
+        <w:t xml:space="preserve"> more</w:t>
+      </w:r>
+      <w:r>
+        <w:rPr>
+          <w:rFonts w:eastAsia="Verdana"/>
+          <w14:ligatures w14:val="standard"/>
+        </w:rPr>
+        <w:t xml:space="preserve"> diverse and complex. Browser-based streaming systems are expected to support a wide range of browsers, operating systems, devices, and network conditions. According to StatCounter Global Stats, Google Chrome maintained approximately 65% global browser market share during 2025–2026, while Safari occupied roughly 15% of the market [3]</w:t>
+      </w:r>
+      <w:r>
+        <w:rPr>
+          <w:rFonts w:eastAsia="宋体" w:hint="eastAsia"/>
+          <w:lang w:eastAsia="zh-CN"/>
+          <w14:ligatures w14:val="standard"/>
+        </w:rPr>
+        <w:t xml:space="preserve"> Besides these two</w:t>
+      </w:r>
+      <w:r>
+        <w:rPr>
+          <w:rFonts w:eastAsia="Verdana"/>
+          <w14:ligatures w14:val="standard"/>
+        </w:rPr>
+        <w:t xml:space="preserve">, browsers such as Microsoft Edge, Firefox, Samsung Internet, and Opera </w:t>
+      </w:r>
+      <w:r>
+        <w:rPr>
+          <w:rFonts w:eastAsia="宋体" w:hint="eastAsia"/>
+          <w:lang w:eastAsia="zh-CN"/>
+          <w14:ligatures w14:val="standard"/>
+        </w:rPr>
+        <w:t>also</w:t>
+      </w:r>
+      <w:r>
+        <w:rPr>
+          <w:rFonts w:eastAsia="Verdana"/>
+          <w14:ligatures w14:val="standard"/>
+        </w:rPr>
+        <w:t xml:space="preserve"> maintain noticeable user bases. </w:t>
+      </w:r>
+      <w:r>
+        <w:rPr>
+          <w:rFonts w:eastAsia="宋体" w:hint="eastAsia"/>
+          <w:lang w:eastAsia="zh-CN"/>
+          <w14:ligatures w14:val="standard"/>
+        </w:rPr>
+        <w:t>So, c</w:t>
+      </w:r>
+      <w:r>
+        <w:rPr>
+          <w:rFonts w:eastAsia="Verdana"/>
+          <w14:ligatures w14:val="standard"/>
+        </w:rPr>
+        <w:t xml:space="preserve">ompatibility and playback behavior across </w:t>
+      </w:r>
+      <w:r>
+        <w:rPr>
+          <w:rFonts w:eastAsia="宋体" w:hint="eastAsia"/>
+          <w:lang w:eastAsia="zh-CN"/>
+          <w14:ligatures w14:val="standard"/>
+        </w:rPr>
+        <w:t>various</w:t>
+      </w:r>
+      <w:r>
+        <w:rPr>
+          <w:rFonts w:eastAsia="Verdana"/>
+          <w14:ligatures w14:val="standard"/>
+        </w:rPr>
+        <w:t xml:space="preserve"> client environments have become important </w:t>
+      </w:r>
+      <w:r>
+        <w:rPr>
+          <w:rFonts w:eastAsia="宋体" w:hint="eastAsia"/>
+          <w:lang w:eastAsia="zh-CN"/>
+          <w14:ligatures w14:val="standard"/>
+        </w:rPr>
+        <w:t>requirements</w:t>
+      </w:r>
+      <w:r>
+        <w:rPr>
+          <w:rFonts w:eastAsia="Verdana"/>
+          <w14:ligatures w14:val="standard"/>
+        </w:rPr>
+        <w:t xml:space="preserve"> for modern </w:t>
+      </w:r>
+      <w:r>
+        <w:rPr>
+          <w:rFonts w:eastAsia="宋体" w:hint="eastAsia"/>
+          <w:lang w:eastAsia="zh-CN"/>
+          <w14:ligatures w14:val="standard"/>
+        </w:rPr>
+        <w:t>VOD</w:t>
+      </w:r>
+      <w:r>
+        <w:rPr>
+          <w:rFonts w:eastAsia="Verdana"/>
+          <w14:ligatures w14:val="standard"/>
+        </w:rPr>
+        <w:t xml:space="preserve"> systems.</w:t>
       </w:r>
     </w:p>
     <w:p>
       <w:pPr>
         <w:pStyle w:val="Abstract"/>
+        <w:ind w:firstLineChars="200" w:firstLine="360"/>
         <w:rPr>
           <w:rFonts w:eastAsia="宋体" w:hint="eastAsia"/>
           <w:lang w:eastAsia="zh-CN"/>
@@ -406,12 +532,98 @@
           <w:rFonts w:eastAsia="Verdana"/>
           <w14:ligatures w14:val="standard"/>
         </w:rPr>
-        <w:t>Beyond platform diversity, video content itself may exhibit significantly different characteristics and performance requirements. Different streaming scenarios may prioritize different metrics, including playback smoothness, startup delay, bandwidth consumption, transcoding overhead, storage cost, or compatibility. Server hardware capability, storage capacity, and network conditions may also vary substantially across deployment environments. These factors collectively make the design and evaluation of VOD systems increasingly complex, particularly for lightweight or small-scale deployments.</w:t>
+        <w:t xml:space="preserve">Beyond platform diversity, video content itself may </w:t>
+      </w:r>
+      <w:r>
+        <w:rPr>
+          <w:rFonts w:eastAsia="宋体" w:hint="eastAsia"/>
+          <w:lang w:eastAsia="zh-CN"/>
+          <w14:ligatures w14:val="standard"/>
+        </w:rPr>
+        <w:t xml:space="preserve">also </w:t>
+      </w:r>
+      <w:proofErr w:type="gramStart"/>
+      <w:r>
+        <w:rPr>
+          <w:rFonts w:eastAsia="宋体" w:hint="eastAsia"/>
+          <w:lang w:eastAsia="zh-CN"/>
+          <w14:ligatures w14:val="standard"/>
+        </w:rPr>
+        <w:t>shows</w:t>
+      </w:r>
+      <w:proofErr w:type="gramEnd"/>
+      <w:r>
+        <w:rPr>
+          <w:rFonts w:eastAsia="Verdana"/>
+          <w14:ligatures w14:val="standard"/>
+        </w:rPr>
+        <w:t xml:space="preserve"> significant different characteristics and performance requirements. Different streaming scenarios may </w:t>
+      </w:r>
+      <w:r>
+        <w:rPr>
+          <w:rFonts w:eastAsia="宋体" w:hint="eastAsia"/>
+          <w:lang w:eastAsia="zh-CN"/>
+          <w14:ligatures w14:val="standard"/>
+        </w:rPr>
+        <w:t xml:space="preserve">emphasize </w:t>
+      </w:r>
+      <w:r>
+        <w:rPr>
+          <w:rFonts w:eastAsia="Verdana"/>
+          <w14:ligatures w14:val="standard"/>
+        </w:rPr>
+        <w:t xml:space="preserve">different </w:t>
+      </w:r>
+      <w:r>
+        <w:rPr>
+          <w:rFonts w:eastAsia="宋体" w:hint="eastAsia"/>
+          <w:lang w:eastAsia="zh-CN"/>
+          <w14:ligatures w14:val="standard"/>
+        </w:rPr>
+        <w:t xml:space="preserve">performance </w:t>
+      </w:r>
+      <w:r>
+        <w:rPr>
+          <w:rFonts w:eastAsia="Verdana"/>
+          <w14:ligatures w14:val="standard"/>
+        </w:rPr>
+        <w:t>metrics, includin</w:t>
+      </w:r>
+      <w:r>
+        <w:rPr>
+          <w:rFonts w:eastAsia="宋体" w:hint="eastAsia"/>
+          <w:lang w:eastAsia="zh-CN"/>
+          <w14:ligatures w14:val="standard"/>
+        </w:rPr>
+        <w:t>g</w:t>
+      </w:r>
+      <w:r>
+        <w:rPr>
+          <w:rFonts w:eastAsia="Verdana"/>
+          <w14:ligatures w14:val="standard"/>
+        </w:rPr>
+        <w:t xml:space="preserve"> startup delay, bandwidth consumption, transcoding</w:t>
+      </w:r>
+      <w:r>
+        <w:rPr>
+          <w:rFonts w:eastAsia="宋体" w:hint="eastAsia"/>
+          <w:lang w:eastAsia="zh-CN"/>
+          <w14:ligatures w14:val="standard"/>
+        </w:rPr>
+        <w:t xml:space="preserve"> speed,</w:t>
+      </w:r>
+      <w:r>
+        <w:rPr>
+          <w:rFonts w:eastAsia="Verdana"/>
+          <w14:ligatures w14:val="standard"/>
+        </w:rPr>
+        <w:t xml:space="preserve"> storage cost, or compatibility. Server hardware capability, storage capacity, and network conditions may also vary substantially across deployment environments. These factors collectively make the design and evaluation of VOD systems increasingly complex, particularly for lightweight or small-scale deployments.</w:t>
       </w:r>
     </w:p>
     <w:p>
       <w:pPr>
         <w:pStyle w:val="Abstract"/>
+        <w:ind w:firstLineChars="200" w:firstLine="360"/>
         <w:rPr>
           <w:rFonts w:eastAsia="宋体" w:hint="eastAsia"/>
           <w:lang w:eastAsia="zh-CN"/>
@@ -423,68 +635,2218 @@
           <w:rFonts w:eastAsia="Verdana"/>
           <w14:ligatures w14:val="standard"/>
         </w:rPr>
-        <w:t>Meanwhile, multiple video codecs have become widely adopted in browser-based streaming systems, including H.264 and H.265. Different codecs introduce different tradeoffs in compression efficiency, computational complexity, browser compatibility, and transcoding performance. In addition, browser support and common transcoding tools may provide inconsistent compatibility across different codec configurations. As a result, comparing codecs under consistent experimental conditions becomes difficult, while practical performance characteristics are often fragmented and difficult to evaluate systematically.</w:t>
+        <w:t xml:space="preserve">Meanwhile, </w:t>
+      </w:r>
+      <w:proofErr w:type="gramStart"/>
+      <w:r>
+        <w:rPr>
+          <w:rFonts w:eastAsia="宋体" w:hint="eastAsia"/>
+          <w:lang w:eastAsia="zh-CN"/>
+          <w14:ligatures w14:val="standard"/>
+        </w:rPr>
+        <w:t>Several</w:t>
+      </w:r>
+      <w:proofErr w:type="gramEnd"/>
+      <w:r>
+        <w:rPr>
+          <w:rFonts w:eastAsia="宋体" w:hint="eastAsia"/>
+          <w:lang w:eastAsia="zh-CN"/>
+          <w14:ligatures w14:val="standard"/>
+        </w:rPr>
+        <w:t xml:space="preserve"> different</w:t>
+      </w:r>
+      <w:r>
+        <w:rPr>
+          <w:rFonts w:eastAsia="Verdana"/>
+          <w14:ligatures w14:val="standard"/>
+        </w:rPr>
+        <w:t xml:space="preserve"> video codecs have </w:t>
+      </w:r>
+      <w:r>
+        <w:rPr>
+          <w:rFonts w:eastAsia="宋体" w:hint="eastAsia"/>
+          <w:lang w:eastAsia="zh-CN"/>
+          <w14:ligatures w14:val="standard"/>
+        </w:rPr>
+        <w:t xml:space="preserve">been </w:t>
+      </w:r>
+      <w:proofErr w:type="gramStart"/>
+      <w:r>
+        <w:rPr>
+          <w:rFonts w:eastAsia="宋体" w:hint="eastAsia"/>
+          <w:lang w:eastAsia="zh-CN"/>
+          <w14:ligatures w14:val="standard"/>
+        </w:rPr>
+        <w:t>came</w:t>
+      </w:r>
+      <w:proofErr w:type="gramEnd"/>
+      <w:r>
+        <w:rPr>
+          <w:rFonts w:eastAsia="宋体" w:hint="eastAsia"/>
+          <w:lang w:eastAsia="zh-CN"/>
+          <w14:ligatures w14:val="standard"/>
+        </w:rPr>
+        <w:t xml:space="preserve"> up and</w:t>
+      </w:r>
+      <w:r>
+        <w:rPr>
+          <w:rFonts w:eastAsia="Verdana"/>
+          <w14:ligatures w14:val="standard"/>
+        </w:rPr>
+        <w:t xml:space="preserve"> adopted in browser-based streaming systems, including H.264 and H.265. Different codecs</w:t>
+      </w:r>
+      <w:r>
+        <w:rPr>
+          <w:rFonts w:eastAsia="宋体" w:hint="eastAsia"/>
+          <w:lang w:eastAsia="zh-CN"/>
+          <w14:ligatures w14:val="standard"/>
+        </w:rPr>
+        <w:t xml:space="preserve"> have</w:t>
+      </w:r>
+      <w:r>
+        <w:rPr>
+          <w:rFonts w:eastAsia="Verdana"/>
+          <w14:ligatures w14:val="standard"/>
+        </w:rPr>
+        <w:t xml:space="preserve"> different tradeoffs in compression efficiency, computational complexity,</w:t>
+      </w:r>
+      <w:r>
+        <w:rPr>
+          <w:rFonts w:eastAsia="宋体" w:hint="eastAsia"/>
+          <w:lang w:eastAsia="zh-CN"/>
+          <w14:ligatures w14:val="standard"/>
+        </w:rPr>
+        <w:t xml:space="preserve"> </w:t>
+      </w:r>
+      <w:r>
+        <w:rPr>
+          <w:rFonts w:eastAsia="Verdana"/>
+          <w14:ligatures w14:val="standard"/>
+        </w:rPr>
+        <w:t>browser compatibility, and transcoding performance.</w:t>
+      </w:r>
+      <w:r>
+        <w:rPr>
+          <w:rFonts w:eastAsia="宋体" w:hint="eastAsia"/>
+          <w:lang w:eastAsia="zh-CN"/>
+          <w14:ligatures w14:val="standard"/>
+        </w:rPr>
+        <w:t xml:space="preserve"> </w:t>
+      </w:r>
+      <w:r>
+        <w:rPr>
+          <w:rFonts w:eastAsia="宋体"/>
+          <w:lang w:eastAsia="zh-CN"/>
+          <w14:ligatures w14:val="standard"/>
+        </w:rPr>
+        <w:t xml:space="preserve">Consequently, </w:t>
+      </w:r>
+      <w:r>
+        <w:rPr>
+          <w:rFonts w:eastAsia="宋体" w:hint="eastAsia"/>
+          <w:lang w:eastAsia="zh-CN"/>
+          <w14:ligatures w14:val="standard"/>
+        </w:rPr>
+        <w:t>differen</w:t>
+      </w:r>
+      <w:r>
+        <w:rPr>
+          <w:rFonts w:eastAsia="宋体"/>
+          <w:lang w:eastAsia="zh-CN"/>
+          <w14:ligatures w14:val="standard"/>
+        </w:rPr>
+        <w:t>t browser and transcoding tool support makes it difficult to systematically evaluate codec configurations.</w:t>
       </w:r>
     </w:p>
     <w:p>
       <w:pPr>
         <w:pStyle w:val="Abstract"/>
-        <w:rPr>
-          <w:rFonts w:eastAsia="宋体" w:hint="eastAsia"/>
-          <w:lang w:eastAsia="zh-CN"/>
-          <w14:ligatures w14:val="standard"/>
-        </w:rPr>
-      </w:pPr>
-      <w:r>
+        <w:ind w:firstLineChars="200" w:firstLine="360"/>
         <w:rPr>
           <w:rFonts w:eastAsia="Verdana"/>
           <w14:ligatures w14:val="standard"/>
         </w:rPr>
-        <w:t xml:space="preserve">To address these challenges, this paper presents WeOD, a lightweight DASH-based VOD experimental platform for codec and frame rate evaluation. The system adopts a browser-based </w:t>
-      </w:r>
+      </w:pPr>
       <w:r>
         <w:rPr>
           <w:rFonts w:eastAsia="Verdana"/>
           <w14:ligatures w14:val="standard"/>
         </w:rPr>
+        <w:t xml:space="preserve">To address these challenges and provide a more practical evaluation environment for codec comparison, we develop WeOD, a lightweight DASH-based VOD experimental platform for browser-based streaming evaluation. The system adopts a conventional client-server architecture and integrates dash.js in the frontend for browser-based video playback. A VOD server can </w:t>
+      </w:r>
+      <w:r>
+        <w:rPr>
+          <w:rFonts w:eastAsia="Verdana"/>
+          <w14:ligatures w14:val="standard"/>
+        </w:rPr>
         <w:lastRenderedPageBreak/>
-        <w:t>client-server architecture that supports configurable codec and FPS selection for video playback. During playback, frontend and backend performance metrics are automatically collected and stored for further analysis, providing a lightweight and reproducible environment for evaluating streaming performance under different codec configurations.</w:t>
+        <w:t>be deployed on a Windows-based machine, while client devices may access and play selected video content through a web browser interface.</w:t>
       </w:r>
     </w:p>
     <w:p>
       <w:pPr>
+        <w:pStyle w:val="Abstract"/>
+        <w:ind w:firstLineChars="200" w:firstLine="360"/>
+        <w:rPr>
+          <w:rFonts w:eastAsia="宋体" w:hint="eastAsia"/>
+          <w:lang w:eastAsia="zh-CN"/>
+          <w14:ligatures w14:val="standard"/>
+        </w:rPr>
+      </w:pPr>
+      <w:bookmarkStart w:id="1" w:name="_Hlk229512736"/>
+      <w:r>
+        <w:rPr>
+          <w:rFonts w:eastAsia="Verdana"/>
+          <w14:ligatures w14:val="standard"/>
+        </w:rPr>
+        <w:t>Before playback, users may configure codec and frame rate settings for the streaming session. During playback, frontend and backend performance metrics are automatically collected and stored on the server side for further analysis. Using this platform, different codec configurations can be evaluated under controlled experimental conditions, allowing more systematic analysis of codec behavior, playback performance, and compatibility characteristics across different streaming environments.</w:t>
+      </w:r>
+      <w:bookmarkEnd w:id="1"/>
+    </w:p>
+    <w:p>
+      <w:pPr>
+        <w:pStyle w:val="Statements"/>
+        <w:rPr>
+          <w:lang w:eastAsia="ja-JP"/>
+          <w14:ligatures w14:val="standard"/>
+        </w:rPr>
+      </w:pPr>
+      <w:r>
+        <w:rPr>
+          <w:b/>
+          <w:lang w:eastAsia="ja-JP"/>
+          <w14:ligatures w14:val="standard"/>
+        </w:rPr>
+        <w:t>The</w:t>
+      </w:r>
+      <w:r>
+        <w:rPr>
+          <w:b/>
+          <w:lang w:eastAsia="ja-JP"/>
+          <w14:ligatures w14:val="standard"/>
+        </w:rPr>
+        <w:t>o</w:t>
+      </w:r>
+      <w:r>
+        <w:rPr>
+          <w:b/>
+          <w:lang w:eastAsia="ja-JP"/>
+          <w14:ligatures w14:val="standard"/>
+        </w:rPr>
+        <w:t>r</w:t>
+      </w:r>
+      <w:r>
+        <w:rPr>
+          <w:b/>
+          <w:lang w:eastAsia="ja-JP"/>
+          <w14:ligatures w14:val="standard"/>
+        </w:rPr>
+        <w:t>e</w:t>
+      </w:r>
+      <w:r>
+        <w:rPr>
+          <w:b/>
+          <w:lang w:eastAsia="ja-JP"/>
+          <w14:ligatures w14:val="standard"/>
+        </w:rPr>
+        <w:t>m</w:t>
+      </w:r>
+      <w:r>
+        <w:rPr>
+          <w:b/>
+          <w:lang w:eastAsia="ja-JP"/>
+          <w14:ligatures w14:val="standard"/>
+        </w:rPr>
+        <w:t>/Proof/Lemma</w:t>
+      </w:r>
+      <w:r>
+        <w:rPr>
+          <w:b/>
+          <w:lang w:eastAsia="ja-JP"/>
+          <w14:ligatures w14:val="standard"/>
+        </w:rPr>
+        <w:t>.</w:t>
+      </w:r>
+      <w:r>
+        <w:rPr>
+          <w:lang w:eastAsia="ja-JP"/>
+          <w14:ligatures w14:val="standard"/>
+        </w:rPr>
+        <w:t xml:space="preserve"> </w:t>
+      </w:r>
+      <w:r>
+        <w:rPr>
+          <w:szCs w:val="18"/>
+          <w:lang w:eastAsia="ja-JP"/>
+          <w14:ligatures w14:val="standard"/>
+        </w:rPr>
+        <w:t>Insert text here for the enunciation or Math statement. Insert text here for the enunciation or Math statement. Insert text here for the enunciation or Math statement. Insert text here for the enunciation or Math statement. Insert text here for the enunciation or Math statement.</w:t>
+      </w:r>
+    </w:p>
+    <w:p>
+      <w:pPr>
+        <w:pStyle w:val="Extract"/>
+        <w:rPr>
+          <w:rFonts w:eastAsia="宋体"/>
+          <w:szCs w:val="18"/>
+          <w:lang w:eastAsia="zh-CN"/>
+          <w14:ligatures w14:val="standard"/>
+        </w:rPr>
+      </w:pPr>
+      <w:proofErr w:type="gramStart"/>
+      <w:r>
+        <w:rPr>
+          <w:szCs w:val="18"/>
+          <w:lang w:eastAsia="ja-JP"/>
+          <w14:ligatures w14:val="standard"/>
+        </w:rPr>
+        <w:t>....</w:t>
+      </w:r>
+      <w:r>
+        <w:rPr>
+          <w:szCs w:val="18"/>
+          <w:lang w:eastAsia="ja-JP"/>
+          <w14:ligatures w14:val="standard"/>
+        </w:rPr>
+        <w:t>Insert</w:t>
+      </w:r>
+      <w:proofErr w:type="gramEnd"/>
+      <w:r>
+        <w:rPr>
+          <w:szCs w:val="18"/>
+          <w:lang w:eastAsia="ja-JP"/>
+          <w14:ligatures w14:val="standard"/>
+        </w:rPr>
+        <w:t xml:space="preserve"> text here for the </w:t>
+      </w:r>
+      <w:r>
+        <w:rPr>
+          <w:szCs w:val="18"/>
+          <w:lang w:eastAsia="ja-JP"/>
+          <w14:ligatures w14:val="standard"/>
+        </w:rPr>
+        <w:t xml:space="preserve">Quotation or </w:t>
+      </w:r>
+      <w:r>
+        <w:rPr>
+          <w:szCs w:val="18"/>
+          <w:lang w:eastAsia="ja-JP"/>
+          <w14:ligatures w14:val="standard"/>
+        </w:rPr>
+        <w:t xml:space="preserve">Extract, </w:t>
+      </w:r>
+      <w:proofErr w:type="gramStart"/>
+      <w:r>
+        <w:rPr>
+          <w:szCs w:val="18"/>
+          <w:lang w:eastAsia="ja-JP"/>
+          <w14:ligatures w14:val="standard"/>
+        </w:rPr>
+        <w:t>Insert</w:t>
+      </w:r>
+      <w:proofErr w:type="gramEnd"/>
+      <w:r>
+        <w:rPr>
+          <w:szCs w:val="18"/>
+          <w:lang w:eastAsia="ja-JP"/>
+          <w14:ligatures w14:val="standard"/>
+        </w:rPr>
+        <w:t xml:space="preserve"> text here for the Quotation or Extract, </w:t>
+      </w:r>
+      <w:proofErr w:type="gramStart"/>
+      <w:r>
+        <w:rPr>
+          <w:szCs w:val="18"/>
+          <w:lang w:eastAsia="ja-JP"/>
+          <w14:ligatures w14:val="standard"/>
+        </w:rPr>
+        <w:t>Insert</w:t>
+      </w:r>
+      <w:proofErr w:type="gramEnd"/>
+      <w:r>
+        <w:rPr>
+          <w:szCs w:val="18"/>
+          <w:lang w:eastAsia="ja-JP"/>
+          <w14:ligatures w14:val="standard"/>
+        </w:rPr>
+        <w:t xml:space="preserve"> text here for the Quotation or Extract, </w:t>
+      </w:r>
+      <w:proofErr w:type="gramStart"/>
+      <w:r>
+        <w:rPr>
+          <w:szCs w:val="18"/>
+          <w:lang w:eastAsia="ja-JP"/>
+          <w14:ligatures w14:val="standard"/>
+        </w:rPr>
+        <w:t>Insert</w:t>
+      </w:r>
+      <w:proofErr w:type="gramEnd"/>
+      <w:r>
+        <w:rPr>
+          <w:szCs w:val="18"/>
+          <w:lang w:eastAsia="ja-JP"/>
+          <w14:ligatures w14:val="standard"/>
+        </w:rPr>
+        <w:t xml:space="preserve"> text here for the Quotation or Extract, </w:t>
+      </w:r>
+      <w:proofErr w:type="gramStart"/>
+      <w:r>
+        <w:rPr>
+          <w:szCs w:val="18"/>
+          <w:lang w:eastAsia="ja-JP"/>
+          <w14:ligatures w14:val="standard"/>
+        </w:rPr>
+        <w:t>Insert</w:t>
+      </w:r>
+      <w:proofErr w:type="gramEnd"/>
+      <w:r>
+        <w:rPr>
+          <w:szCs w:val="18"/>
+          <w:lang w:eastAsia="ja-JP"/>
+          <w14:ligatures w14:val="standard"/>
+        </w:rPr>
+        <w:t xml:space="preserve"> text here for the Quotation or Extract, Insert text here for the Quotation or Extract</w:t>
+      </w:r>
+      <w:r>
+        <w:rPr>
+          <w:szCs w:val="18"/>
+          <w:lang w:eastAsia="ja-JP"/>
+          <w14:ligatures w14:val="standard"/>
+        </w:rPr>
+        <w:t>.</w:t>
+      </w:r>
+    </w:p>
+    <w:p>
+      <w:pPr>
+        <w:pStyle w:val="ReferenceHead"/>
+        <w:rPr>
+          <w:rFonts w:eastAsia="宋体"/>
+          <w:lang w:eastAsia="zh-CN"/>
+          <w14:ligatures w14:val="standard"/>
+        </w:rPr>
+      </w:pPr>
+      <w:r>
+        <w:rPr>
+          <w:rFonts w:eastAsia="宋体" w:hint="eastAsia"/>
+          <w:lang w:eastAsia="zh-CN"/>
+          <w14:ligatures w14:val="standard"/>
+        </w:rPr>
+        <w:t>2 Background</w:t>
+      </w:r>
+    </w:p>
+    <w:p>
+      <w:pPr>
+        <w:pStyle w:val="ReferenceHead"/>
+        <w:rPr>
+          <w:rFonts w:eastAsia="宋体"/>
+          <w:lang w:eastAsia="zh-CN"/>
+          <w14:ligatures w14:val="standard"/>
+        </w:rPr>
+      </w:pPr>
+      <w:r>
+        <w:rPr>
+          <w:rFonts w:eastAsia="宋体" w:hint="eastAsia"/>
+          <w:lang w:eastAsia="zh-CN"/>
+          <w14:ligatures w14:val="standard"/>
+        </w:rPr>
+        <w:t>2.1 DASH based streaming</w:t>
+      </w:r>
+    </w:p>
+    <w:p>
+      <w:pPr>
+        <w:pStyle w:val="Abstract"/>
+        <w:ind w:firstLineChars="200" w:firstLine="360"/>
+        <w:rPr>
+          <w:rFonts w:eastAsia="宋体" w:hint="eastAsia"/>
+          <w:lang w:eastAsia="zh-CN"/>
+          <w14:ligatures w14:val="standard"/>
+        </w:rPr>
+      </w:pPr>
+      <w:r>
+        <w:rPr>
+          <w:rFonts w:eastAsia="宋体"/>
+          <w:lang w:eastAsia="zh-CN"/>
+          <w14:ligatures w14:val="standard"/>
+        </w:rPr>
+        <w:t>Dynamic Adaptive Streaming over HTTP (DASH) is a standard</w:t>
+      </w:r>
+      <w:r>
+        <w:rPr>
+          <w:rFonts w:eastAsia="宋体" w:hint="eastAsia"/>
+          <w:lang w:eastAsia="zh-CN"/>
+          <w14:ligatures w14:val="standard"/>
+        </w:rPr>
+        <w:t xml:space="preserve"> </w:t>
+      </w:r>
+      <w:r>
+        <w:rPr>
+          <w:rFonts w:eastAsia="宋体"/>
+          <w:lang w:eastAsia="zh-CN"/>
+          <w14:ligatures w14:val="standard"/>
+        </w:rPr>
+        <w:t xml:space="preserve">HTTP-based streaming technique for </w:t>
+      </w:r>
+      <w:r>
+        <w:rPr>
+          <w:rFonts w:eastAsia="宋体" w:hint="eastAsia"/>
+          <w:lang w:eastAsia="zh-CN"/>
+          <w14:ligatures w14:val="standard"/>
+        </w:rPr>
+        <w:t>transmitting</w:t>
+      </w:r>
+      <w:r>
+        <w:rPr>
+          <w:rFonts w:eastAsia="宋体"/>
+          <w:lang w:eastAsia="zh-CN"/>
+          <w14:ligatures w14:val="standard"/>
+        </w:rPr>
+        <w:t xml:space="preserve"> multimedia content over the Internet. Instead of transmitting a video as a single continuous file, DASH divides</w:t>
+      </w:r>
+      <w:r>
+        <w:rPr>
+          <w:rFonts w:eastAsia="宋体" w:hint="eastAsia"/>
+          <w:lang w:eastAsia="zh-CN"/>
+          <w14:ligatures w14:val="standard"/>
+        </w:rPr>
+        <w:t xml:space="preserve"> and packs</w:t>
+      </w:r>
+      <w:r>
+        <w:rPr>
+          <w:rFonts w:eastAsia="宋体"/>
+          <w:lang w:eastAsia="zh-CN"/>
+          <w14:ligatures w14:val="standard"/>
+        </w:rPr>
+        <w:t xml:space="preserve"> the media content into multiple short segments and describes the available media representations through</w:t>
+      </w:r>
+      <w:r>
+        <w:rPr>
+          <w:rFonts w:eastAsia="宋体" w:hint="eastAsia"/>
+          <w:lang w:eastAsia="zh-CN"/>
+          <w14:ligatures w14:val="standard"/>
+        </w:rPr>
+        <w:t xml:space="preserve"> a file, which is called</w:t>
+      </w:r>
+      <w:r>
+        <w:rPr>
+          <w:rFonts w:eastAsia="宋体"/>
+          <w:lang w:eastAsia="zh-CN"/>
+          <w14:ligatures w14:val="standard"/>
+        </w:rPr>
+        <w:t xml:space="preserve"> Media Presentation Description (MPD). A DASH client </w:t>
+      </w:r>
+      <w:r>
+        <w:rPr>
+          <w:rFonts w:eastAsia="宋体" w:hint="eastAsia"/>
+          <w:lang w:eastAsia="zh-CN"/>
+          <w14:ligatures w14:val="standard"/>
+        </w:rPr>
+        <w:t xml:space="preserve">receives </w:t>
+      </w:r>
+      <w:r>
+        <w:rPr>
+          <w:rFonts w:eastAsia="宋体"/>
+          <w:lang w:eastAsia="zh-CN"/>
+          <w14:ligatures w14:val="standard"/>
+        </w:rPr>
+        <w:t>the MPD first and then requests the corresponding media segments</w:t>
+      </w:r>
+      <w:r>
+        <w:rPr>
+          <w:rFonts w:eastAsia="宋体" w:hint="eastAsia"/>
+          <w:lang w:eastAsia="zh-CN"/>
+          <w14:ligatures w14:val="standard"/>
+        </w:rPr>
+        <w:t xml:space="preserve"> described in the MPD file</w:t>
+      </w:r>
+      <w:r>
+        <w:rPr>
+          <w:rFonts w:eastAsia="宋体"/>
+          <w:lang w:eastAsia="zh-CN"/>
+          <w14:ligatures w14:val="standard"/>
+        </w:rPr>
+        <w:t xml:space="preserve"> through standard HTTP requests.</w:t>
+      </w:r>
+    </w:p>
+    <w:p>
+      <w:pPr>
+        <w:pStyle w:val="Abstract"/>
+        <w:ind w:firstLineChars="200" w:firstLine="360"/>
+        <w:rPr>
+          <w:rFonts w:eastAsia="宋体" w:hint="eastAsia"/>
+          <w:lang w:eastAsia="zh-CN"/>
+          <w14:ligatures w14:val="standard"/>
+        </w:rPr>
+      </w:pPr>
+      <w:r>
+        <w:rPr>
+          <w:rFonts w:eastAsia="宋体"/>
+          <w:lang w:eastAsia="zh-CN"/>
+          <w14:ligatures w14:val="standard"/>
+        </w:rPr>
+        <w:t xml:space="preserve">One important advantage of DASH is that it can operate </w:t>
+      </w:r>
+      <w:r>
+        <w:rPr>
+          <w:rFonts w:eastAsia="宋体" w:hint="eastAsia"/>
+          <w:lang w:eastAsia="zh-CN"/>
+          <w14:ligatures w14:val="standard"/>
+        </w:rPr>
+        <w:t xml:space="preserve">through the </w:t>
+      </w:r>
+      <w:r>
+        <w:rPr>
+          <w:rFonts w:eastAsia="宋体"/>
+          <w:lang w:eastAsia="zh-CN"/>
+          <w14:ligatures w14:val="standard"/>
+        </w:rPr>
+        <w:t>exist</w:t>
+      </w:r>
+      <w:r>
+        <w:rPr>
+          <w:rFonts w:eastAsia="宋体" w:hint="eastAsia"/>
+          <w:lang w:eastAsia="zh-CN"/>
+          <w14:ligatures w14:val="standard"/>
+        </w:rPr>
+        <w:t>ed</w:t>
+      </w:r>
+      <w:r>
+        <w:rPr>
+          <w:rFonts w:eastAsia="宋体"/>
+          <w:lang w:eastAsia="zh-CN"/>
+          <w14:ligatures w14:val="standard"/>
+        </w:rPr>
+        <w:t xml:space="preserve"> HTTP infrastructure. Since DASH content is delivered through ordinary HTTP </w:t>
+      </w:r>
+      <w:r>
+        <w:rPr>
+          <w:rFonts w:eastAsia="宋体" w:hint="eastAsia"/>
+          <w:lang w:eastAsia="zh-CN"/>
+          <w14:ligatures w14:val="standard"/>
+        </w:rPr>
+        <w:t>protocol</w:t>
+      </w:r>
+      <w:r>
+        <w:rPr>
+          <w:rFonts w:eastAsia="宋体"/>
+          <w:lang w:eastAsia="zh-CN"/>
+          <w14:ligatures w14:val="standard"/>
+        </w:rPr>
+        <w:t xml:space="preserve">, it can be deployed </w:t>
+      </w:r>
+      <w:r>
+        <w:rPr>
+          <w:rFonts w:eastAsia="宋体" w:hint="eastAsia"/>
+          <w:lang w:eastAsia="zh-CN"/>
+          <w14:ligatures w14:val="standard"/>
+        </w:rPr>
+        <w:t>on any</w:t>
+      </w:r>
+      <w:r>
+        <w:rPr>
+          <w:rFonts w:eastAsia="宋体"/>
+          <w:lang w:eastAsia="zh-CN"/>
+          <w14:ligatures w14:val="standard"/>
+        </w:rPr>
+        <w:t xml:space="preserve"> common web </w:t>
+      </w:r>
+      <w:r>
+        <w:rPr>
+          <w:rFonts w:eastAsia="宋体" w:hint="eastAsia"/>
+          <w:lang w:eastAsia="zh-CN"/>
+          <w14:ligatures w14:val="standard"/>
+        </w:rPr>
+        <w:t>devices</w:t>
+      </w:r>
+      <w:r>
+        <w:rPr>
+          <w:rFonts w:eastAsia="宋体"/>
+          <w:lang w:eastAsia="zh-CN"/>
+          <w14:ligatures w14:val="standard"/>
+        </w:rPr>
+        <w:t xml:space="preserve"> and </w:t>
+      </w:r>
+      <w:r>
+        <w:rPr>
+          <w:rFonts w:eastAsia="宋体" w:hint="eastAsia"/>
+          <w:lang w:eastAsia="zh-CN"/>
+          <w14:ligatures w14:val="standard"/>
+        </w:rPr>
+        <w:t>could</w:t>
+      </w:r>
+      <w:r>
+        <w:rPr>
+          <w:rFonts w:eastAsia="宋体"/>
+          <w:lang w:eastAsia="zh-CN"/>
+          <w14:ligatures w14:val="standard"/>
+        </w:rPr>
+        <w:t xml:space="preserve"> also benefit from existing network infrastructure</w:t>
+      </w:r>
+      <w:r>
+        <w:rPr>
+          <w:rFonts w:eastAsia="宋体" w:hint="eastAsia"/>
+          <w:lang w:eastAsia="zh-CN"/>
+          <w14:ligatures w14:val="standard"/>
+        </w:rPr>
+        <w:t xml:space="preserve">. </w:t>
+      </w:r>
+      <w:r>
+        <w:rPr>
+          <w:rFonts w:eastAsia="宋体"/>
+          <w:lang w:eastAsia="zh-CN"/>
+          <w14:ligatures w14:val="standard"/>
+        </w:rPr>
+        <w:t xml:space="preserve">In this project, DASH is used </w:t>
+      </w:r>
+      <w:r>
+        <w:rPr>
+          <w:rFonts w:eastAsia="宋体" w:hint="eastAsia"/>
+          <w:lang w:eastAsia="zh-CN"/>
+          <w14:ligatures w14:val="standard"/>
+        </w:rPr>
+        <w:t xml:space="preserve">for a </w:t>
+      </w:r>
+      <w:r>
+        <w:rPr>
+          <w:rFonts w:eastAsia="宋体"/>
+          <w:lang w:eastAsia="zh-CN"/>
+          <w14:ligatures w14:val="standard"/>
+        </w:rPr>
+        <w:t>lightweight local VOD s</w:t>
+      </w:r>
+      <w:r>
+        <w:rPr>
+          <w:rFonts w:eastAsia="宋体" w:hint="eastAsia"/>
+          <w:lang w:eastAsia="zh-CN"/>
+          <w14:ligatures w14:val="standard"/>
+        </w:rPr>
+        <w:t>ystem</w:t>
+      </w:r>
+      <w:r>
+        <w:rPr>
+          <w:rFonts w:eastAsia="宋体"/>
+          <w:lang w:eastAsia="zh-CN"/>
+          <w14:ligatures w14:val="standard"/>
+        </w:rPr>
+        <w:t>, where the server generates DASH segments and an MPD file for selected video content, and the browser client retrieves these resources directly from the Flask server.</w:t>
+      </w:r>
+    </w:p>
+    <w:p>
+      <w:pPr>
+        <w:pStyle w:val="Abstract"/>
+        <w:ind w:firstLineChars="200" w:firstLine="360"/>
+        <w:rPr>
+          <w:rFonts w:eastAsia="宋体" w:hint="eastAsia"/>
+          <w:lang w:eastAsia="zh-CN"/>
+          <w14:ligatures w14:val="standard"/>
+        </w:rPr>
+      </w:pPr>
+      <w:bookmarkStart w:id="2" w:name="_Hlk229517047"/>
+      <w:r>
+        <w:rPr>
+          <w:rFonts w:eastAsia="宋体"/>
+          <w:lang w:eastAsia="zh-CN"/>
+          <w14:ligatures w14:val="standard"/>
+        </w:rPr>
+        <w:t>In production systems, DASH is often used together with adaptive bitrate streaming, where</w:t>
+      </w:r>
+      <w:r>
+        <w:rPr>
+          <w:rFonts w:eastAsia="宋体" w:hint="eastAsia"/>
+          <w:lang w:eastAsia="zh-CN"/>
+          <w14:ligatures w14:val="standard"/>
+        </w:rPr>
+        <w:t xml:space="preserve"> the server would generate</w:t>
+      </w:r>
+      <w:r>
+        <w:rPr>
+          <w:rFonts w:eastAsia="宋体"/>
+          <w:lang w:eastAsia="zh-CN"/>
+          <w14:ligatures w14:val="standard"/>
+        </w:rPr>
+        <w:t xml:space="preserve"> multiple representations of the same video </w:t>
+      </w:r>
+      <w:r>
+        <w:rPr>
+          <w:rFonts w:eastAsia="宋体" w:hint="eastAsia"/>
+          <w:lang w:eastAsia="zh-CN"/>
+          <w14:ligatures w14:val="standard"/>
+        </w:rPr>
+        <w:t>with</w:t>
+      </w:r>
+      <w:r>
+        <w:rPr>
+          <w:rFonts w:eastAsia="宋体"/>
+          <w:lang w:eastAsia="zh-CN"/>
+          <w14:ligatures w14:val="standard"/>
+        </w:rPr>
+        <w:t xml:space="preserve"> different bitrates or resolutions and the client dynamically selects among them according to network conditions. In contrast, WeOD focuses on controlled codec and frame rate evaluation rather than adaptive bitrate selection. Each experiment uses a selected codec and FPS configuration, and the generated DASH </w:t>
+      </w:r>
+      <w:r>
+        <w:rPr>
+          <w:rFonts w:eastAsia="宋体" w:hint="eastAsia"/>
+          <w:lang w:eastAsia="zh-CN"/>
+          <w14:ligatures w14:val="standard"/>
+        </w:rPr>
+        <w:t>files will be</w:t>
+      </w:r>
+      <w:r>
+        <w:rPr>
+          <w:rFonts w:eastAsia="宋体"/>
+          <w:lang w:eastAsia="zh-CN"/>
+          <w14:ligatures w14:val="standard"/>
+        </w:rPr>
+        <w:t xml:space="preserve"> used to </w:t>
+      </w:r>
+      <w:r>
+        <w:rPr>
+          <w:rFonts w:eastAsia="宋体" w:hint="eastAsia"/>
+          <w:lang w:eastAsia="zh-CN"/>
+          <w14:ligatures w14:val="standard"/>
+        </w:rPr>
+        <w:t xml:space="preserve">support and </w:t>
+      </w:r>
+      <w:r>
+        <w:rPr>
+          <w:rFonts w:eastAsia="宋体"/>
+          <w:lang w:eastAsia="zh-CN"/>
+          <w14:ligatures w14:val="standard"/>
+        </w:rPr>
+        <w:t>measure playback behavior under th</w:t>
+      </w:r>
+      <w:r>
+        <w:rPr>
+          <w:rFonts w:eastAsia="宋体" w:hint="eastAsia"/>
+          <w:lang w:eastAsia="zh-CN"/>
+          <w14:ligatures w14:val="standard"/>
+        </w:rPr>
+        <w:t xml:space="preserve">e selected </w:t>
+      </w:r>
+      <w:r>
+        <w:rPr>
+          <w:rFonts w:eastAsia="宋体"/>
+          <w:lang w:eastAsia="zh-CN"/>
+          <w14:ligatures w14:val="standard"/>
+        </w:rPr>
+        <w:t>configuration.</w:t>
+      </w:r>
+    </w:p>
+    <w:bookmarkEnd w:id="2"/>
+    <w:p>
+      <w:pPr>
+        <w:pStyle w:val="ReferenceHead"/>
+        <w:rPr>
+          <w:rFonts w:eastAsia="宋体"/>
+          <w:lang w:eastAsia="zh-CN"/>
+          <w14:ligatures w14:val="standard"/>
+        </w:rPr>
+      </w:pPr>
+      <w:r>
+        <w:rPr>
+          <w:rFonts w:eastAsia="宋体" w:hint="eastAsia"/>
+          <w:lang w:eastAsia="zh-CN"/>
+          <w14:ligatures w14:val="standard"/>
+        </w:rPr>
+        <w:t xml:space="preserve">2.2 </w:t>
+      </w:r>
+      <w:r>
+        <w:rPr>
+          <w:rFonts w:eastAsia="宋体"/>
+          <w:lang w:eastAsia="zh-CN"/>
+          <w14:ligatures w14:val="standard"/>
+        </w:rPr>
+        <w:t>Browser-Based Streaming Architecture</w:t>
+      </w:r>
+    </w:p>
+    <w:p>
+      <w:pPr>
+        <w:pStyle w:val="Abstract"/>
+        <w:ind w:firstLineChars="200" w:firstLine="360"/>
+        <w:rPr>
+          <w:rFonts w:eastAsia="宋体"/>
+          <w:lang w:eastAsia="zh-CN"/>
+          <w14:ligatures w14:val="standard"/>
+        </w:rPr>
+      </w:pPr>
+      <w:r>
+        <w:rPr>
+          <w:rFonts w:eastAsia="宋体"/>
+          <w:lang w:eastAsia="zh-CN"/>
+          <w14:ligatures w14:val="standard"/>
+        </w:rPr>
+        <w:t xml:space="preserve">Browser-based video streaming systems </w:t>
+      </w:r>
+      <w:r>
+        <w:rPr>
+          <w:rFonts w:eastAsia="宋体" w:hint="eastAsia"/>
+          <w:lang w:eastAsia="zh-CN"/>
+          <w14:ligatures w14:val="standard"/>
+        </w:rPr>
+        <w:t xml:space="preserve">usually adopted a server-client mode: it has a </w:t>
+      </w:r>
+      <w:r>
+        <w:rPr>
+          <w:rFonts w:eastAsia="宋体"/>
+          <w:lang w:eastAsia="zh-CN"/>
+          <w14:ligatures w14:val="standard"/>
+        </w:rPr>
+        <w:t xml:space="preserve">separate server-side media </w:t>
+      </w:r>
+      <w:r>
+        <w:rPr>
+          <w:rFonts w:eastAsia="宋体" w:hint="eastAsia"/>
+          <w:lang w:eastAsia="zh-CN"/>
+          <w14:ligatures w14:val="standard"/>
+        </w:rPr>
+        <w:t xml:space="preserve">process, storage and </w:t>
+      </w:r>
+      <w:r>
+        <w:rPr>
+          <w:rFonts w:eastAsia="宋体"/>
+          <w:lang w:eastAsia="zh-CN"/>
+          <w14:ligatures w14:val="standard"/>
+        </w:rPr>
+        <w:t>delivery</w:t>
+      </w:r>
+      <w:r>
+        <w:rPr>
+          <w:rFonts w:eastAsia="宋体" w:hint="eastAsia"/>
+          <w:lang w:eastAsia="zh-CN"/>
+          <w14:ligatures w14:val="standard"/>
+        </w:rPr>
+        <w:t xml:space="preserve"> and</w:t>
+      </w:r>
+      <w:r>
+        <w:rPr>
+          <w:rFonts w:eastAsia="宋体"/>
+          <w:lang w:eastAsia="zh-CN"/>
+          <w14:ligatures w14:val="standard"/>
+        </w:rPr>
+        <w:t xml:space="preserve"> client-side </w:t>
+      </w:r>
+      <w:r>
+        <w:rPr>
+          <w:rFonts w:eastAsia="宋体"/>
+          <w:lang w:eastAsia="zh-CN"/>
+          <w14:ligatures w14:val="standard"/>
+        </w:rPr>
+        <w:t>receive</w:t>
+      </w:r>
+      <w:r>
+        <w:rPr>
+          <w:rFonts w:eastAsia="宋体"/>
+          <w:lang w:eastAsia="zh-CN"/>
+          <w14:ligatures w14:val="standard"/>
+        </w:rPr>
+        <w:t xml:space="preserve"> playback</w:t>
+      </w:r>
+      <w:r>
+        <w:rPr>
+          <w:rFonts w:eastAsia="宋体"/>
+          <w:lang w:eastAsia="zh-CN"/>
+          <w14:ligatures w14:val="standard"/>
+        </w:rPr>
+        <w:t>. The server</w:t>
+      </w:r>
+      <w:r>
+        <w:rPr>
+          <w:rFonts w:eastAsia="宋体" w:hint="eastAsia"/>
+          <w:lang w:eastAsia="zh-CN"/>
+          <w14:ligatures w14:val="standard"/>
+        </w:rPr>
+        <w:t xml:space="preserve"> </w:t>
+      </w:r>
+      <w:r>
+        <w:rPr>
+          <w:rFonts w:eastAsia="宋体"/>
+          <w:lang w:eastAsia="zh-CN"/>
+          <w14:ligatures w14:val="standard"/>
+        </w:rPr>
+        <w:t>processes</w:t>
+      </w:r>
+      <w:r>
+        <w:rPr>
+          <w:rFonts w:eastAsia="宋体" w:hint="eastAsia"/>
+          <w:lang w:eastAsia="zh-CN"/>
+          <w14:ligatures w14:val="standard"/>
+        </w:rPr>
+        <w:t xml:space="preserve"> the video file and</w:t>
+      </w:r>
+      <w:r>
+        <w:rPr>
+          <w:rFonts w:eastAsia="宋体"/>
+          <w:lang w:eastAsia="zh-CN"/>
+          <w14:ligatures w14:val="standard"/>
+        </w:rPr>
+        <w:t xml:space="preserve"> provides media manifests and video segments through HTTP, while the client runs inside a web browser and is responsible for requesting media data, buffering, decoding, rendering, and user interaction.</w:t>
+      </w:r>
+    </w:p>
+    <w:p>
+      <w:pPr>
+        <w:pStyle w:val="Abstract"/>
+        <w:ind w:firstLineChars="200" w:firstLine="360"/>
+        <w:rPr>
+          <w:rFonts w:eastAsia="宋体" w:hint="eastAsia"/>
+          <w:lang w:eastAsia="zh-CN"/>
+          <w14:ligatures w14:val="standard"/>
+        </w:rPr>
+      </w:pPr>
+      <w:r>
+        <w:rPr>
+          <w:rFonts w:eastAsia="宋体"/>
+          <w:lang w:eastAsia="zh-CN"/>
+          <w14:ligatures w14:val="standard"/>
+        </w:rPr>
+        <w:t xml:space="preserve">For DASH-based playback, </w:t>
+      </w:r>
+      <w:r>
+        <w:rPr>
+          <w:rFonts w:eastAsia="宋体" w:hint="eastAsia"/>
+          <w:lang w:eastAsia="zh-CN"/>
+          <w14:ligatures w14:val="standard"/>
+        </w:rPr>
+        <w:t xml:space="preserve">it is not enough to just include the video with a &lt;video&gt; tag. </w:t>
+      </w:r>
+      <w:r>
+        <w:rPr>
+          <w:rFonts w:eastAsia="宋体" w:hint="eastAsia"/>
+          <w:lang w:eastAsia="zh-CN"/>
+          <w14:ligatures w14:val="standard"/>
+        </w:rPr>
+        <w:t xml:space="preserve">People usually </w:t>
+      </w:r>
+      <w:r>
+        <w:rPr>
+          <w:rFonts w:eastAsia="宋体"/>
+          <w:lang w:eastAsia="zh-CN"/>
+          <w14:ligatures w14:val="standard"/>
+        </w:rPr>
+        <w:t>build</w:t>
+      </w:r>
+      <w:r>
+        <w:rPr>
+          <w:rFonts w:eastAsia="宋体" w:hint="eastAsia"/>
+          <w:lang w:eastAsia="zh-CN"/>
+          <w14:ligatures w14:val="standard"/>
+        </w:rPr>
+        <w:t xml:space="preserve"> in a player</w:t>
+      </w:r>
+      <w:r>
+        <w:rPr>
+          <w:rFonts w:eastAsia="宋体"/>
+          <w:lang w:eastAsia="zh-CN"/>
+          <w14:ligatures w14:val="standard"/>
+        </w:rPr>
+        <w:t xml:space="preserve"> </w:t>
+      </w:r>
+      <w:r>
+        <w:rPr>
+          <w:rFonts w:eastAsia="宋体" w:hint="eastAsia"/>
+          <w:lang w:eastAsia="zh-CN"/>
+          <w14:ligatures w14:val="standard"/>
+        </w:rPr>
+        <w:t>analyze the</w:t>
+      </w:r>
+      <w:r>
+        <w:rPr>
+          <w:rFonts w:eastAsia="宋体"/>
+          <w:lang w:eastAsia="zh-CN"/>
+          <w14:ligatures w14:val="standard"/>
+        </w:rPr>
+        <w:t xml:space="preserve"> MPD file, </w:t>
+      </w:r>
+      <w:r>
+        <w:rPr>
+          <w:rFonts w:eastAsia="宋体" w:hint="eastAsia"/>
+          <w:lang w:eastAsia="zh-CN"/>
+          <w14:ligatures w14:val="standard"/>
+        </w:rPr>
+        <w:t xml:space="preserve">manage the buffer, </w:t>
+      </w:r>
+      <w:r>
+        <w:rPr>
+          <w:rFonts w:eastAsia="宋体"/>
+          <w:lang w:eastAsia="zh-CN"/>
+          <w14:ligatures w14:val="standard"/>
+        </w:rPr>
+        <w:t xml:space="preserve">request media segments, and manage playback through the browser media pipeline. This architecture allows DASH streaming to operate inside a standard web browser </w:t>
+      </w:r>
+      <w:r>
+        <w:rPr>
+          <w:rFonts w:eastAsia="宋体"/>
+          <w:lang w:eastAsia="zh-CN"/>
+          <w14:ligatures w14:val="standard"/>
+        </w:rPr>
+        <w:t xml:space="preserve">and </w:t>
+      </w:r>
+      <w:r>
+        <w:rPr>
+          <w:rFonts w:eastAsia="宋体"/>
+          <w:lang w:eastAsia="zh-CN"/>
+          <w14:ligatures w14:val="standard"/>
+        </w:rPr>
+        <w:t>take</w:t>
+      </w:r>
+      <w:r>
+        <w:rPr>
+          <w:rFonts w:eastAsia="宋体" w:hint="eastAsia"/>
+          <w:lang w:eastAsia="zh-CN"/>
+          <w14:ligatures w14:val="standard"/>
+        </w:rPr>
+        <w:t xml:space="preserve"> advantage of</w:t>
+      </w:r>
+      <w:r>
+        <w:rPr>
+          <w:rFonts w:eastAsia="宋体"/>
+          <w:lang w:eastAsia="zh-CN"/>
+          <w14:ligatures w14:val="standard"/>
+        </w:rPr>
+        <w:t xml:space="preserve"> existing browser media capabilities.</w:t>
+      </w:r>
+      <w:r>
+        <w:rPr>
+          <w:rFonts w:eastAsia="宋体" w:hint="eastAsia"/>
+          <w:lang w:eastAsia="zh-CN"/>
+          <w14:ligatures w14:val="standard"/>
+        </w:rPr>
+        <w:t xml:space="preserve"> In WeOD, we </w:t>
+      </w:r>
+      <w:r>
+        <w:rPr>
+          <w:rFonts w:eastAsia="宋体"/>
+          <w:lang w:eastAsia="zh-CN"/>
+          <w14:ligatures w14:val="standard"/>
+        </w:rPr>
+        <w:t>integrated</w:t>
+      </w:r>
+      <w:r>
+        <w:rPr>
+          <w:rFonts w:eastAsia="宋体" w:hint="eastAsia"/>
+          <w:lang w:eastAsia="zh-CN"/>
+          <w14:ligatures w14:val="standard"/>
+        </w:rPr>
+        <w:t xml:space="preserve"> a widely used, </w:t>
+      </w:r>
+      <w:r>
+        <w:rPr>
+          <w:rFonts w:eastAsia="宋体"/>
+          <w:lang w:eastAsia="zh-CN"/>
+          <w14:ligatures w14:val="standard"/>
+        </w:rPr>
+        <w:t>open-source</w:t>
+      </w:r>
+      <w:r>
+        <w:rPr>
+          <w:rFonts w:eastAsia="宋体" w:hint="eastAsia"/>
+          <w:lang w:eastAsia="zh-CN"/>
+          <w14:ligatures w14:val="standard"/>
+        </w:rPr>
+        <w:t xml:space="preserve"> DASH player, dash.js.</w:t>
+      </w:r>
+    </w:p>
+    <w:p>
+      <w:pPr>
+        <w:pStyle w:val="Abstract"/>
+        <w:rPr>
+          <w:rFonts w:eastAsia="宋体" w:hint="eastAsia"/>
+          <w:lang w:eastAsia="zh-CN"/>
+          <w14:ligatures w14:val="standard"/>
+        </w:rPr>
+      </w:pPr>
+      <w:r>
+        <w:rPr>
+          <w:rFonts w:eastAsia="宋体" w:hint="eastAsia"/>
+          <w:b/>
+          <w:bCs/>
+          <w:lang w:eastAsia="zh-CN"/>
+          <w14:ligatures w14:val="standard"/>
+        </w:rPr>
+        <w:t>DASH.JS</w:t>
+      </w:r>
+      <w:r>
+        <w:rPr>
+          <w:rFonts w:eastAsia="宋体" w:hint="eastAsia"/>
+          <w:b/>
+          <w:bCs/>
+          <w:lang w:eastAsia="zh-CN"/>
+          <w14:ligatures w14:val="standard"/>
+        </w:rPr>
+        <w:t xml:space="preserve">. </w:t>
+      </w:r>
+      <w:r>
+        <w:rPr>
+          <w:rFonts w:eastAsia="宋体" w:hint="eastAsia"/>
+          <w:lang w:eastAsia="zh-CN"/>
+          <w14:ligatures w14:val="standard"/>
+        </w:rPr>
+        <w:t xml:space="preserve"> </w:t>
+      </w:r>
+      <w:r>
+        <w:rPr>
+          <w:rFonts w:eastAsia="宋体"/>
+          <w:lang w:eastAsia="zh-CN"/>
+          <w14:ligatures w14:val="standard"/>
+        </w:rPr>
+        <w:t>dash.js is an open-source JavaScript implementation for MPEG-DASH playback in browser-based environments</w:t>
+      </w:r>
+      <w:r>
+        <w:rPr>
+          <w:rFonts w:eastAsia="宋体" w:hint="eastAsia"/>
+          <w:lang w:eastAsia="zh-CN"/>
+          <w14:ligatures w14:val="standard"/>
+        </w:rPr>
+        <w:t>. It supports the</w:t>
+      </w:r>
+      <w:r>
+        <w:rPr>
+          <w:rFonts w:eastAsia="宋体"/>
+          <w:lang w:eastAsia="zh-CN"/>
+          <w14:ligatures w14:val="standard"/>
+        </w:rPr>
+        <w:t xml:space="preserve"> Media Source Extensions (MSE) [6]. It </w:t>
+      </w:r>
+      <w:r>
+        <w:rPr>
+          <w:rFonts w:eastAsia="宋体" w:hint="eastAsia"/>
+          <w:lang w:eastAsia="zh-CN"/>
+          <w14:ligatures w14:val="standard"/>
+        </w:rPr>
+        <w:t xml:space="preserve">is </w:t>
+      </w:r>
+      <w:r>
+        <w:rPr>
+          <w:rFonts w:eastAsia="宋体"/>
+          <w:lang w:eastAsia="zh-CN"/>
+          <w14:ligatures w14:val="standard"/>
+        </w:rPr>
+        <w:t>available</w:t>
+      </w:r>
+      <w:r>
+        <w:rPr>
+          <w:rFonts w:eastAsia="宋体" w:hint="eastAsia"/>
+          <w:lang w:eastAsia="zh-CN"/>
+          <w14:ligatures w14:val="standard"/>
+        </w:rPr>
+        <w:t xml:space="preserve"> on </w:t>
+      </w:r>
+      <w:r>
+        <w:rPr>
+          <w:rFonts w:eastAsia="宋体"/>
+          <w:lang w:eastAsia="zh-CN"/>
+          <w14:ligatures w14:val="standard"/>
+        </w:rPr>
+        <w:t>GitHub</w:t>
+      </w:r>
+      <w:r>
+        <w:rPr>
+          <w:rFonts w:eastAsia="宋体" w:hint="eastAsia"/>
+          <w:lang w:eastAsia="zh-CN"/>
+          <w14:ligatures w14:val="standard"/>
+        </w:rPr>
+        <w:t xml:space="preserve"> and </w:t>
+      </w:r>
+      <w:r>
+        <w:rPr>
+          <w:rFonts w:eastAsia="宋体"/>
+          <w:lang w:eastAsia="zh-CN"/>
+          <w14:ligatures w14:val="standard"/>
+        </w:rPr>
+        <w:t>serves as the frontend playback component in WeOD. Instead of directly playing a single video file, dash.js first loads the MPD file, parses the available media presentation information, and then requests the corresponding media segments through HTTP.</w:t>
+      </w:r>
+    </w:p>
+    <w:p>
+      <w:pPr>
+        <w:pStyle w:val="Abstract"/>
+        <w:ind w:firstLineChars="200" w:firstLine="360"/>
+        <w:rPr>
+          <w:rFonts w:eastAsia="宋体"/>
+          <w:lang w:eastAsia="zh-CN"/>
+          <w14:ligatures w14:val="standard"/>
+        </w:rPr>
+      </w:pPr>
+      <w:r>
+        <w:rPr>
+          <w:rFonts w:eastAsia="宋体"/>
+          <w:lang w:eastAsia="zh-CN"/>
+          <w14:ligatures w14:val="standard"/>
+        </w:rPr>
+        <w:t>MSE is a browser API that enables JavaScript applications to create media streams dynamically and play them through standard HTML media elements &lt;video&gt; [7]. This allows dash.js to append segmented media data to the browser playback buffer and perform DASH-style playback without requiring a separate native video player.</w:t>
+      </w:r>
+    </w:p>
+    <w:p>
+      <w:pPr>
+        <w:pStyle w:val="Abstract"/>
+        <w:ind w:firstLineChars="200" w:firstLine="360"/>
+        <w:rPr>
+          <w:rFonts w:eastAsia="宋体" w:hint="eastAsia"/>
+          <w:lang w:eastAsia="zh-CN"/>
+          <w14:ligatures w14:val="standard"/>
+        </w:rPr>
+      </w:pPr>
+      <w:r>
+        <w:rPr>
+          <w:rFonts w:eastAsia="宋体"/>
+          <w:lang w:eastAsia="zh-CN"/>
+          <w14:ligatures w14:val="standard"/>
+        </w:rPr>
+        <w:t xml:space="preserve">Since dash.js depends on browser media capabilities, successful playback </w:t>
+      </w:r>
+      <w:r>
+        <w:rPr>
+          <w:rFonts w:eastAsia="宋体" w:hint="eastAsia"/>
+          <w:lang w:eastAsia="zh-CN"/>
+          <w14:ligatures w14:val="standard"/>
+        </w:rPr>
+        <w:t xml:space="preserve">is </w:t>
+      </w:r>
+      <w:r>
+        <w:rPr>
+          <w:rFonts w:eastAsia="宋体"/>
+          <w:lang w:eastAsia="zh-CN"/>
+          <w14:ligatures w14:val="standard"/>
+        </w:rPr>
+        <w:t xml:space="preserve">also </w:t>
+      </w:r>
+      <w:r>
+        <w:rPr>
+          <w:rFonts w:eastAsia="宋体" w:hint="eastAsia"/>
+          <w:lang w:eastAsia="zh-CN"/>
+          <w14:ligatures w14:val="standard"/>
+        </w:rPr>
+        <w:t>related to</w:t>
+      </w:r>
+      <w:r>
+        <w:rPr>
+          <w:rFonts w:eastAsia="宋体"/>
+          <w:lang w:eastAsia="zh-CN"/>
+          <w14:ligatures w14:val="standard"/>
+        </w:rPr>
+        <w:t xml:space="preserve"> the relevant container format, codec, and MSE environment. This makes browser compatibility an important factor when </w:t>
+      </w:r>
+      <w:r>
+        <w:rPr>
+          <w:rFonts w:eastAsia="宋体" w:hint="eastAsia"/>
+          <w:lang w:eastAsia="zh-CN"/>
+          <w14:ligatures w14:val="standard"/>
+        </w:rPr>
+        <w:t>choosing</w:t>
+      </w:r>
+      <w:r>
+        <w:rPr>
+          <w:rFonts w:eastAsia="宋体"/>
+          <w:lang w:eastAsia="zh-CN"/>
+          <w14:ligatures w14:val="standard"/>
+        </w:rPr>
+        <w:t xml:space="preserve"> codec configurations in browser-based VOD systems.</w:t>
+      </w:r>
+    </w:p>
+    <w:p>
+      <w:pPr>
+        <w:pStyle w:val="ReferenceHead"/>
+        <w:rPr>
+          <w:rFonts w:eastAsia="宋体"/>
+          <w:lang w:eastAsia="zh-CN"/>
+          <w14:ligatures w14:val="standard"/>
+        </w:rPr>
+      </w:pPr>
+      <w:r>
+        <w:rPr>
+          <w:rFonts w:eastAsia="宋体" w:hint="eastAsia"/>
+          <w:lang w:eastAsia="zh-CN"/>
+          <w14:ligatures w14:val="standard"/>
+        </w:rPr>
+        <w:t xml:space="preserve">2.3 </w:t>
+      </w:r>
+      <w:r>
+        <w:rPr>
+          <w:rFonts w:eastAsia="宋体"/>
+          <w:lang w:eastAsia="zh-CN"/>
+          <w14:ligatures w14:val="standard"/>
+        </w:rPr>
+        <w:t>Video Codec and Transcoding</w:t>
+      </w:r>
+    </w:p>
+    <w:p>
+      <w:pPr>
+        <w:pStyle w:val="Abstract"/>
+        <w:ind w:firstLineChars="200" w:firstLine="360"/>
+        <w:rPr>
+          <w:rFonts w:eastAsia="宋体"/>
+          <w:lang w:eastAsia="zh-CN"/>
+          <w14:ligatures w14:val="standard"/>
+        </w:rPr>
+      </w:pPr>
+      <w:r>
+        <w:rPr>
+          <w:rFonts w:eastAsia="宋体"/>
+          <w:lang w:eastAsia="zh-CN"/>
+          <w14:ligatures w14:val="standard"/>
+        </w:rPr>
+        <w:t xml:space="preserve">A video codec </w:t>
+      </w:r>
+      <w:r>
+        <w:rPr>
+          <w:rFonts w:eastAsia="宋体" w:hint="eastAsia"/>
+          <w:lang w:eastAsia="zh-CN"/>
+          <w14:ligatures w14:val="standard"/>
+        </w:rPr>
+        <w:t>is used to compress</w:t>
+      </w:r>
+      <w:r>
+        <w:rPr>
+          <w:rFonts w:eastAsia="宋体"/>
+          <w:lang w:eastAsia="zh-CN"/>
+          <w14:ligatures w14:val="standard"/>
+        </w:rPr>
+        <w:t xml:space="preserve"> video data during encoding</w:t>
+      </w:r>
+      <w:r>
+        <w:rPr>
+          <w:rFonts w:eastAsia="宋体" w:hint="eastAsia"/>
+          <w:lang w:eastAsia="zh-CN"/>
+          <w14:ligatures w14:val="standard"/>
+        </w:rPr>
+        <w:t xml:space="preserve">. It </w:t>
+      </w:r>
+      <w:r>
+        <w:rPr>
+          <w:rFonts w:eastAsia="宋体"/>
+          <w:lang w:eastAsia="zh-CN"/>
+          <w14:ligatures w14:val="standard"/>
+        </w:rPr>
+        <w:t xml:space="preserve">usually </w:t>
+      </w:r>
+      <w:r>
+        <w:rPr>
+          <w:rFonts w:eastAsia="宋体" w:hint="eastAsia"/>
+          <w:lang w:eastAsia="zh-CN"/>
+          <w14:ligatures w14:val="standard"/>
+        </w:rPr>
+        <w:t xml:space="preserve">comes </w:t>
+      </w:r>
+      <w:r>
+        <w:rPr>
+          <w:rFonts w:eastAsia="宋体"/>
+          <w:lang w:eastAsia="zh-CN"/>
+          <w14:ligatures w14:val="standard"/>
+        </w:rPr>
+        <w:t xml:space="preserve">with a tradeoff between </w:t>
+      </w:r>
+      <w:r>
+        <w:rPr>
+          <w:rFonts w:eastAsia="宋体" w:hint="eastAsia"/>
+          <w:lang w:eastAsia="zh-CN"/>
+          <w14:ligatures w14:val="standard"/>
+        </w:rPr>
+        <w:t xml:space="preserve">speed, </w:t>
+      </w:r>
+      <w:r>
+        <w:rPr>
+          <w:rFonts w:eastAsia="宋体"/>
+          <w:lang w:eastAsia="zh-CN"/>
+          <w14:ligatures w14:val="standard"/>
+        </w:rPr>
+        <w:t xml:space="preserve">file size, visual quality, computational cost, and playback compatibility. For browser-based streaming systems, </w:t>
+      </w:r>
+      <w:r>
+        <w:rPr>
+          <w:rFonts w:eastAsia="宋体" w:hint="eastAsia"/>
+          <w:lang w:eastAsia="zh-CN"/>
+          <w14:ligatures w14:val="standard"/>
+        </w:rPr>
+        <w:t>different codec could have different performance on speed, size cost, computation cost and environment support.</w:t>
+      </w:r>
+      <w:r>
+        <w:rPr>
+          <w:rFonts w:eastAsia="宋体"/>
+          <w:lang w:eastAsia="zh-CN"/>
+          <w14:ligatures w14:val="standard"/>
+        </w:rPr>
+        <w:t xml:space="preserve"> MDN’s web video codec guide lists</w:t>
+      </w:r>
+      <w:r>
+        <w:rPr>
+          <w:rFonts w:eastAsia="宋体" w:hint="eastAsia"/>
+          <w:lang w:eastAsia="zh-CN"/>
+          <w14:ligatures w14:val="standard"/>
+        </w:rPr>
+        <w:t xml:space="preserve"> several common</w:t>
+      </w:r>
+      <w:r>
+        <w:rPr>
+          <w:rFonts w:eastAsia="宋体"/>
+          <w:lang w:eastAsia="zh-CN"/>
+          <w14:ligatures w14:val="standard"/>
+        </w:rPr>
+        <w:t xml:space="preserve"> web video codecs and discusses their </w:t>
+      </w:r>
+      <w:r>
+        <w:rPr>
+          <w:rFonts w:eastAsia="宋体" w:hint="eastAsia"/>
+          <w:lang w:eastAsia="zh-CN"/>
+          <w14:ligatures w14:val="standard"/>
+        </w:rPr>
+        <w:t xml:space="preserve">advantages and disadvantages, </w:t>
+      </w:r>
+      <w:r>
+        <w:rPr>
+          <w:rFonts w:eastAsia="宋体"/>
+          <w:lang w:eastAsia="zh-CN"/>
+          <w14:ligatures w14:val="standard"/>
+        </w:rPr>
+        <w:t>browser compatibility and container support.</w:t>
+      </w:r>
+      <w:r>
+        <w:rPr>
+          <w:rFonts w:eastAsia="宋体" w:hint="eastAsia"/>
+          <w:lang w:eastAsia="zh-CN"/>
+          <w14:ligatures w14:val="standard"/>
+        </w:rPr>
+        <w:t>[8]</w:t>
+      </w:r>
+      <w:r>
+        <w:rPr>
+          <w:rFonts w:eastAsia="宋体" w:hint="eastAsia"/>
+          <w:lang w:eastAsia="zh-CN"/>
+          <w14:ligatures w14:val="standard"/>
+        </w:rPr>
+        <w:t xml:space="preserve">. Among them, we choose </w:t>
+      </w:r>
+      <w:r>
+        <w:rPr>
+          <w:rFonts w:eastAsia="宋体"/>
+          <w:lang w:eastAsia="zh-CN"/>
+          <w14:ligatures w14:val="standard"/>
+        </w:rPr>
+        <w:t>H.264/AVC, H.265/HEVC, and VP9</w:t>
+      </w:r>
+      <w:r>
+        <w:rPr>
+          <w:rFonts w:eastAsia="宋体" w:hint="eastAsia"/>
+          <w:lang w:eastAsia="zh-CN"/>
+          <w14:ligatures w14:val="standard"/>
+        </w:rPr>
+        <w:t xml:space="preserve"> to analyze in WeOD.</w:t>
+      </w:r>
+    </w:p>
+    <w:p>
+      <w:pPr>
+        <w:pStyle w:val="Abstract"/>
+        <w:rPr>
+          <w:rFonts w:eastAsia="宋体"/>
+          <w:lang w:eastAsia="zh-CN"/>
+          <w14:ligatures w14:val="standard"/>
+        </w:rPr>
+      </w:pPr>
+      <w:r>
+        <w:rPr>
+          <w:rFonts w:eastAsia="宋体"/>
+          <w:b/>
+          <w:bCs/>
+          <w:lang w:eastAsia="zh-CN"/>
+          <w14:ligatures w14:val="standard"/>
+        </w:rPr>
+        <w:t>H.264</w:t>
+      </w:r>
+      <w:r>
+        <w:rPr>
+          <w:rFonts w:eastAsia="宋体"/>
+          <w:lang w:eastAsia="zh-CN"/>
+          <w14:ligatures w14:val="standard"/>
+        </w:rPr>
+        <w:t xml:space="preserve">, </w:t>
+      </w:r>
+      <w:r>
+        <w:rPr>
+          <w:rFonts w:eastAsia="宋体" w:hint="eastAsia"/>
+          <w:lang w:eastAsia="zh-CN"/>
+          <w14:ligatures w14:val="standard"/>
+        </w:rPr>
+        <w:t xml:space="preserve">This codec is </w:t>
+      </w:r>
+      <w:r>
+        <w:rPr>
+          <w:rFonts w:eastAsia="宋体"/>
+          <w:lang w:eastAsia="zh-CN"/>
+          <w14:ligatures w14:val="standard"/>
+        </w:rPr>
+        <w:t xml:space="preserve">also known as AVC or MPEG-4 Part 10, was standardized by ITU-T and ISO/IEC MPEG, with the first </w:t>
+      </w:r>
+      <w:r>
+        <w:rPr>
+          <w:rFonts w:eastAsia="宋体"/>
+          <w:lang w:eastAsia="zh-CN"/>
+          <w14:ligatures w14:val="standard"/>
+        </w:rPr>
+        <w:lastRenderedPageBreak/>
+        <w:t>ITU-T H.264 recommendation published in 2003.</w:t>
+      </w:r>
+      <w:r>
+        <w:rPr>
+          <w:rFonts w:eastAsia="宋体" w:hint="eastAsia"/>
+          <w:lang w:eastAsia="zh-CN"/>
+          <w14:ligatures w14:val="standard"/>
+        </w:rPr>
+        <w:t>[9]</w:t>
+      </w:r>
+      <w:r>
+        <w:rPr>
+          <w:rFonts w:eastAsia="宋体"/>
+          <w:lang w:eastAsia="zh-CN"/>
+          <w14:ligatures w14:val="standard"/>
+        </w:rPr>
+        <w:t xml:space="preserve"> It is a motion-compensation-based codec and has become one of the most widely used formats for video distribution, including web video, video conferencing, broadcast media, and Blu</w:t>
+      </w:r>
+      <w:r>
+        <w:rPr>
+          <w:rFonts w:eastAsia="宋体" w:hint="eastAsia"/>
+          <w:lang w:eastAsia="zh-CN"/>
+          <w14:ligatures w14:val="standard"/>
+        </w:rPr>
+        <w:t>e</w:t>
+      </w:r>
+      <w:r>
+        <w:rPr>
+          <w:rFonts w:eastAsia="宋体"/>
+          <w:lang w:eastAsia="zh-CN"/>
+          <w14:ligatures w14:val="standard"/>
+        </w:rPr>
+        <w:t>-ray</w:t>
+      </w:r>
+      <w:r>
+        <w:rPr>
+          <w:rFonts w:eastAsia="宋体" w:hint="eastAsia"/>
+          <w:lang w:eastAsia="zh-CN"/>
+          <w14:ligatures w14:val="standard"/>
+        </w:rPr>
+        <w:t>.</w:t>
+      </w:r>
+      <w:r>
+        <w:rPr>
+          <w:rFonts w:eastAsia="宋体"/>
+          <w:lang w:eastAsia="zh-CN"/>
+          <w14:ligatures w14:val="standard"/>
+        </w:rPr>
+        <w:t xml:space="preserve"> </w:t>
+      </w:r>
+    </w:p>
+    <w:p>
+      <w:pPr>
+        <w:pStyle w:val="Abstract"/>
+        <w:rPr>
+          <w:rFonts w:eastAsia="宋体"/>
+          <w:lang w:eastAsia="zh-CN"/>
+          <w14:ligatures w14:val="standard"/>
+        </w:rPr>
+      </w:pPr>
+      <w:r>
+        <w:rPr>
+          <w:rFonts w:eastAsia="宋体"/>
+          <w:lang w:eastAsia="zh-CN"/>
+          <w14:ligatures w14:val="standard"/>
+        </w:rPr>
+        <w:t xml:space="preserve">The main advantage of H.264 is compatibility. MDN describes AVC as broadly compatible in HTML video, with support across major browsers and many platforms providing hardware encoding or decoding support. </w:t>
+      </w:r>
+      <w:r>
+        <w:rPr>
+          <w:rFonts w:eastAsia="宋体" w:hint="eastAsia"/>
+          <w:lang w:eastAsia="zh-CN"/>
+          <w14:ligatures w14:val="standard"/>
+        </w:rPr>
+        <w:t>[8]</w:t>
+      </w:r>
+    </w:p>
+    <w:p>
+      <w:pPr>
+        <w:pStyle w:val="Abstract"/>
+        <w:rPr>
+          <w:rFonts w:eastAsia="宋体"/>
+          <w:lang w:eastAsia="zh-CN"/>
+          <w14:ligatures w14:val="standard"/>
+        </w:rPr>
+      </w:pPr>
+      <w:r>
+        <w:rPr>
+          <w:rFonts w:eastAsia="宋体"/>
+          <w:b/>
+          <w:bCs/>
+          <w:lang w:eastAsia="zh-CN"/>
+          <w14:ligatures w14:val="standard"/>
+        </w:rPr>
+        <w:t>H.265</w:t>
+      </w:r>
+      <w:r>
+        <w:rPr>
+          <w:rFonts w:eastAsia="宋体"/>
+          <w:lang w:eastAsia="zh-CN"/>
+          <w14:ligatures w14:val="standard"/>
+        </w:rPr>
+        <w:t xml:space="preserve">, </w:t>
+      </w:r>
+      <w:r>
+        <w:rPr>
+          <w:rFonts w:eastAsia="宋体" w:hint="eastAsia"/>
+          <w:lang w:eastAsia="zh-CN"/>
+          <w14:ligatures w14:val="standard"/>
+        </w:rPr>
+        <w:t xml:space="preserve">h.265 is </w:t>
+      </w:r>
+      <w:r>
+        <w:rPr>
+          <w:rFonts w:eastAsia="宋体"/>
+          <w:lang w:eastAsia="zh-CN"/>
+          <w14:ligatures w14:val="standard"/>
+        </w:rPr>
+        <w:t>also known as HEVC, was standardized as ITU-T H.265 and ISO/IEC 23008-2 in 2013.</w:t>
+      </w:r>
+      <w:r>
+        <w:rPr>
+          <w:rFonts w:eastAsia="宋体" w:hint="eastAsia"/>
+          <w:lang w:eastAsia="zh-CN"/>
+          <w14:ligatures w14:val="standard"/>
+        </w:rPr>
+        <w:t xml:space="preserve">[10] </w:t>
+      </w:r>
+      <w:r>
+        <w:rPr>
+          <w:rFonts w:eastAsia="宋体"/>
+          <w:lang w:eastAsia="zh-CN"/>
+          <w14:ligatures w14:val="standard"/>
+        </w:rPr>
+        <w:t xml:space="preserve">It was designed as the successor to H.264, targeting higher compression efficiency and support for high-resolution video, including very high resolutions such as 4K and 8K. MDN notes that HEVC can theoretically achieve roughly half the compressed file size of AVC while maintaining comparable image quality. </w:t>
+      </w:r>
+    </w:p>
+    <w:p>
+      <w:pPr>
+        <w:pStyle w:val="Abstract"/>
+        <w:rPr>
+          <w:rFonts w:eastAsia="宋体"/>
+          <w:lang w:eastAsia="zh-CN"/>
+          <w14:ligatures w14:val="standard"/>
+        </w:rPr>
+      </w:pPr>
+      <w:r>
+        <w:rPr>
+          <w:rFonts w:eastAsia="宋体"/>
+          <w:lang w:eastAsia="zh-CN"/>
+          <w14:ligatures w14:val="standard"/>
+        </w:rPr>
+        <w:t xml:space="preserve">However, H.265 is more complicated in a browser-based project because its support is less uniform than H.264. Browser playback often depends on the operating system, hardware decoder availability, and installed codec extensions. </w:t>
+      </w:r>
+      <w:r>
+        <w:rPr>
+          <w:rFonts w:eastAsia="宋体" w:hint="eastAsia"/>
+          <w:lang w:eastAsia="zh-CN"/>
+          <w14:ligatures w14:val="standard"/>
+        </w:rPr>
+        <w:t>[8]</w:t>
+      </w:r>
+    </w:p>
+    <w:p>
+      <w:pPr>
+        <w:pStyle w:val="Abstract"/>
+        <w:rPr>
+          <w:rFonts w:eastAsia="宋体" w:hint="eastAsia"/>
+          <w:lang w:eastAsia="zh-CN"/>
+          <w14:ligatures w14:val="standard"/>
+        </w:rPr>
+      </w:pPr>
+      <w:r>
+        <w:rPr>
+          <w:rFonts w:eastAsia="宋体"/>
+          <w:b/>
+          <w:bCs/>
+          <w:lang w:eastAsia="zh-CN"/>
+          <w14:ligatures w14:val="standard"/>
+        </w:rPr>
+        <w:t>VP9</w:t>
+      </w:r>
+      <w:r>
+        <w:rPr>
+          <w:rFonts w:eastAsia="宋体"/>
+          <w:lang w:eastAsia="zh-CN"/>
+          <w14:ligatures w14:val="standard"/>
+        </w:rPr>
+        <w:t xml:space="preserve"> is an open and royalty-free video codec developed by the WebM Project, which is backed by Google. It became available in 2013 as the successor to VP8. VP9 was designed for web and mobile video use cases and is commonly associated with WebM and browser-based video delivery. </w:t>
+      </w:r>
+      <w:r>
+        <w:rPr>
+          <w:rFonts w:eastAsia="宋体" w:hint="eastAsia"/>
+          <w:lang w:eastAsia="zh-CN"/>
+          <w14:ligatures w14:val="standard"/>
+        </w:rPr>
+        <w:t>[11]</w:t>
+      </w:r>
+    </w:p>
+    <w:p>
+      <w:pPr>
+        <w:pStyle w:val="Abstract"/>
+        <w:rPr>
+          <w:rFonts w:eastAsia="宋体" w:hint="eastAsia"/>
+          <w:lang w:eastAsia="zh-CN"/>
+          <w14:ligatures w14:val="standard"/>
+        </w:rPr>
+      </w:pPr>
+      <w:r>
+        <w:rPr>
+          <w:rFonts w:eastAsia="宋体"/>
+          <w:lang w:eastAsia="zh-CN"/>
+          <w14:ligatures w14:val="standard"/>
+        </w:rPr>
+        <w:t>Compared with H.264, VP9 generally targets better compression efficiency, and MDN describes its quality as comparable to HEVC at similar bitrates. VP9 is also widely supported in modern browsers, makes it a strong candidate for browser-based streaming experiments.</w:t>
+      </w:r>
+      <w:r>
+        <w:rPr>
+          <w:rFonts w:eastAsia="宋体" w:hint="eastAsia"/>
+          <w:lang w:eastAsia="zh-CN"/>
+          <w14:ligatures w14:val="standard"/>
+        </w:rPr>
+        <w:t>[8]</w:t>
+      </w:r>
+    </w:p>
+    <w:p>
+      <w:pPr>
+        <w:pStyle w:val="ReferenceHead"/>
+        <w:rPr>
+          <w:rFonts w:eastAsia="宋体"/>
+          <w:lang w:eastAsia="zh-CN"/>
+          <w14:ligatures w14:val="standard"/>
+        </w:rPr>
+      </w:pPr>
+      <w:proofErr w:type="gramStart"/>
+      <w:r>
+        <w:rPr>
+          <w:rFonts w:eastAsia="宋体" w:hint="eastAsia"/>
+          <w:lang w:eastAsia="zh-CN"/>
+          <w14:ligatures w14:val="standard"/>
+        </w:rPr>
+        <w:t>2.</w:t>
+      </w:r>
+      <w:r>
+        <w:rPr>
+          <w:rFonts w:eastAsia="宋体" w:hint="eastAsia"/>
+          <w:lang w:eastAsia="zh-CN"/>
+          <w14:ligatures w14:val="standard"/>
+        </w:rPr>
+        <w:t xml:space="preserve">4 </w:t>
+      </w:r>
+      <w:r>
+        <w:rPr>
+          <w:rFonts w:eastAsia="宋体" w:hint="eastAsia"/>
+          <w:lang w:eastAsia="zh-CN"/>
+          <w14:ligatures w14:val="standard"/>
+        </w:rPr>
+        <w:t xml:space="preserve"> Related</w:t>
+      </w:r>
+      <w:proofErr w:type="gramEnd"/>
+      <w:r>
+        <w:rPr>
+          <w:rFonts w:eastAsia="宋体" w:hint="eastAsia"/>
+          <w:lang w:eastAsia="zh-CN"/>
+          <w14:ligatures w14:val="standard"/>
+        </w:rPr>
+        <w:t xml:space="preserve"> works</w:t>
+      </w:r>
+    </w:p>
+    <w:p>
+      <w:pPr>
+        <w:pStyle w:val="Abstract"/>
+        <w:ind w:firstLineChars="200" w:firstLine="360"/>
+        <w:rPr>
+          <w:rFonts w:eastAsia="宋体" w:hint="eastAsia"/>
+          <w:lang w:eastAsia="zh-CN"/>
+          <w14:ligatures w14:val="standard"/>
+        </w:rPr>
+      </w:pPr>
+      <w:r>
+        <w:rPr>
+          <w:rFonts w:eastAsia="宋体" w:hint="eastAsia"/>
+          <w:lang w:eastAsia="zh-CN"/>
+          <w14:ligatures w14:val="standard"/>
+        </w:rPr>
+        <w:t>Video c</w:t>
+      </w:r>
+      <w:r>
+        <w:rPr>
+          <w:rFonts w:eastAsia="宋体" w:hint="eastAsia"/>
+          <w:lang w:eastAsia="zh-CN"/>
+          <w14:ligatures w14:val="standard"/>
+        </w:rPr>
+        <w:t xml:space="preserve">odec comparison has always been a popular topic. Several papers have conducted </w:t>
+      </w:r>
+      <w:r>
+        <w:rPr>
+          <w:rFonts w:eastAsia="宋体" w:hint="eastAsia"/>
+          <w:lang w:eastAsia="zh-CN"/>
+          <w14:ligatures w14:val="standard"/>
+        </w:rPr>
+        <w:t>related studies</w:t>
+      </w:r>
+      <w:r>
+        <w:rPr>
+          <w:rFonts w:eastAsia="宋体" w:hint="eastAsia"/>
+          <w:lang w:eastAsia="zh-CN"/>
+          <w14:ligatures w14:val="standard"/>
+        </w:rPr>
+        <w:t xml:space="preserve">. </w:t>
+      </w:r>
+      <w:r>
+        <w:rPr>
+          <w:rFonts w:eastAsia="宋体" w:hint="eastAsia"/>
+          <w:lang w:eastAsia="zh-CN"/>
+          <w14:ligatures w14:val="standard"/>
+        </w:rPr>
+        <w:t xml:space="preserve">In the following part </w:t>
+      </w:r>
+      <w:r>
+        <w:rPr>
+          <w:rFonts w:eastAsia="宋体" w:hint="eastAsia"/>
+          <w:lang w:eastAsia="zh-CN"/>
+          <w14:ligatures w14:val="standard"/>
+        </w:rPr>
+        <w:t xml:space="preserve">we will introduce some </w:t>
+      </w:r>
+      <w:r>
+        <w:rPr>
+          <w:rFonts w:eastAsia="宋体" w:hint="eastAsia"/>
+          <w:lang w:eastAsia="zh-CN"/>
+          <w14:ligatures w14:val="standard"/>
+        </w:rPr>
+        <w:t>related studies</w:t>
+      </w:r>
+      <w:r>
+        <w:rPr>
+          <w:rFonts w:eastAsia="宋体" w:hint="eastAsia"/>
+          <w:lang w:eastAsia="zh-CN"/>
+          <w14:ligatures w14:val="standard"/>
+        </w:rPr>
+        <w:t>.</w:t>
+      </w:r>
+    </w:p>
+    <w:p>
+      <w:pPr>
+        <w:pStyle w:val="Abstract"/>
+        <w:ind w:firstLineChars="200" w:firstLine="360"/>
+        <w:rPr>
+          <w:rFonts w:eastAsia="宋体" w:hint="eastAsia"/>
+          <w:lang w:eastAsia="zh-CN"/>
+          <w14:ligatures w14:val="standard"/>
+        </w:rPr>
+      </w:pPr>
+      <w:r>
+        <w:rPr>
+          <w:rFonts w:eastAsia="宋体"/>
+          <w:lang w:eastAsia="zh-CN"/>
+          <w14:ligatures w14:val="standard"/>
+        </w:rPr>
+        <w:t>Laude et al. conducted a comprehensive comparison of modern video codecs, including AVC, HEVC, AV1, JEM, and VVC. Their study evaluates codecs under controlled configurations such as All Intra coding and Maximum Coding Efficiency. The results show that newer codecs can achieve higher coding efficiency than older standards, while also introducing higher computational complexity. However, their focus is mainly on codec-level rate-distortion performance rather than browser-based streaming behavior.</w:t>
+      </w:r>
+      <w:r>
+        <w:rPr>
+          <w:rFonts w:eastAsia="宋体" w:hint="eastAsia"/>
+          <w:lang w:eastAsia="zh-CN"/>
+          <w14:ligatures w14:val="standard"/>
+        </w:rPr>
+        <w:t>[12]</w:t>
+      </w:r>
+    </w:p>
+    <w:p>
+      <w:pPr>
+        <w:pStyle w:val="Abstract"/>
+        <w:ind w:firstLineChars="200" w:firstLine="360"/>
+        <w:rPr>
+          <w:rFonts w:eastAsia="宋体" w:hint="eastAsia"/>
+          <w:lang w:eastAsia="zh-CN"/>
+          <w14:ligatures w14:val="standard"/>
+        </w:rPr>
+      </w:pPr>
+      <w:r>
+        <w:rPr>
+          <w:rFonts w:eastAsia="宋体"/>
+          <w:lang w:eastAsia="zh-CN"/>
+          <w14:ligatures w14:val="standard"/>
+        </w:rPr>
+        <w:t>Sharma et al. compared H.265/HEVC against H.264 and VP9 using FFmpeg. Their study analyzes these codecs in terms of space complexity, time complexity, compression size, bandwidth, efficiency, and practicality. This work is closely related to WeOD because it studies the same three codec families used in our project. However, their evaluation is mainly based on offline encoded outputs and compression-related measurements, while WeOD extends the comparison to an end-to-end web streaming workflow</w:t>
+      </w:r>
+      <w:r>
+        <w:rPr>
+          <w:rFonts w:eastAsia="宋体" w:hint="eastAsia"/>
+          <w:lang w:eastAsia="zh-CN"/>
+          <w14:ligatures w14:val="standard"/>
+        </w:rPr>
+        <w:t>.</w:t>
+      </w:r>
+      <w:r>
+        <w:rPr>
+          <w:rFonts w:eastAsia="宋体" w:hint="eastAsia"/>
+          <w:lang w:eastAsia="zh-CN"/>
+          <w14:ligatures w14:val="standard"/>
+        </w:rPr>
+        <w:t>[13]</w:t>
+      </w:r>
+    </w:p>
+    <w:p>
+      <w:pPr>
+        <w:pStyle w:val="Abstract"/>
+        <w:ind w:firstLineChars="200" w:firstLine="360"/>
+        <w:rPr>
+          <w:rFonts w:eastAsia="宋体" w:hint="eastAsia"/>
+          <w:lang w:eastAsia="zh-CN"/>
+          <w14:ligatures w14:val="standard"/>
+        </w:rPr>
+      </w:pPr>
+      <w:r>
+        <w:rPr>
+          <w:rFonts w:eastAsia="宋体"/>
+          <w:lang w:eastAsia="zh-CN"/>
+          <w14:ligatures w14:val="standard"/>
+        </w:rPr>
+        <w:t>De Cock et al. presented a large-scale comparison of x264, x265, and libvpx for practical video-on-demand applications. Their work evaluates open-source encoder implementations using objective quality metrics such as PSNR, SSIM, MS-SSIM, VIF, VMAF, and BD-rate. Compared with this large-scale VOD-oriented encoding study, WeOD has a smaller dataset and narrower experimental scope, but focuses on the practical behavior of codecs inside a lightweight browser-based DASH system.</w:t>
+      </w:r>
+      <w:r>
+        <w:rPr>
+          <w:rFonts w:eastAsia="宋体" w:hint="eastAsia"/>
+          <w:lang w:eastAsia="zh-CN"/>
+          <w14:ligatures w14:val="standard"/>
+        </w:rPr>
+        <w:t>[14]</w:t>
+      </w:r>
+    </w:p>
+    <w:p>
+      <w:pPr>
+        <w:pStyle w:val="Abstract"/>
+        <w:ind w:firstLineChars="200" w:firstLine="360"/>
+        <w:rPr>
+          <w:rFonts w:eastAsia="宋体"/>
+          <w:lang w:eastAsia="zh-CN"/>
+          <w14:ligatures w14:val="standard"/>
+        </w:rPr>
+      </w:pPr>
+      <w:r>
+        <w:rPr>
+          <w:rFonts w:eastAsia="宋体" w:hint="eastAsia"/>
+          <w:lang w:eastAsia="zh-CN"/>
+          <w14:ligatures w14:val="standard"/>
+        </w:rPr>
+        <w:t>As we</w:t>
+      </w:r>
+      <w:r>
+        <w:rPr>
+          <w:rFonts w:eastAsia="宋体" w:hint="eastAsia"/>
+          <w:lang w:eastAsia="zh-CN"/>
+          <w14:ligatures w14:val="standard"/>
+        </w:rPr>
+        <w:t xml:space="preserve"> shown above</w:t>
+      </w:r>
+      <w:r>
+        <w:rPr>
+          <w:rFonts w:eastAsia="宋体" w:hint="eastAsia"/>
+          <w:lang w:eastAsia="zh-CN"/>
+          <w14:ligatures w14:val="standard"/>
+        </w:rPr>
+        <w:t>, p</w:t>
+      </w:r>
+      <w:r>
+        <w:rPr>
+          <w:rFonts w:eastAsia="宋体"/>
+          <w:lang w:eastAsia="zh-CN"/>
+          <w14:ligatures w14:val="standard"/>
+        </w:rPr>
+        <w:t xml:space="preserve">revious works </w:t>
+      </w:r>
+      <w:r>
+        <w:rPr>
+          <w:rFonts w:eastAsia="宋体" w:hint="eastAsia"/>
+          <w:lang w:eastAsia="zh-CN"/>
+          <w14:ligatures w14:val="standard"/>
+        </w:rPr>
+        <w:t xml:space="preserve">extensively </w:t>
+      </w:r>
+      <w:r>
+        <w:rPr>
+          <w:rFonts w:eastAsia="宋体"/>
+          <w:lang w:eastAsia="zh-CN"/>
+          <w14:ligatures w14:val="standard"/>
+        </w:rPr>
+        <w:t>compa</w:t>
+      </w:r>
+      <w:r>
+        <w:rPr>
+          <w:rFonts w:eastAsia="宋体" w:hint="eastAsia"/>
+          <w:lang w:eastAsia="zh-CN"/>
+          <w14:ligatures w14:val="standard"/>
+        </w:rPr>
+        <w:t xml:space="preserve">red video </w:t>
+      </w:r>
+      <w:r>
+        <w:rPr>
+          <w:rFonts w:eastAsia="宋体"/>
+          <w:lang w:eastAsia="zh-CN"/>
+          <w14:ligatures w14:val="standard"/>
+        </w:rPr>
+        <w:t xml:space="preserve">codec </w:t>
+      </w:r>
+      <w:r>
+        <w:rPr>
+          <w:rFonts w:eastAsia="宋体" w:hint="eastAsia"/>
+          <w:lang w:eastAsia="zh-CN"/>
+          <w14:ligatures w14:val="standard"/>
+        </w:rPr>
+        <w:t xml:space="preserve">under different constrains, </w:t>
+      </w:r>
+      <w:r>
+        <w:rPr>
+          <w:rFonts w:eastAsia="宋体"/>
+          <w:lang w:eastAsia="zh-CN"/>
+          <w14:ligatures w14:val="standard"/>
+        </w:rPr>
+        <w:t xml:space="preserve">compression efficiency, rate-distortion performance, encoding complexity, or large-scale VOD encoding quality. </w:t>
+      </w:r>
+    </w:p>
+    <w:p>
+      <w:pPr>
+        <w:pStyle w:val="Abstract"/>
+        <w:ind w:firstLineChars="200" w:firstLine="360"/>
+        <w:rPr>
+          <w:rFonts w:eastAsia="宋体" w:hint="eastAsia"/>
+          <w:lang w:eastAsia="zh-CN"/>
+          <w14:ligatures w14:val="standard"/>
+        </w:rPr>
+      </w:pPr>
+      <w:r>
+        <w:rPr>
+          <w:rFonts w:eastAsia="宋体"/>
+          <w:lang w:eastAsia="zh-CN"/>
+          <w14:ligatures w14:val="standard"/>
+        </w:rPr>
+        <w:t xml:space="preserve">In contrast, WeOD focuses on a </w:t>
+      </w:r>
+      <w:r>
+        <w:rPr>
+          <w:rFonts w:eastAsia="宋体" w:hint="eastAsia"/>
+          <w:lang w:eastAsia="zh-CN"/>
+          <w14:ligatures w14:val="standard"/>
+        </w:rPr>
+        <w:t xml:space="preserve">practical </w:t>
+      </w:r>
+      <w:r>
+        <w:rPr>
+          <w:rFonts w:eastAsia="宋体"/>
+          <w:lang w:eastAsia="zh-CN"/>
+          <w14:ligatures w14:val="standard"/>
+        </w:rPr>
+        <w:t>lightweight</w:t>
+      </w:r>
+      <w:r>
+        <w:rPr>
+          <w:rFonts w:eastAsia="宋体" w:hint="eastAsia"/>
+          <w:lang w:eastAsia="zh-CN"/>
+          <w14:ligatures w14:val="standard"/>
+        </w:rPr>
+        <w:t xml:space="preserve">, easy to deployed, </w:t>
+      </w:r>
+      <w:r>
+        <w:rPr>
+          <w:rFonts w:eastAsia="宋体"/>
+          <w:lang w:eastAsia="zh-CN"/>
+          <w14:ligatures w14:val="standard"/>
+        </w:rPr>
+        <w:t>browser-based DASH</w:t>
+      </w:r>
+      <w:r>
+        <w:rPr>
+          <w:rFonts w:eastAsia="宋体" w:hint="eastAsia"/>
+          <w:lang w:eastAsia="zh-CN"/>
+          <w14:ligatures w14:val="standard"/>
+        </w:rPr>
+        <w:t xml:space="preserve"> software</w:t>
+      </w:r>
+      <w:r>
+        <w:rPr>
+          <w:rFonts w:eastAsia="宋体"/>
+          <w:lang w:eastAsia="zh-CN"/>
+          <w14:ligatures w14:val="standard"/>
+        </w:rPr>
+        <w:t>, where videos are transcoded, segmented, and played through dash.js, and the measured metrics include startup delay, encoding time, slicing time, and playback-side behavior.</w:t>
+      </w:r>
+      <w:r>
+        <w:rPr>
+          <w:rFonts w:eastAsia="宋体" w:hint="eastAsia"/>
+          <w:lang w:eastAsia="zh-CN"/>
+          <w14:ligatures w14:val="standard"/>
+        </w:rPr>
+        <w:t xml:space="preserve"> </w:t>
+      </w:r>
+      <w:r>
+        <w:rPr>
+          <w:rFonts w:eastAsia="宋体" w:hint="eastAsia"/>
+          <w:lang w:eastAsia="zh-CN"/>
+          <w14:ligatures w14:val="standard"/>
+        </w:rPr>
+        <w:t>By developing</w:t>
+      </w:r>
+      <w:r>
+        <w:rPr>
+          <w:rFonts w:eastAsia="宋体" w:hint="eastAsia"/>
+          <w:lang w:eastAsia="zh-CN"/>
+          <w14:ligatures w14:val="standard"/>
+        </w:rPr>
+        <w:t xml:space="preserve"> this software, we aim to explore the practical process of a VOD system and build a reuseable software for </w:t>
+      </w:r>
+      <w:r>
+        <w:rPr>
+          <w:rFonts w:eastAsia="宋体"/>
+          <w:lang w:eastAsia="zh-CN"/>
+          <w14:ligatures w14:val="standard"/>
+        </w:rPr>
+        <w:t>possible</w:t>
+      </w:r>
+      <w:r>
+        <w:rPr>
+          <w:rFonts w:eastAsia="宋体" w:hint="eastAsia"/>
+          <w:lang w:eastAsia="zh-CN"/>
+          <w14:ligatures w14:val="standard"/>
+        </w:rPr>
+        <w:t xml:space="preserve"> further analysis.</w:t>
+      </w:r>
+    </w:p>
+    <w:p>
+      <w:pPr>
+        <w:pStyle w:val="ReferenceHead"/>
+        <w:rPr>
+          <w:rFonts w:eastAsia="宋体" w:hint="eastAsia"/>
+          <w:lang w:eastAsia="zh-CN"/>
+          <w14:ligatures w14:val="standard"/>
+        </w:rPr>
+      </w:pPr>
+      <w:r>
+        <w:rPr>
+          <w:rFonts w:eastAsia="宋体" w:hint="eastAsia"/>
+          <w:lang w:eastAsia="zh-CN"/>
+          <w14:ligatures w14:val="standard"/>
+        </w:rPr>
+        <w:t>3 Design of the System</w:t>
+      </w:r>
+    </w:p>
+    <w:p>
+      <w:pPr>
         <w:pStyle w:val="Para"/>
         <w:jc w:val="both"/>
         <w:rPr>
+          <w:rFonts w:eastAsia="宋体" w:hint="eastAsia"/>
+          <w:lang w:eastAsia="zh-CN"/>
+          <w14:ligatures w14:val="standard"/>
+        </w:rPr>
+      </w:pPr>
+      <w:r>
+        <w:rPr>
           <w:lang w:eastAsia="ja-JP"/>
           <w14:ligatures w14:val="standard"/>
         </w:rPr>
-      </w:pPr>
-      <w:r>
-        <w:rPr>
-          <w:lang w:eastAsia="ja-JP"/>
-          <w14:ligatures w14:val="standard"/>
-        </w:rPr>
-        <w:t>.</w:t>
-      </w:r>
-    </w:p>
-    <w:p>
-      <w:pPr>
-        <w:pStyle w:val="Image"/>
-        <w:rPr>
-          <w14:ligatures w14:val="standard"/>
-        </w:rPr>
-      </w:pPr>
-      <w:r>
-        <w:rPr>
-          <w:noProof/>
-          <w14:ligatures w14:val="standard"/>
-        </w:rPr>
         <w:drawing>
-          <wp:inline distT="0" distB="0" distL="0" distR="0" wp14:anchorId="75A10D46" wp14:editId="3E872B65">
-            <wp:extent cx="2600325" cy="1752600"/>
-            <wp:effectExtent l="0" t="0" r="9525" b="0"/>
-            <wp:docPr id="6" name="Picture 6"/>
+          <wp:inline distT="0" distB="0" distL="0" distR="0" wp14:anchorId="05DDE3DA" wp14:editId="2C7AE4A9">
+            <wp:extent cx="3048000" cy="1518920"/>
+            <wp:effectExtent l="0" t="0" r="0" b="5080"/>
+            <wp:docPr id="671798248" name="图片 1"/>
             <wp:cNvGraphicFramePr>
               <a:graphicFrameLocks xmlns:a="http://schemas.openxmlformats.org/drawingml/2006/main" noChangeAspect="1"/>
             </wp:cNvGraphicFramePr>
@@ -492,17 +2854,11 @@
               <a:graphicData uri="http://schemas.openxmlformats.org/drawingml/2006/picture">
                 <pic:pic xmlns:pic="http://schemas.openxmlformats.org/drawingml/2006/picture">
                   <pic:nvPicPr>
-                    <pic:cNvPr id="0" name="download.jpg"/>
+                    <pic:cNvPr id="671798248" name=""/>
                     <pic:cNvPicPr/>
                   </pic:nvPicPr>
                   <pic:blipFill>
-                    <a:blip r:embed="rId15">
-                      <a:extLst>
-                        <a:ext uri="{28A0092B-C50C-407E-A947-70E740481C1C}">
-                          <a14:useLocalDpi xmlns:a14="http://schemas.microsoft.com/office/drawing/2010/main" val="0"/>
-                        </a:ext>
-                      </a:extLst>
-                    </a:blip>
+                    <a:blip r:embed="rId15"/>
                     <a:stretch>
                       <a:fillRect/>
                     </a:stretch>
@@ -510,7 +2866,7 @@
                   <pic:spPr>
                     <a:xfrm>
                       <a:off x="0" y="0"/>
-                      <a:ext cx="2600325" cy="1752600"/>
+                      <a:ext cx="3048000" cy="1518920"/>
                     </a:xfrm>
                     <a:prstGeom prst="rect">
                       <a:avLst/>
@@ -528,226 +2884,132 @@
         <w:pStyle w:val="FigureCaption"/>
         <w:jc w:val="both"/>
         <w:rPr>
-          <w:b w:val="0"/>
+          <w:rFonts w:eastAsia="宋体"/>
+          <w:lang w:eastAsia="zh-CN"/>
+          <w14:ligatures w14:val="standard"/>
+        </w:rPr>
+      </w:pPr>
+      <w:r>
+        <w:rPr>
+          <w:rStyle w:val="Label"/>
+          <w14:ligatures w14:val="standard"/>
+        </w:rPr>
+        <w:t>Figure 1:</w:t>
+      </w:r>
+      <w:r>
+        <w:rPr>
           <w:lang w:eastAsia="ja-JP"/>
           <w14:ligatures w14:val="standard"/>
         </w:rPr>
-      </w:pPr>
-      <w:r>
-        <w:rPr>
-          <w:rStyle w:val="Label"/>
-          <w14:ligatures w14:val="standard"/>
-        </w:rPr>
-        <w:t>Figure 1:</w:t>
-      </w:r>
-      <w:r>
-        <w:rPr>
-          <w:lang w:eastAsia="ja-JP"/>
-          <w14:ligatures w14:val="standard"/>
-        </w:rPr>
         <w:t xml:space="preserve"> </w:t>
       </w:r>
       <w:r>
         <w:rPr>
-          <w:lang w:eastAsia="ja-JP"/>
-          <w14:ligatures w14:val="standard"/>
-        </w:rPr>
-        <w:t xml:space="preserve">Figure Caption and Image above the </w:t>
-      </w:r>
-      <w:r>
-        <w:rPr>
-          <w:lang w:eastAsia="ja-JP"/>
-          <w14:ligatures w14:val="standard"/>
-        </w:rPr>
-        <w:t>c</w:t>
-      </w:r>
-      <w:r>
-        <w:rPr>
-          <w:lang w:eastAsia="ja-JP"/>
-          <w14:ligatures w14:val="standard"/>
-        </w:rPr>
-        <w:t>aption [In draft mode</w:t>
-      </w:r>
-      <w:r>
-        <w:rPr>
-          <w:lang w:eastAsia="ja-JP"/>
-          <w14:ligatures w14:val="standard"/>
-        </w:rPr>
-        <w:t>,</w:t>
-      </w:r>
-      <w:r>
-        <w:rPr>
-          <w:lang w:eastAsia="ja-JP"/>
-          <w14:ligatures w14:val="standard"/>
-        </w:rPr>
-        <w:t xml:space="preserve"> Image will not </w:t>
-      </w:r>
-      <w:r>
-        <w:rPr>
-          <w:lang w:eastAsia="ja-JP"/>
-          <w14:ligatures w14:val="standard"/>
-        </w:rPr>
-        <w:t xml:space="preserve">appear on </w:t>
-      </w:r>
-      <w:r>
-        <w:rPr>
-          <w:lang w:eastAsia="ja-JP"/>
-          <w14:ligatures w14:val="standard"/>
-        </w:rPr>
-        <w:t xml:space="preserve">the </w:t>
-      </w:r>
-      <w:r>
-        <w:rPr>
-          <w:lang w:eastAsia="ja-JP"/>
-          <w14:ligatures w14:val="standard"/>
-        </w:rPr>
-        <w:t>screen</w:t>
-      </w:r>
-      <w:r>
-        <w:rPr>
-          <w:lang w:eastAsia="ja-JP"/>
-          <w14:ligatures w14:val="standard"/>
-        </w:rPr>
-        <w:t>]</w:t>
+          <w:rFonts w:eastAsia="宋体" w:hint="eastAsia"/>
+          <w:lang w:eastAsia="zh-CN"/>
+          <w14:ligatures w14:val="standard"/>
+        </w:rPr>
+        <w:t xml:space="preserve">The web page </w:t>
+      </w:r>
+      <w:r>
+        <w:rPr>
+          <w:rFonts w:eastAsia="宋体" w:hint="eastAsia"/>
+          <w:lang w:eastAsia="zh-CN"/>
+          <w14:ligatures w14:val="standard"/>
+        </w:rPr>
+        <w:t xml:space="preserve">and UI </w:t>
+      </w:r>
+      <w:r>
+        <w:rPr>
+          <w:rFonts w:eastAsia="宋体" w:hint="eastAsia"/>
+          <w:lang w:eastAsia="zh-CN"/>
+          <w14:ligatures w14:val="standard"/>
+        </w:rPr>
+        <w:t>of the software</w:t>
       </w:r>
     </w:p>
     <w:p>
       <w:pPr>
-        <w:pStyle w:val="Statements"/>
-        <w:rPr>
-          <w:lang w:eastAsia="ja-JP"/>
-          <w14:ligatures w14:val="standard"/>
-        </w:rPr>
-      </w:pPr>
-      <w:r>
-        <w:rPr>
-          <w:b/>
-          <w:lang w:eastAsia="ja-JP"/>
-          <w14:ligatures w14:val="standard"/>
-        </w:rPr>
-        <w:t>The</w:t>
-      </w:r>
-      <w:r>
-        <w:rPr>
-          <w:b/>
-          <w:lang w:eastAsia="ja-JP"/>
-          <w14:ligatures w14:val="standard"/>
-        </w:rPr>
-        <w:t>o</w:t>
-      </w:r>
-      <w:r>
-        <w:rPr>
-          <w:b/>
-          <w:lang w:eastAsia="ja-JP"/>
-          <w14:ligatures w14:val="standard"/>
-        </w:rPr>
-        <w:t>r</w:t>
-      </w:r>
-      <w:r>
-        <w:rPr>
-          <w:b/>
-          <w:lang w:eastAsia="ja-JP"/>
-          <w14:ligatures w14:val="standard"/>
-        </w:rPr>
-        <w:t>e</w:t>
-      </w:r>
-      <w:r>
-        <w:rPr>
-          <w:b/>
-          <w:lang w:eastAsia="ja-JP"/>
-          <w14:ligatures w14:val="standard"/>
-        </w:rPr>
-        <w:t>m</w:t>
-      </w:r>
-      <w:r>
-        <w:rPr>
-          <w:b/>
-          <w:lang w:eastAsia="ja-JP"/>
-          <w14:ligatures w14:val="standard"/>
-        </w:rPr>
-        <w:t>/Proof/Lemma</w:t>
-      </w:r>
-      <w:r>
-        <w:rPr>
-          <w:b/>
-          <w:lang w:eastAsia="ja-JP"/>
-          <w14:ligatures w14:val="standard"/>
-        </w:rPr>
-        <w:t>.</w:t>
-      </w:r>
-      <w:r>
-        <w:rPr>
-          <w:lang w:eastAsia="ja-JP"/>
-          <w14:ligatures w14:val="standard"/>
-        </w:rPr>
-        <w:t xml:space="preserve"> </w:t>
-      </w:r>
-      <w:r>
-        <w:rPr>
-          <w:szCs w:val="18"/>
-          <w:lang w:eastAsia="ja-JP"/>
-          <w14:ligatures w14:val="standard"/>
-        </w:rPr>
-        <w:t>Insert text here for the enunciation or Math statement. Insert text here for the enunciation or Math statement. Insert text here for the enunciation or Math statement. Insert text here for the enunciation or Math statement. Insert text here for the enunciation or Math statement.</w:t>
+        <w:pStyle w:val="FigureCaption"/>
+        <w:jc w:val="both"/>
+        <w:rPr>
+          <w:rFonts w:eastAsia="宋体"/>
+          <w:b w:val="0"/>
+          <w:lang w:eastAsia="zh-CN"/>
+          <w14:ligatures w14:val="standard"/>
+        </w:rPr>
+      </w:pPr>
+      <w:r>
+        <w:rPr>
+          <w:noProof/>
+        </w:rPr>
+        <w:drawing>
+          <wp:inline distT="0" distB="0" distL="0" distR="0" wp14:anchorId="063EE339" wp14:editId="3B563062">
+            <wp:extent cx="3048000" cy="1159510"/>
+            <wp:effectExtent l="0" t="0" r="0" b="2540"/>
+            <wp:docPr id="1442363920" name="图片 1"/>
+            <wp:cNvGraphicFramePr>
+              <a:graphicFrameLocks xmlns:a="http://schemas.openxmlformats.org/drawingml/2006/main" noChangeAspect="1"/>
+            </wp:cNvGraphicFramePr>
+            <a:graphic xmlns:a="http://schemas.openxmlformats.org/drawingml/2006/main">
+              <a:graphicData uri="http://schemas.openxmlformats.org/drawingml/2006/picture">
+                <pic:pic xmlns:pic="http://schemas.openxmlformats.org/drawingml/2006/picture">
+                  <pic:nvPicPr>
+                    <pic:cNvPr id="0" name="Picture 5"/>
+                    <pic:cNvPicPr>
+                      <a:picLocks noChangeAspect="1" noChangeArrowheads="1"/>
+                    </pic:cNvPicPr>
+                  </pic:nvPicPr>
+                  <pic:blipFill>
+                    <a:blip r:embed="rId16">
+                      <a:extLst>
+                        <a:ext uri="{28A0092B-C50C-407E-A947-70E740481C1C}">
+                          <a14:useLocalDpi xmlns:a14="http://schemas.microsoft.com/office/drawing/2010/main" val="0"/>
+                        </a:ext>
+                      </a:extLst>
+                    </a:blip>
+                    <a:srcRect/>
+                    <a:stretch>
+                      <a:fillRect/>
+                    </a:stretch>
+                  </pic:blipFill>
+                  <pic:spPr bwMode="auto">
+                    <a:xfrm>
+                      <a:off x="0" y="0"/>
+                      <a:ext cx="3048000" cy="1159510"/>
+                    </a:xfrm>
+                    <a:prstGeom prst="rect">
+                      <a:avLst/>
+                    </a:prstGeom>
+                    <a:noFill/>
+                    <a:ln>
+                      <a:noFill/>
+                    </a:ln>
+                  </pic:spPr>
+                </pic:pic>
+              </a:graphicData>
+            </a:graphic>
+          </wp:inline>
+        </w:drawing>
       </w:r>
     </w:p>
     <w:p>
       <w:pPr>
-        <w:pStyle w:val="Extract"/>
-        <w:rPr>
-          <w:rFonts w:eastAsia="宋体"/>
-          <w:szCs w:val="18"/>
-          <w:lang w:eastAsia="zh-CN"/>
-          <w14:ligatures w14:val="standard"/>
-        </w:rPr>
-      </w:pPr>
-      <w:r>
-        <w:rPr>
-          <w:szCs w:val="18"/>
-          <w:lang w:eastAsia="ja-JP"/>
-          <w14:ligatures w14:val="standard"/>
-        </w:rPr>
-        <w:t>....</w:t>
-      </w:r>
-      <w:r>
-        <w:rPr>
-          <w:szCs w:val="18"/>
-          <w:lang w:eastAsia="ja-JP"/>
-          <w14:ligatures w14:val="standard"/>
-        </w:rPr>
-        <w:t xml:space="preserve">Insert text here for the </w:t>
-      </w:r>
-      <w:r>
-        <w:rPr>
-          <w:szCs w:val="18"/>
-          <w:lang w:eastAsia="ja-JP"/>
-          <w14:ligatures w14:val="standard"/>
-        </w:rPr>
-        <w:t xml:space="preserve">Quotation or </w:t>
-      </w:r>
-      <w:r>
-        <w:rPr>
-          <w:szCs w:val="18"/>
-          <w:lang w:eastAsia="ja-JP"/>
-          <w14:ligatures w14:val="standard"/>
-        </w:rPr>
-        <w:t xml:space="preserve">Extract, </w:t>
-      </w:r>
-      <w:r>
-        <w:rPr>
-          <w:szCs w:val="18"/>
-          <w:lang w:eastAsia="ja-JP"/>
-          <w14:ligatures w14:val="standard"/>
-        </w:rPr>
-        <w:t>Insert text here for the Quotation or Extract, Insert text here for the Quotation or Extract, Insert text here for the Quotation or Extract, Insert text here for the Quotation or Extract, Insert text here for the Quotation or Extract</w:t>
-      </w:r>
-      <w:r>
-        <w:rPr>
-          <w:szCs w:val="18"/>
-          <w:lang w:eastAsia="ja-JP"/>
-          <w14:ligatures w14:val="standard"/>
-        </w:rPr>
-        <w:t>.</w:t>
+        <w:pStyle w:val="FigureCaption"/>
+        <w:jc w:val="both"/>
+        <w:rPr>
+          <w:rFonts w:eastAsia="宋体" w:hint="eastAsia"/>
+          <w:b w:val="0"/>
+          <w:lang w:eastAsia="zh-CN"/>
+          <w14:ligatures w14:val="standard"/>
+        </w:rPr>
+      </w:pPr>
+      <w:r>
+        <w:rPr>
+          <w:rStyle w:val="Label"/>
+          <w:rFonts w:hint="eastAsia"/>
+        </w:rPr>
+        <w:t>Figure 2: WeOD Software structure</w:t>
       </w:r>
     </w:p>
     <w:p>
@@ -765,69 +3027,95 @@
           <w:lang w:eastAsia="zh-CN"/>
           <w14:ligatures w14:val="standard"/>
         </w:rPr>
-        <w:t>2 Background</w:t>
+        <w:t xml:space="preserve">4 </w:t>
+      </w:r>
+      <w:r>
+        <w:rPr>
+          <w:rFonts w:eastAsia="宋体" w:hint="eastAsia"/>
+          <w:lang w:eastAsia="zh-CN"/>
+          <w14:ligatures w14:val="standard"/>
+        </w:rPr>
+        <w:t>Validation</w:t>
       </w:r>
     </w:p>
     <w:p>
       <w:pPr>
         <w:pStyle w:val="ReferenceHead"/>
         <w:rPr>
-          <w:rFonts w:eastAsia="宋体" w:hint="eastAsia"/>
-          <w:lang w:eastAsia="zh-CN"/>
-          <w14:ligatures w14:val="standard"/>
-        </w:rPr>
-      </w:pPr>
-      <w:r>
-        <w:rPr>
-          <w:rFonts w:eastAsia="宋体" w:hint="eastAsia"/>
-          <w:lang w:eastAsia="zh-CN"/>
-          <w14:ligatures w14:val="standard"/>
-        </w:rPr>
-        <w:t>2.1 Related works</w:t>
+          <w:rFonts w:eastAsia="宋体"/>
+          <w:lang w:eastAsia="zh-CN"/>
+          <w14:ligatures w14:val="standard"/>
+        </w:rPr>
+      </w:pPr>
+      <w:r>
+        <w:rPr>
+          <w:rFonts w:eastAsia="宋体" w:hint="eastAsia"/>
+          <w:lang w:eastAsia="zh-CN"/>
+          <w14:ligatures w14:val="standard"/>
+        </w:rPr>
+        <w:t>4.1 Experiment Setup</w:t>
       </w:r>
     </w:p>
     <w:p>
       <w:pPr>
-        <w:pStyle w:val="ReferenceHead"/>
-        <w:rPr>
-          <w:rFonts w:eastAsia="宋体" w:hint="eastAsia"/>
-          <w:lang w:eastAsia="zh-CN"/>
-          <w14:ligatures w14:val="standard"/>
-        </w:rPr>
-      </w:pPr>
-      <w:r>
-        <w:rPr>
-          <w:rFonts w:eastAsia="宋体" w:hint="eastAsia"/>
-          <w:lang w:eastAsia="zh-CN"/>
-          <w14:ligatures w14:val="standard"/>
-        </w:rPr>
-        <w:t>3 Design of the System</w:t>
+        <w:pStyle w:val="Abstract"/>
+        <w:ind w:firstLineChars="200" w:firstLine="360"/>
+        <w:rPr>
+          <w:rFonts w:eastAsia="宋体" w:hint="eastAsia"/>
+          <w:lang w:eastAsia="zh-CN"/>
+          <w14:ligatures w14:val="standard"/>
+        </w:rPr>
+      </w:pPr>
+      <w:r>
+        <w:rPr>
+          <w:rFonts w:eastAsia="宋体" w:hint="eastAsia"/>
+          <w:lang w:eastAsia="zh-CN"/>
+          <w14:ligatures w14:val="standard"/>
+        </w:rPr>
+        <w:t>The experiments are conducted on two different computers under a same LAN (Local area network)</w:t>
+      </w:r>
+      <w:r>
+        <w:rPr>
+          <w:rFonts w:eastAsia="宋体" w:hint="eastAsia"/>
+          <w:lang w:eastAsia="zh-CN"/>
+          <w14:ligatures w14:val="standard"/>
+        </w:rPr>
+        <w:t xml:space="preserve">. One work as the server, and the other one work as the client. The server computer takes </w:t>
+      </w:r>
+      <w:r>
+        <w:rPr>
+          <w:rFonts w:eastAsia="宋体"/>
+          <w:lang w:eastAsia="zh-CN"/>
+          <w14:ligatures w14:val="standard"/>
+        </w:rPr>
+        <w:t>responsibility</w:t>
+      </w:r>
+      <w:r>
+        <w:rPr>
+          <w:rFonts w:eastAsia="宋体" w:hint="eastAsia"/>
+          <w:lang w:eastAsia="zh-CN"/>
+          <w14:ligatures w14:val="standard"/>
+        </w:rPr>
+        <w:t xml:space="preserve"> to store the source videos, </w:t>
       </w:r>
     </w:p>
     <w:p>
       <w:pPr>
         <w:pStyle w:val="ReferenceHead"/>
         <w:rPr>
-          <w:rFonts w:eastAsia="宋体" w:hint="eastAsia"/>
-          <w:lang w:eastAsia="zh-CN"/>
-          <w14:ligatures w14:val="standard"/>
-        </w:rPr>
-      </w:pPr>
-      <w:r>
-        <w:rPr>
-          <w:rFonts w:eastAsia="宋体" w:hint="eastAsia"/>
-          <w:lang w:eastAsia="zh-CN"/>
-          <w14:ligatures w14:val="standard"/>
-        </w:rPr>
-        <w:t xml:space="preserve">4 </w:t>
-      </w:r>
-      <w:r>
-        <w:rPr>
-          <w:rFonts w:eastAsia="宋体" w:hint="eastAsia"/>
-          <w:lang w:eastAsia="zh-CN"/>
-          <w14:ligatures w14:val="standard"/>
-        </w:rPr>
-        <w:t>Validation</w:t>
+          <w:rFonts w:eastAsia="宋体"/>
+          <w:lang w:eastAsia="zh-CN"/>
+          <w14:ligatures w14:val="standard"/>
+        </w:rPr>
+      </w:pPr>
+      <w:r>
+        <w:rPr>
+          <w:rFonts w:eastAsia="宋体" w:hint="eastAsia"/>
+          <w:lang w:eastAsia="zh-CN"/>
+          <w14:ligatures w14:val="standard"/>
+        </w:rPr>
+        <w:lastRenderedPageBreak/>
+        <w:t>4.2 Dataset</w:t>
       </w:r>
     </w:p>
     <w:p>
@@ -845,7 +3133,7 @@
           <w:lang w:eastAsia="zh-CN"/>
           <w14:ligatures w14:val="standard"/>
         </w:rPr>
-        <w:t>5 Conclusion</w:t>
+        <w:t>4.3 Evaluation Result</w:t>
       </w:r>
     </w:p>
     <w:p>
@@ -863,166 +3151,7 @@
           <w:lang w:eastAsia="zh-CN"/>
           <w14:ligatures w14:val="standard"/>
         </w:rPr>
-        <w:t>1 Introduction</w:t>
-      </w:r>
-    </w:p>
-    <w:p>
-      <w:pPr>
-        <w:pStyle w:val="Head2"/>
-        <w:rPr>
-          <w14:ligatures w14:val="standard"/>
-        </w:rPr>
-      </w:pPr>
-      <w:r>
-        <w:rPr>
-          <w:rStyle w:val="Label"/>
-          <w14:ligatures w14:val="standard"/>
-        </w:rPr>
-        <w:t>1</w:t>
-      </w:r>
-      <w:r>
-        <w:rPr>
-          <w:rStyle w:val="Label"/>
-          <w14:ligatures w14:val="standard"/>
-        </w:rPr>
-        <w:t>.1</w:t>
-      </w:r>
-      <w:r>
-        <w:rPr>
-          <w14:ligatures w14:val="standard"/>
-        </w:rPr>
-        <w:t> </w:t>
-      </w:r>
-      <w:r>
-        <w:rPr>
-          <w14:ligatures w14:val="standard"/>
-        </w:rPr>
-        <w:t>Heading Level 2</w:t>
-      </w:r>
-    </w:p>
-    <w:p>
-      <w:pPr>
-        <w:pStyle w:val="Para"/>
-        <w:ind w:firstLine="0"/>
-        <w:jc w:val="both"/>
-        <w:rPr>
-          <w14:ligatures w14:val="standard"/>
-        </w:rPr>
-      </w:pPr>
-      <w:r>
-        <w:rPr>
-          <w:lang w:eastAsia="it-IT"/>
-          <w14:ligatures w14:val="standard"/>
-        </w:rPr>
-        <w:t xml:space="preserve">In </w:t>
-      </w:r>
-      <w:r>
-        <w:rPr>
-          <w:lang w:eastAsia="it-IT"/>
-          <w14:ligatures w14:val="standard"/>
-        </w:rPr>
-        <w:t xml:space="preserve">the </w:t>
-      </w:r>
-      <w:r>
-        <w:rPr>
-          <w:lang w:eastAsia="it-IT"/>
-          <w14:ligatures w14:val="standard"/>
-        </w:rPr>
-        <w:t>below paragraph,</w:t>
-      </w:r>
-      <w:r>
-        <w:rPr>
-          <w:lang w:eastAsia="it-IT"/>
-          <w14:ligatures w14:val="standard"/>
-        </w:rPr>
-        <w:t xml:space="preserve"> </w:t>
-      </w:r>
-      <w:r>
-        <w:rPr>
-          <w:lang w:eastAsia="it-IT"/>
-          <w14:ligatures w14:val="standard"/>
-        </w:rPr>
-        <w:t xml:space="preserve">it </w:t>
-      </w:r>
-      <w:r>
-        <w:rPr>
-          <w:lang w:eastAsia="it-IT"/>
-          <w14:ligatures w14:val="standard"/>
-        </w:rPr>
-        <w:t>is explain</w:t>
-      </w:r>
-      <w:r>
-        <w:rPr>
-          <w:lang w:eastAsia="it-IT"/>
-          <w14:ligatures w14:val="standard"/>
-        </w:rPr>
-        <w:t>ed</w:t>
-      </w:r>
-      <w:r>
-        <w:rPr>
-          <w:lang w:eastAsia="it-IT"/>
-          <w14:ligatures w14:val="standard"/>
-        </w:rPr>
-        <w:t xml:space="preserve"> how alt-txt value </w:t>
-      </w:r>
-      <w:r>
-        <w:rPr>
-          <w:lang w:eastAsia="it-IT"/>
-          <w14:ligatures w14:val="standard"/>
-        </w:rPr>
-        <w:t xml:space="preserve">is placed </w:t>
-      </w:r>
-      <w:r>
-        <w:rPr>
-          <w:lang w:eastAsia="it-IT"/>
-          <w14:ligatures w14:val="standard"/>
-        </w:rPr>
-        <w:t xml:space="preserve">in </w:t>
-      </w:r>
-      <w:r>
-        <w:rPr>
-          <w:b/>
-          <w:lang w:eastAsia="it-IT"/>
-          <w14:ligatures w14:val="standard"/>
-        </w:rPr>
-        <w:t>MS</w:t>
-      </w:r>
-      <w:r>
-        <w:rPr>
-          <w:b/>
-          <w:lang w:eastAsia="it-IT"/>
-          <w14:ligatures w14:val="standard"/>
-        </w:rPr>
-        <w:t xml:space="preserve"> </w:t>
-      </w:r>
-      <w:r>
-        <w:rPr>
-          <w:b/>
-          <w:lang w:eastAsia="it-IT"/>
-          <w14:ligatures w14:val="standard"/>
-        </w:rPr>
-        <w:t>Word</w:t>
-      </w:r>
-      <w:r>
-        <w:rPr>
-          <w:b/>
-          <w:lang w:eastAsia="it-IT"/>
-          <w14:ligatures w14:val="standard"/>
-        </w:rPr>
-        <w:t xml:space="preserve"> 2010</w:t>
-      </w:r>
-      <w:r>
-        <w:rPr>
-          <w:lang w:eastAsia="it-IT"/>
-          <w14:ligatures w14:val="standard"/>
-        </w:rPr>
-        <w:t xml:space="preserve">. </w:t>
-      </w:r>
-      <w:r>
-        <w:rPr>
-          <w14:ligatures w14:val="standard"/>
-        </w:rPr>
-        <w:t>To add alternative text to a picture in Word 2010, follow these steps:</w:t>
+        <w:t>5 Conclusion</w:t>
       </w:r>
     </w:p>
     <w:p>
@@ -1636,6 +3765,7 @@
           <w14:ligatures w14:val="standard"/>
         </w:rPr>
       </w:pPr>
+      <w:bookmarkStart w:id="3" w:name="_Hlk229513797"/>
       <w:r>
         <w:rPr>
           <w:rFonts w:ascii="Linux Biolinum" w:hAnsi="Linux Biolinum" w:cs="Linux Biolinum"/>
@@ -1659,7 +3789,16 @@
           <w:i/>
           <w14:ligatures w14:val="standard"/>
         </w:rPr>
-        <w:t xml:space="preserve"> Heading Level 3. </w:t>
+        <w:t xml:space="preserve"> Heading Level 3.</w:t>
+      </w:r>
+      <w:bookmarkEnd w:id="3"/>
+      <w:r>
+        <w:rPr>
+          <w:rFonts w:ascii="Linux Biolinum" w:hAnsi="Linux Biolinum" w:cs="Linux Biolinum"/>
+          <w:i/>
+          <w14:ligatures w14:val="standard"/>
+        </w:rPr>
+        <w:t xml:space="preserve"> </w:t>
       </w:r>
       <w:r>
         <w:rPr>
@@ -1995,14 +4134,14 @@
           <w14:ligatures w14:val="standard"/>
         </w:rPr>
       </w:pPr>
-      <w:bookmarkStart w:id="1" w:name="_Hlk229447274"/>
+      <w:bookmarkStart w:id="4" w:name="_Hlk229447274"/>
       <w:r>
         <w:rPr>
           <w14:ligatures w14:val="standard"/>
         </w:rPr>
         <w:t>ACKNOWLEDGMENTS</w:t>
       </w:r>
-      <w:bookmarkEnd w:id="1"/>
+      <w:bookmarkEnd w:id="4"/>
     </w:p>
     <w:p>
       <w:pPr>
@@ -2173,18 +4312,26 @@
       <w:pPr>
         <w:pStyle w:val="Bibentry"/>
         <w:rPr>
-          <w:rFonts w:eastAsia="宋体" w:hint="eastAsia"/>
-          <w:szCs w:val="14"/>
-          <w:lang w:eastAsia="zh-CN"/>
-          <w14:ligatures w14:val="standard"/>
-        </w:rPr>
-      </w:pPr>
-      <w:r>
-        <w:rPr>
-          <w14:ligatures w14:val="standard"/>
-        </w:rPr>
-        <w:t>[1] Alphabet Inc. 2025. Alphabet Investor Relations. Retrieved May 12, 2026 from https://abc.xyz/investor/</w:t>
-      </w:r>
+          <w:rFonts w:eastAsia="宋体"/>
+          <w:lang w:eastAsia="zh-CN"/>
+          <w14:ligatures w14:val="standard"/>
+        </w:rPr>
+      </w:pPr>
+      <w:r>
+        <w:rPr>
+          <w14:ligatures w14:val="standard"/>
+        </w:rPr>
+        <w:t xml:space="preserve">[1] Alphabet Inc. 2025. Alphabet Investor Relations. Retrieved May 12, 2026 from </w:t>
+      </w:r>
+      <w:hyperlink r:id="rId17" w:history="1">
+        <w:r>
+          <w:rPr>
+            <w:rStyle w:val="af1"/>
+            <w14:ligatures w14:val="standard"/>
+          </w:rPr>
+          <w:t>https://abc.xyz/investor/</w:t>
+        </w:r>
+      </w:hyperlink>
     </w:p>
     <w:p>
       <w:pPr>
@@ -2201,7 +4348,7 @@
         </w:rPr>
         <w:t xml:space="preserve">[2] Sandvine. 2024. The Global Internet Phenomena Report 2024. Industry Report. Retrieved May 12, 2026 from </w:t>
       </w:r>
-      <w:hyperlink r:id="rId16" w:history="1">
+      <w:hyperlink r:id="rId18" w:history="1">
         <w:r>
           <w:rPr>
             <w:rStyle w:val="af1"/>
@@ -2215,24 +4362,508 @@
       <w:pPr>
         <w:pStyle w:val="Bibentry"/>
         <w:rPr>
-          <w:rFonts w:eastAsia="宋体" w:hint="eastAsia"/>
-          <w:lang w:eastAsia="zh-CN"/>
-          <w14:ligatures w14:val="standard"/>
-        </w:rPr>
-      </w:pPr>
-      <w:r>
-        <w:rPr>
-          <w14:ligatures w14:val="standard"/>
-        </w:rPr>
-        <w:t>[3] StatCounter Global Stats. 2026. Browser Market Share Worldwide. Retrieved May 12, 2026 from https://gs.statcounter.c</w:t>
-      </w:r>
-      <w:r>
-        <w:rPr>
-          <w:rFonts w:eastAsia="宋体" w:hint="eastAsia"/>
-          <w:lang w:eastAsia="zh-CN"/>
-          <w14:ligatures w14:val="standard"/>
-        </w:rPr>
-        <w:t>om/</w:t>
+          <w:rFonts w:eastAsia="宋体"/>
+          <w:lang w:eastAsia="zh-CN"/>
+          <w14:ligatures w14:val="standard"/>
+        </w:rPr>
+      </w:pPr>
+      <w:r>
+        <w:rPr>
+          <w14:ligatures w14:val="standard"/>
+        </w:rPr>
+        <w:t xml:space="preserve">[3] StatCounter Global Stats. 2026. Browser Market Share Worldwide. Retrieved May 12, 2026 from </w:t>
+      </w:r>
+      <w:hyperlink r:id="rId19" w:history="1">
+        <w:r>
+          <w:rPr>
+            <w:rStyle w:val="af1"/>
+            <w14:ligatures w14:val="standard"/>
+          </w:rPr>
+          <w:t>https://gs.statcounter.c</w:t>
+        </w:r>
+        <w:r>
+          <w:rPr>
+            <w:rStyle w:val="af1"/>
+            <w:rFonts w:eastAsia="宋体" w:hint="eastAsia"/>
+            <w:lang w:eastAsia="zh-CN"/>
+            <w14:ligatures w14:val="standard"/>
+          </w:rPr>
+          <w:t>om/</w:t>
+        </w:r>
+      </w:hyperlink>
+    </w:p>
+    <w:p>
+      <w:pPr>
+        <w:pStyle w:val="Bibentry"/>
+        <w:rPr>
+          <w:rFonts w:eastAsia="宋体"/>
+          <w:lang w:eastAsia="zh-CN"/>
+          <w14:ligatures w14:val="standard"/>
+        </w:rPr>
+      </w:pPr>
+      <w:r>
+        <w:rPr>
+          <w:rFonts w:eastAsia="宋体"/>
+          <w:lang w:eastAsia="zh-CN"/>
+          <w14:ligatures w14:val="standard"/>
+        </w:rPr>
+        <w:t xml:space="preserve">[4] MPEG. 2022. MPEG-DASH. Retrieved May 12, 2026 from </w:t>
+      </w:r>
+      <w:hyperlink r:id="rId20" w:history="1">
+        <w:r>
+          <w:rPr>
+            <w:rStyle w:val="af1"/>
+            <w:rFonts w:eastAsia="宋体"/>
+            <w:lang w:eastAsia="zh-CN"/>
+            <w14:ligatures w14:val="standard"/>
+          </w:rPr>
+          <w:t>https://www.mpeg.org/standards/MPEG-DASH/</w:t>
+        </w:r>
+      </w:hyperlink>
+    </w:p>
+    <w:p>
+      <w:pPr>
+        <w:pStyle w:val="Bibentry"/>
+        <w:rPr>
+          <w:rFonts w:eastAsia="宋体"/>
+          <w:lang w:eastAsia="zh-CN"/>
+          <w14:ligatures w14:val="standard"/>
+        </w:rPr>
+      </w:pPr>
+      <w:r>
+        <w:rPr>
+          <w:rFonts w:eastAsia="宋体"/>
+          <w:lang w:eastAsia="zh-CN"/>
+          <w14:ligatures w14:val="standard"/>
+        </w:rPr>
+        <w:t xml:space="preserve">[5] ISO. 2022. ISO/IEC 23009-1:2022 Dynamic adaptive streaming over HTTP (DASH) — Part 1: Media presentation description and segment formats. Retrieved May 12, 2026 from </w:t>
+      </w:r>
+      <w:hyperlink r:id="rId21" w:history="1">
+        <w:r>
+          <w:rPr>
+            <w:rStyle w:val="af1"/>
+            <w:rFonts w:eastAsia="宋体"/>
+            <w:lang w:eastAsia="zh-CN"/>
+            <w14:ligatures w14:val="standard"/>
+          </w:rPr>
+          <w:t>https://www.iso.org/standard/83314.html</w:t>
+        </w:r>
+      </w:hyperlink>
+    </w:p>
+    <w:p>
+      <w:pPr>
+        <w:pStyle w:val="Bibentry"/>
+        <w:rPr>
+          <w:rFonts w:eastAsia="宋体"/>
+          <w:lang w:eastAsia="zh-CN"/>
+          <w14:ligatures w14:val="standard"/>
+        </w:rPr>
+      </w:pPr>
+      <w:r>
+        <w:rPr>
+          <w:rFonts w:eastAsia="宋体"/>
+          <w:lang w:eastAsia="zh-CN"/>
+          <w14:ligatures w14:val="standard"/>
+        </w:rPr>
+        <w:t xml:space="preserve">[6] DASH Industry Forum. 2026. dash.js Documentation. Retrieved May 12, 2026 from </w:t>
+      </w:r>
+      <w:hyperlink r:id="rId22" w:history="1">
+        <w:r>
+          <w:rPr>
+            <w:rStyle w:val="af1"/>
+            <w:rFonts w:eastAsia="宋体"/>
+            <w:lang w:eastAsia="zh-CN"/>
+            <w14:ligatures w14:val="standard"/>
+          </w:rPr>
+          <w:t>https://cdn.dashjs.org/latest/jsdoc/index.html</w:t>
+        </w:r>
+      </w:hyperlink>
+    </w:p>
+    <w:p>
+      <w:pPr>
+        <w:pStyle w:val="Bibentry"/>
+        <w:rPr>
+          <w:rFonts w:eastAsia="宋体"/>
+          <w:lang w:eastAsia="zh-CN"/>
+          <w14:ligatures w14:val="standard"/>
+        </w:rPr>
+      </w:pPr>
+      <w:r>
+        <w:rPr>
+          <w:rFonts w:eastAsia="宋体"/>
+          <w:lang w:eastAsia="zh-CN"/>
+          <w14:ligatures w14:val="standard"/>
+        </w:rPr>
+        <w:t>[7] Mozilla Developer Network. 2026. Media Source API. Retrieved May 12, 2026 from</w:t>
+      </w:r>
+      <w:r>
+        <w:rPr>
+          <w:rFonts w:eastAsia="宋体" w:hint="eastAsia"/>
+          <w:lang w:eastAsia="zh-CN"/>
+          <w14:ligatures w14:val="standard"/>
+        </w:rPr>
+        <w:t xml:space="preserve"> </w:t>
+      </w:r>
+      <w:hyperlink r:id="rId23" w:history="1">
+        <w:r>
+          <w:rPr>
+            <w:rStyle w:val="af1"/>
+            <w:rFonts w:eastAsia="宋体"/>
+            <w:lang w:eastAsia="zh-CN"/>
+            <w14:ligatures w14:val="standard"/>
+          </w:rPr>
+          <w:t>https://developer.mozilla.org/en-US/docs/Web/API/Media_Source_Extensions_API</w:t>
+        </w:r>
+      </w:hyperlink>
+    </w:p>
+    <w:p>
+      <w:pPr>
+        <w:pStyle w:val="Bibentry"/>
+        <w:rPr>
+          <w:rFonts w:eastAsia="宋体"/>
+          <w:lang w:eastAsia="zh-CN"/>
+          <w14:ligatures w14:val="standard"/>
+        </w:rPr>
+      </w:pPr>
+      <w:r>
+        <w:rPr>
+          <w:rFonts w:eastAsia="宋体"/>
+          <w:lang w:eastAsia="zh-CN"/>
+          <w14:ligatures w14:val="standard"/>
+        </w:rPr>
+        <w:t>[</w:t>
+      </w:r>
+      <w:r>
+        <w:rPr>
+          <w:rFonts w:eastAsia="宋体" w:hint="eastAsia"/>
+          <w:lang w:eastAsia="zh-CN"/>
+          <w14:ligatures w14:val="standard"/>
+        </w:rPr>
+        <w:t>8</w:t>
+      </w:r>
+      <w:r>
+        <w:rPr>
+          <w:rFonts w:eastAsia="宋体"/>
+          <w:lang w:eastAsia="zh-CN"/>
+          <w14:ligatures w14:val="standard"/>
+        </w:rPr>
+        <w:t>] MDN Web Docs. 2025. Web video codec guide. Mozilla Developer Network.</w:t>
+      </w:r>
+      <w:r>
+        <w:rPr>
+          <w:rFonts w:eastAsia="宋体" w:hint="eastAsia"/>
+          <w:lang w:eastAsia="zh-CN"/>
+          <w14:ligatures w14:val="standard"/>
+        </w:rPr>
+        <w:t xml:space="preserve"> </w:t>
+      </w:r>
+      <w:r>
+        <w:rPr>
+          <w:rFonts w:eastAsia="宋体"/>
+          <w:lang w:eastAsia="zh-CN"/>
+          <w14:ligatures w14:val="standard"/>
+        </w:rPr>
+        <w:t xml:space="preserve">Retrieved May 12, 2026 from </w:t>
+      </w:r>
+      <w:hyperlink r:id="rId24" w:history="1">
+        <w:r>
+          <w:rPr>
+            <w:rStyle w:val="af1"/>
+            <w:rFonts w:eastAsia="宋体"/>
+            <w:lang w:eastAsia="zh-CN"/>
+            <w14:ligatures w14:val="standard"/>
+          </w:rPr>
+          <w:t>https://developer.mozilla.org/en-US/docs/Web/Media/Guides/Formats/Video_codecs</w:t>
+        </w:r>
+      </w:hyperlink>
+    </w:p>
+    <w:p>
+      <w:pPr>
+        <w:pStyle w:val="Bibentry"/>
+        <w:rPr>
+          <w:rFonts w:eastAsia="宋体"/>
+          <w:lang w:eastAsia="zh-CN"/>
+          <w14:ligatures w14:val="standard"/>
+        </w:rPr>
+      </w:pPr>
+      <w:r>
+        <w:rPr>
+          <w:rFonts w:eastAsia="宋体"/>
+          <w:lang w:eastAsia="zh-CN"/>
+          <w14:ligatures w14:val="standard"/>
+        </w:rPr>
+        <w:t>[</w:t>
+      </w:r>
+      <w:r>
+        <w:rPr>
+          <w:rFonts w:eastAsia="宋体" w:hint="eastAsia"/>
+          <w:lang w:eastAsia="zh-CN"/>
+          <w14:ligatures w14:val="standard"/>
+        </w:rPr>
+        <w:t>9</w:t>
+      </w:r>
+      <w:r>
+        <w:rPr>
+          <w:rFonts w:eastAsia="宋体"/>
+          <w:lang w:eastAsia="zh-CN"/>
+          <w14:ligatures w14:val="standard"/>
+        </w:rPr>
+        <w:t>] ITU-T. 2024. H.264: Advanced video coding for generic audiovisual services. International Telecommunication Union.</w:t>
+      </w:r>
+      <w:r>
+        <w:rPr>
+          <w:rFonts w:eastAsia="宋体" w:hint="eastAsia"/>
+          <w:lang w:eastAsia="zh-CN"/>
+          <w14:ligatures w14:val="standard"/>
+        </w:rPr>
+        <w:t xml:space="preserve"> </w:t>
+      </w:r>
+      <w:r>
+        <w:rPr>
+          <w:rFonts w:eastAsia="宋体"/>
+          <w:lang w:eastAsia="zh-CN"/>
+          <w14:ligatures w14:val="standard"/>
+        </w:rPr>
+        <w:t xml:space="preserve">Retrieved May 12, 2026 from </w:t>
+      </w:r>
+      <w:hyperlink r:id="rId25" w:history="1">
+        <w:r>
+          <w:rPr>
+            <w:rStyle w:val="af1"/>
+            <w:rFonts w:eastAsia="宋体"/>
+            <w:lang w:eastAsia="zh-CN"/>
+            <w14:ligatures w14:val="standard"/>
+          </w:rPr>
+          <w:t>https://www.itu.int/rec/t-rec-h.264</w:t>
+        </w:r>
+      </w:hyperlink>
+    </w:p>
+    <w:p>
+      <w:pPr>
+        <w:pStyle w:val="Bibentry"/>
+        <w:rPr>
+          <w:rFonts w:eastAsia="宋体"/>
+          <w:lang w:eastAsia="zh-CN"/>
+          <w14:ligatures w14:val="standard"/>
+        </w:rPr>
+      </w:pPr>
+      <w:r>
+        <w:rPr>
+          <w:rFonts w:eastAsia="宋体" w:hint="eastAsia"/>
+          <w:lang w:eastAsia="zh-CN"/>
+          <w14:ligatures w14:val="standard"/>
+        </w:rPr>
+        <w:t xml:space="preserve">[10] </w:t>
+      </w:r>
+      <w:r>
+        <w:rPr>
+          <w:rFonts w:eastAsia="宋体"/>
+          <w:lang w:eastAsia="zh-CN"/>
+          <w14:ligatures w14:val="standard"/>
+        </w:rPr>
+        <w:t xml:space="preserve">ITU-T, "Parametric bitstream-based quality assessment of progressive download and adaptive audiovisual streaming services over HTTP," ITU-T Recommendation P.1203, Oct. 2017. [Online]. Available: </w:t>
+      </w:r>
+      <w:hyperlink r:id="rId26" w:tgtFrame="_blank" w:history="1">
+        <w:r>
+          <w:rPr>
+            <w:rStyle w:val="af1"/>
+            <w:rFonts w:eastAsia="宋体"/>
+            <w:lang w:eastAsia="zh-CN"/>
+            <w14:ligatures w14:val="standard"/>
+          </w:rPr>
+          <w:t>https://www.itu.int/rec/T-REC-P.1203</w:t>
+        </w:r>
+      </w:hyperlink>
+      <w:r>
+        <w:rPr>
+          <w:vanish/>
+          <w:szCs w:val="14"/>
+          <w14:ligatures w14:val="standard"/>
+        </w:rPr>
+        <w:t>Conference Name:ACM Woodstock conference</w:t>
+      </w:r>
+    </w:p>
+    <w:p>
+      <w:pPr>
+        <w:pStyle w:val="Bibentry"/>
+        <w:rPr>
+          <w:rFonts w:eastAsia="宋体"/>
+          <w:lang w:eastAsia="zh-CN"/>
+          <w14:ligatures w14:val="standard"/>
+        </w:rPr>
+      </w:pPr>
+      <w:r>
+        <w:rPr>
+          <w:rFonts w:eastAsia="宋体"/>
+          <w:lang w:eastAsia="zh-CN"/>
+          <w14:ligatures w14:val="standard"/>
+        </w:rPr>
+        <w:t>[</w:t>
+      </w:r>
+      <w:r>
+        <w:rPr>
+          <w:rFonts w:eastAsia="宋体" w:hint="eastAsia"/>
+          <w:lang w:eastAsia="zh-CN"/>
+          <w14:ligatures w14:val="standard"/>
+        </w:rPr>
+        <w:t>1</w:t>
+      </w:r>
+      <w:r>
+        <w:rPr>
+          <w:rFonts w:eastAsia="宋体" w:hint="eastAsia"/>
+          <w:lang w:eastAsia="zh-CN"/>
+          <w14:ligatures w14:val="standard"/>
+        </w:rPr>
+        <w:t>1</w:t>
+      </w:r>
+      <w:r>
+        <w:rPr>
+          <w:rFonts w:eastAsia="宋体"/>
+          <w:lang w:eastAsia="zh-CN"/>
+          <w14:ligatures w14:val="standard"/>
+        </w:rPr>
+        <w:t xml:space="preserve">] The WebM Project. n.d. VP9 Video Codec. </w:t>
+      </w:r>
+      <w:r>
+        <w:rPr>
+          <w:rFonts w:eastAsia="宋体" w:hint="eastAsia"/>
+          <w:lang w:eastAsia="zh-CN"/>
+          <w14:ligatures w14:val="standard"/>
+        </w:rPr>
+        <w:t xml:space="preserve"> </w:t>
+      </w:r>
+      <w:r>
+        <w:rPr>
+          <w:rFonts w:eastAsia="宋体"/>
+          <w:lang w:eastAsia="zh-CN"/>
+          <w14:ligatures w14:val="standard"/>
+        </w:rPr>
+        <w:t xml:space="preserve">Retrieved May 12, 2026 from </w:t>
+      </w:r>
+      <w:hyperlink r:id="rId27" w:history="1">
+        <w:r>
+          <w:rPr>
+            <w:rStyle w:val="af1"/>
+            <w:rFonts w:eastAsia="宋体"/>
+            <w:lang w:eastAsia="zh-CN"/>
+            <w14:ligatures w14:val="standard"/>
+          </w:rPr>
+          <w:t>https://www.webmproject.org/vp9/</w:t>
+        </w:r>
+      </w:hyperlink>
+    </w:p>
+    <w:p>
+      <w:pPr>
+        <w:pStyle w:val="Bibentry"/>
+        <w:rPr>
+          <w:rFonts w:eastAsia="宋体"/>
+          <w:lang w:eastAsia="zh-CN"/>
+          <w14:ligatures w14:val="standard"/>
+        </w:rPr>
+      </w:pPr>
+      <w:r>
+        <w:rPr>
+          <w:rFonts w:eastAsia="宋体" w:hint="eastAsia"/>
+          <w:lang w:eastAsia="zh-CN"/>
+          <w14:ligatures w14:val="standard"/>
+        </w:rPr>
+        <w:t xml:space="preserve">[12] </w:t>
+      </w:r>
+      <w:r>
+        <w:rPr>
+          <w:rFonts w:eastAsia="宋体"/>
+          <w:lang w:eastAsia="zh-CN"/>
+          <w14:ligatures w14:val="standard"/>
+        </w:rPr>
+        <w:t>Laude T, Adhisantoso YG, Voges J, Munderloh M, Ostermann J. A Comprehensive Video Codec Comparison. APSIPA Transactions on Signal and Information Processing. 2019;</w:t>
+      </w:r>
+      <w:proofErr w:type="gramStart"/>
+      <w:r>
+        <w:rPr>
+          <w:rFonts w:eastAsia="宋体"/>
+          <w:lang w:eastAsia="zh-CN"/>
+          <w14:ligatures w14:val="standard"/>
+        </w:rPr>
+        <w:t>8:e</w:t>
+      </w:r>
+      <w:proofErr w:type="gramEnd"/>
+      <w:r>
+        <w:rPr>
+          <w:rFonts w:eastAsia="宋体"/>
+          <w:lang w:eastAsia="zh-CN"/>
+          <w14:ligatures w14:val="standard"/>
+        </w:rPr>
+        <w:t>30. doi:10.1017/ATSIP.2019.23</w:t>
+      </w:r>
+    </w:p>
+    <w:p>
+      <w:pPr>
+        <w:pStyle w:val="Bibentry"/>
+        <w:rPr>
+          <w:rFonts w:eastAsia="宋体"/>
+          <w:lang w:eastAsia="zh-CN"/>
+          <w14:ligatures w14:val="standard"/>
+        </w:rPr>
+      </w:pPr>
+      <w:r>
+        <w:rPr>
+          <w:rFonts w:eastAsia="宋体" w:hint="eastAsia"/>
+          <w:lang w:eastAsia="zh-CN"/>
+          <w14:ligatures w14:val="standard"/>
+        </w:rPr>
+        <w:t xml:space="preserve">[13] </w:t>
+      </w:r>
+      <w:r>
+        <w:rPr>
+          <w:rFonts w:eastAsia="宋体"/>
+          <w:lang w:eastAsia="zh-CN"/>
+          <w14:ligatures w14:val="standard"/>
+        </w:rPr>
+        <w:t xml:space="preserve">J. Sharma, T. Choudhury, S. C. Satapathy and A. S. Sabitha, "Study on H.265/HEVC against VP9 and </w:t>
+      </w:r>
+      <w:proofErr w:type="gramStart"/>
+      <w:r>
+        <w:rPr>
+          <w:rFonts w:eastAsia="宋体"/>
+          <w:lang w:eastAsia="zh-CN"/>
+          <w14:ligatures w14:val="standard"/>
+        </w:rPr>
+        <w:t>H.264 :</w:t>
+      </w:r>
+      <w:proofErr w:type="gramEnd"/>
+      <w:r>
+        <w:rPr>
+          <w:rFonts w:eastAsia="宋体"/>
+          <w:lang w:eastAsia="zh-CN"/>
+          <w14:ligatures w14:val="standard"/>
+        </w:rPr>
+        <w:t xml:space="preserve"> On Space and Time Complexity for Codecs," 2018 International Conference on Communication, Computing and Internet of Things (IC3IoT), Chennai, India, 2018, pp. 106-110, doi: 10.1109/IC3IoT.2018.8668132.</w:t>
+      </w:r>
+    </w:p>
+    <w:p>
+      <w:pPr>
+        <w:pStyle w:val="Bibentry"/>
+        <w:rPr>
+          <w:rFonts w:eastAsia="宋体" w:hint="eastAsia"/>
+          <w:lang w:eastAsia="zh-CN"/>
+          <w14:ligatures w14:val="standard"/>
+        </w:rPr>
+      </w:pPr>
+      <w:r>
+        <w:rPr>
+          <w:rFonts w:eastAsia="宋体" w:hint="eastAsia"/>
+          <w:lang w:eastAsia="zh-CN"/>
+          <w14:ligatures w14:val="standard"/>
+        </w:rPr>
+        <w:t xml:space="preserve">[14] </w:t>
+      </w:r>
+      <w:r>
+        <w:rPr>
+          <w:rFonts w:eastAsia="宋体"/>
+          <w:lang w:eastAsia="zh-CN"/>
+          <w14:ligatures w14:val="standard"/>
+        </w:rPr>
+        <w:t>Jan De Cock, Aditya Mavlankar, Anush Moorthy, and Anne Aaron "A large-scale video codec comparison of x264, x265 and libvpx for practical VOD applications", Proc. SPIE 9971, Applications of Digital Image Processing XXXIX, 997116 (27 September 2016); https://doi.org/10.1117/12.2238495</w:t>
       </w:r>
     </w:p>
     <w:p>
@@ -2254,7 +4885,7 @@
           <w:szCs w:val="14"/>
           <w14:ligatures w14:val="standard"/>
         </w:rPr>
-        <w:t>Conference Name:ACM Woodstock conference</w:t>
+        <w:t>Conference Short Name:WOODSTOCK’18</w:t>
       </w:r>
     </w:p>
     <w:p>
@@ -2276,7 +4907,7 @@
           <w:szCs w:val="14"/>
           <w14:ligatures w14:val="standard"/>
         </w:rPr>
-        <w:t>Conference Short Name:WOODSTOCK’18</w:t>
+        <w:t>Conference Location:El Paso, Texas USA</w:t>
       </w:r>
     </w:p>
     <w:p>
@@ -2298,7 +4929,7 @@
           <w:szCs w:val="14"/>
           <w14:ligatures w14:val="standard"/>
         </w:rPr>
-        <w:t>Conference Location:El Paso, Texas USA</w:t>
+        <w:t>ISBN:978-1-4503-0000-0/18/06</w:t>
       </w:r>
     </w:p>
     <w:p>
@@ -2320,7 +4951,7 @@
           <w:szCs w:val="14"/>
           <w14:ligatures w14:val="standard"/>
         </w:rPr>
-        <w:t>ISBN:978-1-4503-0000-0/18/06</w:t>
+        <w:t>Year:2018</w:t>
       </w:r>
     </w:p>
     <w:p>
@@ -2342,7 +4973,7 @@
           <w:szCs w:val="14"/>
           <w14:ligatures w14:val="standard"/>
         </w:rPr>
-        <w:t>Year:2018</w:t>
+        <w:t>Date:June</w:t>
       </w:r>
     </w:p>
     <w:p>
@@ -2364,7 +4995,7 @@
           <w:szCs w:val="14"/>
           <w14:ligatures w14:val="standard"/>
         </w:rPr>
-        <w:t>Date:June</w:t>
+        <w:t>Copyright Year:2018</w:t>
       </w:r>
     </w:p>
     <w:p>
@@ -2386,7 +5017,7 @@
           <w:szCs w:val="14"/>
           <w14:ligatures w14:val="standard"/>
         </w:rPr>
-        <w:t>Copyright Year:2018</w:t>
+        <w:t>Copyright Statement:rightsretained</w:t>
       </w:r>
     </w:p>
     <w:p>
@@ -2408,7 +5039,7 @@
           <w:szCs w:val="14"/>
           <w14:ligatures w14:val="standard"/>
         </w:rPr>
-        <w:t>Copyright Statement:rightsretained</w:t>
+        <w:t>DOI:10.1145/1234567890</w:t>
       </w:r>
     </w:p>
     <w:p>
@@ -2430,12 +5061,20 @@
           <w:szCs w:val="14"/>
           <w14:ligatures w14:val="standard"/>
         </w:rPr>
-        <w:t>DOI:10.1145/1234567890</w:t>
+        <w:t>RRH: F. Surname et al.</w:t>
       </w:r>
     </w:p>
     <w:p>
       <w:pPr>
         <w:pStyle w:val="MetadataHead"/>
+        <w:rPr>
+          <w:color w:val="auto"/>
+          <w:sz w:val="14"/>
+          <w:szCs w:val="14"/>
+          <w14:ligatures w14:val="standard"/>
+        </w:rPr>
+      </w:pPr>
+      <w:r>
         <w:rPr>
           <w:vanish/>
           <w:color w:val="auto"/>
@@ -2443,40 +5082,10 @@
           <w:szCs w:val="14"/>
           <w14:ligatures w14:val="standard"/>
         </w:rPr>
-      </w:pPr>
-      <w:r>
-        <w:rPr>
-          <w:vanish/>
-          <w:color w:val="auto"/>
-          <w:sz w:val="14"/>
-          <w:szCs w:val="14"/>
-          <w14:ligatures w14:val="standard"/>
-        </w:rPr>
-        <w:t>RRH: F. Surname et al.</w:t>
-      </w:r>
-    </w:p>
-    <w:p>
-      <w:pPr>
-        <w:pStyle w:val="MetadataHead"/>
-        <w:rPr>
-          <w:color w:val="auto"/>
-          <w:sz w:val="14"/>
-          <w:szCs w:val="14"/>
-          <w14:ligatures w14:val="standard"/>
-        </w:rPr>
-      </w:pPr>
-      <w:r>
-        <w:rPr>
-          <w:vanish/>
-          <w:color w:val="auto"/>
-          <w:sz w:val="14"/>
-          <w:szCs w:val="14"/>
-          <w14:ligatures w14:val="standard"/>
-        </w:rPr>
         <w:t>Price:$15.00</w:t>
       </w:r>
-      <w:bookmarkStart w:id="2" w:name="intm"/>
-      <w:bookmarkEnd w:id="2"/>
+      <w:bookmarkStart w:id="5" w:name="intm"/>
+      <w:bookmarkEnd w:id="5"/>
     </w:p>
     <w:sectPr>
       <w:endnotePr>
@@ -2702,9 +5311,16 @@
           </w:pPr>
           <w:r>
             <w:rPr>
+              <w:rFonts w:ascii="Linux Biolinum" w:eastAsia="宋体" w:hAnsi="Linux Biolinum" w:cs="Linux Biolinum" w:hint="eastAsia"/>
+              <w:lang w:eastAsia="zh-CN"/>
+            </w:rPr>
+            <w:t xml:space="preserve">WeOD: </w:t>
+          </w:r>
+          <w:r>
+            <w:rPr>
               <w:rFonts w:ascii="Linux Biolinum" w:hAnsi="Linux Biolinum" w:cs="Linux Biolinum"/>
             </w:rPr>
-            <w:t>Insert Your Title Here</w:t>
+            <w:t>A Lightweight DASH-Based VOD Experimental Platform</w:t>
           </w:r>
         </w:p>
       </w:tc>
@@ -2727,9 +5343,10 @@
           </w:pPr>
           <w:r>
             <w:rPr>
-              <w:rFonts w:ascii="Linux Biolinum" w:hAnsi="Linux Biolinum" w:cs="Linux Biolinum"/>
+              <w:rFonts w:ascii="Linux Biolinum" w:eastAsia="宋体" w:hAnsi="Linux Biolinum" w:cs="Linux Biolinum" w:hint="eastAsia"/>
+              <w:lang w:eastAsia="zh-CN"/>
             </w:rPr>
-            <w:t>WOODSTOCK’18, June, 2018, El Paso, Texas USA</w:t>
+            <w:t>Cedar Huang - CS537 Spring 2026</w:t>
           </w:r>
         </w:p>
       </w:tc>

--- a/test&result/Final Report.docx
+++ b/test&result/Final Report.docx
@@ -239,15 +239,150 @@
           <w:rFonts w:eastAsia="Verdana"/>
           <w14:ligatures w14:val="standard"/>
         </w:rPr>
-        <w:t>Using this platform, we conduct preliminary experiments on multiple codec configurations under different playback settings. The collected results demonstrate the feasibility of lightweight automated evaluation for DASH-based streaming systems and provide insights into the tradeoffs between codec efficiency and playback performance.</w:t>
-      </w:r>
-      <w:r>
-        <w:rPr>
-          <w:rFonts w:eastAsia="宋体" w:hint="eastAsia"/>
-          <w:lang w:eastAsia="zh-CN"/>
-          <w14:ligatures w14:val="standard"/>
-        </w:rPr>
-        <w:t xml:space="preserve"> </w:t>
+        <w:t xml:space="preserve">Using this platform, we conduct preliminary experiments </w:t>
+      </w:r>
+      <w:r>
+        <w:rPr>
+          <w:rFonts w:eastAsia="宋体" w:hint="eastAsia"/>
+          <w:lang w:eastAsia="zh-CN"/>
+          <w14:ligatures w14:val="standard"/>
+        </w:rPr>
+        <w:t xml:space="preserve">in LAN environment </w:t>
+      </w:r>
+      <w:r>
+        <w:rPr>
+          <w:rFonts w:eastAsia="Verdana"/>
+          <w14:ligatures w14:val="standard"/>
+        </w:rPr>
+        <w:t>on multiple codec configurations under different playback settings</w:t>
+      </w:r>
+      <w:r>
+        <w:rPr>
+          <w:rFonts w:eastAsia="宋体" w:hint="eastAsia"/>
+          <w:lang w:eastAsia="zh-CN"/>
+          <w14:ligatures w14:val="standard"/>
+        </w:rPr>
+        <w:t xml:space="preserve">, and analyzed the collected data to </w:t>
+      </w:r>
+      <w:r>
+        <w:rPr>
+          <w:rFonts w:eastAsia="宋体"/>
+          <w:lang w:eastAsia="zh-CN"/>
+          <w14:ligatures w14:val="standard"/>
+        </w:rPr>
+        <w:t>know</w:t>
+      </w:r>
+      <w:r>
+        <w:rPr>
+          <w:rFonts w:eastAsia="宋体" w:hint="eastAsia"/>
+          <w:lang w:eastAsia="zh-CN"/>
+          <w14:ligatures w14:val="standard"/>
+        </w:rPr>
+        <w:t xml:space="preserve"> about </w:t>
+      </w:r>
+      <w:proofErr w:type="gramStart"/>
+      <w:r>
+        <w:rPr>
+          <w:rFonts w:eastAsia="宋体" w:hint="eastAsia"/>
+          <w:lang w:eastAsia="zh-CN"/>
+          <w14:ligatures w14:val="standard"/>
+        </w:rPr>
+        <w:t xml:space="preserve">the </w:t>
+      </w:r>
+      <w:r>
+        <w:rPr>
+          <w:rFonts w:eastAsia="Verdana"/>
+          <w14:ligatures w14:val="standard"/>
+        </w:rPr>
+        <w:t xml:space="preserve"> The</w:t>
+      </w:r>
+      <w:proofErr w:type="gramEnd"/>
+      <w:r>
+        <w:rPr>
+          <w:rFonts w:eastAsia="Verdana"/>
+          <w14:ligatures w14:val="standard"/>
+        </w:rPr>
+        <w:t xml:space="preserve"> collected results </w:t>
+      </w:r>
+      <w:r>
+        <w:rPr>
+          <w:rFonts w:eastAsia="宋体" w:hint="eastAsia"/>
+          <w:lang w:eastAsia="zh-CN"/>
+          <w14:ligatures w14:val="standard"/>
+        </w:rPr>
+        <w:t>shows that the platform s</w:t>
+      </w:r>
+      <w:r>
+        <w:rPr>
+          <w:rFonts w:eastAsia="宋体"/>
+          <w:lang w:eastAsia="zh-CN"/>
+          <w14:ligatures w14:val="standard"/>
+        </w:rPr>
+        <w:t xml:space="preserve">upports VOD playback for </w:t>
+      </w:r>
+      <w:r>
+        <w:rPr>
+          <w:rFonts w:eastAsia="宋体" w:hint="eastAsia"/>
+          <w:lang w:eastAsia="zh-CN"/>
+          <w14:ligatures w14:val="standard"/>
+        </w:rPr>
+        <w:t>the given range</w:t>
+      </w:r>
+      <w:r>
+        <w:rPr>
+          <w:rFonts w:eastAsia="宋体"/>
+          <w:lang w:eastAsia="zh-CN"/>
+          <w14:ligatures w14:val="standard"/>
+        </w:rPr>
+        <w:t xml:space="preserve"> of codec configurations</w:t>
+      </w:r>
+      <w:r>
+        <w:rPr>
+          <w:rFonts w:eastAsia="宋体" w:hint="eastAsia"/>
+          <w:lang w:eastAsia="zh-CN"/>
+          <w14:ligatures w14:val="standard"/>
+        </w:rPr>
+        <w:t xml:space="preserve"> and could automatically collected several related metrics with each playback. The evaluation of our data shows a trend of the examined codec that the VP9 has a significant longer encode time </w:t>
+      </w:r>
+      <w:r>
+        <w:rPr>
+          <w:rFonts w:eastAsia="宋体"/>
+          <w:lang w:eastAsia="zh-CN"/>
+          <w14:ligatures w14:val="standard"/>
+        </w:rPr>
+        <w:t>compar</w:t>
+      </w:r>
+      <w:r>
+        <w:rPr>
+          <w:rFonts w:eastAsia="宋体" w:hint="eastAsia"/>
+          <w:lang w:eastAsia="zh-CN"/>
+          <w14:ligatures w14:val="standard"/>
+        </w:rPr>
+        <w:t>e with the other two codec, h.264 and h.265. However, VP9 also has a bit lower slicing time and a significant lower throughput for same videos</w:t>
+      </w:r>
+      <w:r>
+        <w:rPr>
+          <w:rFonts w:eastAsia="宋体" w:hint="eastAsia"/>
+          <w:lang w:eastAsia="zh-CN"/>
+          <w14:ligatures w14:val="standard"/>
+        </w:rPr>
+        <w:t xml:space="preserve">, which indicates that VP9 </w:t>
+      </w:r>
+      <w:r>
+        <w:rPr>
+          <w:rFonts w:eastAsia="宋体"/>
+          <w:lang w:eastAsia="zh-CN"/>
+          <w14:ligatures w14:val="standard"/>
+        </w:rPr>
+        <w:t>could</w:t>
+      </w:r>
+      <w:r>
+        <w:rPr>
+          <w:rFonts w:eastAsia="宋体" w:hint="eastAsia"/>
+          <w:lang w:eastAsia="zh-CN"/>
+          <w14:ligatures w14:val="standard"/>
+        </w:rPr>
+        <w:t xml:space="preserve"> have a lower bandwidth requirement compare to the other two codec. The h.264 has the shortest encode time compare with h.265 and VP9, while it has a bit longer slice time and larger throughput compare with h.265, and VP9</w:t>
       </w:r>
     </w:p>
     <w:p>
@@ -384,14 +519,7 @@
           <w:rFonts w:eastAsia="Verdana"/>
           <w14:ligatures w14:val="standard"/>
         </w:rPr>
-        <w:t xml:space="preserve">to smaller self-hosted media platforms and personal websites. The economic and network impact of online video streaming continues to grow rapidly. According to Alphabet’s investor reports, YouTube advertising revenue alone reached $9.9 </w:t>
-      </w:r>
-      <w:r>
-        <w:rPr>
-          <w:rFonts w:eastAsia="Verdana"/>
-          <w14:ligatures w14:val="standard"/>
-        </w:rPr>
-        <w:t>billion in 2025, representing an 11% year-over-year growth [1]. In addition, Sandvine’s Global Internet Phenomena Report 2024 reports that on-demand streaming video generates the largest proportion of downstream Internet traffic among content categories, accounting for approximately 54% of total downstream volume [2]. Among these services, YouTube and Netflix contribute the highest per-subscriber traffic volume.</w:t>
+        <w:t>to smaller self-hosted media platforms and personal websites. The economic and network impact of online video streaming continues to grow rapidly. According to Alphabet’s investor reports, YouTube advertising revenue alone reached $9.9 billion in 2025, representing an 11% year-over-year growth [1]. In addition, Sandvine’s Global Internet Phenomena Report 2024 reports that on-demand streaming video generates the largest proportion of downstream Internet traffic among content categories, accounting for approximately 54% of total downstream volume [2]. Among these services, YouTube and Netflix contribute the highest per-subscriber traffic volume.</w:t>
       </w:r>
     </w:p>
     <w:p>
@@ -747,6 +875,7 @@
           <w:lang w:eastAsia="zh-CN"/>
           <w14:ligatures w14:val="standard"/>
         </w:rPr>
+        <w:lastRenderedPageBreak/>
         <w:t>differen</w:t>
       </w:r>
       <w:r>
@@ -772,15 +901,7 @@
           <w:rFonts w:eastAsia="Verdana"/>
           <w14:ligatures w14:val="standard"/>
         </w:rPr>
-        <w:t xml:space="preserve">To address these challenges and provide a more practical evaluation environment for codec comparison, we develop WeOD, a lightweight DASH-based VOD experimental platform for browser-based streaming evaluation. The system adopts a conventional client-server architecture and integrates dash.js in the frontend for browser-based video playback. A VOD server can </w:t>
-      </w:r>
-      <w:r>
-        <w:rPr>
-          <w:rFonts w:eastAsia="Verdana"/>
-          <w14:ligatures w14:val="standard"/>
-        </w:rPr>
-        <w:lastRenderedPageBreak/>
-        <w:t>be deployed on a Windows-based machine, while client devices may access and play selected video content through a web browser interface.</w:t>
+        <w:t>To address these challenges and provide a more practical evaluation environment for codec comparison, we develop WeOD, a lightweight DASH-based VOD experimental platform for browser-based streaming evaluation. The system adopts a conventional client-server architecture and integrates dash.js in the frontend for browser-based video playback. A VOD server can be deployed on a Windows-based machine, while client devices may access and play selected video content through a web browser interface.</w:t>
       </w:r>
     </w:p>
     <w:p>
@@ -2053,7 +2174,16 @@
           <w:lang w:eastAsia="zh-CN"/>
           <w14:ligatures w14:val="standard"/>
         </w:rPr>
-        <w:t>different codec could have different performance on speed, size cost, computation cost and environment support.</w:t>
+        <w:t xml:space="preserve">different codec could have different performance on speed, size cost, </w:t>
+      </w:r>
+      <w:r>
+        <w:rPr>
+          <w:rFonts w:eastAsia="宋体" w:hint="eastAsia"/>
+          <w:lang w:eastAsia="zh-CN"/>
+          <w14:ligatures w14:val="standard"/>
+        </w:rPr>
+        <w:lastRenderedPageBreak/>
+        <w:t>computation cost and environment support.</w:t>
       </w:r>
       <w:r>
         <w:rPr>
@@ -2169,16 +2299,7 @@
           <w:lang w:eastAsia="zh-CN"/>
           <w14:ligatures w14:val="standard"/>
         </w:rPr>
-        <w:t xml:space="preserve">also known as AVC or MPEG-4 Part 10, was standardized by ITU-T and ISO/IEC MPEG, with the first </w:t>
-      </w:r>
-      <w:r>
-        <w:rPr>
-          <w:rFonts w:eastAsia="宋体"/>
-          <w:lang w:eastAsia="zh-CN"/>
-          <w14:ligatures w14:val="standard"/>
-        </w:rPr>
-        <w:lastRenderedPageBreak/>
-        <w:t>ITU-T H.264 recommendation published in 2003.</w:t>
+        <w:t>also known as AVC or MPEG-4 Part 10, was standardized by ITU-T and ISO/IEC MPEG, with the first ITU-T H.264 recommendation published in 2003.</w:t>
       </w:r>
       <w:r>
         <w:rPr>
@@ -2707,7 +2828,7 @@
         <w:pStyle w:val="Abstract"/>
         <w:ind w:firstLineChars="200" w:firstLine="360"/>
         <w:rPr>
-          <w:rFonts w:eastAsia="宋体" w:hint="eastAsia"/>
+          <w:rFonts w:eastAsia="宋体"/>
           <w:lang w:eastAsia="zh-CN"/>
           <w14:ligatures w14:val="standard"/>
         </w:rPr>
@@ -2807,6 +2928,38 @@
           <w14:ligatures w14:val="standard"/>
         </w:rPr>
         <w:t xml:space="preserve"> further analysis.</w:t>
+      </w:r>
+      <w:r>
+        <w:rPr>
+          <w:rFonts w:eastAsia="宋体" w:hint="eastAsia"/>
+          <w:lang w:eastAsia="zh-CN"/>
+          <w14:ligatures w14:val="standard"/>
+        </w:rPr>
+        <w:t xml:space="preserve"> </w:t>
+      </w:r>
+      <w:r>
+        <w:rPr>
+          <w:rFonts w:eastAsia="宋体"/>
+          <w:lang w:eastAsia="zh-CN"/>
+          <w14:ligatures w14:val="standard"/>
+        </w:rPr>
+        <w:t xml:space="preserve">Therefore, WeOD </w:t>
+      </w:r>
+      <w:r>
+        <w:rPr>
+          <w:rFonts w:eastAsia="宋体" w:hint="eastAsia"/>
+          <w:lang w:eastAsia="zh-CN"/>
+          <w14:ligatures w14:val="standard"/>
+        </w:rPr>
+        <w:t>follows</w:t>
+      </w:r>
+      <w:r>
+        <w:rPr>
+          <w:rFonts w:eastAsia="宋体"/>
+          <w:lang w:eastAsia="zh-CN"/>
+          <w14:ligatures w14:val="standard"/>
+        </w:rPr>
+        <w:t xml:space="preserve"> previous codec comparison studies by connecting codec-level trade-offs with practical end-to-end streaming metrics in a browser-based DASH environment.</w:t>
       </w:r>
     </w:p>
     <w:p>
@@ -2824,108 +2977,325 @@
           <w:lang w:eastAsia="zh-CN"/>
           <w14:ligatures w14:val="standard"/>
         </w:rPr>
-        <w:t>3 Design of the System</w:t>
+        <w:t>3 Problem Description</w:t>
       </w:r>
     </w:p>
     <w:p>
       <w:pPr>
-        <w:pStyle w:val="Para"/>
-        <w:jc w:val="both"/>
-        <w:rPr>
-          <w:rFonts w:eastAsia="宋体" w:hint="eastAsia"/>
-          <w:lang w:eastAsia="zh-CN"/>
-          <w14:ligatures w14:val="standard"/>
-        </w:rPr>
-      </w:pPr>
-      <w:r>
-        <w:rPr>
-          <w:lang w:eastAsia="ja-JP"/>
-          <w14:ligatures w14:val="standard"/>
-        </w:rPr>
-        <w:drawing>
-          <wp:inline distT="0" distB="0" distL="0" distR="0" wp14:anchorId="05DDE3DA" wp14:editId="2C7AE4A9">
-            <wp:extent cx="3048000" cy="1518920"/>
-            <wp:effectExtent l="0" t="0" r="0" b="5080"/>
-            <wp:docPr id="671798248" name="图片 1"/>
-            <wp:cNvGraphicFramePr>
-              <a:graphicFrameLocks xmlns:a="http://schemas.openxmlformats.org/drawingml/2006/main" noChangeAspect="1"/>
-            </wp:cNvGraphicFramePr>
-            <a:graphic xmlns:a="http://schemas.openxmlformats.org/drawingml/2006/main">
-              <a:graphicData uri="http://schemas.openxmlformats.org/drawingml/2006/picture">
-                <pic:pic xmlns:pic="http://schemas.openxmlformats.org/drawingml/2006/picture">
-                  <pic:nvPicPr>
-                    <pic:cNvPr id="671798248" name=""/>
-                    <pic:cNvPicPr/>
-                  </pic:nvPicPr>
-                  <pic:blipFill>
-                    <a:blip r:embed="rId15"/>
-                    <a:stretch>
-                      <a:fillRect/>
-                    </a:stretch>
-                  </pic:blipFill>
-                  <pic:spPr>
-                    <a:xfrm>
-                      <a:off x="0" y="0"/>
-                      <a:ext cx="3048000" cy="1518920"/>
-                    </a:xfrm>
-                    <a:prstGeom prst="rect">
-                      <a:avLst/>
-                    </a:prstGeom>
-                  </pic:spPr>
-                </pic:pic>
-              </a:graphicData>
-            </a:graphic>
-          </wp:inline>
-        </w:drawing>
+        <w:pStyle w:val="Abstract"/>
+        <w:ind w:firstLineChars="200" w:firstLine="360"/>
+        <w:rPr>
+          <w:rFonts w:eastAsia="宋体"/>
+          <w:lang w:eastAsia="zh-CN"/>
+          <w14:ligatures w14:val="standard"/>
+        </w:rPr>
+      </w:pPr>
+      <w:r>
+        <w:rPr>
+          <w:rFonts w:eastAsia="宋体"/>
+          <w:lang w:eastAsia="zh-CN"/>
+          <w14:ligatures w14:val="standard"/>
+        </w:rPr>
+        <w:t>This project focuses on the implementation and evaluation of a lightweight browser-based video-on-demand system. The goal is not to build a production-level streaming service, but to create a simplified experimental platform where videos can be transcoded, segmented into DASH format, delivered through a local server, and played in a browser using dash.js. Based on this system, WeOD evaluates how different codec and frame-rate configurations affect practical streaming metrics such as transcoding time, DASH slicing time, startup delay, and playback-side behavior.</w:t>
       </w:r>
     </w:p>
     <w:p>
       <w:pPr>
-        <w:pStyle w:val="FigureCaption"/>
-        <w:jc w:val="both"/>
-        <w:rPr>
-          <w:rFonts w:eastAsia="宋体"/>
-          <w:lang w:eastAsia="zh-CN"/>
-          <w14:ligatures w14:val="standard"/>
-        </w:rPr>
-      </w:pPr>
-      <w:r>
-        <w:rPr>
-          <w:rStyle w:val="Label"/>
-          <w14:ligatures w14:val="standard"/>
-        </w:rPr>
-        <w:t>Figure 1:</w:t>
-      </w:r>
-      <w:r>
-        <w:rPr>
-          <w:lang w:eastAsia="ja-JP"/>
+        <w:pStyle w:val="Abstract"/>
+        <w:ind w:firstLineChars="200" w:firstLine="360"/>
+        <w:rPr>
+          <w:rFonts w:eastAsia="宋体"/>
+          <w:lang w:eastAsia="zh-CN"/>
+          <w14:ligatures w14:val="standard"/>
+        </w:rPr>
+      </w:pPr>
+      <w:r>
+        <w:rPr>
+          <w:rFonts w:eastAsia="宋体"/>
+          <w:lang w:eastAsia="zh-CN"/>
+          <w14:ligatures w14:val="standard"/>
+        </w:rPr>
+        <w:t xml:space="preserve">The project is developed under several assumptions and constraints. First, the system is tested in a local area network environment using a client-server model. The server runs on a regular personal laptop rather than a dedicated streaming server or cloud platform. Therefore, the measured results reflect the behavior of a lightweight experimental setup instead of a large-scale commercial VOD infrastructure. Second, the dataset is limited in size and consists of a small number of selected video clips with different content characteristics. As a result, the </w:t>
+      </w:r>
+      <w:r>
+        <w:rPr>
+          <w:rFonts w:eastAsia="宋体"/>
+          <w:lang w:eastAsia="zh-CN"/>
+          <w14:ligatures w14:val="standard"/>
+        </w:rPr>
+        <w:lastRenderedPageBreak/>
+        <w:t>collected data is useful for observing trends and trade-offs, but it should not be interpreted as a comprehensive codec benchmark.</w:t>
+      </w:r>
+    </w:p>
+    <w:p>
+      <w:pPr>
+        <w:pStyle w:val="Abstract"/>
+        <w:ind w:firstLineChars="200" w:firstLine="360"/>
+        <w:rPr>
+          <w:rFonts w:eastAsia="宋体"/>
+          <w:lang w:eastAsia="zh-CN"/>
+          <w14:ligatures w14:val="standard"/>
+        </w:rPr>
+      </w:pPr>
+      <w:r>
+        <w:rPr>
+          <w:rFonts w:eastAsia="宋体"/>
+          <w:lang w:eastAsia="zh-CN"/>
+          <w14:ligatures w14:val="standard"/>
+        </w:rPr>
+        <w:t>Another assumption is that the network environment is relatively stable because both the client and server are in the same local network. This allows the project to focus more on the effects of codec choice, frame rate, transcoding cost, and DASH packaging rather than wide-area network variation. In addition, the system uses browser-based playback, so codec support depends on the browser, operating system, and available media decoding support. This is especially important for codecs such as H.265/HEVC, whose browser support is less uniform than H.264.</w:t>
+      </w:r>
+    </w:p>
+    <w:p>
+      <w:pPr>
+        <w:pStyle w:val="Abstract"/>
+        <w:ind w:firstLineChars="200" w:firstLine="360"/>
+        <w:rPr>
+          <w:rFonts w:eastAsia="宋体" w:hint="eastAsia"/>
+          <w:lang w:eastAsia="zh-CN"/>
+          <w14:ligatures w14:val="standard"/>
+        </w:rPr>
+      </w:pPr>
+      <w:r>
+        <w:rPr>
+          <w:rFonts w:eastAsia="宋体"/>
+          <w:lang w:eastAsia="zh-CN"/>
+          <w14:ligatures w14:val="standard"/>
+        </w:rPr>
+        <w:t>Under these assumptions, WeOD aims to provide a controlled and reproducible environment for exploring the practical workflow of a VOD system. The main purpose is to observe how common encoding configurations affect end-to-end system behavior, rather than to claim universal performance results across all devices, networks, or datasets.</w:t>
+      </w:r>
+    </w:p>
+    <w:p>
+      <w:pPr>
+        <w:pStyle w:val="ReferenceHead"/>
+        <w:rPr>
+          <w:rFonts w:eastAsia="宋体"/>
+          <w:lang w:eastAsia="zh-CN"/>
+          <w14:ligatures w14:val="standard"/>
+        </w:rPr>
+      </w:pPr>
+      <w:r>
+        <w:rPr>
+          <w:rFonts w:eastAsia="宋体" w:hint="eastAsia"/>
+          <w:lang w:eastAsia="zh-CN"/>
+          <w14:ligatures w14:val="standard"/>
+        </w:rPr>
+        <w:t>4</w:t>
+      </w:r>
+      <w:r>
+        <w:rPr>
+          <w:rFonts w:eastAsia="宋体" w:hint="eastAsia"/>
+          <w:lang w:eastAsia="zh-CN"/>
+          <w14:ligatures w14:val="standard"/>
+        </w:rPr>
+        <w:t xml:space="preserve"> Design of the System</w:t>
+      </w:r>
+    </w:p>
+    <w:p>
+      <w:pPr>
+        <w:pStyle w:val="Abstract"/>
+        <w:ind w:firstLineChars="200" w:firstLine="360"/>
+        <w:rPr>
+          <w:rFonts w:eastAsia="宋体"/>
+          <w:lang w:eastAsia="zh-CN"/>
+          <w14:ligatures w14:val="standard"/>
+        </w:rPr>
+      </w:pPr>
+      <w:r>
+        <w:rPr>
+          <w:rFonts w:eastAsia="宋体"/>
+          <w:lang w:eastAsia="zh-CN"/>
+          <w14:ligatures w14:val="standard"/>
+        </w:rPr>
+        <w:t>WeOD is</w:t>
+      </w:r>
+      <w:r>
+        <w:rPr>
+          <w:rFonts w:eastAsia="宋体" w:hint="eastAsia"/>
+          <w:lang w:eastAsia="zh-CN"/>
           <w14:ligatures w14:val="standard"/>
         </w:rPr>
         <w:t xml:space="preserve"> </w:t>
       </w:r>
       <w:r>
         <w:rPr>
-          <w:rFonts w:eastAsia="宋体" w:hint="eastAsia"/>
-          <w:lang w:eastAsia="zh-CN"/>
-          <w14:ligatures w14:val="standard"/>
-        </w:rPr>
-        <w:t xml:space="preserve">The web page </w:t>
-      </w:r>
-      <w:r>
-        <w:rPr>
-          <w:rFonts w:eastAsia="宋体" w:hint="eastAsia"/>
-          <w:lang w:eastAsia="zh-CN"/>
-          <w14:ligatures w14:val="standard"/>
-        </w:rPr>
-        <w:t xml:space="preserve">and UI </w:t>
-      </w:r>
-      <w:r>
-        <w:rPr>
-          <w:rFonts w:eastAsia="宋体" w:hint="eastAsia"/>
-          <w:lang w:eastAsia="zh-CN"/>
-          <w14:ligatures w14:val="standard"/>
-        </w:rPr>
-        <w:t>of the software</w:t>
+          <w:rFonts w:eastAsia="宋体"/>
+          <w:lang w:eastAsia="zh-CN"/>
+          <w14:ligatures w14:val="standard"/>
+        </w:rPr>
+        <w:t>a full-stack web application based on a client-server architecture. The system consists of a browser-based front end and a Flask-based back end. The front end provides the user interface for selecting videos, codecs, and frame rates, while the back end is responsible for video searching, transcoding, DASH segmentation, file serving, and data logging.</w:t>
+      </w:r>
+    </w:p>
+    <w:p>
+      <w:pPr>
+        <w:pStyle w:val="Abstract"/>
+        <w:ind w:firstLineChars="200" w:firstLine="360"/>
+        <w:rPr>
+          <w:rFonts w:eastAsia="宋体"/>
+          <w:lang w:eastAsia="zh-CN"/>
+          <w14:ligatures w14:val="standard"/>
+        </w:rPr>
+      </w:pPr>
+      <w:r>
+        <w:rPr>
+          <w:rFonts w:eastAsia="宋体"/>
+          <w:lang w:eastAsia="zh-CN"/>
+          <w14:ligatures w14:val="standard"/>
+        </w:rPr>
+        <w:t xml:space="preserve">The system is designed to run in a local area network environment. </w:t>
+      </w:r>
+      <w:r>
+        <w:rPr>
+          <w:rFonts w:eastAsia="宋体" w:hint="eastAsia"/>
+          <w:lang w:eastAsia="zh-CN"/>
+          <w14:ligatures w14:val="standard"/>
+        </w:rPr>
+        <w:t>In out experiment, t</w:t>
+      </w:r>
+      <w:r>
+        <w:rPr>
+          <w:rFonts w:eastAsia="宋体"/>
+          <w:lang w:eastAsia="zh-CN"/>
+          <w14:ligatures w14:val="standard"/>
+        </w:rPr>
+        <w:t>he server runs on a personal computer, and any device connected to the same LAN can access the front end through the server’s local IP address and port number using a web browser. This design allows WeOD to simulate a simplified VOD workflow without requiring cloud deployment or a public server.</w:t>
+      </w:r>
+    </w:p>
+    <w:p>
+      <w:pPr>
+        <w:pStyle w:val="Abstract"/>
+        <w:ind w:firstLineChars="200" w:firstLine="360"/>
+        <w:rPr>
+          <w:rFonts w:eastAsia="宋体"/>
+          <w:lang w:eastAsia="zh-CN"/>
+          <w14:ligatures w14:val="standard"/>
+        </w:rPr>
+      </w:pPr>
+      <w:r>
+        <w:rPr>
+          <w:rFonts w:eastAsia="宋体"/>
+          <w:lang w:eastAsia="zh-CN"/>
+          <w14:ligatures w14:val="standard"/>
+        </w:rPr>
+        <w:t xml:space="preserve">The overall workflow </w:t>
+      </w:r>
+      <w:r>
+        <w:rPr>
+          <w:rFonts w:eastAsia="宋体" w:hint="eastAsia"/>
+          <w:lang w:eastAsia="zh-CN"/>
+          <w14:ligatures w14:val="standard"/>
+        </w:rPr>
+        <w:t>starts after</w:t>
+      </w:r>
+      <w:r>
+        <w:rPr>
+          <w:rFonts w:eastAsia="宋体"/>
+          <w:lang w:eastAsia="zh-CN"/>
+          <w14:ligatures w14:val="standard"/>
+        </w:rPr>
+        <w:t xml:space="preserve"> the user </w:t>
+      </w:r>
+      <w:r>
+        <w:rPr>
+          <w:rFonts w:eastAsia="宋体" w:hint="eastAsia"/>
+          <w:lang w:eastAsia="zh-CN"/>
+          <w14:ligatures w14:val="standard"/>
+        </w:rPr>
+        <w:t xml:space="preserve">access the webpage, </w:t>
+      </w:r>
+      <w:r>
+        <w:rPr>
+          <w:rFonts w:eastAsia="宋体"/>
+          <w:lang w:eastAsia="zh-CN"/>
+          <w14:ligatures w14:val="standard"/>
+        </w:rPr>
+        <w:t>selects a video</w:t>
+      </w:r>
+      <w:r>
+        <w:rPr>
+          <w:rFonts w:eastAsia="宋体" w:hint="eastAsia"/>
+          <w:lang w:eastAsia="zh-CN"/>
+          <w14:ligatures w14:val="standard"/>
+        </w:rPr>
+        <w:t xml:space="preserve"> by search the video name</w:t>
+      </w:r>
+      <w:r>
+        <w:rPr>
+          <w:rFonts w:eastAsia="宋体"/>
+          <w:lang w:eastAsia="zh-CN"/>
+          <w14:ligatures w14:val="standard"/>
+        </w:rPr>
+        <w:t xml:space="preserve">, </w:t>
+      </w:r>
+      <w:r>
+        <w:rPr>
+          <w:rFonts w:eastAsia="宋体" w:hint="eastAsia"/>
+          <w:lang w:eastAsia="zh-CN"/>
+          <w14:ligatures w14:val="standard"/>
+        </w:rPr>
+        <w:t xml:space="preserve">choose the </w:t>
+      </w:r>
+      <w:r>
+        <w:rPr>
+          <w:rFonts w:eastAsia="宋体"/>
+          <w:lang w:eastAsia="zh-CN"/>
+          <w14:ligatures w14:val="standard"/>
+        </w:rPr>
+        <w:t>codec and frame rate from the front end. The front end</w:t>
+      </w:r>
+      <w:r>
+        <w:rPr>
+          <w:rFonts w:eastAsia="宋体" w:hint="eastAsia"/>
+          <w:lang w:eastAsia="zh-CN"/>
+          <w14:ligatures w14:val="standard"/>
+        </w:rPr>
+        <w:t xml:space="preserve"> then</w:t>
+      </w:r>
+      <w:r>
+        <w:rPr>
+          <w:rFonts w:eastAsia="宋体"/>
+          <w:lang w:eastAsia="zh-CN"/>
+          <w14:ligatures w14:val="standard"/>
+        </w:rPr>
+        <w:t xml:space="preserve"> sends the request to the back end. After receiving the request, the back end searches for the source video, transcodes it into the selected configuration, packages the result into DASH segments, and returns the generated manifest file to the browser. The browser then uses dash.js to load the manifest and play the video.</w:t>
+      </w:r>
+    </w:p>
+    <w:p>
+      <w:pPr>
+        <w:pStyle w:val="Abstract"/>
+        <w:ind w:firstLineChars="200" w:firstLine="360"/>
+        <w:rPr>
+          <w:rFonts w:eastAsia="宋体" w:hint="eastAsia"/>
+          <w:lang w:eastAsia="zh-CN"/>
+          <w14:ligatures w14:val="standard"/>
+        </w:rPr>
+      </w:pPr>
+      <w:r>
+        <w:rPr>
+          <w:rFonts w:eastAsia="宋体" w:hint="eastAsia"/>
+          <w:lang w:eastAsia="zh-CN"/>
+          <w14:ligatures w14:val="standard"/>
+        </w:rPr>
+        <w:t xml:space="preserve">For data collection, </w:t>
+      </w:r>
+    </w:p>
+    <w:p>
+      <w:pPr>
+        <w:pStyle w:val="Abstract"/>
+        <w:ind w:firstLineChars="200" w:firstLine="360"/>
+        <w:rPr>
+          <w:rFonts w:eastAsia="宋体" w:hint="eastAsia"/>
+          <w:lang w:eastAsia="zh-CN"/>
+          <w14:ligatures w14:val="standard"/>
+        </w:rPr>
+      </w:pPr>
+      <w:r>
+        <w:rPr>
+          <w:rFonts w:eastAsia="宋体" w:hint="eastAsia"/>
+          <w:lang w:eastAsia="zh-CN"/>
+          <w14:ligatures w14:val="standard"/>
+        </w:rPr>
+        <w:t>Figure 1 shows the overall structure of the platform.</w:t>
       </w:r>
     </w:p>
     <w:p>
@@ -2961,7 +3331,7 @@
                     </pic:cNvPicPr>
                   </pic:nvPicPr>
                   <pic:blipFill>
-                    <a:blip r:embed="rId16">
+                    <a:blip r:embed="rId15">
                       <a:extLst>
                         <a:ext uri="{28A0092B-C50C-407E-A947-70E740481C1C}">
                           <a14:useLocalDpi xmlns:a14="http://schemas.microsoft.com/office/drawing/2010/main" val="0"/>
@@ -2998,10 +3368,9 @@
         <w:pStyle w:val="FigureCaption"/>
         <w:jc w:val="both"/>
         <w:rPr>
-          <w:rFonts w:eastAsia="宋体" w:hint="eastAsia"/>
-          <w:b w:val="0"/>
-          <w:lang w:eastAsia="zh-CN"/>
-          <w14:ligatures w14:val="standard"/>
+          <w:rStyle w:val="Label"/>
+          <w:rFonts w:eastAsia="宋体"/>
+          <w:lang w:eastAsia="zh-CN"/>
         </w:rPr>
       </w:pPr>
       <w:r>
@@ -3009,7 +3378,22 @@
           <w:rStyle w:val="Label"/>
           <w:rFonts w:hint="eastAsia"/>
         </w:rPr>
-        <w:t>Figure 2: WeOD Software structure</w:t>
+        <w:t xml:space="preserve">Figure </w:t>
+      </w:r>
+      <w:r>
+        <w:rPr>
+          <w:rStyle w:val="Label"/>
+          <w:rFonts w:eastAsia="宋体" w:hint="eastAsia"/>
+          <w:lang w:eastAsia="zh-CN"/>
+        </w:rPr>
+        <w:t>1</w:t>
+      </w:r>
+      <w:r>
+        <w:rPr>
+          <w:rStyle w:val="Label"/>
+          <w:rFonts w:hint="eastAsia"/>
+        </w:rPr>
+        <w:t>: WeOD Software structure</w:t>
       </w:r>
     </w:p>
     <w:p>
@@ -3027,37 +3411,267 @@
           <w:lang w:eastAsia="zh-CN"/>
           <w14:ligatures w14:val="standard"/>
         </w:rPr>
-        <w:t xml:space="preserve">4 </w:t>
-      </w:r>
-      <w:r>
-        <w:rPr>
-          <w:rFonts w:eastAsia="宋体" w:hint="eastAsia"/>
-          <w:lang w:eastAsia="zh-CN"/>
-          <w14:ligatures w14:val="standard"/>
-        </w:rPr>
-        <w:t>Validation</w:t>
+        <w:t>4</w:t>
+      </w:r>
+      <w:r>
+        <w:rPr>
+          <w:rFonts w:eastAsia="宋体" w:hint="eastAsia"/>
+          <w:lang w:eastAsia="zh-CN"/>
+          <w14:ligatures w14:val="standard"/>
+        </w:rPr>
+        <w:t>.1</w:t>
+      </w:r>
+      <w:r>
+        <w:rPr>
+          <w:rFonts w:eastAsia="宋体" w:hint="eastAsia"/>
+          <w:lang w:eastAsia="zh-CN"/>
+          <w14:ligatures w14:val="standard"/>
+        </w:rPr>
+        <w:t xml:space="preserve"> </w:t>
+      </w:r>
+      <w:r>
+        <w:rPr>
+          <w:rFonts w:eastAsia="宋体" w:hint="eastAsia"/>
+          <w:lang w:eastAsia="zh-CN"/>
+          <w14:ligatures w14:val="standard"/>
+        </w:rPr>
+        <w:t>Front-End</w:t>
       </w:r>
     </w:p>
     <w:p>
       <w:pPr>
-        <w:pStyle w:val="ReferenceHead"/>
-        <w:rPr>
-          <w:rFonts w:eastAsia="宋体"/>
-          <w:lang w:eastAsia="zh-CN"/>
-          <w14:ligatures w14:val="standard"/>
-        </w:rPr>
-      </w:pPr>
-      <w:r>
-        <w:rPr>
-          <w:rFonts w:eastAsia="宋体" w:hint="eastAsia"/>
-          <w:lang w:eastAsia="zh-CN"/>
-          <w14:ligatures w14:val="standard"/>
-        </w:rPr>
-        <w:t>4.1 Experiment Setup</w:t>
+        <w:pStyle w:val="Para"/>
+        <w:jc w:val="both"/>
+        <w:rPr>
+          <w:rFonts w:eastAsia="宋体" w:hint="eastAsia"/>
+          <w:lang w:eastAsia="zh-CN"/>
+          <w14:ligatures w14:val="standard"/>
+        </w:rPr>
+      </w:pPr>
+      <w:r>
+        <w:rPr>
+          <w:lang w:eastAsia="ja-JP"/>
+          <w14:ligatures w14:val="standard"/>
+        </w:rPr>
+        <w:drawing>
+          <wp:inline distT="0" distB="0" distL="0" distR="0" wp14:anchorId="39847A01" wp14:editId="2A49567A">
+            <wp:extent cx="3048000" cy="1518920"/>
+            <wp:effectExtent l="0" t="0" r="0" b="5080"/>
+            <wp:docPr id="671798248" name="图片 1"/>
+            <wp:cNvGraphicFramePr>
+              <a:graphicFrameLocks xmlns:a="http://schemas.openxmlformats.org/drawingml/2006/main" noChangeAspect="1"/>
+            </wp:cNvGraphicFramePr>
+            <a:graphic xmlns:a="http://schemas.openxmlformats.org/drawingml/2006/main">
+              <a:graphicData uri="http://schemas.openxmlformats.org/drawingml/2006/picture">
+                <pic:pic xmlns:pic="http://schemas.openxmlformats.org/drawingml/2006/picture">
+                  <pic:nvPicPr>
+                    <pic:cNvPr id="671798248" name=""/>
+                    <pic:cNvPicPr/>
+                  </pic:nvPicPr>
+                  <pic:blipFill>
+                    <a:blip r:embed="rId16"/>
+                    <a:stretch>
+                      <a:fillRect/>
+                    </a:stretch>
+                  </pic:blipFill>
+                  <pic:spPr>
+                    <a:xfrm>
+                      <a:off x="0" y="0"/>
+                      <a:ext cx="3048000" cy="1518920"/>
+                    </a:xfrm>
+                    <a:prstGeom prst="rect">
+                      <a:avLst/>
+                    </a:prstGeom>
+                  </pic:spPr>
+                </pic:pic>
+              </a:graphicData>
+            </a:graphic>
+          </wp:inline>
+        </w:drawing>
       </w:r>
     </w:p>
     <w:p>
       <w:pPr>
+        <w:pStyle w:val="FigureCaption"/>
+        <w:jc w:val="both"/>
+        <w:rPr>
+          <w:rFonts w:eastAsia="宋体"/>
+          <w:lang w:eastAsia="zh-CN"/>
+          <w14:ligatures w14:val="standard"/>
+        </w:rPr>
+      </w:pPr>
+      <w:r>
+        <w:rPr>
+          <w:rStyle w:val="Label"/>
+          <w14:ligatures w14:val="standard"/>
+        </w:rPr>
+        <w:t xml:space="preserve">Figure </w:t>
+      </w:r>
+      <w:r>
+        <w:rPr>
+          <w:rStyle w:val="Label"/>
+          <w:rFonts w:eastAsia="宋体" w:hint="eastAsia"/>
+          <w:lang w:eastAsia="zh-CN"/>
+          <w14:ligatures w14:val="standard"/>
+        </w:rPr>
+        <w:t>2</w:t>
+      </w:r>
+      <w:r>
+        <w:rPr>
+          <w:rStyle w:val="Label"/>
+          <w14:ligatures w14:val="standard"/>
+        </w:rPr>
+        <w:t>:</w:t>
+      </w:r>
+      <w:r>
+        <w:rPr>
+          <w:lang w:eastAsia="ja-JP"/>
+          <w14:ligatures w14:val="standard"/>
+        </w:rPr>
+        <w:t xml:space="preserve"> </w:t>
+      </w:r>
+      <w:r>
+        <w:rPr>
+          <w:rFonts w:eastAsia="宋体" w:hint="eastAsia"/>
+          <w:lang w:eastAsia="zh-CN"/>
+          <w14:ligatures w14:val="standard"/>
+        </w:rPr>
+        <w:t>The web page and UI of the software</w:t>
+      </w:r>
+    </w:p>
+    <w:p>
+      <w:pPr>
+        <w:pStyle w:val="ReferenceHead"/>
+        <w:rPr>
+          <w:rFonts w:eastAsia="宋体"/>
+          <w:lang w:eastAsia="zh-CN"/>
+          <w14:ligatures w14:val="standard"/>
+        </w:rPr>
+      </w:pPr>
+    </w:p>
+    <w:p>
+      <w:pPr>
+        <w:pStyle w:val="ReferenceHead"/>
+        <w:rPr>
+          <w:rFonts w:eastAsia="宋体"/>
+          <w:lang w:eastAsia="zh-CN"/>
+          <w14:ligatures w14:val="standard"/>
+        </w:rPr>
+      </w:pPr>
+      <w:r>
+        <w:rPr>
+          <w:rFonts w:eastAsia="宋体" w:hint="eastAsia"/>
+          <w:lang w:eastAsia="zh-CN"/>
+          <w14:ligatures w14:val="standard"/>
+        </w:rPr>
+        <w:t>4.</w:t>
+      </w:r>
+      <w:r>
+        <w:rPr>
+          <w:rFonts w:eastAsia="宋体" w:hint="eastAsia"/>
+          <w:lang w:eastAsia="zh-CN"/>
+          <w14:ligatures w14:val="standard"/>
+        </w:rPr>
+        <w:t>2 Back-End</w:t>
+      </w:r>
+    </w:p>
+    <w:p>
+      <w:pPr>
+        <w:pStyle w:val="ReferenceHead"/>
+        <w:rPr>
+          <w:rFonts w:eastAsia="宋体" w:hint="eastAsia"/>
+          <w:lang w:eastAsia="zh-CN"/>
+          <w14:ligatures w14:val="standard"/>
+        </w:rPr>
+      </w:pPr>
+      <w:r>
+        <w:rPr>
+          <w:rFonts w:eastAsia="宋体" w:hint="eastAsia"/>
+          <w:lang w:eastAsia="zh-CN"/>
+          <w14:ligatures w14:val="standard"/>
+        </w:rPr>
+        <w:t>4.3 Data Collection</w:t>
+      </w:r>
+    </w:p>
+    <w:p>
+      <w:pPr>
+        <w:pStyle w:val="ReferenceHead"/>
+        <w:rPr>
+          <w:rFonts w:eastAsia="宋体" w:hint="eastAsia"/>
+          <w:lang w:eastAsia="zh-CN"/>
+          <w14:ligatures w14:val="standard"/>
+        </w:rPr>
+      </w:pPr>
+    </w:p>
+    <w:p>
+      <w:pPr>
+        <w:pStyle w:val="FigureCaption"/>
+        <w:jc w:val="both"/>
+        <w:rPr>
+          <w:rStyle w:val="Label"/>
+          <w:rFonts w:eastAsia="宋体" w:hint="eastAsia"/>
+          <w:lang w:eastAsia="zh-CN"/>
+        </w:rPr>
+      </w:pPr>
+    </w:p>
+    <w:p>
+      <w:pPr>
+        <w:pStyle w:val="FigureCaption"/>
+        <w:jc w:val="both"/>
+        <w:rPr>
+          <w:rFonts w:eastAsia="宋体" w:hint="eastAsia"/>
+          <w:b w:val="0"/>
+          <w:lang w:eastAsia="zh-CN"/>
+          <w14:ligatures w14:val="standard"/>
+        </w:rPr>
+      </w:pPr>
+    </w:p>
+    <w:p>
+      <w:pPr>
+        <w:pStyle w:val="ReferenceHead"/>
+        <w:rPr>
+          <w:rFonts w:eastAsia="宋体"/>
+          <w:lang w:eastAsia="zh-CN"/>
+          <w14:ligatures w14:val="standard"/>
+        </w:rPr>
+      </w:pPr>
+      <w:r>
+        <w:rPr>
+          <w:rFonts w:eastAsia="宋体" w:hint="eastAsia"/>
+          <w:lang w:eastAsia="zh-CN"/>
+          <w14:ligatures w14:val="standard"/>
+        </w:rPr>
+        <w:t xml:space="preserve">4 </w:t>
+      </w:r>
+      <w:r>
+        <w:rPr>
+          <w:rFonts w:eastAsia="宋体" w:hint="eastAsia"/>
+          <w:lang w:eastAsia="zh-CN"/>
+          <w14:ligatures w14:val="standard"/>
+        </w:rPr>
+        <w:t>Validation</w:t>
+      </w:r>
+    </w:p>
+    <w:p>
+      <w:pPr>
+        <w:pStyle w:val="ReferenceHead"/>
+        <w:rPr>
+          <w:rFonts w:eastAsia="宋体"/>
+          <w:lang w:eastAsia="zh-CN"/>
+          <w14:ligatures w14:val="standard"/>
+        </w:rPr>
+      </w:pPr>
+      <w:r>
+        <w:rPr>
+          <w:rFonts w:eastAsia="宋体" w:hint="eastAsia"/>
+          <w:lang w:eastAsia="zh-CN"/>
+          <w14:ligatures w14:val="standard"/>
+        </w:rPr>
+        <w:t>4.1 Experiment Setup</w:t>
+      </w:r>
+    </w:p>
+    <w:p>
+      <w:pPr>
         <w:pStyle w:val="Abstract"/>
         <w:ind w:firstLineChars="200" w:firstLine="360"/>
         <w:rPr>
@@ -3114,7 +3728,6 @@
           <w:lang w:eastAsia="zh-CN"/>
           <w14:ligatures w14:val="standard"/>
         </w:rPr>
-        <w:lastRenderedPageBreak/>
         <w:t>4.2 Dataset</w:t>
       </w:r>
     </w:p>
@@ -3518,6 +4131,7 @@
         <w:rPr>
           <w14:ligatures w14:val="standard"/>
         </w:rPr>
+        <w:lastRenderedPageBreak/>
         <w:t xml:space="preserve">Right click on the inserted picture and select </w:t>
       </w:r>
       <w:r>

--- a/test&result/Final Report.docx
+++ b/test&result/Final Report.docx
@@ -262,55 +262,78 @@
           <w:lang w:eastAsia="zh-CN"/>
           <w14:ligatures w14:val="standard"/>
         </w:rPr>
-        <w:t xml:space="preserve">, and analyzed the collected data to </w:t>
-      </w:r>
-      <w:r>
-        <w:rPr>
-          <w:rFonts w:eastAsia="宋体"/>
-          <w:lang w:eastAsia="zh-CN"/>
-          <w14:ligatures w14:val="standard"/>
-        </w:rPr>
-        <w:t>know</w:t>
-      </w:r>
-      <w:r>
-        <w:rPr>
-          <w:rFonts w:eastAsia="宋体" w:hint="eastAsia"/>
-          <w:lang w:eastAsia="zh-CN"/>
-          <w14:ligatures w14:val="standard"/>
-        </w:rPr>
-        <w:t xml:space="preserve"> about </w:t>
-      </w:r>
-      <w:proofErr w:type="gramStart"/>
-      <w:r>
-        <w:rPr>
-          <w:rFonts w:eastAsia="宋体" w:hint="eastAsia"/>
-          <w:lang w:eastAsia="zh-CN"/>
-          <w14:ligatures w14:val="standard"/>
-        </w:rPr>
-        <w:t xml:space="preserve">the </w:t>
+        <w:t xml:space="preserve">, and </w:t>
+      </w:r>
+      <w:r>
+        <w:rPr>
+          <w:rFonts w:eastAsia="宋体" w:hint="eastAsia"/>
+          <w:lang w:eastAsia="zh-CN"/>
+          <w14:ligatures w14:val="standard"/>
+        </w:rPr>
+        <w:t>used</w:t>
+      </w:r>
+      <w:r>
+        <w:rPr>
+          <w:rFonts w:eastAsia="宋体" w:hint="eastAsia"/>
+          <w:lang w:eastAsia="zh-CN"/>
+          <w14:ligatures w14:val="standard"/>
+        </w:rPr>
+        <w:t xml:space="preserve"> the collected data</w:t>
+      </w:r>
+      <w:r>
+        <w:rPr>
+          <w:rFonts w:eastAsia="宋体" w:hint="eastAsia"/>
+          <w:lang w:eastAsia="zh-CN"/>
+          <w14:ligatures w14:val="standard"/>
+        </w:rPr>
+        <w:t xml:space="preserve"> to analyzed the different tradeoff of the video codec.</w:t>
+      </w:r>
+      <w:r>
+        <w:rPr>
+          <w:rFonts w:eastAsia="宋体" w:hint="eastAsia"/>
+          <w:lang w:eastAsia="zh-CN"/>
+          <w14:ligatures w14:val="standard"/>
+        </w:rPr>
+        <w:t xml:space="preserve"> </w:t>
+      </w:r>
+      <w:r>
+        <w:rPr>
+          <w:rFonts w:eastAsia="宋体" w:hint="eastAsia"/>
+          <w:lang w:eastAsia="zh-CN"/>
+          <w14:ligatures w14:val="standard"/>
+        </w:rPr>
+        <w:t>C</w:t>
       </w:r>
       <w:r>
         <w:rPr>
           <w:rFonts w:eastAsia="Verdana"/>
           <w14:ligatures w14:val="standard"/>
         </w:rPr>
-        <w:t xml:space="preserve"> The</w:t>
-      </w:r>
-      <w:proofErr w:type="gramEnd"/>
-      <w:r>
-        <w:rPr>
-          <w:rFonts w:eastAsia="Verdana"/>
-          <w14:ligatures w14:val="standard"/>
-        </w:rPr>
-        <w:t xml:space="preserve"> collected results </w:t>
-      </w:r>
-      <w:r>
-        <w:rPr>
-          <w:rFonts w:eastAsia="宋体" w:hint="eastAsia"/>
-          <w:lang w:eastAsia="zh-CN"/>
-          <w14:ligatures w14:val="standard"/>
-        </w:rPr>
-        <w:t>shows that the platform s</w:t>
+        <w:t xml:space="preserve">ollected results </w:t>
+      </w:r>
+      <w:r>
+        <w:rPr>
+          <w:rFonts w:eastAsia="宋体" w:hint="eastAsia"/>
+          <w:lang w:eastAsia="zh-CN"/>
+          <w14:ligatures w14:val="standard"/>
+        </w:rPr>
+        <w:t xml:space="preserve">shows that </w:t>
+      </w:r>
+      <w:r>
+        <w:rPr>
+          <w:rFonts w:eastAsia="宋体" w:hint="eastAsia"/>
+          <w:lang w:eastAsia="zh-CN"/>
+          <w14:ligatures w14:val="standard"/>
+        </w:rPr>
+        <w:t>WeOD successfully</w:t>
+      </w:r>
+      <w:r>
+        <w:rPr>
+          <w:rFonts w:eastAsia="宋体" w:hint="eastAsia"/>
+          <w:lang w:eastAsia="zh-CN"/>
+          <w14:ligatures w14:val="standard"/>
+        </w:rPr>
+        <w:t xml:space="preserve"> s</w:t>
       </w:r>
       <w:r>
         <w:rPr>
@@ -342,7 +365,23 @@
           <w:lang w:eastAsia="zh-CN"/>
           <w14:ligatures w14:val="standard"/>
         </w:rPr>
-        <w:t xml:space="preserve"> and could automatically collected several related metrics with each playback. The evaluation of our data shows a trend of the examined codec that the VP9 has a significant longer encode time </w:t>
+        <w:t xml:space="preserve"> and could automatically collected several related metrics with each playback.</w:t>
+      </w:r>
+      <w:r>
+        <w:rPr>
+          <w:rFonts w:eastAsia="宋体" w:hint="eastAsia"/>
+          <w:lang w:eastAsia="zh-CN"/>
+          <w14:ligatures w14:val="standard"/>
+        </w:rPr>
+        <w:t xml:space="preserve"> </w:t>
+      </w:r>
+      <w:r>
+        <w:rPr>
+          <w:rFonts w:eastAsia="宋体" w:hint="eastAsia"/>
+          <w:lang w:eastAsia="zh-CN"/>
+          <w14:ligatures w14:val="standard"/>
+        </w:rPr>
+        <w:t xml:space="preserve">The evaluation of our data shows a trend of the examined codec that the VP9 has a significant longer encode time </w:t>
       </w:r>
       <w:r>
         <w:rPr>
@@ -383,6 +422,70 @@
           <w14:ligatures w14:val="standard"/>
         </w:rPr>
         <w:t xml:space="preserve"> have a lower bandwidth requirement compare to the other two codec. The h.264 has the shortest encode time compare with h.265 and VP9, while it has a bit longer slice time and larger throughput compare with h.265, and VP9</w:t>
+      </w:r>
+      <w:r>
+        <w:rPr>
+          <w:rFonts w:eastAsia="宋体" w:hint="eastAsia"/>
+          <w:lang w:eastAsia="zh-CN"/>
+          <w14:ligatures w14:val="standard"/>
+        </w:rPr>
+        <w:t>.</w:t>
+      </w:r>
+      <w:r>
+        <w:rPr>
+          <w:rFonts w:eastAsia="宋体" w:hint="eastAsia"/>
+          <w:lang w:eastAsia="zh-CN"/>
+          <w14:ligatures w14:val="standard"/>
+        </w:rPr>
+        <w:t xml:space="preserve"> Although h.265 shows </w:t>
+      </w:r>
+      <w:r>
+        <w:rPr>
+          <w:rFonts w:eastAsia="宋体"/>
+          <w:lang w:eastAsia="zh-CN"/>
+          <w14:ligatures w14:val="standard"/>
+        </w:rPr>
+        <w:t>completive</w:t>
+      </w:r>
+      <w:r>
+        <w:rPr>
+          <w:rFonts w:eastAsia="宋体" w:hint="eastAsia"/>
+          <w:lang w:eastAsia="zh-CN"/>
+          <w14:ligatures w14:val="standard"/>
+        </w:rPr>
+        <w:t xml:space="preserve"> performance, </w:t>
+      </w:r>
+      <w:r>
+        <w:rPr>
+          <w:rFonts w:eastAsia="宋体"/>
+          <w:lang w:eastAsia="zh-CN"/>
+          <w14:ligatures w14:val="standard"/>
+        </w:rPr>
+        <w:t xml:space="preserve">its licensing complexity </w:t>
+      </w:r>
+      <w:r>
+        <w:rPr>
+          <w:rFonts w:eastAsia="宋体" w:hint="eastAsia"/>
+          <w:lang w:eastAsia="zh-CN"/>
+          <w14:ligatures w14:val="standard"/>
+        </w:rPr>
+        <w:t xml:space="preserve">leads to </w:t>
+      </w:r>
+      <w:r>
+        <w:rPr>
+          <w:rFonts w:eastAsia="宋体"/>
+          <w:lang w:eastAsia="zh-CN"/>
+          <w14:ligatures w14:val="standard"/>
+        </w:rPr>
+        <w:t>limited native support</w:t>
+      </w:r>
+      <w:r>
+        <w:rPr>
+          <w:rFonts w:eastAsia="宋体" w:hint="eastAsia"/>
+          <w:lang w:eastAsia="zh-CN"/>
+          <w14:ligatures w14:val="standard"/>
+        </w:rPr>
+        <w:t>, and could become a concern in real codec selection.</w:t>
       </w:r>
     </w:p>
     <w:p>
@@ -763,6 +866,7 @@
           <w:rFonts w:eastAsia="Verdana"/>
           <w14:ligatures w14:val="standard"/>
         </w:rPr>
+        <w:lastRenderedPageBreak/>
         <w:t xml:space="preserve">Meanwhile, </w:t>
       </w:r>
       <w:proofErr w:type="gramStart"/>
@@ -875,7 +979,6 @@
           <w:lang w:eastAsia="zh-CN"/>
           <w14:ligatures w14:val="standard"/>
         </w:rPr>
-        <w:lastRenderedPageBreak/>
         <w:t>differen</w:t>
       </w:r>
       <w:r>
@@ -909,7 +1012,7 @@
         <w:pStyle w:val="Abstract"/>
         <w:ind w:firstLineChars="200" w:firstLine="360"/>
         <w:rPr>
-          <w:rFonts w:eastAsia="宋体" w:hint="eastAsia"/>
+          <w:rFonts w:eastAsia="宋体"/>
           <w:lang w:eastAsia="zh-CN"/>
           <w14:ligatures w14:val="standard"/>
         </w:rPr>
@@ -920,12 +1023,98 @@
           <w:rFonts w:eastAsia="Verdana"/>
           <w14:ligatures w14:val="standard"/>
         </w:rPr>
-        <w:t>Before playback, users may configure codec and frame rate settings for the streaming session. During playback, frontend and backend performance metrics are automatically collected and stored on the server side for further analysis. Using this platform, different codec configurations can be evaluated under controlled experimental conditions, allowing more systematic analysis of codec behavior, playback performance, and compatibility characteristics across different streaming environments.</w:t>
+        <w:t>Before playback, users may configure codec and frame rate settings for the streaming session. During playback, frontend and backend performance metrics are automatically collected and stored on the server side for further analysis. Using this platform, different codec configurations can be evaluated under controlled experimental conditions, allowing systematic analysis of codec behavior, playback performance, and compatibility characteristics across different streaming environments.</w:t>
       </w:r>
       <w:bookmarkEnd w:id="1"/>
     </w:p>
     <w:p>
       <w:pPr>
+        <w:pStyle w:val="Abstract"/>
+        <w:ind w:firstLineChars="200" w:firstLine="360"/>
+        <w:rPr>
+          <w:rFonts w:eastAsia="宋体"/>
+          <w:lang w:eastAsia="zh-CN"/>
+          <w14:ligatures w14:val="standard"/>
+        </w:rPr>
+      </w:pPr>
+      <w:r>
+        <w:rPr>
+          <w:rFonts w:eastAsia="宋体"/>
+          <w:lang w:eastAsia="zh-CN"/>
+          <w14:ligatures w14:val="standard"/>
+        </w:rPr>
+        <w:t>Our preliminary evaluation shows that the tested codecs present clear performance tradeoffs. In the on-demand workflow, VP9 requires substantially longer encoding time than H.264 and H.265, making encoding cost the main limitation for real-time use. However, when considering the streaming stage</w:t>
+      </w:r>
+      <w:r>
+        <w:rPr>
+          <w:rFonts w:eastAsia="宋体" w:hint="eastAsia"/>
+          <w:lang w:eastAsia="zh-CN"/>
+          <w14:ligatures w14:val="standard"/>
+        </w:rPr>
+        <w:t>s</w:t>
+      </w:r>
+      <w:r>
+        <w:rPr>
+          <w:rFonts w:eastAsia="宋体"/>
+          <w:lang w:eastAsia="zh-CN"/>
+          <w14:ligatures w14:val="standard"/>
+        </w:rPr>
+        <w:t xml:space="preserve"> separately, VP9 also shows lower slicing time and lower average throughput in the tested cases, suggesting potential advantages in bandwidth usage and post-encoding delivery. H.264 provides the shortest encoding time among the tested codecs, while H.265 generally falls between H.264 and VP9 in terms of backend processing cost and streaming behavior. </w:t>
+      </w:r>
+      <w:r>
+        <w:rPr>
+          <w:rFonts w:eastAsia="宋体" w:hint="eastAsia"/>
+          <w:lang w:eastAsia="zh-CN"/>
+          <w14:ligatures w14:val="standard"/>
+        </w:rPr>
+        <w:t xml:space="preserve">Another thing </w:t>
+      </w:r>
+      <w:r>
+        <w:rPr>
+          <w:rFonts w:eastAsia="宋体"/>
+          <w:lang w:eastAsia="zh-CN"/>
+          <w14:ligatures w14:val="standard"/>
+        </w:rPr>
+        <w:t>These results suggest that codec selection in a VOD system depends on the deployment model: on-demand transcoding emphasizes encoding speed, while pre-encoded VOD delivery may place more weight on slicing behavior, throughput, compatibility, and playback stability.</w:t>
+      </w:r>
+    </w:p>
+    <w:p>
+      <w:pPr>
+        <w:pStyle w:val="Abstract"/>
+        <w:ind w:firstLineChars="200" w:firstLine="360"/>
+        <w:rPr>
+          <w:rFonts w:eastAsia="宋体" w:hint="eastAsia"/>
+          <w:lang w:eastAsia="zh-CN"/>
+          <w14:ligatures w14:val="standard"/>
+        </w:rPr>
+      </w:pPr>
+      <w:r>
+        <w:rPr>
+          <w:rFonts w:eastAsia="宋体" w:hint="eastAsia"/>
+          <w:lang w:eastAsia="zh-CN"/>
+          <w14:ligatures w14:val="standard"/>
+        </w:rPr>
+        <w:t>Besides performance, another thing worth mention is that, a</w:t>
+      </w:r>
+      <w:r>
+        <w:rPr>
+          <w:rFonts w:eastAsia="宋体"/>
+          <w:lang w:eastAsia="zh-CN"/>
+          <w14:ligatures w14:val="standard"/>
+        </w:rPr>
+        <w:t>lthough H.265 shows competitive performance in the collected results, its licensing complexity and limited native support in many software environments remain important practical concerns for codec selection</w:t>
+      </w:r>
+      <w:r>
+        <w:rPr>
+          <w:rFonts w:eastAsia="宋体" w:hint="eastAsia"/>
+          <w:lang w:eastAsia="zh-CN"/>
+          <w14:ligatures w14:val="standard"/>
+        </w:rPr>
+        <w:t>.</w:t>
+      </w:r>
+    </w:p>
+    <w:p>
+      <w:pPr>
         <w:pStyle w:val="Statements"/>
         <w:rPr>
           <w:lang w:eastAsia="ja-JP"/>
@@ -1108,7 +1297,15 @@
           <w:lang w:eastAsia="ja-JP"/>
           <w14:ligatures w14:val="standard"/>
         </w:rPr>
-        <w:t xml:space="preserve"> text here for the Quotation or Extract, </w:t>
+        <w:t xml:space="preserve"> text here for the </w:t>
+      </w:r>
+      <w:r>
+        <w:rPr>
+          <w:szCs w:val="18"/>
+          <w:lang w:eastAsia="ja-JP"/>
+          <w14:ligatures w14:val="standard"/>
+        </w:rPr>
+        <w:t xml:space="preserve">Quotation or Extract, </w:t>
       </w:r>
       <w:proofErr w:type="gramStart"/>
       <w:r>
@@ -1881,6 +2078,7 @@
           <w:lang w:eastAsia="zh-CN"/>
           <w14:ligatures w14:val="standard"/>
         </w:rPr>
+        <w:lastRenderedPageBreak/>
         <w:t>DASH.JS</w:t>
       </w:r>
       <w:r>
@@ -2174,16 +2372,7 @@
           <w:lang w:eastAsia="zh-CN"/>
           <w14:ligatures w14:val="standard"/>
         </w:rPr>
-        <w:t xml:space="preserve">different codec could have different performance on speed, size cost, </w:t>
-      </w:r>
-      <w:r>
-        <w:rPr>
-          <w:rFonts w:eastAsia="宋体" w:hint="eastAsia"/>
-          <w:lang w:eastAsia="zh-CN"/>
-          <w14:ligatures w14:val="standard"/>
-        </w:rPr>
-        <w:lastRenderedPageBreak/>
-        <w:t>computation cost and environment support.</w:t>
+        <w:t>different codec could have different performance on speed, size cost, computation cost and environment support.</w:t>
       </w:r>
       <w:r>
         <w:rPr>
@@ -2911,7 +3100,16 @@
           <w:lang w:eastAsia="zh-CN"/>
           <w14:ligatures w14:val="standard"/>
         </w:rPr>
-        <w:t xml:space="preserve"> this software, we aim to explore the practical process of a VOD system and build a reuseable software for </w:t>
+        <w:t xml:space="preserve"> this software, we aim to explore the practical process of a VOD system and </w:t>
+      </w:r>
+      <w:r>
+        <w:rPr>
+          <w:rFonts w:eastAsia="宋体" w:hint="eastAsia"/>
+          <w:lang w:eastAsia="zh-CN"/>
+          <w14:ligatures w14:val="standard"/>
+        </w:rPr>
+        <w:lastRenderedPageBreak/>
+        <w:t xml:space="preserve">build a reuseable software for </w:t>
       </w:r>
       <w:r>
         <w:rPr>
@@ -3015,16 +3213,7 @@
           <w:lang w:eastAsia="zh-CN"/>
           <w14:ligatures w14:val="standard"/>
         </w:rPr>
-        <w:t xml:space="preserve">The project is developed under several assumptions and constraints. First, the system is tested in a local area network environment using a client-server model. The server runs on a regular personal laptop rather than a dedicated streaming server or cloud platform. Therefore, the measured results reflect the behavior of a lightweight experimental setup instead of a large-scale commercial VOD infrastructure. Second, the dataset is limited in size and consists of a small number of selected video clips with different content characteristics. As a result, the </w:t>
-      </w:r>
-      <w:r>
-        <w:rPr>
-          <w:rFonts w:eastAsia="宋体"/>
-          <w:lang w:eastAsia="zh-CN"/>
-          <w14:ligatures w14:val="standard"/>
-        </w:rPr>
-        <w:lastRenderedPageBreak/>
-        <w:t>collected data is useful for observing trends and trade-offs, but it should not be interpreted as a comprehensive codec benchmark.</w:t>
+        <w:t>The project is developed under several assumptions and constraints. First, the system is tested in a local area network environment using a client-server model. The server runs on a regular personal laptop rather than a dedicated streaming server or cloud platform. Therefore, the measured results reflect the behavior of a lightweight experimental setup instead of a large-scale commercial VOD infrastructure. Second, the dataset is limited in size and consists of a small number of selected video clips with different content characteristics. As a result, the collected data is useful for observing trends and trade-offs, but it should not be interpreted as a comprehensive codec benchmark.</w:t>
       </w:r>
     </w:p>
     <w:p>
@@ -3158,7 +3347,15 @@
           <w:lang w:eastAsia="zh-CN"/>
           <w14:ligatures w14:val="standard"/>
         </w:rPr>
-        <w:t>he server runs on a personal computer, and any device connected to the same LAN can access the front end through the server’s local IP address and port number using a web browser. This design allows WeOD to simulate a simplified VOD workflow without requiring cloud deployment or a public server.</w:t>
+        <w:t xml:space="preserve">he server runs on a personal computer, and any device connected to the same LAN can access </w:t>
+      </w:r>
+      <w:r>
+        <w:rPr>
+          <w:rFonts w:eastAsia="宋体"/>
+          <w:lang w:eastAsia="zh-CN"/>
+          <w14:ligatures w14:val="standard"/>
+        </w:rPr>
+        <w:t>the front end through the server’s local IP address and port number using a web browser. This design allows WeOD to simulate a simplified VOD workflow without requiring cloud deployment or a public server.</w:t>
       </w:r>
     </w:p>
     <w:p>
@@ -3579,17 +3776,102 @@
       <w:pPr>
         <w:pStyle w:val="ReferenceHead"/>
         <w:rPr>
-          <w:rFonts w:eastAsia="宋体" w:hint="eastAsia"/>
-          <w:lang w:eastAsia="zh-CN"/>
-          <w14:ligatures w14:val="standard"/>
-        </w:rPr>
-      </w:pPr>
-      <w:r>
-        <w:rPr>
-          <w:rFonts w:eastAsia="宋体" w:hint="eastAsia"/>
-          <w:lang w:eastAsia="zh-CN"/>
-          <w14:ligatures w14:val="standard"/>
-        </w:rPr>
+          <w:rFonts w:eastAsia="宋体"/>
+          <w:lang w:eastAsia="zh-CN"/>
+          <w14:ligatures w14:val="standard"/>
+        </w:rPr>
+      </w:pPr>
+      <w:r>
+        <w:rPr>
+          <w:rFonts w:eastAsia="宋体"/>
+          <w:lang w:eastAsia="zh-CN"/>
+          <w14:ligatures w14:val="standard"/>
+        </w:rPr>
+        <w:drawing>
+          <wp:inline distT="0" distB="0" distL="0" distR="0" wp14:anchorId="7EB5B915" wp14:editId="050724CC">
+            <wp:extent cx="3048000" cy="815340"/>
+            <wp:effectExtent l="0" t="0" r="0" b="3810"/>
+            <wp:docPr id="1701187458" name="图片 1"/>
+            <wp:cNvGraphicFramePr>
+              <a:graphicFrameLocks xmlns:a="http://schemas.openxmlformats.org/drawingml/2006/main" noChangeAspect="1"/>
+            </wp:cNvGraphicFramePr>
+            <a:graphic xmlns:a="http://schemas.openxmlformats.org/drawingml/2006/main">
+              <a:graphicData uri="http://schemas.openxmlformats.org/drawingml/2006/picture">
+                <pic:pic xmlns:pic="http://schemas.openxmlformats.org/drawingml/2006/picture">
+                  <pic:nvPicPr>
+                    <pic:cNvPr id="1701187458" name=""/>
+                    <pic:cNvPicPr/>
+                  </pic:nvPicPr>
+                  <pic:blipFill>
+                    <a:blip r:embed="rId17"/>
+                    <a:stretch>
+                      <a:fillRect/>
+                    </a:stretch>
+                  </pic:blipFill>
+                  <pic:spPr>
+                    <a:xfrm>
+                      <a:off x="0" y="0"/>
+                      <a:ext cx="3048000" cy="815340"/>
+                    </a:xfrm>
+                    <a:prstGeom prst="rect">
+                      <a:avLst/>
+                    </a:prstGeom>
+                  </pic:spPr>
+                </pic:pic>
+              </a:graphicData>
+            </a:graphic>
+          </wp:inline>
+        </w:drawing>
+      </w:r>
+    </w:p>
+    <w:p>
+      <w:pPr>
+        <w:pStyle w:val="FigureCaption"/>
+        <w:jc w:val="both"/>
+        <w:rPr>
+          <w:rStyle w:val="Label"/>
+        </w:rPr>
+      </w:pPr>
+      <w:r>
+        <w:rPr>
+          <w:rStyle w:val="Label"/>
+          <w:rFonts w:hint="eastAsia"/>
+        </w:rPr>
+        <w:t xml:space="preserve">Figure 3: backend </w:t>
+      </w:r>
+      <w:proofErr w:type="gramStart"/>
+      <w:r>
+        <w:rPr>
+          <w:rStyle w:val="Label"/>
+          <w:rFonts w:hint="eastAsia"/>
+        </w:rPr>
+        <w:t>start</w:t>
+      </w:r>
+      <w:proofErr w:type="gramEnd"/>
+      <w:r>
+        <w:rPr>
+          <w:rStyle w:val="Label"/>
+          <w:rFonts w:hint="eastAsia"/>
+        </w:rPr>
+        <w:t xml:space="preserve"> up</w:t>
+      </w:r>
+    </w:p>
+    <w:p>
+      <w:pPr>
+        <w:pStyle w:val="ReferenceHead"/>
+        <w:rPr>
+          <w:rFonts w:eastAsia="宋体" w:hint="eastAsia"/>
+          <w:lang w:eastAsia="zh-CN"/>
+          <w14:ligatures w14:val="standard"/>
+        </w:rPr>
+      </w:pPr>
+      <w:r>
+        <w:rPr>
+          <w:rFonts w:eastAsia="宋体" w:hint="eastAsia"/>
+          <w:lang w:eastAsia="zh-CN"/>
+          <w14:ligatures w14:val="standard"/>
+        </w:rPr>
+        <w:lastRenderedPageBreak/>
         <w:t>4.3 Data Collection</w:t>
       </w:r>
     </w:p>
@@ -4131,7 +4413,6 @@
         <w:rPr>
           <w14:ligatures w14:val="standard"/>
         </w:rPr>
-        <w:lastRenderedPageBreak/>
         <w:t xml:space="preserve">Right click on the inserted picture and select </w:t>
       </w:r>
       <w:r>
@@ -4937,7 +5218,7 @@
         </w:rPr>
         <w:t xml:space="preserve">[1] Alphabet Inc. 2025. Alphabet Investor Relations. Retrieved May 12, 2026 from </w:t>
       </w:r>
-      <w:hyperlink r:id="rId17" w:history="1">
+      <w:hyperlink r:id="rId18" w:history="1">
         <w:r>
           <w:rPr>
             <w:rStyle w:val="af1"/>
@@ -4962,7 +5243,7 @@
         </w:rPr>
         <w:t xml:space="preserve">[2] Sandvine. 2024. The Global Internet Phenomena Report 2024. Industry Report. Retrieved May 12, 2026 from </w:t>
       </w:r>
-      <w:hyperlink r:id="rId18" w:history="1">
+      <w:hyperlink r:id="rId19" w:history="1">
         <w:r>
           <w:rPr>
             <w:rStyle w:val="af1"/>
@@ -4987,7 +5268,7 @@
         </w:rPr>
         <w:t xml:space="preserve">[3] StatCounter Global Stats. 2026. Browser Market Share Worldwide. Retrieved May 12, 2026 from </w:t>
       </w:r>
-      <w:hyperlink r:id="rId19" w:history="1">
+      <w:hyperlink r:id="rId20" w:history="1">
         <w:r>
           <w:rPr>
             <w:rStyle w:val="af1"/>
@@ -5023,7 +5304,7 @@
         </w:rPr>
         <w:t xml:space="preserve">[4] MPEG. 2022. MPEG-DASH. Retrieved May 12, 2026 from </w:t>
       </w:r>
-      <w:hyperlink r:id="rId20" w:history="1">
+      <w:hyperlink r:id="rId21" w:history="1">
         <w:r>
           <w:rPr>
             <w:rStyle w:val="af1"/>
@@ -5052,7 +5333,7 @@
         </w:rPr>
         <w:t xml:space="preserve">[5] ISO. 2022. ISO/IEC 23009-1:2022 Dynamic adaptive streaming over HTTP (DASH) — Part 1: Media presentation description and segment formats. Retrieved May 12, 2026 from </w:t>
       </w:r>
-      <w:hyperlink r:id="rId21" w:history="1">
+      <w:hyperlink r:id="rId22" w:history="1">
         <w:r>
           <w:rPr>
             <w:rStyle w:val="af1"/>
@@ -5081,7 +5362,7 @@
         </w:rPr>
         <w:t xml:space="preserve">[6] DASH Industry Forum. 2026. dash.js Documentation. Retrieved May 12, 2026 from </w:t>
       </w:r>
-      <w:hyperlink r:id="rId22" w:history="1">
+      <w:hyperlink r:id="rId23" w:history="1">
         <w:r>
           <w:rPr>
             <w:rStyle w:val="af1"/>
@@ -5118,7 +5399,7 @@
         </w:rPr>
         <w:t xml:space="preserve"> </w:t>
       </w:r>
-      <w:hyperlink r:id="rId23" w:history="1">
+      <w:hyperlink r:id="rId24" w:history="1">
         <w:r>
           <w:rPr>
             <w:rStyle w:val="af1"/>
@@ -5179,7 +5460,7 @@
         </w:rPr>
         <w:t xml:space="preserve">Retrieved May 12, 2026 from </w:t>
       </w:r>
-      <w:hyperlink r:id="rId24" w:history="1">
+      <w:hyperlink r:id="rId25" w:history="1">
         <w:r>
           <w:rPr>
             <w:rStyle w:val="af1"/>
@@ -5240,7 +5521,7 @@
         </w:rPr>
         <w:t xml:space="preserve">Retrieved May 12, 2026 from </w:t>
       </w:r>
-      <w:hyperlink r:id="rId25" w:history="1">
+      <w:hyperlink r:id="rId26" w:history="1">
         <w:r>
           <w:rPr>
             <w:rStyle w:val="af1"/>
@@ -5277,7 +5558,7 @@
         </w:rPr>
         <w:t xml:space="preserve">ITU-T, "Parametric bitstream-based quality assessment of progressive download and adaptive audiovisual streaming services over HTTP," ITU-T Recommendation P.1203, Oct. 2017. [Online]. Available: </w:t>
       </w:r>
-      <w:hyperlink r:id="rId26" w:tgtFrame="_blank" w:history="1">
+      <w:hyperlink r:id="rId27" w:tgtFrame="_blank" w:history="1">
         <w:r>
           <w:rPr>
             <w:rStyle w:val="af1"/>
@@ -5354,7 +5635,7 @@
         </w:rPr>
         <w:t xml:space="preserve">Retrieved May 12, 2026 from </w:t>
       </w:r>
-      <w:hyperlink r:id="rId27" w:history="1">
+      <w:hyperlink r:id="rId28" w:history="1">
         <w:r>
           <w:rPr>
             <w:rStyle w:val="af1"/>

--- a/test&result/Final Report.docx
+++ b/test&result/Final Report.docx
@@ -69,7 +69,7 @@
       <w:pPr>
         <w:pStyle w:val="Authors"/>
         <w:rPr>
-          <w:rFonts w:eastAsia="宋体" w:hint="eastAsia"/>
+          <w:rFonts w:eastAsia="宋体"/>
           <w:lang w:eastAsia="zh-CN"/>
         </w:rPr>
         <w:sectPr>
@@ -133,7 +133,7 @@
       <w:pPr>
         <w:pStyle w:val="AuthNotes"/>
         <w:rPr>
-          <w:rFonts w:eastAsia="宋体" w:hint="eastAsia"/>
+          <w:rFonts w:eastAsia="宋体"/>
           <w:color w:val="auto"/>
           <w:lang w:eastAsia="zh-CN"/>
           <w14:ligatures w14:val="standard"/>
@@ -156,7 +156,7 @@
       <w:pPr>
         <w:pStyle w:val="AbsHead"/>
         <w:rPr>
-          <w:rFonts w:eastAsia="宋体" w:hint="eastAsia"/>
+          <w:rFonts w:eastAsia="宋体"/>
           <w:lang w:eastAsia="zh-CN"/>
           <w14:ligatures w14:val="standard"/>
         </w:rPr>
@@ -193,7 +193,7 @@
         <w:pStyle w:val="Abstract"/>
         <w:ind w:firstLineChars="200" w:firstLine="360"/>
         <w:rPr>
-          <w:rFonts w:eastAsia="宋体" w:hint="eastAsia"/>
+          <w:rFonts w:eastAsia="宋体"/>
           <w:lang w:eastAsia="zh-CN"/>
           <w14:ligatures w14:val="standard"/>
         </w:rPr>
@@ -211,7 +211,7 @@
         <w:pStyle w:val="Abstract"/>
         <w:ind w:firstLineChars="200" w:firstLine="360"/>
         <w:rPr>
-          <w:rFonts w:eastAsia="宋体" w:hint="eastAsia"/>
+          <w:rFonts w:eastAsia="宋体"/>
           <w:lang w:eastAsia="zh-CN"/>
           <w14:ligatures w14:val="standard"/>
         </w:rPr>
@@ -229,7 +229,7 @@
         <w:pStyle w:val="Abstract"/>
         <w:ind w:firstLineChars="200" w:firstLine="360"/>
         <w:rPr>
-          <w:rFonts w:eastAsia="宋体" w:hint="eastAsia"/>
+          <w:rFonts w:eastAsia="宋体"/>
           <w:lang w:eastAsia="zh-CN"/>
           <w14:ligatures w14:val="standard"/>
         </w:rPr>
@@ -524,7 +524,7 @@
       <w:pPr>
         <w:pStyle w:val="CCSDescription"/>
         <w:rPr>
-          <w:rFonts w:eastAsia="宋体" w:cs="Linux Libertine" w:hint="eastAsia"/>
+          <w:rFonts w:eastAsia="宋体" w:cs="Linux Libertine"/>
           <w:lang w:eastAsia="zh-CN"/>
           <w14:ligatures w14:val="standard"/>
         </w:rPr>
@@ -558,7 +558,7 @@
       <w:pPr>
         <w:pStyle w:val="KeyWords"/>
         <w:rPr>
-          <w:rFonts w:eastAsia="宋体" w:hint="eastAsia"/>
+          <w:rFonts w:eastAsia="宋体"/>
           <w:lang w:eastAsia="zh-CN"/>
           <w14:ligatures w14:val="standard"/>
         </w:rPr>
@@ -575,18 +575,16 @@
     <w:p>
       <w:pPr>
         <w:pStyle w:val="ReferenceHead"/>
-        <w:rPr>
-          <w:rFonts w:eastAsia="宋体" w:hint="eastAsia"/>
-          <w:lang w:eastAsia="zh-CN"/>
-          <w14:ligatures w14:val="standard"/>
+        <w:ind w:firstLineChars="0" w:firstLine="0"/>
+        <w:rPr>
+          <w:lang w:eastAsia="zh-CN"/>
         </w:rPr>
       </w:pPr>
       <w:bookmarkStart w:id="0" w:name="_Hlk229447347"/>
       <w:r>
         <w:rPr>
-          <w:rFonts w:eastAsia="宋体" w:hint="eastAsia"/>
-          <w:lang w:eastAsia="zh-CN"/>
-          <w14:ligatures w14:val="standard"/>
+          <w:rFonts w:hint="eastAsia"/>
+          <w:lang w:eastAsia="zh-CN"/>
         </w:rPr>
         <w:t>1 Introduction</w:t>
       </w:r>
@@ -597,7 +595,7 @@
         <w:pStyle w:val="Abstract"/>
         <w:ind w:firstLineChars="200" w:firstLine="360"/>
         <w:rPr>
-          <w:rFonts w:eastAsia="宋体" w:hint="eastAsia"/>
+          <w:rFonts w:eastAsia="宋体"/>
           <w:lang w:eastAsia="zh-CN"/>
           <w14:ligatures w14:val="standard"/>
         </w:rPr>
@@ -630,7 +628,7 @@
         <w:pStyle w:val="Abstract"/>
         <w:ind w:firstLineChars="200" w:firstLine="360"/>
         <w:rPr>
-          <w:rFonts w:eastAsia="宋体" w:hint="eastAsia"/>
+          <w:rFonts w:eastAsia="宋体"/>
           <w:lang w:eastAsia="zh-CN"/>
           <w14:ligatures w14:val="standard"/>
         </w:rPr>
@@ -753,7 +751,7 @@
         <w:pStyle w:val="Abstract"/>
         <w:ind w:firstLineChars="200" w:firstLine="360"/>
         <w:rPr>
-          <w:rFonts w:eastAsia="宋体" w:hint="eastAsia"/>
+          <w:rFonts w:eastAsia="宋体"/>
           <w:lang w:eastAsia="zh-CN"/>
           <w14:ligatures w14:val="standard"/>
         </w:rPr>
@@ -856,7 +854,7 @@
         <w:pStyle w:val="Abstract"/>
         <w:ind w:firstLineChars="200" w:firstLine="360"/>
         <w:rPr>
-          <w:rFonts w:eastAsia="宋体" w:hint="eastAsia"/>
+          <w:rFonts w:eastAsia="宋体"/>
           <w:lang w:eastAsia="zh-CN"/>
           <w14:ligatures w14:val="standard"/>
         </w:rPr>
@@ -1083,7 +1081,7 @@
         <w:pStyle w:val="Abstract"/>
         <w:ind w:firstLineChars="200" w:firstLine="360"/>
         <w:rPr>
-          <w:rFonts w:eastAsia="宋体" w:hint="eastAsia"/>
+          <w:rFonts w:eastAsia="宋体"/>
           <w:lang w:eastAsia="zh-CN"/>
           <w14:ligatures w14:val="standard"/>
         </w:rPr>
@@ -1102,7 +1100,23 @@
           <w:lang w:eastAsia="zh-CN"/>
           <w14:ligatures w14:val="standard"/>
         </w:rPr>
-        <w:t>lthough H.265 shows competitive performance in the collected results, its licensing complexity and limited native support in many software environments remain important practical concerns for codec selection</w:t>
+        <w:t xml:space="preserve">lthough H.265 shows competitive performance in the collected results, its licensing complexity and limited native support in many software environments </w:t>
+      </w:r>
+      <w:r>
+        <w:rPr>
+          <w:rFonts w:eastAsia="宋体" w:hint="eastAsia"/>
+          <w:lang w:eastAsia="zh-CN"/>
+          <w14:ligatures w14:val="standard"/>
+        </w:rPr>
+        <w:t xml:space="preserve">could </w:t>
+      </w:r>
+      <w:r>
+        <w:rPr>
+          <w:rFonts w:eastAsia="宋体"/>
+          <w:lang w:eastAsia="zh-CN"/>
+          <w14:ligatures w14:val="standard"/>
+        </w:rPr>
+        <w:t>remain important practical concerns for codec selection</w:t>
       </w:r>
       <w:r>
         <w:rPr>
@@ -1115,267 +1129,113 @@
     </w:p>
     <w:p>
       <w:pPr>
-        <w:pStyle w:val="Statements"/>
-        <w:rPr>
-          <w:lang w:eastAsia="ja-JP"/>
-          <w14:ligatures w14:val="standard"/>
-        </w:rPr>
-      </w:pPr>
-      <w:r>
-        <w:rPr>
-          <w:b/>
-          <w:lang w:eastAsia="ja-JP"/>
-          <w14:ligatures w14:val="standard"/>
-        </w:rPr>
-        <w:t>The</w:t>
-      </w:r>
-      <w:r>
-        <w:rPr>
-          <w:b/>
-          <w:lang w:eastAsia="ja-JP"/>
-          <w14:ligatures w14:val="standard"/>
-        </w:rPr>
-        <w:t>o</w:t>
-      </w:r>
-      <w:r>
-        <w:rPr>
-          <w:b/>
-          <w:lang w:eastAsia="ja-JP"/>
-          <w14:ligatures w14:val="standard"/>
-        </w:rPr>
-        <w:t>r</w:t>
-      </w:r>
-      <w:r>
-        <w:rPr>
-          <w:b/>
-          <w:lang w:eastAsia="ja-JP"/>
-          <w14:ligatures w14:val="standard"/>
-        </w:rPr>
-        <w:t>e</w:t>
-      </w:r>
-      <w:r>
-        <w:rPr>
-          <w:b/>
-          <w:lang w:eastAsia="ja-JP"/>
-          <w14:ligatures w14:val="standard"/>
-        </w:rPr>
-        <w:t>m</w:t>
-      </w:r>
-      <w:r>
-        <w:rPr>
-          <w:b/>
-          <w:lang w:eastAsia="ja-JP"/>
-          <w14:ligatures w14:val="standard"/>
-        </w:rPr>
-        <w:t>/Proof/Lemma</w:t>
-      </w:r>
-      <w:r>
-        <w:rPr>
-          <w:b/>
-          <w:lang w:eastAsia="ja-JP"/>
-          <w14:ligatures w14:val="standard"/>
-        </w:rPr>
-        <w:t>.</w:t>
-      </w:r>
-      <w:r>
-        <w:rPr>
-          <w:lang w:eastAsia="ja-JP"/>
-          <w14:ligatures w14:val="standard"/>
-        </w:rPr>
-        <w:t xml:space="preserve"> </w:t>
-      </w:r>
-      <w:r>
-        <w:rPr>
-          <w:szCs w:val="18"/>
-          <w:lang w:eastAsia="ja-JP"/>
-          <w14:ligatures w14:val="standard"/>
-        </w:rPr>
-        <w:t>Insert text here for the enunciation or Math statement. Insert text here for the enunciation or Math statement. Insert text here for the enunciation or Math statement. Insert text here for the enunciation or Math statement. Insert text here for the enunciation or Math statement.</w:t>
+        <w:pStyle w:val="Abstract"/>
+        <w:ind w:firstLineChars="200" w:firstLine="360"/>
+        <w:rPr>
+          <w:rFonts w:eastAsia="宋体"/>
+          <w:lang w:eastAsia="zh-CN"/>
+          <w14:ligatures w14:val="standard"/>
+        </w:rPr>
+      </w:pPr>
+      <w:r>
+        <w:rPr>
+          <w:rFonts w:eastAsia="宋体"/>
+          <w:lang w:eastAsia="zh-CN"/>
+          <w14:ligatures w14:val="standard"/>
+        </w:rPr>
+        <w:t>To summarize, our key contributions include:</w:t>
       </w:r>
     </w:p>
     <w:p>
       <w:pPr>
-        <w:pStyle w:val="Extract"/>
-        <w:rPr>
-          <w:rFonts w:eastAsia="宋体"/>
-          <w:szCs w:val="18"/>
-          <w:lang w:eastAsia="zh-CN"/>
-          <w14:ligatures w14:val="standard"/>
-        </w:rPr>
-      </w:pPr>
-      <w:proofErr w:type="gramStart"/>
-      <w:r>
-        <w:rPr>
-          <w:szCs w:val="18"/>
-          <w:lang w:eastAsia="ja-JP"/>
-          <w14:ligatures w14:val="standard"/>
-        </w:rPr>
-        <w:t>....</w:t>
-      </w:r>
-      <w:r>
-        <w:rPr>
-          <w:szCs w:val="18"/>
-          <w:lang w:eastAsia="ja-JP"/>
-          <w14:ligatures w14:val="standard"/>
-        </w:rPr>
-        <w:t>Insert</w:t>
-      </w:r>
-      <w:proofErr w:type="gramEnd"/>
-      <w:r>
-        <w:rPr>
-          <w:szCs w:val="18"/>
-          <w:lang w:eastAsia="ja-JP"/>
-          <w14:ligatures w14:val="standard"/>
-        </w:rPr>
-        <w:t xml:space="preserve"> text here for the </w:t>
-      </w:r>
-      <w:r>
-        <w:rPr>
-          <w:szCs w:val="18"/>
-          <w:lang w:eastAsia="ja-JP"/>
-          <w14:ligatures w14:val="standard"/>
-        </w:rPr>
-        <w:t xml:space="preserve">Quotation or </w:t>
-      </w:r>
-      <w:r>
-        <w:rPr>
-          <w:szCs w:val="18"/>
-          <w:lang w:eastAsia="ja-JP"/>
-          <w14:ligatures w14:val="standard"/>
-        </w:rPr>
-        <w:t xml:space="preserve">Extract, </w:t>
-      </w:r>
-      <w:proofErr w:type="gramStart"/>
-      <w:r>
-        <w:rPr>
-          <w:szCs w:val="18"/>
-          <w:lang w:eastAsia="ja-JP"/>
-          <w14:ligatures w14:val="standard"/>
-        </w:rPr>
-        <w:t>Insert</w:t>
-      </w:r>
-      <w:proofErr w:type="gramEnd"/>
-      <w:r>
-        <w:rPr>
-          <w:szCs w:val="18"/>
-          <w:lang w:eastAsia="ja-JP"/>
-          <w14:ligatures w14:val="standard"/>
-        </w:rPr>
-        <w:t xml:space="preserve"> text here for the Quotation or Extract, </w:t>
-      </w:r>
-      <w:proofErr w:type="gramStart"/>
-      <w:r>
-        <w:rPr>
-          <w:szCs w:val="18"/>
-          <w:lang w:eastAsia="ja-JP"/>
-          <w14:ligatures w14:val="standard"/>
-        </w:rPr>
-        <w:t>Insert</w:t>
-      </w:r>
-      <w:proofErr w:type="gramEnd"/>
-      <w:r>
-        <w:rPr>
-          <w:szCs w:val="18"/>
-          <w:lang w:eastAsia="ja-JP"/>
-          <w14:ligatures w14:val="standard"/>
-        </w:rPr>
-        <w:t xml:space="preserve"> text here for the Quotation or Extract, </w:t>
-      </w:r>
-      <w:proofErr w:type="gramStart"/>
-      <w:r>
-        <w:rPr>
-          <w:szCs w:val="18"/>
-          <w:lang w:eastAsia="ja-JP"/>
-          <w14:ligatures w14:val="standard"/>
-        </w:rPr>
-        <w:t>Insert</w:t>
-      </w:r>
-      <w:proofErr w:type="gramEnd"/>
-      <w:r>
-        <w:rPr>
-          <w:szCs w:val="18"/>
-          <w:lang w:eastAsia="ja-JP"/>
-          <w14:ligatures w14:val="standard"/>
-        </w:rPr>
-        <w:t xml:space="preserve"> text here for the </w:t>
-      </w:r>
-      <w:r>
-        <w:rPr>
-          <w:szCs w:val="18"/>
-          <w:lang w:eastAsia="ja-JP"/>
-          <w14:ligatures w14:val="standard"/>
-        </w:rPr>
-        <w:t xml:space="preserve">Quotation or Extract, </w:t>
-      </w:r>
-      <w:proofErr w:type="gramStart"/>
-      <w:r>
-        <w:rPr>
-          <w:szCs w:val="18"/>
-          <w:lang w:eastAsia="ja-JP"/>
-          <w14:ligatures w14:val="standard"/>
-        </w:rPr>
-        <w:t>Insert</w:t>
-      </w:r>
-      <w:proofErr w:type="gramEnd"/>
-      <w:r>
-        <w:rPr>
-          <w:szCs w:val="18"/>
-          <w:lang w:eastAsia="ja-JP"/>
-          <w14:ligatures w14:val="standard"/>
-        </w:rPr>
-        <w:t xml:space="preserve"> text here for the Quotation or Extract, Insert text here for the Quotation or Extract</w:t>
-      </w:r>
-      <w:r>
-        <w:rPr>
-          <w:szCs w:val="18"/>
-          <w:lang w:eastAsia="ja-JP"/>
-          <w14:ligatures w14:val="standard"/>
-        </w:rPr>
-        <w:t>.</w:t>
+        <w:pStyle w:val="Abstract"/>
+        <w:numPr>
+          <w:ilvl w:val="0"/>
+          <w:numId w:val="33"/>
+        </w:numPr>
+        <w:rPr>
+          <w:rFonts w:eastAsia="宋体"/>
+          <w:lang w:eastAsia="zh-CN"/>
+          <w14:ligatures w14:val="standard"/>
+        </w:rPr>
+      </w:pPr>
+      <w:r>
+        <w:rPr>
+          <w:rFonts w:eastAsia="宋体"/>
+          <w:lang w:eastAsia="zh-CN"/>
+          <w14:ligatures w14:val="standard"/>
+        </w:rPr>
+        <w:t>We design and implement WeOD, a lightweight DASH-based VOD experimental platform for codec and frame rate evaluation with automatic performance data collection</w:t>
       </w:r>
     </w:p>
     <w:p>
       <w:pPr>
-        <w:pStyle w:val="ReferenceHead"/>
-        <w:rPr>
-          <w:rFonts w:eastAsia="宋体"/>
-          <w:lang w:eastAsia="zh-CN"/>
-          <w14:ligatures w14:val="standard"/>
-        </w:rPr>
-      </w:pPr>
-      <w:r>
-        <w:rPr>
-          <w:rFonts w:eastAsia="宋体" w:hint="eastAsia"/>
-          <w:lang w:eastAsia="zh-CN"/>
-          <w14:ligatures w14:val="standard"/>
-        </w:rPr>
-        <w:t>2 Background</w:t>
+        <w:pStyle w:val="Abstract"/>
+        <w:numPr>
+          <w:ilvl w:val="0"/>
+          <w:numId w:val="33"/>
+        </w:numPr>
+        <w:rPr>
+          <w:rFonts w:eastAsia="宋体"/>
+          <w:lang w:eastAsia="zh-CN"/>
+          <w14:ligatures w14:val="standard"/>
+        </w:rPr>
+      </w:pPr>
+      <w:r>
+        <w:rPr>
+          <w:rFonts w:eastAsia="宋体"/>
+          <w:lang w:eastAsia="zh-CN"/>
+          <w14:ligatures w14:val="standard"/>
+        </w:rPr>
+        <w:t xml:space="preserve">We conduct a preliminary evaluation of H.264, H.265, and VP9, and analyze their tradeoffs in backend </w:t>
+      </w:r>
+      <w:r>
+        <w:rPr>
+          <w:rFonts w:eastAsia="宋体"/>
+          <w:lang w:eastAsia="zh-CN"/>
+          <w14:ligatures w14:val="standard"/>
+        </w:rPr>
+        <w:t>processing cost, streaming behavior, playback performance, and practical compatibility</w:t>
       </w:r>
     </w:p>
     <w:p>
       <w:pPr>
         <w:pStyle w:val="ReferenceHead"/>
-        <w:rPr>
-          <w:rFonts w:eastAsia="宋体"/>
-          <w:lang w:eastAsia="zh-CN"/>
-          <w14:ligatures w14:val="standard"/>
-        </w:rPr>
-      </w:pPr>
-      <w:r>
-        <w:rPr>
-          <w:rFonts w:eastAsia="宋体" w:hint="eastAsia"/>
-          <w:lang w:eastAsia="zh-CN"/>
-          <w14:ligatures w14:val="standard"/>
-        </w:rPr>
-        <w:t>2.1 DASH based streaming</w:t>
+        <w:ind w:firstLineChars="0" w:firstLine="0"/>
+        <w:rPr>
+          <w:lang w:eastAsia="zh-CN"/>
+        </w:rPr>
+      </w:pPr>
+      <w:r>
+        <w:rPr>
+          <w:rFonts w:hint="eastAsia"/>
+          <w:lang w:eastAsia="zh-CN"/>
+        </w:rPr>
+        <w:t>2 Background</w:t>
       </w:r>
     </w:p>
     <w:p>
       <w:pPr>
+        <w:pStyle w:val="ReferenceHead"/>
+        <w:ind w:firstLineChars="0" w:firstLine="0"/>
+        <w:rPr>
+          <w:lang w:eastAsia="zh-CN"/>
+        </w:rPr>
+      </w:pPr>
+      <w:r>
+        <w:rPr>
+          <w:rFonts w:hint="eastAsia"/>
+          <w:lang w:eastAsia="zh-CN"/>
+        </w:rPr>
+        <w:t>2.1 DASH based streaming</w:t>
+      </w:r>
+    </w:p>
+    <w:p>
+      <w:pPr>
         <w:pStyle w:val="Abstract"/>
         <w:ind w:firstLineChars="200" w:firstLine="360"/>
         <w:rPr>
-          <w:rFonts w:eastAsia="宋体" w:hint="eastAsia"/>
+          <w:rFonts w:eastAsia="宋体"/>
           <w:lang w:eastAsia="zh-CN"/>
           <w14:ligatures w14:val="standard"/>
         </w:rPr>
@@ -1490,7 +1350,7 @@
         <w:pStyle w:val="Abstract"/>
         <w:ind w:firstLineChars="200" w:firstLine="360"/>
         <w:rPr>
-          <w:rFonts w:eastAsia="宋体" w:hint="eastAsia"/>
+          <w:rFonts w:eastAsia="宋体"/>
           <w:lang w:eastAsia="zh-CN"/>
           <w14:ligatures w14:val="standard"/>
         </w:rPr>
@@ -1653,7 +1513,7 @@
         <w:pStyle w:val="Abstract"/>
         <w:ind w:firstLineChars="200" w:firstLine="360"/>
         <w:rPr>
-          <w:rFonts w:eastAsia="宋体" w:hint="eastAsia"/>
+          <w:rFonts w:eastAsia="宋体"/>
           <w:lang w:eastAsia="zh-CN"/>
           <w14:ligatures w14:val="standard"/>
         </w:rPr>
@@ -1752,25 +1612,21 @@
     <w:p>
       <w:pPr>
         <w:pStyle w:val="ReferenceHead"/>
-        <w:rPr>
-          <w:rFonts w:eastAsia="宋体"/>
-          <w:lang w:eastAsia="zh-CN"/>
-          <w14:ligatures w14:val="standard"/>
-        </w:rPr>
-      </w:pPr>
-      <w:r>
-        <w:rPr>
-          <w:rFonts w:eastAsia="宋体" w:hint="eastAsia"/>
-          <w:lang w:eastAsia="zh-CN"/>
-          <w14:ligatures w14:val="standard"/>
+        <w:ind w:firstLineChars="0" w:firstLine="0"/>
+        <w:rPr>
+          <w:lang w:eastAsia="zh-CN"/>
+        </w:rPr>
+      </w:pPr>
+      <w:r>
+        <w:rPr>
+          <w:rFonts w:hint="eastAsia"/>
+          <w:lang w:eastAsia="zh-CN"/>
         </w:rPr>
         <w:t xml:space="preserve">2.2 </w:t>
       </w:r>
       <w:r>
         <w:rPr>
-          <w:rFonts w:eastAsia="宋体"/>
-          <w:lang w:eastAsia="zh-CN"/>
-          <w14:ligatures w14:val="standard"/>
+          <w:lang w:eastAsia="zh-CN"/>
         </w:rPr>
         <w:t>Browser-Based Streaming Architecture</w:t>
       </w:r>
@@ -1903,7 +1759,7 @@
         <w:pStyle w:val="Abstract"/>
         <w:ind w:firstLineChars="200" w:firstLine="360"/>
         <w:rPr>
-          <w:rFonts w:eastAsia="宋体" w:hint="eastAsia"/>
+          <w:rFonts w:eastAsia="宋体"/>
           <w:lang w:eastAsia="zh-CN"/>
           <w14:ligatures w14:val="standard"/>
         </w:rPr>
@@ -2065,7 +1921,7 @@
       <w:pPr>
         <w:pStyle w:val="Abstract"/>
         <w:rPr>
-          <w:rFonts w:eastAsia="宋体" w:hint="eastAsia"/>
+          <w:rFonts w:eastAsia="宋体"/>
           <w:lang w:eastAsia="zh-CN"/>
           <w14:ligatures w14:val="standard"/>
         </w:rPr>
@@ -2196,7 +2052,7 @@
         <w:pStyle w:val="Abstract"/>
         <w:ind w:firstLineChars="200" w:firstLine="360"/>
         <w:rPr>
-          <w:rFonts w:eastAsia="宋体" w:hint="eastAsia"/>
+          <w:rFonts w:eastAsia="宋体"/>
           <w:lang w:eastAsia="zh-CN"/>
           <w14:ligatures w14:val="standard"/>
         </w:rPr>
@@ -2261,25 +2117,21 @@
     <w:p>
       <w:pPr>
         <w:pStyle w:val="ReferenceHead"/>
-        <w:rPr>
-          <w:rFonts w:eastAsia="宋体"/>
-          <w:lang w:eastAsia="zh-CN"/>
-          <w14:ligatures w14:val="standard"/>
-        </w:rPr>
-      </w:pPr>
-      <w:r>
-        <w:rPr>
-          <w:rFonts w:eastAsia="宋体" w:hint="eastAsia"/>
-          <w:lang w:eastAsia="zh-CN"/>
-          <w14:ligatures w14:val="standard"/>
+        <w:ind w:firstLineChars="0" w:firstLine="0"/>
+        <w:rPr>
+          <w:lang w:eastAsia="zh-CN"/>
+        </w:rPr>
+      </w:pPr>
+      <w:r>
+        <w:rPr>
+          <w:rFonts w:hint="eastAsia"/>
+          <w:lang w:eastAsia="zh-CN"/>
         </w:rPr>
         <w:t xml:space="preserve">2.3 </w:t>
       </w:r>
       <w:r>
         <w:rPr>
-          <w:rFonts w:eastAsia="宋体"/>
-          <w:lang w:eastAsia="zh-CN"/>
-          <w14:ligatures w14:val="standard"/>
+          <w:lang w:eastAsia="zh-CN"/>
         </w:rPr>
         <w:t>Video Codec and Transcoding</w:t>
       </w:r>
@@ -2655,7 +2507,7 @@
       <w:pPr>
         <w:pStyle w:val="Abstract"/>
         <w:rPr>
-          <w:rFonts w:eastAsia="宋体" w:hint="eastAsia"/>
+          <w:rFonts w:eastAsia="宋体"/>
           <w:lang w:eastAsia="zh-CN"/>
           <w14:ligatures w14:val="standard"/>
         </w:rPr>
@@ -2691,7 +2543,7 @@
       <w:pPr>
         <w:pStyle w:val="Abstract"/>
         <w:rPr>
-          <w:rFonts w:eastAsia="宋体" w:hint="eastAsia"/>
+          <w:rFonts w:eastAsia="宋体"/>
           <w:lang w:eastAsia="zh-CN"/>
           <w14:ligatures w14:val="standard"/>
         </w:rPr>
@@ -2716,43 +2568,38 @@
     <w:p>
       <w:pPr>
         <w:pStyle w:val="ReferenceHead"/>
-        <w:rPr>
-          <w:rFonts w:eastAsia="宋体"/>
-          <w:lang w:eastAsia="zh-CN"/>
-          <w14:ligatures w14:val="standard"/>
+        <w:ind w:firstLineChars="0" w:firstLine="0"/>
+        <w:rPr>
+          <w:lang w:eastAsia="zh-CN"/>
         </w:rPr>
       </w:pPr>
       <w:proofErr w:type="gramStart"/>
       <w:r>
         <w:rPr>
-          <w:rFonts w:eastAsia="宋体" w:hint="eastAsia"/>
-          <w:lang w:eastAsia="zh-CN"/>
-          <w14:ligatures w14:val="standard"/>
+          <w:rFonts w:hint="eastAsia"/>
+          <w:lang w:eastAsia="zh-CN"/>
         </w:rPr>
         <w:t>2.</w:t>
       </w:r>
       <w:r>
         <w:rPr>
-          <w:rFonts w:eastAsia="宋体" w:hint="eastAsia"/>
-          <w:lang w:eastAsia="zh-CN"/>
-          <w14:ligatures w14:val="standard"/>
+          <w:rFonts w:hint="eastAsia"/>
+          <w:lang w:eastAsia="zh-CN"/>
         </w:rPr>
         <w:t xml:space="preserve">4 </w:t>
       </w:r>
       <w:r>
         <w:rPr>
-          <w:rFonts w:eastAsia="宋体" w:hint="eastAsia"/>
-          <w:lang w:eastAsia="zh-CN"/>
-          <w14:ligatures w14:val="standard"/>
+          <w:rFonts w:hint="eastAsia"/>
+          <w:lang w:eastAsia="zh-CN"/>
         </w:rPr>
         <w:t xml:space="preserve"> Related</w:t>
       </w:r>
       <w:proofErr w:type="gramEnd"/>
       <w:r>
         <w:rPr>
-          <w:rFonts w:eastAsia="宋体" w:hint="eastAsia"/>
-          <w:lang w:eastAsia="zh-CN"/>
-          <w14:ligatures w14:val="standard"/>
+          <w:rFonts w:hint="eastAsia"/>
+          <w:lang w:eastAsia="zh-CN"/>
         </w:rPr>
         <w:t xml:space="preserve"> works</w:t>
       </w:r>
@@ -2762,7 +2609,7 @@
         <w:pStyle w:val="Abstract"/>
         <w:ind w:firstLineChars="200" w:firstLine="360"/>
         <w:rPr>
-          <w:rFonts w:eastAsia="宋体" w:hint="eastAsia"/>
+          <w:rFonts w:eastAsia="宋体"/>
           <w:lang w:eastAsia="zh-CN"/>
           <w14:ligatures w14:val="standard"/>
         </w:rPr>
@@ -2837,7 +2684,7 @@
         <w:pStyle w:val="Abstract"/>
         <w:ind w:firstLineChars="200" w:firstLine="360"/>
         <w:rPr>
-          <w:rFonts w:eastAsia="宋体" w:hint="eastAsia"/>
+          <w:rFonts w:eastAsia="宋体"/>
           <w:lang w:eastAsia="zh-CN"/>
           <w14:ligatures w14:val="standard"/>
         </w:rPr>
@@ -2864,7 +2711,7 @@
         <w:pStyle w:val="Abstract"/>
         <w:ind w:firstLineChars="200" w:firstLine="360"/>
         <w:rPr>
-          <w:rFonts w:eastAsia="宋体" w:hint="eastAsia"/>
+          <w:rFonts w:eastAsia="宋体"/>
           <w:lang w:eastAsia="zh-CN"/>
           <w14:ligatures w14:val="standard"/>
         </w:rPr>
@@ -2899,7 +2746,7 @@
         <w:pStyle w:val="Abstract"/>
         <w:ind w:firstLineChars="200" w:firstLine="360"/>
         <w:rPr>
-          <w:rFonts w:eastAsia="宋体" w:hint="eastAsia"/>
+          <w:rFonts w:eastAsia="宋体"/>
           <w:lang w:eastAsia="zh-CN"/>
           <w14:ligatures w14:val="standard"/>
         </w:rPr>
@@ -3163,17 +3010,15 @@
     <w:p>
       <w:pPr>
         <w:pStyle w:val="ReferenceHead"/>
-        <w:rPr>
-          <w:rFonts w:eastAsia="宋体" w:hint="eastAsia"/>
-          <w:lang w:eastAsia="zh-CN"/>
-          <w14:ligatures w14:val="standard"/>
-        </w:rPr>
-      </w:pPr>
-      <w:r>
-        <w:rPr>
-          <w:rFonts w:eastAsia="宋体" w:hint="eastAsia"/>
-          <w:lang w:eastAsia="zh-CN"/>
-          <w14:ligatures w14:val="standard"/>
+        <w:ind w:firstLineChars="0" w:firstLine="0"/>
+        <w:rPr>
+          <w:lang w:eastAsia="zh-CN"/>
+        </w:rPr>
+      </w:pPr>
+      <w:r>
+        <w:rPr>
+          <w:rFonts w:hint="eastAsia"/>
+          <w:lang w:eastAsia="zh-CN"/>
         </w:rPr>
         <w:t>3 Problem Description</w:t>
       </w:r>
@@ -3240,7 +3085,7 @@
         <w:pStyle w:val="Abstract"/>
         <w:ind w:firstLineChars="200" w:firstLine="360"/>
         <w:rPr>
-          <w:rFonts w:eastAsia="宋体" w:hint="eastAsia"/>
+          <w:rFonts w:eastAsia="宋体"/>
           <w:lang w:eastAsia="zh-CN"/>
           <w14:ligatures w14:val="standard"/>
         </w:rPr>
@@ -3257,25 +3102,23 @@
     <w:p>
       <w:pPr>
         <w:pStyle w:val="ReferenceHead"/>
-        <w:rPr>
-          <w:rFonts w:eastAsia="宋体"/>
-          <w:lang w:eastAsia="zh-CN"/>
-          <w14:ligatures w14:val="standard"/>
-        </w:rPr>
-      </w:pPr>
-      <w:r>
-        <w:rPr>
-          <w:rFonts w:eastAsia="宋体" w:hint="eastAsia"/>
-          <w:lang w:eastAsia="zh-CN"/>
-          <w14:ligatures w14:val="standard"/>
+        <w:ind w:firstLineChars="0" w:firstLine="0"/>
+        <w:rPr>
+          <w:rFonts w:eastAsia="宋体" w:hint="eastAsia"/>
+          <w:lang w:eastAsia="zh-CN"/>
+        </w:rPr>
+      </w:pPr>
+      <w:r>
+        <w:rPr>
+          <w:rFonts w:hint="eastAsia"/>
+          <w:lang w:eastAsia="zh-CN"/>
         </w:rPr>
         <w:t>4</w:t>
       </w:r>
       <w:r>
         <w:rPr>
-          <w:rFonts w:eastAsia="宋体" w:hint="eastAsia"/>
-          <w:lang w:eastAsia="zh-CN"/>
-          <w14:ligatures w14:val="standard"/>
+          <w:rFonts w:hint="eastAsia"/>
+          <w:lang w:eastAsia="zh-CN"/>
         </w:rPr>
         <w:t xml:space="preserve"> Design of the System</w:t>
       </w:r>
@@ -3370,133 +3213,15 @@
       </w:pPr>
       <w:r>
         <w:rPr>
-          <w:rFonts w:eastAsia="宋体"/>
-          <w:lang w:eastAsia="zh-CN"/>
-          <w14:ligatures w14:val="standard"/>
-        </w:rPr>
-        <w:t xml:space="preserve">The overall workflow </w:t>
-      </w:r>
-      <w:r>
-        <w:rPr>
-          <w:rFonts w:eastAsia="宋体" w:hint="eastAsia"/>
-          <w:lang w:eastAsia="zh-CN"/>
-          <w14:ligatures w14:val="standard"/>
-        </w:rPr>
-        <w:t>starts after</w:t>
-      </w:r>
-      <w:r>
-        <w:rPr>
-          <w:rFonts w:eastAsia="宋体"/>
-          <w:lang w:eastAsia="zh-CN"/>
-          <w14:ligatures w14:val="standard"/>
-        </w:rPr>
-        <w:t xml:space="preserve"> the user </w:t>
-      </w:r>
-      <w:r>
-        <w:rPr>
-          <w:rFonts w:eastAsia="宋体" w:hint="eastAsia"/>
-          <w:lang w:eastAsia="zh-CN"/>
-          <w14:ligatures w14:val="standard"/>
-        </w:rPr>
-        <w:t xml:space="preserve">access the webpage, </w:t>
-      </w:r>
-      <w:r>
-        <w:rPr>
-          <w:rFonts w:eastAsia="宋体"/>
-          <w:lang w:eastAsia="zh-CN"/>
-          <w14:ligatures w14:val="standard"/>
-        </w:rPr>
-        <w:t>selects a video</w:t>
-      </w:r>
-      <w:r>
-        <w:rPr>
-          <w:rFonts w:eastAsia="宋体" w:hint="eastAsia"/>
-          <w:lang w:eastAsia="zh-CN"/>
-          <w14:ligatures w14:val="standard"/>
-        </w:rPr>
-        <w:t xml:space="preserve"> by search the video name</w:t>
-      </w:r>
-      <w:r>
-        <w:rPr>
-          <w:rFonts w:eastAsia="宋体"/>
-          <w:lang w:eastAsia="zh-CN"/>
-          <w14:ligatures w14:val="standard"/>
-        </w:rPr>
-        <w:t xml:space="preserve">, </w:t>
-      </w:r>
-      <w:r>
-        <w:rPr>
-          <w:rFonts w:eastAsia="宋体" w:hint="eastAsia"/>
-          <w:lang w:eastAsia="zh-CN"/>
-          <w14:ligatures w14:val="standard"/>
-        </w:rPr>
-        <w:t xml:space="preserve">choose the </w:t>
-      </w:r>
-      <w:r>
-        <w:rPr>
-          <w:rFonts w:eastAsia="宋体"/>
-          <w:lang w:eastAsia="zh-CN"/>
-          <w14:ligatures w14:val="standard"/>
-        </w:rPr>
-        <w:t>codec and frame rate from the front end. The front end</w:t>
-      </w:r>
-      <w:r>
-        <w:rPr>
-          <w:rFonts w:eastAsia="宋体" w:hint="eastAsia"/>
-          <w:lang w:eastAsia="zh-CN"/>
-          <w14:ligatures w14:val="standard"/>
-        </w:rPr>
-        <w:t xml:space="preserve"> then</w:t>
-      </w:r>
-      <w:r>
-        <w:rPr>
-          <w:rFonts w:eastAsia="宋体"/>
-          <w:lang w:eastAsia="zh-CN"/>
-          <w14:ligatures w14:val="standard"/>
-        </w:rPr>
-        <w:t xml:space="preserve"> sends the request to the back end. After receiving the request, the back end searches for the source video, transcodes it into the selected configuration, packages the result into DASH segments, and returns the generated manifest file to the browser. The browser then uses dash.js to load the manifest and play the video.</w:t>
+          <w:rFonts w:eastAsia="宋体" w:hint="eastAsia"/>
+          <w:lang w:eastAsia="zh-CN"/>
+          <w14:ligatures w14:val="standard"/>
+        </w:rPr>
+        <w:t>Figure 1 shows the overall structure of the platform.</w:t>
       </w:r>
     </w:p>
     <w:p>
       <w:pPr>
-        <w:pStyle w:val="Abstract"/>
-        <w:ind w:firstLineChars="200" w:firstLine="360"/>
-        <w:rPr>
-          <w:rFonts w:eastAsia="宋体" w:hint="eastAsia"/>
-          <w:lang w:eastAsia="zh-CN"/>
-          <w14:ligatures w14:val="standard"/>
-        </w:rPr>
-      </w:pPr>
-      <w:r>
-        <w:rPr>
-          <w:rFonts w:eastAsia="宋体" w:hint="eastAsia"/>
-          <w:lang w:eastAsia="zh-CN"/>
-          <w14:ligatures w14:val="standard"/>
-        </w:rPr>
-        <w:t xml:space="preserve">For data collection, </w:t>
-      </w:r>
-    </w:p>
-    <w:p>
-      <w:pPr>
-        <w:pStyle w:val="Abstract"/>
-        <w:ind w:firstLineChars="200" w:firstLine="360"/>
-        <w:rPr>
-          <w:rFonts w:eastAsia="宋体" w:hint="eastAsia"/>
-          <w:lang w:eastAsia="zh-CN"/>
-          <w14:ligatures w14:val="standard"/>
-        </w:rPr>
-      </w:pPr>
-      <w:r>
-        <w:rPr>
-          <w:rFonts w:eastAsia="宋体" w:hint="eastAsia"/>
-          <w:lang w:eastAsia="zh-CN"/>
-          <w14:ligatures w14:val="standard"/>
-        </w:rPr>
-        <w:t>Figure 1 shows the overall structure of the platform.</w:t>
-      </w:r>
-    </w:p>
-    <w:p>
-      <w:pPr>
         <w:pStyle w:val="FigureCaption"/>
         <w:jc w:val="both"/>
         <w:rPr>
@@ -3511,7 +3236,7 @@
           <w:noProof/>
         </w:rPr>
         <w:drawing>
-          <wp:inline distT="0" distB="0" distL="0" distR="0" wp14:anchorId="063EE339" wp14:editId="3B563062">
+          <wp:inline distT="0" distB="0" distL="0" distR="0" wp14:anchorId="62393AB3" wp14:editId="488DD86B">
             <wp:extent cx="3048000" cy="1159510"/>
             <wp:effectExtent l="0" t="0" r="0" b="2540"/>
             <wp:docPr id="1442363920" name="图片 1"/>
@@ -3565,8 +3290,7 @@
         <w:pStyle w:val="FigureCaption"/>
         <w:jc w:val="both"/>
         <w:rPr>
-          <w:rStyle w:val="Label"/>
-          <w:rFonts w:eastAsia="宋体"/>
+          <w:rFonts w:eastAsia="宋体" w:hint="eastAsia"/>
           <w:lang w:eastAsia="zh-CN"/>
         </w:rPr>
       </w:pPr>
@@ -3595,58 +3319,185 @@
     </w:p>
     <w:p>
       <w:pPr>
-        <w:pStyle w:val="ReferenceHead"/>
-        <w:rPr>
-          <w:rFonts w:eastAsia="宋体"/>
-          <w:lang w:eastAsia="zh-CN"/>
-          <w14:ligatures w14:val="standard"/>
-        </w:rPr>
-      </w:pPr>
-      <w:r>
-        <w:rPr>
-          <w:rFonts w:eastAsia="宋体" w:hint="eastAsia"/>
-          <w:lang w:eastAsia="zh-CN"/>
-          <w14:ligatures w14:val="standard"/>
-        </w:rPr>
-        <w:t>4</w:t>
-      </w:r>
-      <w:r>
-        <w:rPr>
-          <w:rFonts w:eastAsia="宋体" w:hint="eastAsia"/>
-          <w:lang w:eastAsia="zh-CN"/>
-          <w14:ligatures w14:val="standard"/>
-        </w:rPr>
-        <w:t>.1</w:t>
-      </w:r>
-      <w:r>
-        <w:rPr>
-          <w:rFonts w:eastAsia="宋体" w:hint="eastAsia"/>
-          <w:lang w:eastAsia="zh-CN"/>
-          <w14:ligatures w14:val="standard"/>
-        </w:rPr>
-        <w:t xml:space="preserve"> </w:t>
-      </w:r>
-      <w:r>
-        <w:rPr>
-          <w:rFonts w:eastAsia="宋体" w:hint="eastAsia"/>
-          <w:lang w:eastAsia="zh-CN"/>
-          <w14:ligatures w14:val="standard"/>
-        </w:rPr>
-        <w:t>Front-End</w:t>
+        <w:pStyle w:val="Abstract"/>
+        <w:ind w:firstLineChars="200" w:firstLine="360"/>
+        <w:rPr>
+          <w:rFonts w:eastAsia="宋体"/>
+          <w:lang w:eastAsia="zh-CN"/>
+          <w14:ligatures w14:val="standard"/>
+        </w:rPr>
+      </w:pPr>
+      <w:r>
+        <w:rPr>
+          <w:rFonts w:eastAsia="宋体"/>
+          <w:lang w:eastAsia="zh-CN"/>
+          <w14:ligatures w14:val="standard"/>
+        </w:rPr>
+        <w:t xml:space="preserve">The overall workflow </w:t>
+      </w:r>
+      <w:r>
+        <w:rPr>
+          <w:rFonts w:eastAsia="宋体" w:hint="eastAsia"/>
+          <w:lang w:eastAsia="zh-CN"/>
+          <w14:ligatures w14:val="standard"/>
+        </w:rPr>
+        <w:t>starts after</w:t>
+      </w:r>
+      <w:r>
+        <w:rPr>
+          <w:rFonts w:eastAsia="宋体"/>
+          <w:lang w:eastAsia="zh-CN"/>
+          <w14:ligatures w14:val="standard"/>
+        </w:rPr>
+        <w:t xml:space="preserve"> the user </w:t>
+      </w:r>
+      <w:r>
+        <w:rPr>
+          <w:rFonts w:eastAsia="宋体" w:hint="eastAsia"/>
+          <w:lang w:eastAsia="zh-CN"/>
+          <w14:ligatures w14:val="standard"/>
+        </w:rPr>
+        <w:t xml:space="preserve">access the webpage, </w:t>
+      </w:r>
+      <w:r>
+        <w:rPr>
+          <w:rFonts w:eastAsia="宋体"/>
+          <w:lang w:eastAsia="zh-CN"/>
+          <w14:ligatures w14:val="standard"/>
+        </w:rPr>
+        <w:t>selects a video</w:t>
+      </w:r>
+      <w:r>
+        <w:rPr>
+          <w:rFonts w:eastAsia="宋体" w:hint="eastAsia"/>
+          <w:lang w:eastAsia="zh-CN"/>
+          <w14:ligatures w14:val="standard"/>
+        </w:rPr>
+        <w:t xml:space="preserve"> by search the video name</w:t>
+      </w:r>
+      <w:r>
+        <w:rPr>
+          <w:rFonts w:eastAsia="宋体"/>
+          <w:lang w:eastAsia="zh-CN"/>
+          <w14:ligatures w14:val="standard"/>
+        </w:rPr>
+        <w:t xml:space="preserve">, </w:t>
+      </w:r>
+      <w:r>
+        <w:rPr>
+          <w:rFonts w:eastAsia="宋体" w:hint="eastAsia"/>
+          <w:lang w:eastAsia="zh-CN"/>
+          <w14:ligatures w14:val="standard"/>
+        </w:rPr>
+        <w:t xml:space="preserve">choose the </w:t>
+      </w:r>
+      <w:r>
+        <w:rPr>
+          <w:rFonts w:eastAsia="宋体"/>
+          <w:lang w:eastAsia="zh-CN"/>
+          <w14:ligatures w14:val="standard"/>
+        </w:rPr>
+        <w:t>codec and frame rate from the front end. The front end</w:t>
+      </w:r>
+      <w:r>
+        <w:rPr>
+          <w:rFonts w:eastAsia="宋体" w:hint="eastAsia"/>
+          <w:lang w:eastAsia="zh-CN"/>
+          <w14:ligatures w14:val="standard"/>
+        </w:rPr>
+        <w:t xml:space="preserve"> then</w:t>
+      </w:r>
+      <w:r>
+        <w:rPr>
+          <w:rFonts w:eastAsia="宋体"/>
+          <w:lang w:eastAsia="zh-CN"/>
+          <w14:ligatures w14:val="standard"/>
+        </w:rPr>
+        <w:t xml:space="preserve"> sends the request to the back end. After receiving the request, the back end searches for the source video, transcodes it into the selected configuration, packages the result into DASH segments, and returns the generated manifest file to the browser. The browser then uses dash.js to load the manifest and play the video.</w:t>
       </w:r>
     </w:p>
     <w:p>
       <w:pPr>
+        <w:pStyle w:val="Abstract"/>
+        <w:ind w:firstLineChars="200" w:firstLine="360"/>
+        <w:rPr>
+          <w:rFonts w:eastAsia="宋体"/>
+          <w:lang w:eastAsia="zh-CN"/>
+          <w14:ligatures w14:val="standard"/>
+        </w:rPr>
+      </w:pPr>
+      <w:r>
+        <w:rPr>
+          <w:rFonts w:eastAsia="宋体" w:hint="eastAsia"/>
+          <w:lang w:eastAsia="zh-CN"/>
+          <w14:ligatures w14:val="standard"/>
+        </w:rPr>
+        <w:t xml:space="preserve">The data collection system also </w:t>
+      </w:r>
+      <w:r>
+        <w:rPr>
+          <w:rFonts w:eastAsia="宋体"/>
+          <w:lang w:eastAsia="zh-CN"/>
+          <w14:ligatures w14:val="standard"/>
+        </w:rPr>
+        <w:t>consists of</w:t>
+      </w:r>
+      <w:r>
+        <w:rPr>
+          <w:rFonts w:eastAsia="宋体" w:hint="eastAsia"/>
+          <w:lang w:eastAsia="zh-CN"/>
+          <w14:ligatures w14:val="standard"/>
+        </w:rPr>
+        <w:t xml:space="preserve"> two parts in this platform. The backend part will generate an id for each run and collect data when receive request from frontend, during video processing process, and after it receives the end information and data from front end. The front end will collect data such as </w:t>
+      </w:r>
+      <w:proofErr w:type="spellStart"/>
+      <w:r>
+        <w:rPr>
+          <w:rFonts w:eastAsia="宋体" w:hint="eastAsia"/>
+          <w:lang w:eastAsia="zh-CN"/>
+          <w14:ligatures w14:val="standard"/>
+        </w:rPr>
+        <w:t>start up</w:t>
+      </w:r>
+      <w:proofErr w:type="spellEnd"/>
+      <w:r>
+        <w:rPr>
+          <w:rFonts w:eastAsia="宋体" w:hint="eastAsia"/>
+          <w:lang w:eastAsia="zh-CN"/>
+          <w14:ligatures w14:val="standard"/>
+        </w:rPr>
+        <w:t xml:space="preserve"> delay in frontend. After the playback finished, the front end will send an http request to back end, and backend will record all the data together with those data from backend into the log file hold in backend.</w:t>
+      </w:r>
+    </w:p>
+    <w:p>
+      <w:pPr>
+        <w:pStyle w:val="ReferenceHead"/>
+        <w:ind w:firstLineChars="0" w:firstLine="0"/>
+        <w:rPr>
+          <w:lang w:eastAsia="zh-CN"/>
+        </w:rPr>
+      </w:pPr>
+      <w:r>
+        <w:rPr>
+          <w:rFonts w:hint="eastAsia"/>
+          <w:lang w:eastAsia="zh-CN"/>
+        </w:rPr>
+        <w:t>4.1 Front-End</w:t>
+      </w:r>
+    </w:p>
+    <w:p>
+      <w:pPr>
         <w:pStyle w:val="Para"/>
         <w:jc w:val="both"/>
         <w:rPr>
-          <w:rFonts w:eastAsia="宋体" w:hint="eastAsia"/>
-          <w:lang w:eastAsia="zh-CN"/>
-          <w14:ligatures w14:val="standard"/>
-        </w:rPr>
-      </w:pPr>
-      <w:r>
-        <w:rPr>
+          <w:rFonts w:eastAsia="宋体"/>
+          <w:lang w:eastAsia="zh-CN"/>
+          <w14:ligatures w14:val="standard"/>
+        </w:rPr>
+      </w:pPr>
+      <w:r>
+        <w:rPr>
+          <w:noProof/>
           <w:lang w:eastAsia="ja-JP"/>
           <w14:ligatures w14:val="standard"/>
         </w:rPr>
@@ -3738,54 +3589,350 @@
     </w:p>
     <w:p>
       <w:pPr>
-        <w:pStyle w:val="ReferenceHead"/>
-        <w:rPr>
-          <w:rFonts w:eastAsia="宋体"/>
-          <w:lang w:eastAsia="zh-CN"/>
-          <w14:ligatures w14:val="standard"/>
-        </w:rPr>
-      </w:pPr>
+        <w:pStyle w:val="Abstract"/>
+        <w:ind w:firstLineChars="200" w:firstLine="360"/>
+        <w:rPr>
+          <w:rFonts w:eastAsia="宋体"/>
+          <w:lang w:eastAsia="zh-CN"/>
+          <w14:ligatures w14:val="standard"/>
+        </w:rPr>
+      </w:pPr>
+      <w:r>
+        <w:rPr>
+          <w:rFonts w:eastAsia="宋体" w:hint="eastAsia"/>
+          <w:lang w:eastAsia="zh-CN"/>
+          <w14:ligatures w14:val="standard"/>
+        </w:rPr>
+        <w:t xml:space="preserve">Figure 2 shows the web page and the UI of the front-end. </w:t>
+      </w:r>
+      <w:r>
+        <w:rPr>
+          <w:rFonts w:eastAsia="宋体"/>
+          <w:lang w:eastAsia="zh-CN"/>
+          <w14:ligatures w14:val="standard"/>
+        </w:rPr>
+        <w:t xml:space="preserve">The front end of WeOD is </w:t>
+      </w:r>
+      <w:r>
+        <w:rPr>
+          <w:rFonts w:eastAsia="宋体" w:hint="eastAsia"/>
+          <w:lang w:eastAsia="zh-CN"/>
+          <w14:ligatures w14:val="standard"/>
+        </w:rPr>
+        <w:t>a</w:t>
+      </w:r>
+      <w:r>
+        <w:rPr>
+          <w:rFonts w:eastAsia="宋体"/>
+          <w:lang w:eastAsia="zh-CN"/>
+          <w14:ligatures w14:val="standard"/>
+        </w:rPr>
+        <w:t xml:space="preserve"> HTML-based web page. It provides a simple interface for users to start a VOD experiment. The main input components </w:t>
+      </w:r>
+      <w:proofErr w:type="gramStart"/>
+      <w:r>
+        <w:rPr>
+          <w:rFonts w:eastAsia="宋体" w:hint="eastAsia"/>
+          <w:lang w:eastAsia="zh-CN"/>
+          <w14:ligatures w14:val="standard"/>
+        </w:rPr>
+        <w:t>is</w:t>
+      </w:r>
+      <w:proofErr w:type="gramEnd"/>
+      <w:r>
+        <w:rPr>
+          <w:rFonts w:eastAsia="宋体"/>
+          <w:lang w:eastAsia="zh-CN"/>
+          <w14:ligatures w14:val="standard"/>
+        </w:rPr>
+        <w:t xml:space="preserve"> </w:t>
+      </w:r>
+      <w:proofErr w:type="gramStart"/>
+      <w:r>
+        <w:rPr>
+          <w:rFonts w:eastAsia="宋体"/>
+          <w:lang w:eastAsia="zh-CN"/>
+          <w14:ligatures w14:val="standard"/>
+        </w:rPr>
+        <w:t>search</w:t>
+      </w:r>
+      <w:proofErr w:type="gramEnd"/>
+      <w:r>
+        <w:rPr>
+          <w:rFonts w:eastAsia="宋体"/>
+          <w:lang w:eastAsia="zh-CN"/>
+          <w14:ligatures w14:val="standard"/>
+        </w:rPr>
+        <w:t xml:space="preserve"> bar for entering the video name, </w:t>
+      </w:r>
+      <w:r>
+        <w:rPr>
+          <w:rFonts w:eastAsia="宋体" w:hint="eastAsia"/>
+          <w:lang w:eastAsia="zh-CN"/>
+          <w14:ligatures w14:val="standard"/>
+        </w:rPr>
+        <w:t xml:space="preserve">two </w:t>
+      </w:r>
+      <w:r>
+        <w:rPr>
+          <w:rFonts w:eastAsia="宋体"/>
+          <w:lang w:eastAsia="zh-CN"/>
+          <w14:ligatures w14:val="standard"/>
+        </w:rPr>
+        <w:t>drop-down selector</w:t>
+      </w:r>
+      <w:r>
+        <w:rPr>
+          <w:rFonts w:eastAsia="宋体" w:hint="eastAsia"/>
+          <w:lang w:eastAsia="zh-CN"/>
+          <w14:ligatures w14:val="standard"/>
+        </w:rPr>
+        <w:t>s. one</w:t>
+      </w:r>
+      <w:r>
+        <w:rPr>
+          <w:rFonts w:eastAsia="宋体"/>
+          <w:lang w:eastAsia="zh-CN"/>
+          <w14:ligatures w14:val="standard"/>
+        </w:rPr>
+        <w:t xml:space="preserve"> for choosing the codec, </w:t>
+      </w:r>
+      <w:r>
+        <w:rPr>
+          <w:rFonts w:eastAsia="宋体" w:hint="eastAsia"/>
+          <w:lang w:eastAsia="zh-CN"/>
+          <w14:ligatures w14:val="standard"/>
+        </w:rPr>
+        <w:t>the other</w:t>
+      </w:r>
+      <w:r>
+        <w:rPr>
+          <w:rFonts w:eastAsia="宋体"/>
+          <w:lang w:eastAsia="zh-CN"/>
+          <w14:ligatures w14:val="standard"/>
+        </w:rPr>
+        <w:t xml:space="preserve"> for </w:t>
+      </w:r>
+      <w:r>
+        <w:rPr>
+          <w:rFonts w:eastAsia="宋体"/>
+          <w:lang w:eastAsia="zh-CN"/>
+          <w14:ligatures w14:val="standard"/>
+        </w:rPr>
+        <w:lastRenderedPageBreak/>
+        <w:t>choosing the target frame rate. Currently, the supported codec options are H.264, H.265, and VP9</w:t>
+      </w:r>
+      <w:r>
+        <w:rPr>
+          <w:rFonts w:eastAsia="宋体" w:hint="eastAsia"/>
+          <w:lang w:eastAsia="zh-CN"/>
+          <w14:ligatures w14:val="standard"/>
+        </w:rPr>
+        <w:t>, the supported fps options are 24, 30 and 60.</w:t>
+      </w:r>
     </w:p>
     <w:p>
       <w:pPr>
         <w:pStyle w:val="ReferenceHead"/>
         <w:rPr>
-          <w:rFonts w:eastAsia="宋体"/>
-          <w:lang w:eastAsia="zh-CN"/>
-          <w14:ligatures w14:val="standard"/>
-        </w:rPr>
-      </w:pPr>
-      <w:r>
-        <w:rPr>
-          <w:rFonts w:eastAsia="宋体" w:hint="eastAsia"/>
-          <w:lang w:eastAsia="zh-CN"/>
-          <w14:ligatures w14:val="standard"/>
-        </w:rPr>
-        <w:t>4.</w:t>
-      </w:r>
-      <w:r>
-        <w:rPr>
-          <w:rFonts w:eastAsia="宋体" w:hint="eastAsia"/>
-          <w:lang w:eastAsia="zh-CN"/>
-          <w14:ligatures w14:val="standard"/>
-        </w:rPr>
-        <w:t>2 Back-End</w:t>
+          <w:rFonts w:eastAsia="宋体" w:cstheme="minorBidi"/>
+          <w:b w:val="0"/>
+          <w:sz w:val="18"/>
+          <w:lang w:eastAsia="zh-CN"/>
+          <w14:ligatures w14:val="standard"/>
+        </w:rPr>
+      </w:pPr>
+      <w:r>
+        <w:rPr>
+          <w:rFonts w:eastAsia="宋体" w:cstheme="minorBidi"/>
+          <w:b w:val="0"/>
+          <w:sz w:val="18"/>
+          <w:lang w:eastAsia="zh-CN"/>
+          <w14:ligatures w14:val="standard"/>
+        </w:rPr>
+        <w:t xml:space="preserve">WeOD is designed as an experimental platform rather than a commercial media player, </w:t>
+      </w:r>
+      <w:r>
+        <w:rPr>
+          <w:rFonts w:eastAsia="宋体" w:cstheme="minorBidi" w:hint="eastAsia"/>
+          <w:b w:val="0"/>
+          <w:sz w:val="18"/>
+          <w:lang w:eastAsia="zh-CN"/>
+          <w14:ligatures w14:val="standard"/>
+        </w:rPr>
+        <w:t xml:space="preserve">so </w:t>
+      </w:r>
+      <w:r>
+        <w:rPr>
+          <w:rFonts w:eastAsia="宋体" w:cstheme="minorBidi"/>
+          <w:b w:val="0"/>
+          <w:sz w:val="18"/>
+          <w:lang w:eastAsia="zh-CN"/>
+          <w14:ligatures w14:val="standard"/>
+        </w:rPr>
+        <w:t xml:space="preserve">the front end also includes a </w:t>
+      </w:r>
+      <w:bookmarkStart w:id="3" w:name="_Hlk229544186"/>
+      <w:r>
+        <w:rPr>
+          <w:rFonts w:eastAsia="宋体" w:cstheme="minorBidi"/>
+          <w:b w:val="0"/>
+          <w:sz w:val="18"/>
+          <w:lang w:eastAsia="zh-CN"/>
+          <w14:ligatures w14:val="standard"/>
+        </w:rPr>
+        <w:t>metrics display section.</w:t>
+      </w:r>
+    </w:p>
+    <w:bookmarkEnd w:id="3"/>
+    <w:p>
+      <w:pPr>
+        <w:pStyle w:val="ReferenceHead"/>
+        <w:ind w:firstLineChars="0" w:firstLine="0"/>
+        <w:rPr>
+          <w:rFonts w:eastAsia="宋体"/>
+          <w:lang w:eastAsia="zh-CN"/>
+        </w:rPr>
+      </w:pPr>
+      <w:r>
+        <w:rPr>
+          <w:rFonts w:eastAsia="宋体"/>
+          <w:noProof/>
+          <w:lang w:eastAsia="zh-CN"/>
+        </w:rPr>
+        <w:drawing>
+          <wp:inline distT="0" distB="0" distL="0" distR="0" wp14:anchorId="2CFF4295" wp14:editId="3D7ABAEC">
+            <wp:extent cx="3048000" cy="2169795"/>
+            <wp:effectExtent l="0" t="0" r="0" b="1905"/>
+            <wp:docPr id="1868835780" name="图片 1"/>
+            <wp:cNvGraphicFramePr>
+              <a:graphicFrameLocks xmlns:a="http://schemas.openxmlformats.org/drawingml/2006/main" noChangeAspect="1"/>
+            </wp:cNvGraphicFramePr>
+            <a:graphic xmlns:a="http://schemas.openxmlformats.org/drawingml/2006/main">
+              <a:graphicData uri="http://schemas.openxmlformats.org/drawingml/2006/picture">
+                <pic:pic xmlns:pic="http://schemas.openxmlformats.org/drawingml/2006/picture">
+                  <pic:nvPicPr>
+                    <pic:cNvPr id="1868835780" name=""/>
+                    <pic:cNvPicPr/>
+                  </pic:nvPicPr>
+                  <pic:blipFill>
+                    <a:blip r:embed="rId17"/>
+                    <a:stretch>
+                      <a:fillRect/>
+                    </a:stretch>
+                  </pic:blipFill>
+                  <pic:spPr>
+                    <a:xfrm>
+                      <a:off x="0" y="0"/>
+                      <a:ext cx="3048000" cy="2169795"/>
+                    </a:xfrm>
+                    <a:prstGeom prst="rect">
+                      <a:avLst/>
+                    </a:prstGeom>
+                  </pic:spPr>
+                </pic:pic>
+              </a:graphicData>
+            </a:graphic>
+          </wp:inline>
+        </w:drawing>
       </w:r>
     </w:p>
     <w:p>
       <w:pPr>
+        <w:pStyle w:val="FigureCaption"/>
+        <w:jc w:val="both"/>
+        <w:rPr>
+          <w:rStyle w:val="Label"/>
+        </w:rPr>
+      </w:pPr>
+      <w:r>
+        <w:rPr>
+          <w:rStyle w:val="Label"/>
+          <w:rFonts w:hint="eastAsia"/>
+        </w:rPr>
+        <w:t xml:space="preserve">Figure 3: </w:t>
+      </w:r>
+      <w:r>
+        <w:rPr>
+          <w:rStyle w:val="Label"/>
+        </w:rPr>
+        <w:t>metrics display section.</w:t>
+      </w:r>
+    </w:p>
+    <w:p>
+      <w:pPr>
         <w:pStyle w:val="ReferenceHead"/>
         <w:rPr>
-          <w:rFonts w:eastAsia="宋体"/>
-          <w:lang w:eastAsia="zh-CN"/>
-          <w14:ligatures w14:val="standard"/>
-        </w:rPr>
-      </w:pPr>
-      <w:r>
-        <w:rPr>
-          <w:rFonts w:eastAsia="宋体"/>
-          <w:lang w:eastAsia="zh-CN"/>
-          <w14:ligatures w14:val="standard"/>
+          <w:rFonts w:eastAsia="宋体" w:cstheme="minorBidi" w:hint="eastAsia"/>
+          <w:b w:val="0"/>
+          <w:sz w:val="18"/>
+          <w:lang w:eastAsia="zh-CN"/>
+          <w14:ligatures w14:val="standard"/>
+        </w:rPr>
+      </w:pPr>
+      <w:r>
+        <w:rPr>
+          <w:rFonts w:eastAsia="宋体" w:cstheme="minorBidi"/>
+          <w:b w:val="0"/>
+          <w:sz w:val="18"/>
+          <w:lang w:eastAsia="zh-CN"/>
+          <w14:ligatures w14:val="standard"/>
+        </w:rPr>
+        <w:t>This section shows the current state of the system and playback proc</w:t>
+      </w:r>
+      <w:r>
+        <w:rPr>
+          <w:rFonts w:eastAsia="宋体" w:cstheme="minorBidi" w:hint="eastAsia"/>
+          <w:b w:val="0"/>
+          <w:sz w:val="18"/>
+          <w:lang w:eastAsia="zh-CN"/>
+          <w14:ligatures w14:val="standard"/>
+        </w:rPr>
+        <w:t>ess.</w:t>
+      </w:r>
+      <w:r>
+        <w:t xml:space="preserve"> </w:t>
+      </w:r>
+      <w:r>
+        <w:rPr>
+          <w:rFonts w:eastAsia="宋体" w:cstheme="minorBidi"/>
+          <w:b w:val="0"/>
+          <w:sz w:val="18"/>
+          <w:lang w:eastAsia="zh-CN"/>
+          <w14:ligatures w14:val="standard"/>
+        </w:rPr>
+        <w:t>These status messages help users observe the system workflow and identify possible failures during transcoding, DASH packaging, or browser playback.</w:t>
+      </w:r>
+    </w:p>
+    <w:p>
+      <w:pPr>
+        <w:pStyle w:val="ReferenceHead"/>
+        <w:ind w:firstLineChars="0" w:firstLine="0"/>
+        <w:rPr>
+          <w:rFonts w:eastAsia="宋体"/>
+          <w:lang w:eastAsia="zh-CN"/>
+        </w:rPr>
+      </w:pPr>
+      <w:r>
+        <w:rPr>
+          <w:rFonts w:hint="eastAsia"/>
+          <w:lang w:eastAsia="zh-CN"/>
+        </w:rPr>
+        <w:t>4.2 Back-End</w:t>
+      </w:r>
+    </w:p>
+    <w:p>
+      <w:pPr>
+        <w:pStyle w:val="ReferenceHead"/>
+        <w:ind w:firstLineChars="0" w:firstLine="0"/>
+        <w:rPr>
+          <w:lang w:eastAsia="zh-CN"/>
+        </w:rPr>
+      </w:pPr>
+      <w:r>
+        <w:rPr>
+          <w:noProof/>
+          <w:lang w:eastAsia="zh-CN"/>
         </w:rPr>
         <w:drawing>
           <wp:inline distT="0" distB="0" distL="0" distR="0" wp14:anchorId="7EB5B915" wp14:editId="050724CC">
@@ -3803,7 +3950,7 @@
                     <pic:cNvPicPr/>
                   </pic:nvPicPr>
                   <pic:blipFill>
-                    <a:blip r:embed="rId17"/>
+                    <a:blip r:embed="rId18"/>
                     <a:stretch>
                       <a:fillRect/>
                     </a:stretch>
@@ -3830,6 +3977,8 @@
         <w:jc w:val="both"/>
         <w:rPr>
           <w:rStyle w:val="Label"/>
+          <w:rFonts w:eastAsia="宋体"/>
+          <w:lang w:eastAsia="zh-CN"/>
         </w:rPr>
       </w:pPr>
       <w:r>
@@ -3837,127 +3986,1031 @@
           <w:rStyle w:val="Label"/>
           <w:rFonts w:hint="eastAsia"/>
         </w:rPr>
-        <w:t xml:space="preserve">Figure 3: backend </w:t>
-      </w:r>
-      <w:proofErr w:type="gramStart"/>
+        <w:t xml:space="preserve">Figure </w:t>
+      </w:r>
+      <w:r>
+        <w:rPr>
+          <w:rStyle w:val="Label"/>
+          <w:rFonts w:eastAsia="宋体" w:hint="eastAsia"/>
+          <w:lang w:eastAsia="zh-CN"/>
+        </w:rPr>
+        <w:t>4</w:t>
+      </w:r>
       <w:r>
         <w:rPr>
           <w:rStyle w:val="Label"/>
           <w:rFonts w:hint="eastAsia"/>
         </w:rPr>
+        <w:t xml:space="preserve">: backend </w:t>
+      </w:r>
+      <w:r>
+        <w:rPr>
+          <w:rStyle w:val="Label"/>
+        </w:rPr>
         <w:t>start</w:t>
       </w:r>
-      <w:proofErr w:type="gramEnd"/>
+      <w:r>
+        <w:rPr>
+          <w:rStyle w:val="Label"/>
+          <w:rFonts w:eastAsia="宋体" w:hint="eastAsia"/>
+          <w:lang w:eastAsia="zh-CN"/>
+        </w:rPr>
+        <w:t>-</w:t>
+      </w:r>
       <w:r>
         <w:rPr>
           <w:rStyle w:val="Label"/>
           <w:rFonts w:hint="eastAsia"/>
         </w:rPr>
-        <w:t xml:space="preserve"> up</w:t>
+        <w:t>up</w:t>
       </w:r>
     </w:p>
     <w:p>
       <w:pPr>
         <w:pStyle w:val="ReferenceHead"/>
         <w:rPr>
-          <w:rFonts w:eastAsia="宋体" w:hint="eastAsia"/>
-          <w:lang w:eastAsia="zh-CN"/>
-          <w14:ligatures w14:val="standard"/>
-        </w:rPr>
-      </w:pPr>
-      <w:r>
-        <w:rPr>
-          <w:rFonts w:eastAsia="宋体" w:hint="eastAsia"/>
-          <w:lang w:eastAsia="zh-CN"/>
-          <w14:ligatures w14:val="standard"/>
-        </w:rPr>
-        <w:lastRenderedPageBreak/>
-        <w:t>4.3 Data Collection</w:t>
+          <w:rFonts w:eastAsia="宋体" w:cstheme="minorBidi" w:hint="eastAsia"/>
+          <w:b w:val="0"/>
+          <w:sz w:val="18"/>
+          <w:lang w:eastAsia="zh-CN"/>
+          <w14:ligatures w14:val="standard"/>
+        </w:rPr>
+      </w:pPr>
+      <w:r>
+        <w:rPr>
+          <w:rFonts w:cstheme="minorBidi"/>
+          <w:b w:val="0"/>
+          <w:sz w:val="18"/>
+          <w:lang w:eastAsia="zh-CN"/>
+          <w14:ligatures w14:val="standard"/>
+        </w:rPr>
+        <w:t>The back end of WeOD runs on a Flask server. To keep the system structure clear, the back end is divided into two main layers: the server layer and the processing laye</w:t>
+      </w:r>
+      <w:r>
+        <w:rPr>
+          <w:rFonts w:eastAsia="宋体" w:cstheme="minorBidi" w:hint="eastAsia"/>
+          <w:b w:val="0"/>
+          <w:sz w:val="18"/>
+          <w:lang w:eastAsia="zh-CN"/>
+          <w14:ligatures w14:val="standard"/>
+        </w:rPr>
+        <w:t xml:space="preserve">r. </w:t>
+      </w:r>
+      <w:r>
+        <w:rPr>
+          <w:rFonts w:eastAsia="宋体" w:cstheme="minorBidi"/>
+          <w:b w:val="0"/>
+          <w:sz w:val="18"/>
+          <w:lang w:eastAsia="zh-CN"/>
+          <w14:ligatures w14:val="standard"/>
+        </w:rPr>
+        <w:t xml:space="preserve">The server layer handles the web service logic, including receiving HTTP requests from the front end, sending responses, and </w:t>
+      </w:r>
+      <w:r>
+        <w:rPr>
+          <w:rFonts w:eastAsia="宋体" w:cstheme="minorBidi" w:hint="eastAsia"/>
+          <w:b w:val="0"/>
+          <w:sz w:val="18"/>
+          <w:lang w:eastAsia="zh-CN"/>
+          <w14:ligatures w14:val="standard"/>
+        </w:rPr>
+        <w:t>providing</w:t>
+      </w:r>
+      <w:r>
+        <w:rPr>
+          <w:rFonts w:eastAsia="宋体" w:cstheme="minorBidi"/>
+          <w:b w:val="0"/>
+          <w:sz w:val="18"/>
+          <w:lang w:eastAsia="zh-CN"/>
+          <w14:ligatures w14:val="standard"/>
+        </w:rPr>
+        <w:t xml:space="preserve"> generated DASH files</w:t>
+      </w:r>
+      <w:r>
+        <w:rPr>
+          <w:rFonts w:eastAsia="宋体" w:cstheme="minorBidi" w:hint="eastAsia"/>
+          <w:b w:val="0"/>
+          <w:sz w:val="18"/>
+          <w:lang w:eastAsia="zh-CN"/>
+          <w14:ligatures w14:val="standard"/>
+        </w:rPr>
+        <w:t xml:space="preserve"> to front end.</w:t>
       </w:r>
     </w:p>
     <w:p>
       <w:pPr>
         <w:pStyle w:val="ReferenceHead"/>
         <w:rPr>
-          <w:rFonts w:eastAsia="宋体" w:hint="eastAsia"/>
-          <w:lang w:eastAsia="zh-CN"/>
-          <w14:ligatures w14:val="standard"/>
-        </w:rPr>
-      </w:pPr>
+          <w:rFonts w:eastAsia="宋体" w:cstheme="minorBidi"/>
+          <w:b w:val="0"/>
+          <w:sz w:val="18"/>
+          <w14:ligatures w14:val="standard"/>
+        </w:rPr>
+      </w:pPr>
+      <w:r>
+        <w:rPr>
+          <w:rFonts w:eastAsia="宋体" w:cstheme="minorBidi"/>
+          <w:b w:val="0"/>
+          <w:sz w:val="18"/>
+          <w14:ligatures w14:val="standard"/>
+        </w:rPr>
+        <w:t xml:space="preserve">The processing layer is responsible for the main video workflow. It first checks whether the requested source video exists. If the video is available, it transcodes the video according to the selected codec and frame-rate configuration, then segments the transcoded file into MPEG-DASH format and generates an MPD manifest file. The manifest path </w:t>
+      </w:r>
+      <w:r>
+        <w:rPr>
+          <w:rFonts w:eastAsia="宋体" w:cstheme="minorBidi" w:hint="eastAsia"/>
+          <w:b w:val="0"/>
+          <w:sz w:val="18"/>
+          <w:lang w:eastAsia="zh-CN"/>
+          <w14:ligatures w14:val="standard"/>
+        </w:rPr>
+        <w:t>will be</w:t>
+      </w:r>
+      <w:r>
+        <w:rPr>
+          <w:rFonts w:eastAsia="宋体" w:cstheme="minorBidi"/>
+          <w:b w:val="0"/>
+          <w:sz w:val="18"/>
+          <w14:ligatures w14:val="standard"/>
+        </w:rPr>
+        <w:t xml:space="preserve"> returned to the front end, where dash.js uses it to start playback. </w:t>
+      </w:r>
     </w:p>
     <w:p>
       <w:pPr>
+        <w:pStyle w:val="ReferenceHead"/>
+        <w:rPr>
+          <w:rFonts w:eastAsia="宋体" w:cstheme="minorBidi" w:hint="eastAsia"/>
+          <w:b w:val="0"/>
+          <w:sz w:val="18"/>
+          <w:lang w:eastAsia="zh-CN"/>
+          <w14:ligatures w14:val="standard"/>
+        </w:rPr>
+      </w:pPr>
+      <w:r>
+        <w:rPr>
+          <w:rFonts w:eastAsia="宋体" w:cstheme="minorBidi" w:hint="eastAsia"/>
+          <w:b w:val="0"/>
+          <w:sz w:val="18"/>
+          <w:lang w:eastAsia="zh-CN"/>
+          <w14:ligatures w14:val="standard"/>
+        </w:rPr>
+        <w:t xml:space="preserve">All the videos </w:t>
+      </w:r>
+      <w:r>
+        <w:rPr>
+          <w:rFonts w:eastAsia="宋体" w:cstheme="minorBidi"/>
+          <w:b w:val="0"/>
+          <w:sz w:val="18"/>
+          <w:lang w:eastAsia="zh-CN"/>
+          <w14:ligatures w14:val="standard"/>
+        </w:rPr>
+        <w:t>available</w:t>
+      </w:r>
+      <w:r>
+        <w:rPr>
+          <w:rFonts w:eastAsia="宋体" w:cstheme="minorBidi" w:hint="eastAsia"/>
+          <w:b w:val="0"/>
+          <w:sz w:val="18"/>
+          <w:lang w:eastAsia="zh-CN"/>
+          <w14:ligatures w14:val="standard"/>
+        </w:rPr>
+        <w:t xml:space="preserve"> for play will </w:t>
+      </w:r>
+      <w:r>
+        <w:rPr>
+          <w:rFonts w:eastAsia="宋体" w:cstheme="minorBidi"/>
+          <w:b w:val="0"/>
+          <w:sz w:val="18"/>
+          <w:lang w:eastAsia="zh-CN"/>
+          <w14:ligatures w14:val="standard"/>
+        </w:rPr>
+        <w:t>also</w:t>
+      </w:r>
+      <w:r>
+        <w:rPr>
+          <w:rFonts w:eastAsia="宋体" w:cstheme="minorBidi" w:hint="eastAsia"/>
+          <w:b w:val="0"/>
+          <w:sz w:val="18"/>
+          <w:lang w:eastAsia="zh-CN"/>
+          <w14:ligatures w14:val="standard"/>
+        </w:rPr>
+        <w:t xml:space="preserve"> be stored in the backend. </w:t>
+      </w:r>
+      <w:r>
+        <w:rPr>
+          <w:rFonts w:eastAsia="宋体" w:cstheme="minorBidi" w:hint="eastAsia"/>
+          <w:b w:val="0"/>
+          <w:sz w:val="18"/>
+          <w:lang w:eastAsia="zh-CN"/>
+          <w14:ligatures w14:val="standard"/>
+        </w:rPr>
+        <w:t>The backend will search the video by their name.</w:t>
+      </w:r>
+    </w:p>
+    <w:p>
+      <w:pPr>
+        <w:pStyle w:val="ReferenceHead"/>
+        <w:ind w:firstLineChars="0" w:firstLine="0"/>
+        <w:rPr>
+          <w:lang w:eastAsia="zh-CN"/>
+        </w:rPr>
+      </w:pPr>
+      <w:r>
+        <w:rPr>
+          <w:rFonts w:hint="eastAsia"/>
+          <w:lang w:eastAsia="zh-CN"/>
+        </w:rPr>
+        <w:t>4.3 Data Collection</w:t>
+      </w:r>
+    </w:p>
+    <w:p>
+      <w:pPr>
+        <w:pStyle w:val="FigureCaption"/>
+        <w:ind w:firstLineChars="200" w:firstLine="360"/>
+        <w:jc w:val="both"/>
+        <w:rPr>
+          <w:rFonts w:eastAsia="宋体" w:cstheme="minorBidi"/>
+          <w:b w:val="0"/>
+          <w:lang w:eastAsia="zh-CN"/>
+          <w14:ligatures w14:val="standard"/>
+        </w:rPr>
+      </w:pPr>
+      <w:r>
+        <w:rPr>
+          <w:rFonts w:eastAsia="宋体" w:cstheme="minorBidi"/>
+          <w:b w:val="0"/>
+          <w:lang w:eastAsia="zh-CN"/>
+          <w14:ligatures w14:val="standard"/>
+        </w:rPr>
+        <w:t xml:space="preserve">WeOD collects performance data from both the front end and the back end. The front end starts collecting playback-side metrics when the user sends a playback request. The request start time is recorded </w:t>
+      </w:r>
+      <w:r>
+        <w:rPr>
+          <w:rFonts w:eastAsia="宋体" w:cstheme="minorBidi" w:hint="eastAsia"/>
+          <w:b w:val="0"/>
+          <w:lang w:eastAsia="zh-CN"/>
+          <w14:ligatures w14:val="standard"/>
+        </w:rPr>
+        <w:t xml:space="preserve">once the </w:t>
+      </w:r>
+      <w:r>
+        <w:rPr>
+          <w:rFonts w:eastAsia="宋体" w:cstheme="minorBidi"/>
+          <w:b w:val="0"/>
+          <w:lang w:eastAsia="zh-CN"/>
+          <w14:ligatures w14:val="standard"/>
+        </w:rPr>
+        <w:t>“</w:t>
+      </w:r>
+      <w:r>
+        <w:rPr>
+          <w:rFonts w:eastAsia="宋体" w:cstheme="minorBidi" w:hint="eastAsia"/>
+          <w:b w:val="0"/>
+          <w:lang w:eastAsia="zh-CN"/>
+          <w14:ligatures w14:val="standard"/>
+        </w:rPr>
+        <w:t>play</w:t>
+      </w:r>
+      <w:r>
+        <w:rPr>
+          <w:rFonts w:eastAsia="宋体" w:cstheme="minorBidi"/>
+          <w:b w:val="0"/>
+          <w:lang w:eastAsia="zh-CN"/>
+          <w14:ligatures w14:val="standard"/>
+        </w:rPr>
+        <w:t>”</w:t>
+      </w:r>
+      <w:r>
+        <w:rPr>
+          <w:rFonts w:eastAsia="宋体" w:cstheme="minorBidi" w:hint="eastAsia"/>
+          <w:b w:val="0"/>
+          <w:lang w:eastAsia="zh-CN"/>
+          <w14:ligatures w14:val="standard"/>
+        </w:rPr>
+        <w:t xml:space="preserve"> button is clicked,</w:t>
+      </w:r>
+      <w:r>
+        <w:rPr>
+          <w:rFonts w:eastAsia="宋体" w:cstheme="minorBidi"/>
+          <w:b w:val="0"/>
+          <w:lang w:eastAsia="zh-CN"/>
+          <w14:ligatures w14:val="standard"/>
+        </w:rPr>
+        <w:t xml:space="preserve"> and the first playing time is recorded when the video actually starts playback in the browser. Based on these two timestamps, the system calculates the startup delay. </w:t>
+      </w:r>
+      <w:r>
+        <w:rPr>
+          <w:rFonts w:eastAsia="宋体" w:cstheme="minorBidi" w:hint="eastAsia"/>
+          <w:b w:val="0"/>
+          <w:lang w:eastAsia="zh-CN"/>
+          <w14:ligatures w14:val="standard"/>
+        </w:rPr>
+        <w:t>Th</w:t>
+      </w:r>
+      <w:r>
+        <w:rPr>
+          <w:rFonts w:eastAsia="宋体" w:cstheme="minorBidi"/>
+          <w:b w:val="0"/>
+          <w:lang w:eastAsia="zh-CN"/>
+          <w14:ligatures w14:val="standard"/>
+        </w:rPr>
+        <w:t>e front end also records buffer level, decoded frames, dropped frames, drop rate, and average throughput. After playback finishes, these front-end metrics are sent back to the back end through an HTTP request.</w:t>
+      </w:r>
+    </w:p>
+    <w:p>
+      <w:pPr>
+        <w:pStyle w:val="FigureCaption"/>
+        <w:ind w:firstLineChars="200" w:firstLine="360"/>
+        <w:jc w:val="both"/>
+        <w:rPr>
+          <w:rFonts w:eastAsia="宋体" w:cstheme="minorBidi"/>
+          <w:b w:val="0"/>
+          <w:lang w:eastAsia="zh-CN"/>
+          <w14:ligatures w14:val="standard"/>
+        </w:rPr>
+      </w:pPr>
+      <w:r>
+        <w:rPr>
+          <w:rFonts w:eastAsia="宋体" w:cstheme="minorBidi"/>
+          <w:b w:val="0"/>
+          <w:lang w:eastAsia="zh-CN"/>
+          <w14:ligatures w14:val="standard"/>
+        </w:rPr>
+        <w:t>The backend records server-side information when it first receives a video request. For each run, the server generates a unique log ID and stores basic information including the video name, selected codec, selected frame rate, video length, resolution, cache status, encoding time, and slicing time. The generated log ID is returned to the front end together with the MPD manifest path. Therefore, both front-end and back-end data from the same experiment run can be matched using this log ID.</w:t>
+      </w:r>
+    </w:p>
+    <w:p>
+      <w:pPr>
+        <w:pStyle w:val="FigureCaption"/>
+        <w:ind w:firstLineChars="200" w:firstLine="360"/>
+        <w:jc w:val="both"/>
+        <w:rPr>
+          <w:rFonts w:eastAsia="宋体" w:cstheme="minorBidi" w:hint="eastAsia"/>
+          <w:b w:val="0"/>
+          <w:lang w:eastAsia="zh-CN"/>
+          <w14:ligatures w14:val="standard"/>
+        </w:rPr>
+      </w:pPr>
+      <w:r>
+        <w:rPr>
+          <w:rFonts w:eastAsia="宋体" w:cstheme="minorBidi"/>
+          <w:b w:val="0"/>
+          <w:lang w:eastAsia="zh-CN"/>
+          <w14:ligatures w14:val="standard"/>
+        </w:rPr>
+        <w:t>When the back end receives the playback metrics sent from the front end, it uses the log ID to find the corresponding server-side record. The two parts of the data are then merged and saved into the experiment log. This design allows WeOD to connect processing cost, video configuration, and playback behavior in one complete record for later analysis.</w:t>
+      </w:r>
+    </w:p>
+    <w:p>
+      <w:pPr>
+        <w:pStyle w:val="ReferenceHead"/>
+        <w:ind w:firstLineChars="0" w:firstLine="0"/>
+        <w:rPr>
+          <w:rFonts w:eastAsia="宋体"/>
+          <w:lang w:eastAsia="zh-CN"/>
+        </w:rPr>
+      </w:pPr>
+      <w:r>
+        <w:rPr>
+          <w:rFonts w:hint="eastAsia"/>
+          <w:lang w:eastAsia="zh-CN"/>
+        </w:rPr>
+        <w:t>4.</w:t>
+      </w:r>
+      <w:r>
+        <w:rPr>
+          <w:rFonts w:eastAsia="宋体" w:hint="eastAsia"/>
+          <w:lang w:eastAsia="zh-CN"/>
+        </w:rPr>
+        <w:t>4</w:t>
+      </w:r>
+      <w:r>
+        <w:rPr>
+          <w:rFonts w:hint="eastAsia"/>
+          <w:lang w:eastAsia="zh-CN"/>
+        </w:rPr>
+        <w:t xml:space="preserve"> </w:t>
+      </w:r>
+      <w:r>
+        <w:rPr>
+          <w:rFonts w:eastAsia="宋体" w:hint="eastAsia"/>
+          <w:lang w:eastAsia="zh-CN"/>
+        </w:rPr>
+        <w:t>Protocols and Services</w:t>
+      </w:r>
+    </w:p>
+    <w:p>
+      <w:pPr>
         <w:pStyle w:val="FigureCaption"/>
         <w:jc w:val="both"/>
         <w:rPr>
-          <w:rStyle w:val="Label"/>
-          <w:rFonts w:eastAsia="宋体" w:hint="eastAsia"/>
-          <w:lang w:eastAsia="zh-CN"/>
-        </w:rPr>
-      </w:pPr>
+          <w:rFonts w:eastAsia="宋体" w:cstheme="minorBidi"/>
+          <w:b w:val="0"/>
+          <w:lang w:eastAsia="zh-CN"/>
+          <w14:ligatures w14:val="standard"/>
+        </w:rPr>
+      </w:pPr>
+      <w:r>
+        <w:rPr>
+          <w:rFonts w:eastAsia="宋体" w:cstheme="minorBidi" w:hint="eastAsia"/>
+          <w:bCs/>
+          <w:lang w:eastAsia="zh-CN"/>
+          <w14:ligatures w14:val="standard"/>
+        </w:rPr>
+        <w:t>d</w:t>
+      </w:r>
+      <w:r>
+        <w:rPr>
+          <w:rFonts w:eastAsia="宋体" w:cstheme="minorBidi"/>
+          <w:bCs/>
+          <w:lang w:eastAsia="zh-CN"/>
+          <w14:ligatures w14:val="standard"/>
+        </w:rPr>
+        <w:t xml:space="preserve">ash.js. </w:t>
+      </w:r>
+      <w:r>
+        <w:rPr>
+          <w:rFonts w:eastAsia="宋体" w:cstheme="minorBidi"/>
+          <w:b w:val="0"/>
+          <w:lang w:eastAsia="zh-CN"/>
+          <w14:ligatures w14:val="standard"/>
+        </w:rPr>
+        <w:t>WeOD uses dash.js as the front-end DASH player. dash.js is integrated into the HTML front end and is responsible for browser-side MPEG-DASH playback. After the back end finishes video processing, it returns an MPD manifest path to the front end. The front end then passes this MPD file to dash.js, and dash.js loads the manifest, requests the corresponding media segments, manages buffering, and provides basic playback functions such as pause, resume, and progress control.</w:t>
+      </w:r>
     </w:p>
     <w:p>
       <w:pPr>
         <w:pStyle w:val="FigureCaption"/>
         <w:jc w:val="both"/>
         <w:rPr>
-          <w:rFonts w:eastAsia="宋体" w:hint="eastAsia"/>
+          <w:rFonts w:eastAsia="宋体" w:cstheme="minorBidi"/>
           <w:b w:val="0"/>
           <w:lang w:eastAsia="zh-CN"/>
           <w14:ligatures w14:val="standard"/>
         </w:rPr>
       </w:pPr>
+      <w:r>
+        <w:rPr>
+          <w:rFonts w:eastAsia="宋体" w:cstheme="minorBidi"/>
+          <w:bCs/>
+          <w:lang w:eastAsia="zh-CN"/>
+          <w14:ligatures w14:val="standard"/>
+        </w:rPr>
+        <w:t>HTTP</w:t>
+      </w:r>
+      <w:r>
+        <w:rPr>
+          <w:rFonts w:eastAsia="宋体" w:cstheme="minorBidi"/>
+          <w:b w:val="0"/>
+          <w:lang w:eastAsia="zh-CN"/>
+          <w14:ligatures w14:val="standard"/>
+        </w:rPr>
+        <w:t>.</w:t>
+      </w:r>
+      <w:r>
+        <w:rPr>
+          <w:rFonts w:eastAsia="宋体" w:cstheme="minorBidi" w:hint="eastAsia"/>
+          <w:b w:val="0"/>
+          <w:lang w:eastAsia="zh-CN"/>
+          <w14:ligatures w14:val="standard"/>
+        </w:rPr>
+        <w:t xml:space="preserve"> </w:t>
+      </w:r>
+      <w:r>
+        <w:rPr>
+          <w:rFonts w:eastAsia="宋体" w:cstheme="minorBidi"/>
+          <w:b w:val="0"/>
+          <w:lang w:eastAsia="zh-CN"/>
+          <w14:ligatures w14:val="standard"/>
+        </w:rPr>
+        <w:t>WeOD uses HTTP as the main communication protocol.</w:t>
+      </w:r>
+      <w:r>
+        <w:rPr>
+          <w:rFonts w:eastAsia="宋体" w:cstheme="minorBidi" w:hint="eastAsia"/>
+          <w:b w:val="0"/>
+          <w:lang w:eastAsia="zh-CN"/>
+          <w14:ligatures w14:val="standard"/>
+        </w:rPr>
+        <w:t xml:space="preserve"> On the first hand, </w:t>
+      </w:r>
+      <w:r>
+        <w:rPr>
+          <w:rFonts w:eastAsia="宋体" w:cstheme="minorBidi"/>
+          <w:b w:val="0"/>
+          <w:lang w:eastAsia="zh-CN"/>
+          <w14:ligatures w14:val="standard"/>
+        </w:rPr>
+        <w:t xml:space="preserve">MPEG-DASH playback is based on HTTP, </w:t>
+      </w:r>
+      <w:r>
+        <w:rPr>
+          <w:rFonts w:eastAsia="宋体" w:cstheme="minorBidi" w:hint="eastAsia"/>
+          <w:b w:val="0"/>
+          <w:lang w:eastAsia="zh-CN"/>
+          <w14:ligatures w14:val="standard"/>
+        </w:rPr>
+        <w:t xml:space="preserve">and </w:t>
+      </w:r>
+      <w:r>
+        <w:rPr>
+          <w:rFonts w:eastAsia="宋体" w:cstheme="minorBidi"/>
+          <w:b w:val="0"/>
+          <w:lang w:eastAsia="zh-CN"/>
+          <w14:ligatures w14:val="standard"/>
+        </w:rPr>
+        <w:t>dash.js requests the MPD manifest and media segments through HTTP.</w:t>
+      </w:r>
+      <w:r>
+        <w:rPr>
+          <w:rFonts w:eastAsia="宋体" w:cstheme="minorBidi" w:hint="eastAsia"/>
+          <w:b w:val="0"/>
+          <w:lang w:eastAsia="zh-CN"/>
+          <w14:ligatures w14:val="standard"/>
+        </w:rPr>
+        <w:t xml:space="preserve"> As</w:t>
+      </w:r>
+      <w:r>
+        <w:rPr>
+          <w:rFonts w:eastAsia="宋体" w:cstheme="minorBidi"/>
+          <w:b w:val="0"/>
+          <w:lang w:eastAsia="zh-CN"/>
+          <w14:ligatures w14:val="standard"/>
+        </w:rPr>
+        <w:t xml:space="preserve"> one of the most widely used network protocols and </w:t>
+      </w:r>
+      <w:r>
+        <w:rPr>
+          <w:rFonts w:eastAsia="宋体" w:cstheme="minorBidi" w:hint="eastAsia"/>
+          <w:b w:val="0"/>
+          <w:lang w:eastAsia="zh-CN"/>
+          <w14:ligatures w14:val="standard"/>
+        </w:rPr>
+        <w:t xml:space="preserve">one protocol which </w:t>
+      </w:r>
+      <w:r>
+        <w:rPr>
+          <w:rFonts w:eastAsia="宋体" w:cstheme="minorBidi"/>
+          <w:b w:val="0"/>
+          <w:lang w:eastAsia="zh-CN"/>
+          <w14:ligatures w14:val="standard"/>
+        </w:rPr>
+        <w:t>provides stable communication and strong compatibility for browser-based software</w:t>
+      </w:r>
+      <w:r>
+        <w:rPr>
+          <w:rFonts w:eastAsia="宋体" w:cstheme="minorBidi" w:hint="eastAsia"/>
+          <w:b w:val="0"/>
+          <w:lang w:eastAsia="zh-CN"/>
+          <w14:ligatures w14:val="standard"/>
+        </w:rPr>
+        <w:t>, HTTP is also used for request and data sending between front end and back end.</w:t>
+      </w:r>
     </w:p>
     <w:p>
       <w:pPr>
-        <w:pStyle w:val="ReferenceHead"/>
-        <w:rPr>
-          <w:rFonts w:eastAsia="宋体"/>
-          <w:lang w:eastAsia="zh-CN"/>
-          <w14:ligatures w14:val="standard"/>
-        </w:rPr>
-      </w:pPr>
-      <w:r>
-        <w:rPr>
-          <w:rFonts w:eastAsia="宋体" w:hint="eastAsia"/>
-          <w:lang w:eastAsia="zh-CN"/>
-          <w14:ligatures w14:val="standard"/>
-        </w:rPr>
-        <w:t xml:space="preserve">4 </w:t>
-      </w:r>
-      <w:r>
-        <w:rPr>
-          <w:rFonts w:eastAsia="宋体" w:hint="eastAsia"/>
-          <w:lang w:eastAsia="zh-CN"/>
-          <w14:ligatures w14:val="standard"/>
-        </w:rPr>
-        <w:t>Validation</w:t>
+        <w:pStyle w:val="FigureCaption"/>
+        <w:jc w:val="both"/>
+        <w:rPr>
+          <w:rFonts w:eastAsia="宋体" w:cstheme="minorBidi"/>
+          <w:b w:val="0"/>
+          <w:lang w:eastAsia="zh-CN"/>
+          <w14:ligatures w14:val="standard"/>
+        </w:rPr>
+      </w:pPr>
+      <w:r>
+        <w:rPr>
+          <w:rFonts w:eastAsia="宋体" w:cstheme="minorBidi"/>
+          <w:bCs/>
+          <w:lang w:eastAsia="zh-CN"/>
+          <w14:ligatures w14:val="standard"/>
+        </w:rPr>
+        <w:t>Flask.</w:t>
+      </w:r>
+      <w:r>
+        <w:rPr>
+          <w:rFonts w:eastAsia="宋体" w:cstheme="minorBidi"/>
+          <w:b w:val="0"/>
+          <w:lang w:eastAsia="zh-CN"/>
+          <w14:ligatures w14:val="standard"/>
+        </w:rPr>
+        <w:t xml:space="preserve"> The server of WeOD runs on Flask. Flask is a lightweight Python web framework. In WeOD, Flask is used to run the back-end server, receive HTTP requests from the front end, return JSON responses, and </w:t>
+      </w:r>
+      <w:r>
+        <w:rPr>
+          <w:rFonts w:eastAsia="宋体" w:cstheme="minorBidi" w:hint="eastAsia"/>
+          <w:b w:val="0"/>
+          <w:lang w:eastAsia="zh-CN"/>
+          <w14:ligatures w14:val="standard"/>
+        </w:rPr>
+        <w:t>send</w:t>
+      </w:r>
+      <w:r>
+        <w:rPr>
+          <w:rFonts w:eastAsia="宋体" w:cstheme="minorBidi"/>
+          <w:b w:val="0"/>
+          <w:lang w:eastAsia="zh-CN"/>
+          <w14:ligatures w14:val="standard"/>
+        </w:rPr>
+        <w:t xml:space="preserve"> the generated MPD and segment files.</w:t>
       </w:r>
     </w:p>
     <w:p>
       <w:pPr>
-        <w:pStyle w:val="ReferenceHead"/>
-        <w:rPr>
-          <w:rFonts w:eastAsia="宋体"/>
-          <w:lang w:eastAsia="zh-CN"/>
-          <w14:ligatures w14:val="standard"/>
-        </w:rPr>
-      </w:pPr>
-      <w:r>
-        <w:rPr>
-          <w:rFonts w:eastAsia="宋体" w:hint="eastAsia"/>
-          <w:lang w:eastAsia="zh-CN"/>
-          <w14:ligatures w14:val="standard"/>
-        </w:rPr>
-        <w:t>4.1 Experiment Setup</w:t>
+        <w:pStyle w:val="FigureCaption"/>
+        <w:jc w:val="both"/>
+        <w:rPr>
+          <w:rFonts w:eastAsia="宋体" w:hint="eastAsia"/>
+          <w:b w:val="0"/>
+          <w:lang w:eastAsia="zh-CN"/>
+          <w14:ligatures w14:val="standard"/>
+        </w:rPr>
+      </w:pPr>
+      <w:r>
+        <w:rPr>
+          <w:rFonts w:eastAsia="宋体"/>
+          <w:bCs/>
+          <w:lang w:eastAsia="zh-CN"/>
+          <w14:ligatures w14:val="standard"/>
+        </w:rPr>
+        <w:t>FFmpeg and MP4Box</w:t>
+      </w:r>
+      <w:r>
+        <w:rPr>
+          <w:rFonts w:eastAsia="宋体"/>
+          <w:b w:val="0"/>
+          <w:lang w:eastAsia="zh-CN"/>
+          <w14:ligatures w14:val="standard"/>
+        </w:rPr>
+        <w:t xml:space="preserve">. The video processing part of WeOD mainly relies on FFmpeg and MP4Box. The source videos in WeOD are stored in MP4 format by default. FFmpeg is a widely </w:t>
+      </w:r>
+      <w:r>
+        <w:rPr>
+          <w:rFonts w:eastAsia="宋体"/>
+          <w:b w:val="0"/>
+          <w:lang w:eastAsia="zh-CN"/>
+          <w14:ligatures w14:val="standard"/>
+        </w:rPr>
+        <w:lastRenderedPageBreak/>
+        <w:t>used audio and video processing tool that supports decoding, encoding, transcoding, and format conversion. In WeOD, FFmpeg is used to encode videos into the selected codec and FPS configurations. FFmpeg is also used for DASH segmentation in most cases.</w:t>
+      </w:r>
+      <w:r>
+        <w:rPr>
+          <w:rFonts w:eastAsia="宋体" w:hint="eastAsia"/>
+          <w:b w:val="0"/>
+          <w:lang w:eastAsia="zh-CN"/>
+          <w14:ligatures w14:val="standard"/>
+        </w:rPr>
+        <w:t xml:space="preserve"> </w:t>
+      </w:r>
+      <w:r>
+        <w:rPr>
+          <w:rFonts w:eastAsia="宋体"/>
+          <w:b w:val="0"/>
+          <w:lang w:eastAsia="zh-CN"/>
+          <w14:ligatures w14:val="standard"/>
+        </w:rPr>
+        <w:t xml:space="preserve">However, FFmpeg did not work well for H.265 DASH segmentation in our implementation. It </w:t>
+      </w:r>
+      <w:r>
+        <w:rPr>
+          <w:rFonts w:eastAsia="宋体" w:hint="eastAsia"/>
+          <w:b w:val="0"/>
+          <w:lang w:eastAsia="zh-CN"/>
+          <w14:ligatures w14:val="standard"/>
+        </w:rPr>
+        <w:t xml:space="preserve">often fails to </w:t>
+      </w:r>
+      <w:r>
+        <w:rPr>
+          <w:rFonts w:eastAsia="宋体"/>
+          <w:b w:val="0"/>
+          <w:lang w:eastAsia="zh-CN"/>
+          <w14:ligatures w14:val="standard"/>
+        </w:rPr>
+        <w:t>correctly identify and write the codec information in the MPD file, which caused dash.js</w:t>
+      </w:r>
+      <w:r>
+        <w:rPr>
+          <w:rFonts w:eastAsia="宋体" w:hint="eastAsia"/>
+          <w:b w:val="0"/>
+          <w:lang w:eastAsia="zh-CN"/>
+          <w14:ligatures w14:val="standard"/>
+        </w:rPr>
+        <w:t xml:space="preserve"> cannot </w:t>
+      </w:r>
+      <w:r>
+        <w:rPr>
+          <w:rFonts w:eastAsia="宋体"/>
+          <w:b w:val="0"/>
+          <w:lang w:eastAsia="zh-CN"/>
+          <w14:ligatures w14:val="standard"/>
+        </w:rPr>
+        <w:t>recognize</w:t>
+      </w:r>
+      <w:r>
+        <w:rPr>
+          <w:rFonts w:eastAsia="宋体" w:hint="eastAsia"/>
+          <w:b w:val="0"/>
+          <w:lang w:eastAsia="zh-CN"/>
+          <w14:ligatures w14:val="standard"/>
+        </w:rPr>
+        <w:t xml:space="preserve"> it.</w:t>
+      </w:r>
+      <w:r>
+        <w:rPr>
+          <w:rFonts w:eastAsia="宋体"/>
+          <w:b w:val="0"/>
+          <w:lang w:eastAsia="zh-CN"/>
+          <w14:ligatures w14:val="standard"/>
+        </w:rPr>
+        <w:t xml:space="preserve"> Therefore, WeOD uses MP4Box for H.265 segmentation. MP4Box has strong support for MP4-based media packaging and MPEG-DASH generation. In WeOD, it is used to package H.265 videos into DASH segments, generate a playable MPD file, and avoid the codec identification problem encountered with FFmpeg.</w:t>
       </w:r>
     </w:p>
     <w:p>
       <w:pPr>
+        <w:pStyle w:val="ReferenceHead"/>
+        <w:ind w:firstLineChars="0" w:firstLine="0"/>
+        <w:rPr>
+          <w:rFonts w:eastAsia="宋体" w:hint="eastAsia"/>
+          <w:lang w:eastAsia="zh-CN"/>
+        </w:rPr>
+      </w:pPr>
+      <w:r>
+        <w:rPr>
+          <w:rFonts w:hint="eastAsia"/>
+          <w:lang w:eastAsia="zh-CN"/>
+        </w:rPr>
+        <w:t>4.</w:t>
+      </w:r>
+      <w:r>
+        <w:rPr>
+          <w:rFonts w:eastAsia="宋体" w:hint="eastAsia"/>
+          <w:lang w:eastAsia="zh-CN"/>
+        </w:rPr>
+        <w:t>5</w:t>
+      </w:r>
+      <w:r>
+        <w:rPr>
+          <w:rFonts w:hint="eastAsia"/>
+          <w:lang w:eastAsia="zh-CN"/>
+        </w:rPr>
+        <w:t xml:space="preserve"> </w:t>
+      </w:r>
+      <w:r>
+        <w:rPr>
+          <w:rFonts w:eastAsia="宋体" w:hint="eastAsia"/>
+          <w:lang w:eastAsia="zh-CN"/>
+        </w:rPr>
+        <w:t>Usage and Workflow</w:t>
+      </w:r>
+    </w:p>
+    <w:p>
+      <w:pPr>
+        <w:pStyle w:val="FigureCaption"/>
+        <w:jc w:val="left"/>
+        <w:rPr>
+          <w:rFonts w:eastAsia="宋体"/>
+          <w:b w:val="0"/>
+          <w:lang w:eastAsia="zh-CN"/>
+          <w14:ligatures w14:val="standard"/>
+        </w:rPr>
+      </w:pPr>
+      <w:r>
+        <w:rPr>
+          <w:rFonts w:eastAsia="宋体" w:hint="eastAsia"/>
+          <w:b w:val="0"/>
+          <w:lang w:eastAsia="zh-CN"/>
+          <w14:ligatures w14:val="standard"/>
+        </w:rPr>
+        <w:t xml:space="preserve">1. </w:t>
+      </w:r>
+      <w:r>
+        <w:rPr>
+          <w:rFonts w:eastAsia="宋体"/>
+          <w:b w:val="0"/>
+          <w:lang w:eastAsia="zh-CN"/>
+          <w14:ligatures w14:val="standard"/>
+        </w:rPr>
+        <w:t xml:space="preserve">Before running WeOD, the experiment video materials should be prepared as compressed MP4 files and placed in the backend/source/raw/ directory. </w:t>
+      </w:r>
+    </w:p>
+    <w:p>
+      <w:pPr>
+        <w:pStyle w:val="FigureCaption"/>
+        <w:jc w:val="left"/>
+        <w:rPr>
+          <w:rFonts w:eastAsia="宋体"/>
+          <w:b w:val="0"/>
+          <w:lang w:eastAsia="zh-CN"/>
+          <w14:ligatures w14:val="standard"/>
+        </w:rPr>
+      </w:pPr>
+      <w:r>
+        <w:rPr>
+          <w:rFonts w:eastAsia="宋体" w:hint="eastAsia"/>
+          <w:b w:val="0"/>
+          <w:lang w:eastAsia="zh-CN"/>
+          <w14:ligatures w14:val="standard"/>
+        </w:rPr>
+        <w:t xml:space="preserve">2. </w:t>
+      </w:r>
+      <w:r>
+        <w:rPr>
+          <w:rFonts w:eastAsia="宋体"/>
+          <w:b w:val="0"/>
+          <w:lang w:eastAsia="zh-CN"/>
+          <w14:ligatures w14:val="standard"/>
+        </w:rPr>
+        <w:t xml:space="preserve">the user starts the server by running python server.py in the project root directory. </w:t>
+      </w:r>
+    </w:p>
+    <w:p>
+      <w:pPr>
+        <w:pStyle w:val="FigureCaption"/>
+        <w:jc w:val="left"/>
+        <w:rPr>
+          <w:rFonts w:eastAsia="宋体"/>
+          <w:b w:val="0"/>
+          <w:lang w:eastAsia="zh-CN"/>
+          <w14:ligatures w14:val="standard"/>
+        </w:rPr>
+      </w:pPr>
+      <w:r>
+        <w:rPr>
+          <w:rFonts w:eastAsia="宋体" w:hint="eastAsia"/>
+          <w:b w:val="0"/>
+          <w:lang w:eastAsia="zh-CN"/>
+          <w14:ligatures w14:val="standard"/>
+        </w:rPr>
+        <w:t xml:space="preserve">3. </w:t>
+      </w:r>
+      <w:r>
+        <w:rPr>
+          <w:rFonts w:eastAsia="宋体"/>
+          <w:b w:val="0"/>
+          <w:lang w:eastAsia="zh-CN"/>
+          <w14:ligatures w14:val="standard"/>
+        </w:rPr>
+        <w:t xml:space="preserve">After the server is running, </w:t>
+      </w:r>
+      <w:r>
+        <w:rPr>
+          <w:rFonts w:eastAsia="宋体"/>
+          <w:b w:val="0"/>
+          <w:lang w:eastAsia="zh-CN"/>
+          <w14:ligatures w14:val="standard"/>
+        </w:rPr>
+        <w:t>any</w:t>
+      </w:r>
+      <w:r>
+        <w:rPr>
+          <w:rFonts w:eastAsia="宋体"/>
+          <w:b w:val="0"/>
+          <w:lang w:eastAsia="zh-CN"/>
+          <w14:ligatures w14:val="standard"/>
+        </w:rPr>
+        <w:t xml:space="preserve"> device in the same local area network can access the web page through the server’s local IP address and port number.</w:t>
+      </w:r>
+    </w:p>
+    <w:p>
+      <w:pPr>
+        <w:pStyle w:val="FigureCaption"/>
+        <w:jc w:val="left"/>
+        <w:rPr>
+          <w:rFonts w:eastAsia="宋体"/>
+          <w:b w:val="0"/>
+          <w:lang w:eastAsia="zh-CN"/>
+          <w14:ligatures w14:val="standard"/>
+        </w:rPr>
+      </w:pPr>
+      <w:r>
+        <w:rPr>
+          <w:rFonts w:eastAsia="宋体" w:hint="eastAsia"/>
+          <w:b w:val="0"/>
+          <w:lang w:eastAsia="zh-CN"/>
+          <w14:ligatures w14:val="standard"/>
+        </w:rPr>
+        <w:t xml:space="preserve">4. </w:t>
+      </w:r>
+      <w:r>
+        <w:rPr>
+          <w:rFonts w:eastAsia="宋体"/>
+          <w:b w:val="0"/>
+          <w:lang w:eastAsia="zh-CN"/>
+          <w14:ligatures w14:val="standard"/>
+        </w:rPr>
+        <w:t>On the web page,</w:t>
+      </w:r>
+      <w:r>
+        <w:rPr>
+          <w:rFonts w:eastAsia="宋体" w:hint="eastAsia"/>
+          <w:b w:val="0"/>
+          <w:lang w:eastAsia="zh-CN"/>
+          <w14:ligatures w14:val="standard"/>
+        </w:rPr>
+        <w:t xml:space="preserve"> s</w:t>
+      </w:r>
+      <w:r>
+        <w:rPr>
+          <w:rFonts w:eastAsia="宋体"/>
+          <w:b w:val="0"/>
+          <w:lang w:eastAsia="zh-CN"/>
+          <w14:ligatures w14:val="standard"/>
+        </w:rPr>
+        <w:t>earches for the target experiment video and selects the required codec and FPS configuration.</w:t>
+      </w:r>
+    </w:p>
+    <w:p>
+      <w:pPr>
+        <w:pStyle w:val="FigureCaption"/>
+        <w:jc w:val="left"/>
+        <w:rPr>
+          <w:rFonts w:eastAsia="宋体" w:hint="eastAsia"/>
+          <w:b w:val="0"/>
+          <w:lang w:eastAsia="zh-CN"/>
+          <w14:ligatures w14:val="standard"/>
+        </w:rPr>
+      </w:pPr>
+      <w:r>
+        <w:rPr>
+          <w:rFonts w:eastAsia="宋体" w:hint="eastAsia"/>
+          <w:b w:val="0"/>
+          <w:lang w:eastAsia="zh-CN"/>
+          <w14:ligatures w14:val="standard"/>
+        </w:rPr>
+        <w:t xml:space="preserve">5. Submit the request by click play button. After </w:t>
+      </w:r>
+      <w:r>
+        <w:rPr>
+          <w:rFonts w:eastAsia="宋体"/>
+          <w:b w:val="0"/>
+          <w:lang w:eastAsia="zh-CN"/>
+          <w14:ligatures w14:val="standard"/>
+        </w:rPr>
+        <w:t>the video playback finishes, the collected experiment data is automatically saved into the log folder for later analysis.</w:t>
+      </w:r>
+    </w:p>
+    <w:p>
+      <w:pPr>
+        <w:pStyle w:val="ReferenceHead"/>
+        <w:ind w:firstLineChars="0" w:firstLine="0"/>
+        <w:rPr>
+          <w:lang w:eastAsia="zh-CN"/>
+        </w:rPr>
+      </w:pPr>
+      <w:r>
+        <w:rPr>
+          <w:rFonts w:hint="eastAsia"/>
+          <w:lang w:eastAsia="zh-CN"/>
+        </w:rPr>
+        <w:t>5</w:t>
+      </w:r>
+      <w:r>
+        <w:rPr>
+          <w:rFonts w:hint="eastAsia"/>
+          <w:lang w:eastAsia="zh-CN"/>
+        </w:rPr>
+        <w:t xml:space="preserve"> </w:t>
+      </w:r>
+      <w:r>
+        <w:rPr>
+          <w:rFonts w:hint="eastAsia"/>
+          <w:lang w:eastAsia="zh-CN"/>
+        </w:rPr>
+        <w:t>Validation</w:t>
+      </w:r>
+    </w:p>
+    <w:p>
+      <w:pPr>
+        <w:pStyle w:val="ReferenceHead"/>
+        <w:ind w:firstLineChars="0" w:firstLine="0"/>
+        <w:rPr>
+          <w:lang w:eastAsia="zh-CN"/>
+        </w:rPr>
+      </w:pPr>
+      <w:r>
+        <w:rPr>
+          <w:rFonts w:eastAsia="宋体" w:hint="eastAsia"/>
+          <w:lang w:eastAsia="zh-CN"/>
+        </w:rPr>
+        <w:t>5</w:t>
+      </w:r>
+      <w:r>
+        <w:rPr>
+          <w:rFonts w:hint="eastAsia"/>
+          <w:lang w:eastAsia="zh-CN"/>
+        </w:rPr>
+        <w:t>.1 Experiment Setup</w:t>
+      </w:r>
+    </w:p>
+    <w:p>
+      <w:pPr>
         <w:pStyle w:val="Abstract"/>
         <w:ind w:firstLineChars="200" w:firstLine="360"/>
         <w:rPr>
-          <w:rFonts w:eastAsia="宋体" w:hint="eastAsia"/>
+          <w:rFonts w:eastAsia="宋体"/>
           <w:lang w:eastAsia="zh-CN"/>
           <w14:ligatures w14:val="standard"/>
         </w:rPr>
@@ -3998,17 +5051,15 @@
     <w:p>
       <w:pPr>
         <w:pStyle w:val="ReferenceHead"/>
-        <w:rPr>
-          <w:rFonts w:eastAsia="宋体"/>
-          <w:lang w:eastAsia="zh-CN"/>
-          <w14:ligatures w14:val="standard"/>
-        </w:rPr>
-      </w:pPr>
-      <w:r>
-        <w:rPr>
-          <w:rFonts w:eastAsia="宋体" w:hint="eastAsia"/>
-          <w:lang w:eastAsia="zh-CN"/>
-          <w14:ligatures w14:val="standard"/>
+        <w:ind w:firstLineChars="0" w:firstLine="0"/>
+        <w:rPr>
+          <w:lang w:eastAsia="zh-CN"/>
+        </w:rPr>
+      </w:pPr>
+      <w:r>
+        <w:rPr>
+          <w:rFonts w:hint="eastAsia"/>
+          <w:lang w:eastAsia="zh-CN"/>
         </w:rPr>
         <w:t>4.2 Dataset</w:t>
       </w:r>
@@ -4016,17 +5067,15 @@
     <w:p>
       <w:pPr>
         <w:pStyle w:val="ReferenceHead"/>
-        <w:rPr>
-          <w:rFonts w:eastAsia="宋体" w:hint="eastAsia"/>
-          <w:lang w:eastAsia="zh-CN"/>
-          <w14:ligatures w14:val="standard"/>
-        </w:rPr>
-      </w:pPr>
-      <w:r>
-        <w:rPr>
-          <w:rFonts w:eastAsia="宋体" w:hint="eastAsia"/>
-          <w:lang w:eastAsia="zh-CN"/>
-          <w14:ligatures w14:val="standard"/>
+        <w:ind w:firstLineChars="0" w:firstLine="0"/>
+        <w:rPr>
+          <w:lang w:eastAsia="zh-CN"/>
+        </w:rPr>
+      </w:pPr>
+      <w:r>
+        <w:rPr>
+          <w:rFonts w:hint="eastAsia"/>
+          <w:lang w:eastAsia="zh-CN"/>
         </w:rPr>
         <w:t>4.3 Evaluation Result</w:t>
       </w:r>
@@ -4034,992 +5083,17 @@
     <w:p>
       <w:pPr>
         <w:pStyle w:val="ReferenceHead"/>
-        <w:rPr>
-          <w:rFonts w:eastAsia="宋体" w:hint="eastAsia"/>
-          <w:lang w:eastAsia="zh-CN"/>
-          <w14:ligatures w14:val="standard"/>
-        </w:rPr>
-      </w:pPr>
-      <w:r>
-        <w:rPr>
-          <w:rFonts w:eastAsia="宋体" w:hint="eastAsia"/>
-          <w:lang w:eastAsia="zh-CN"/>
-          <w14:ligatures w14:val="standard"/>
+        <w:ind w:firstLineChars="0" w:firstLine="0"/>
+        <w:rPr>
+          <w:lang w:eastAsia="zh-CN"/>
+        </w:rPr>
+      </w:pPr>
+      <w:r>
+        <w:rPr>
+          <w:rFonts w:hint="eastAsia"/>
+          <w:lang w:eastAsia="zh-CN"/>
         </w:rPr>
         <w:t>5 Conclusion</w:t>
-      </w:r>
-    </w:p>
-    <w:p>
-      <w:pPr>
-        <w:pStyle w:val="a1"/>
-        <w:numPr>
-          <w:ilvl w:val="0"/>
-          <w:numId w:val="30"/>
-        </w:numPr>
-        <w:shd w:val="clear" w:color="auto" w:fill="FFFFFF"/>
-        <w:spacing w:before="100" w:beforeAutospacing="1" w:after="100" w:afterAutospacing="1" w:line="240" w:lineRule="auto"/>
-        <w:rPr>
-          <w14:ligatures w14:val="standard"/>
-        </w:rPr>
-      </w:pPr>
-      <w:r>
-        <w:rPr>
-          <w14:ligatures w14:val="standard"/>
-        </w:rPr>
-        <w:t>In a Word 2010 document, insert a picture.</w:t>
-      </w:r>
-    </w:p>
-    <w:p>
-      <w:pPr>
-        <w:pStyle w:val="a1"/>
-        <w:numPr>
-          <w:ilvl w:val="0"/>
-          <w:numId w:val="30"/>
-        </w:numPr>
-        <w:shd w:val="clear" w:color="auto" w:fill="FFFFFF"/>
-        <w:spacing w:before="100" w:beforeAutospacing="1" w:after="100" w:afterAutospacing="1" w:line="240" w:lineRule="auto"/>
-        <w:rPr>
-          <w14:ligatures w14:val="standard"/>
-        </w:rPr>
-      </w:pPr>
-      <w:r>
-        <w:rPr>
-          <w14:ligatures w14:val="standard"/>
-        </w:rPr>
-        <w:t>Right c</w:t>
-      </w:r>
-      <w:r>
-        <w:rPr>
-          <w14:ligatures w14:val="standard"/>
-        </w:rPr>
-        <w:t xml:space="preserve">lick </w:t>
-      </w:r>
-      <w:r>
-        <w:rPr>
-          <w14:ligatures w14:val="standard"/>
-        </w:rPr>
-        <w:t xml:space="preserve">on the inserted picture and select </w:t>
-      </w:r>
-      <w:r>
-        <w:rPr>
-          <w14:ligatures w14:val="standard"/>
-        </w:rPr>
-        <w:t>the</w:t>
-      </w:r>
-      <w:r>
-        <w:rPr>
-          <w14:ligatures w14:val="standard"/>
-        </w:rPr>
-        <w:t xml:space="preserve"> </w:t>
-      </w:r>
-      <w:r>
-        <w:rPr>
-          <w:b/>
-          <w14:ligatures w14:val="standard"/>
-        </w:rPr>
-        <w:t>Format Picture</w:t>
-      </w:r>
-      <w:r>
-        <w:rPr>
-          <w14:ligatures w14:val="standard"/>
-        </w:rPr>
-        <w:t xml:space="preserve"> option</w:t>
-      </w:r>
-      <w:r>
-        <w:rPr>
-          <w14:ligatures w14:val="standard"/>
-        </w:rPr>
-        <w:t>.</w:t>
-      </w:r>
-    </w:p>
-    <w:p>
-      <w:pPr>
-        <w:pStyle w:val="a1"/>
-        <w:numPr>
-          <w:ilvl w:val="0"/>
-          <w:numId w:val="30"/>
-        </w:numPr>
-        <w:shd w:val="clear" w:color="auto" w:fill="FFFFFF"/>
-        <w:spacing w:before="100" w:beforeAutospacing="1" w:after="100" w:afterAutospacing="1" w:line="240" w:lineRule="auto"/>
-        <w:rPr>
-          <w14:ligatures w14:val="standard"/>
-        </w:rPr>
-      </w:pPr>
-      <w:r>
-        <w:rPr>
-          <w14:ligatures w14:val="standard"/>
-        </w:rPr>
-        <w:t xml:space="preserve">Select </w:t>
-      </w:r>
-      <w:r>
-        <w:rPr>
-          <w14:ligatures w14:val="standard"/>
-        </w:rPr>
-        <w:t xml:space="preserve">the </w:t>
-      </w:r>
-      <w:r>
-        <w:rPr>
-          <w:b/>
-          <w14:ligatures w14:val="standard"/>
-        </w:rPr>
-        <w:t>Alt Txt</w:t>
-      </w:r>
-      <w:r>
-        <w:rPr>
-          <w14:ligatures w14:val="standard"/>
-        </w:rPr>
-        <w:t xml:space="preserve"> option from the left</w:t>
-      </w:r>
-      <w:r>
-        <w:rPr>
-          <w14:ligatures w14:val="standard"/>
-        </w:rPr>
-        <w:t>-</w:t>
-      </w:r>
-      <w:r>
-        <w:rPr>
-          <w14:ligatures w14:val="standard"/>
-        </w:rPr>
-        <w:t>side panel options.</w:t>
-      </w:r>
-    </w:p>
-    <w:p>
-      <w:pPr>
-        <w:pStyle w:val="a1"/>
-        <w:numPr>
-          <w:ilvl w:val="0"/>
-          <w:numId w:val="30"/>
-        </w:numPr>
-        <w:shd w:val="clear" w:color="auto" w:fill="FFFFFF"/>
-        <w:spacing w:before="100" w:beforeAutospacing="1" w:after="100" w:afterAutospacing="1" w:line="240" w:lineRule="auto"/>
-        <w:rPr>
-          <w14:ligatures w14:val="standard"/>
-        </w:rPr>
-      </w:pPr>
-      <w:r>
-        <w:rPr>
-          <w14:ligatures w14:val="standard"/>
-        </w:rPr>
-        <w:t xml:space="preserve">In the </w:t>
-      </w:r>
-      <w:r>
-        <w:rPr>
-          <w14:ligatures w14:val="standard"/>
-        </w:rPr>
-        <w:t>"</w:t>
-      </w:r>
-      <w:r>
-        <w:rPr>
-          <w14:ligatures w14:val="standard"/>
-        </w:rPr>
-        <w:t>Title:</w:t>
-      </w:r>
-      <w:r>
-        <w:rPr>
-          <w14:ligatures w14:val="standard"/>
-        </w:rPr>
-        <w:t>"</w:t>
-      </w:r>
-      <w:r>
-        <w:rPr>
-          <w14:ligatures w14:val="standard"/>
-        </w:rPr>
-        <w:t xml:space="preserve"> and </w:t>
-      </w:r>
-      <w:r>
-        <w:rPr>
-          <w14:ligatures w14:val="standard"/>
-        </w:rPr>
-        <w:t>"</w:t>
-      </w:r>
-      <w:r>
-        <w:rPr>
-          <w14:ligatures w14:val="standard"/>
-        </w:rPr>
-        <w:t>Description:</w:t>
-      </w:r>
-      <w:r>
-        <w:rPr>
-          <w14:ligatures w14:val="standard"/>
-        </w:rPr>
-        <w:t>"</w:t>
-      </w:r>
-      <w:r>
-        <w:rPr>
-          <w14:ligatures w14:val="standard"/>
-        </w:rPr>
-        <w:t xml:space="preserve"> text boxes</w:t>
-      </w:r>
-      <w:r>
-        <w:rPr>
-          <w14:ligatures w14:val="standard"/>
-        </w:rPr>
-        <w:t>,</w:t>
-      </w:r>
-      <w:r>
-        <w:rPr>
-          <w14:ligatures w14:val="standard"/>
-        </w:rPr>
-        <w:t xml:space="preserve"> type the text you want to represent the picture, and then click </w:t>
-      </w:r>
-      <w:r>
-        <w:rPr>
-          <w14:ligatures w14:val="standard"/>
-        </w:rPr>
-        <w:t>"</w:t>
-      </w:r>
-      <w:r>
-        <w:rPr>
-          <w14:ligatures w14:val="standard"/>
-        </w:rPr>
-        <w:t>Close</w:t>
-      </w:r>
-      <w:r>
-        <w:rPr>
-          <w14:ligatures w14:val="standard"/>
-        </w:rPr>
-        <w:t>"</w:t>
-      </w:r>
-      <w:r>
-        <w:rPr>
-          <w14:ligatures w14:val="standard"/>
-        </w:rPr>
-        <w:t>.</w:t>
-      </w:r>
-    </w:p>
-    <w:p>
-      <w:pPr>
-        <w:pStyle w:val="Para"/>
-        <w:jc w:val="both"/>
-        <w:rPr>
-          <w14:ligatures w14:val="standard"/>
-        </w:rPr>
-      </w:pPr>
-      <w:r>
-        <w:rPr>
-          <w:lang w:eastAsia="it-IT"/>
-          <w14:ligatures w14:val="standard"/>
-        </w:rPr>
-        <w:t xml:space="preserve">Below are steps to place alt-txt value in </w:t>
-      </w:r>
-      <w:r>
-        <w:rPr>
-          <w:b/>
-          <w:lang w:eastAsia="it-IT"/>
-          <w14:ligatures w14:val="standard"/>
-        </w:rPr>
-        <w:t>MS Word 201</w:t>
-      </w:r>
-      <w:r>
-        <w:rPr>
-          <w:b/>
-          <w:lang w:eastAsia="it-IT"/>
-          <w14:ligatures w14:val="standard"/>
-        </w:rPr>
-        <w:t>3</w:t>
-      </w:r>
-      <w:r>
-        <w:rPr>
-          <w:b/>
-          <w:lang w:eastAsia="it-IT"/>
-          <w14:ligatures w14:val="standard"/>
-        </w:rPr>
-        <w:t>/2016</w:t>
-      </w:r>
-      <w:r>
-        <w:rPr>
-          <w:lang w:eastAsia="it-IT"/>
-          <w14:ligatures w14:val="standard"/>
-        </w:rPr>
-        <w:t xml:space="preserve">. </w:t>
-      </w:r>
-      <w:r>
-        <w:rPr>
-          <w14:ligatures w14:val="standard"/>
-        </w:rPr>
-        <w:t>To add alternative text to a picture in Word 201</w:t>
-      </w:r>
-      <w:r>
-        <w:rPr>
-          <w14:ligatures w14:val="standard"/>
-        </w:rPr>
-        <w:t>3</w:t>
-      </w:r>
-      <w:r>
-        <w:rPr>
-          <w14:ligatures w14:val="standard"/>
-        </w:rPr>
-        <w:t>/2016</w:t>
-      </w:r>
-      <w:r>
-        <w:rPr>
-          <w14:ligatures w14:val="standard"/>
-        </w:rPr>
-        <w:t>, follow these steps:</w:t>
-      </w:r>
-    </w:p>
-    <w:p>
-      <w:pPr>
-        <w:pStyle w:val="a1"/>
-        <w:numPr>
-          <w:ilvl w:val="0"/>
-          <w:numId w:val="31"/>
-        </w:numPr>
-        <w:shd w:val="clear" w:color="auto" w:fill="FFFFFF"/>
-        <w:spacing w:before="100" w:beforeAutospacing="1" w:after="100" w:afterAutospacing="1" w:line="240" w:lineRule="auto"/>
-        <w:rPr>
-          <w14:ligatures w14:val="standard"/>
-        </w:rPr>
-      </w:pPr>
-      <w:r>
-        <w:rPr>
-          <w14:ligatures w14:val="standard"/>
-        </w:rPr>
-        <w:t>In a Word 201</w:t>
-      </w:r>
-      <w:r>
-        <w:rPr>
-          <w14:ligatures w14:val="standard"/>
-        </w:rPr>
-        <w:t>3</w:t>
-      </w:r>
-      <w:r>
-        <w:rPr>
-          <w14:ligatures w14:val="standard"/>
-        </w:rPr>
-        <w:t>/2016</w:t>
-      </w:r>
-      <w:r>
-        <w:rPr>
-          <w14:ligatures w14:val="standard"/>
-        </w:rPr>
-        <w:t xml:space="preserve"> document, insert a picture.</w:t>
-      </w:r>
-    </w:p>
-    <w:p>
-      <w:pPr>
-        <w:pStyle w:val="a1"/>
-        <w:numPr>
-          <w:ilvl w:val="0"/>
-          <w:numId w:val="31"/>
-        </w:numPr>
-        <w:shd w:val="clear" w:color="auto" w:fill="FFFFFF"/>
-        <w:spacing w:before="100" w:beforeAutospacing="1" w:after="100" w:afterAutospacing="1" w:line="240" w:lineRule="auto"/>
-        <w:rPr>
-          <w14:ligatures w14:val="standard"/>
-        </w:rPr>
-      </w:pPr>
-      <w:r>
-        <w:rPr>
-          <w14:ligatures w14:val="standard"/>
-        </w:rPr>
-        <w:t xml:space="preserve">Right click on the inserted picture and select </w:t>
-      </w:r>
-      <w:r>
-        <w:rPr>
-          <w14:ligatures w14:val="standard"/>
-        </w:rPr>
-        <w:t>the</w:t>
-      </w:r>
-      <w:r>
-        <w:rPr>
-          <w14:ligatures w14:val="standard"/>
-        </w:rPr>
-        <w:t xml:space="preserve"> </w:t>
-      </w:r>
-      <w:r>
-        <w:rPr>
-          <w:b/>
-          <w14:ligatures w14:val="standard"/>
-        </w:rPr>
-        <w:t>Format Picture</w:t>
-      </w:r>
-      <w:r>
-        <w:rPr>
-          <w14:ligatures w14:val="standard"/>
-        </w:rPr>
-        <w:t xml:space="preserve"> option</w:t>
-      </w:r>
-      <w:r>
-        <w:rPr>
-          <w14:ligatures w14:val="standard"/>
-        </w:rPr>
-        <w:t>.</w:t>
-      </w:r>
-    </w:p>
-    <w:p>
-      <w:pPr>
-        <w:pStyle w:val="a1"/>
-        <w:numPr>
-          <w:ilvl w:val="0"/>
-          <w:numId w:val="31"/>
-        </w:numPr>
-        <w:shd w:val="clear" w:color="auto" w:fill="FFFFFF"/>
-        <w:spacing w:before="100" w:beforeAutospacing="1" w:after="100" w:afterAutospacing="1" w:line="240" w:lineRule="auto"/>
-        <w:rPr>
-          <w14:ligatures w14:val="standard"/>
-        </w:rPr>
-      </w:pPr>
-      <w:r>
-        <w:rPr>
-          <w14:ligatures w14:val="standard"/>
-        </w:rPr>
-        <w:t xml:space="preserve">In the settings at the right </w:t>
-      </w:r>
-      <w:r>
-        <w:rPr>
-          <w14:ligatures w14:val="standard"/>
-        </w:rPr>
-        <w:t xml:space="preserve">side </w:t>
-      </w:r>
-      <w:r>
-        <w:rPr>
-          <w14:ligatures w14:val="standard"/>
-        </w:rPr>
-        <w:t xml:space="preserve">of the window, click on the </w:t>
-      </w:r>
-      <w:r>
-        <w:rPr>
-          <w14:ligatures w14:val="standard"/>
-        </w:rPr>
-        <w:t>"</w:t>
-      </w:r>
-      <w:r>
-        <w:rPr>
-          <w14:ligatures w14:val="standard"/>
-        </w:rPr>
-        <w:t>Layout &amp; Properties</w:t>
-      </w:r>
-      <w:r>
-        <w:rPr>
-          <w14:ligatures w14:val="standard"/>
-        </w:rPr>
-        <w:t>"</w:t>
-      </w:r>
-      <w:r>
-        <w:rPr>
-          <w14:ligatures w14:val="standard"/>
-        </w:rPr>
-        <w:t xml:space="preserve"> icon (3rd option)</w:t>
-      </w:r>
-      <w:r>
-        <w:rPr>
-          <w14:ligatures w14:val="standard"/>
-        </w:rPr>
-        <w:t>.</w:t>
-      </w:r>
-      <w:r>
-        <w:rPr>
-          <w14:ligatures w14:val="standard"/>
-        </w:rPr>
-        <w:t xml:space="preserve"> </w:t>
-      </w:r>
-    </w:p>
-    <w:p>
-      <w:pPr>
-        <w:pStyle w:val="a1"/>
-        <w:numPr>
-          <w:ilvl w:val="0"/>
-          <w:numId w:val="31"/>
-        </w:numPr>
-        <w:shd w:val="clear" w:color="auto" w:fill="FFFFFF"/>
-        <w:spacing w:before="100" w:beforeAutospacing="1" w:after="100" w:afterAutospacing="1" w:line="240" w:lineRule="auto"/>
-        <w:rPr>
-          <w14:ligatures w14:val="standard"/>
-        </w:rPr>
-      </w:pPr>
-      <w:r>
-        <w:rPr>
-          <w14:ligatures w14:val="standard"/>
-        </w:rPr>
-        <w:t xml:space="preserve">Expand </w:t>
-      </w:r>
-      <w:r>
-        <w:rPr>
-          <w:b/>
-          <w14:ligatures w14:val="standard"/>
-        </w:rPr>
-        <w:t>Alt Txt</w:t>
-      </w:r>
-      <w:r>
-        <w:rPr>
-          <w14:ligatures w14:val="standard"/>
-        </w:rPr>
-        <w:t xml:space="preserve"> option.</w:t>
-      </w:r>
-    </w:p>
-    <w:p>
-      <w:pPr>
-        <w:pStyle w:val="a1"/>
-        <w:numPr>
-          <w:ilvl w:val="0"/>
-          <w:numId w:val="31"/>
-        </w:numPr>
-        <w:shd w:val="clear" w:color="auto" w:fill="FFFFFF"/>
-        <w:spacing w:before="100" w:beforeAutospacing="1" w:after="100" w:afterAutospacing="1" w:line="240" w:lineRule="auto"/>
-        <w:rPr>
-          <w14:ligatures w14:val="standard"/>
-        </w:rPr>
-      </w:pPr>
-      <w:r>
-        <w:rPr>
-          <w14:ligatures w14:val="standard"/>
-        </w:rPr>
-        <w:t xml:space="preserve">In the </w:t>
-      </w:r>
-      <w:r>
-        <w:rPr>
-          <w14:ligatures w14:val="standard"/>
-        </w:rPr>
-        <w:t>"</w:t>
-      </w:r>
-      <w:r>
-        <w:rPr>
-          <w14:ligatures w14:val="standard"/>
-        </w:rPr>
-        <w:t>Title:</w:t>
-      </w:r>
-      <w:r>
-        <w:rPr>
-          <w14:ligatures w14:val="standard"/>
-        </w:rPr>
-        <w:t>"</w:t>
-      </w:r>
-      <w:r>
-        <w:rPr>
-          <w14:ligatures w14:val="standard"/>
-        </w:rPr>
-        <w:t xml:space="preserve"> and </w:t>
-      </w:r>
-      <w:r>
-        <w:rPr>
-          <w14:ligatures w14:val="standard"/>
-        </w:rPr>
-        <w:t>"</w:t>
-      </w:r>
-      <w:r>
-        <w:rPr>
-          <w14:ligatures w14:val="standard"/>
-        </w:rPr>
-        <w:t>Description:</w:t>
-      </w:r>
-      <w:r>
-        <w:rPr>
-          <w14:ligatures w14:val="standard"/>
-        </w:rPr>
-        <w:t>"</w:t>
-      </w:r>
-      <w:r>
-        <w:rPr>
-          <w14:ligatures w14:val="standard"/>
-        </w:rPr>
-        <w:t xml:space="preserve"> text boxes</w:t>
-      </w:r>
-      <w:r>
-        <w:rPr>
-          <w14:ligatures w14:val="standard"/>
-        </w:rPr>
-        <w:t>,</w:t>
-      </w:r>
-      <w:r>
-        <w:rPr>
-          <w14:ligatures w14:val="standard"/>
-        </w:rPr>
-        <w:t xml:space="preserve"> type the text you want to represent the picture, and then click </w:t>
-      </w:r>
-      <w:r>
-        <w:rPr>
-          <w14:ligatures w14:val="standard"/>
-        </w:rPr>
-        <w:t>"</w:t>
-      </w:r>
-      <w:r>
-        <w:rPr>
-          <w14:ligatures w14:val="standard"/>
-        </w:rPr>
-        <w:t>Close</w:t>
-      </w:r>
-      <w:r>
-        <w:rPr>
-          <w14:ligatures w14:val="standard"/>
-        </w:rPr>
-        <w:t>"</w:t>
-      </w:r>
-      <w:r>
-        <w:rPr>
-          <w14:ligatures w14:val="standard"/>
-        </w:rPr>
-        <w:t>.</w:t>
-      </w:r>
-    </w:p>
-    <w:p>
-      <w:pPr>
-        <w:pStyle w:val="Para"/>
-        <w:jc w:val="both"/>
-        <w:rPr>
-          <w14:ligatures w14:val="standard"/>
-        </w:rPr>
-      </w:pPr>
-      <w:bookmarkStart w:id="3" w:name="_Hlk229513797"/>
-      <w:r>
-        <w:rPr>
-          <w:rFonts w:ascii="Linux Biolinum" w:hAnsi="Linux Biolinum" w:cs="Linux Biolinum"/>
-          <w:i/>
-          <w14:ligatures w14:val="standard"/>
-        </w:rPr>
-        <w:t>1.1</w:t>
-      </w:r>
-      <w:r>
-        <w:rPr>
-          <w:rStyle w:val="Label"/>
-          <w:rFonts w:cs="Linux Libertine"/>
-          <w:i/>
-          <w14:ligatures w14:val="standard"/>
-        </w:rPr>
-        <w:t>.1</w:t>
-      </w:r>
-      <w:r>
-        <w:rPr>
-          <w:rFonts w:ascii="Linux Biolinum" w:hAnsi="Linux Biolinum" w:cs="Linux Biolinum"/>
-          <w:i/>
-          <w14:ligatures w14:val="standard"/>
-        </w:rPr>
-        <w:t xml:space="preserve"> Heading Level 3.</w:t>
-      </w:r>
-      <w:bookmarkEnd w:id="3"/>
-      <w:r>
-        <w:rPr>
-          <w:rFonts w:ascii="Linux Biolinum" w:hAnsi="Linux Biolinum" w:cs="Linux Biolinum"/>
-          <w:i/>
-          <w14:ligatures w14:val="standard"/>
-        </w:rPr>
-        <w:t xml:space="preserve"> </w:t>
-      </w:r>
-      <w:r>
-        <w:rPr>
-          <w:lang w:eastAsia="it-IT"/>
-          <w14:ligatures w14:val="standard"/>
-        </w:rPr>
-        <w:t xml:space="preserve">Insert paragraph text </w:t>
-      </w:r>
-      <w:r>
-        <w:rPr>
-          <w14:ligatures w14:val="standard"/>
-        </w:rPr>
-        <w:t xml:space="preserve">here. </w:t>
-      </w:r>
-      <w:r>
-        <w:rPr>
-          <w:lang w:eastAsia="it-IT"/>
-          <w14:ligatures w14:val="standard"/>
-        </w:rPr>
-        <w:t xml:space="preserve">Insert paragraph text </w:t>
-      </w:r>
-      <w:r>
-        <w:rPr>
-          <w14:ligatures w14:val="standard"/>
-        </w:rPr>
-        <w:t xml:space="preserve">here. </w:t>
-      </w:r>
-      <w:r>
-        <w:rPr>
-          <w:lang w:eastAsia="it-IT"/>
-          <w14:ligatures w14:val="standard"/>
-        </w:rPr>
-        <w:t xml:space="preserve">Insert paragraph text </w:t>
-      </w:r>
-      <w:r>
-        <w:rPr>
-          <w14:ligatures w14:val="standard"/>
-        </w:rPr>
-        <w:t xml:space="preserve">here. </w:t>
-      </w:r>
-      <w:r>
-        <w:rPr>
-          <w:lang w:eastAsia="it-IT"/>
-          <w14:ligatures w14:val="standard"/>
-        </w:rPr>
-        <w:t xml:space="preserve">Insert paragraph text </w:t>
-      </w:r>
-      <w:r>
-        <w:rPr>
-          <w14:ligatures w14:val="standard"/>
-        </w:rPr>
-        <w:t xml:space="preserve">here. </w:t>
-      </w:r>
-      <w:r>
-        <w:rPr>
-          <w:lang w:eastAsia="it-IT"/>
-          <w14:ligatures w14:val="standard"/>
-        </w:rPr>
-        <w:t xml:space="preserve">Insert paragraph text </w:t>
-      </w:r>
-      <w:r>
-        <w:rPr>
-          <w14:ligatures w14:val="standard"/>
-        </w:rPr>
-        <w:t xml:space="preserve">here. </w:t>
-      </w:r>
-      <w:r>
-        <w:rPr>
-          <w:lang w:eastAsia="it-IT"/>
-          <w14:ligatures w14:val="standard"/>
-        </w:rPr>
-        <w:t xml:space="preserve">Insert paragraph text </w:t>
-      </w:r>
-      <w:r>
-        <w:rPr>
-          <w14:ligatures w14:val="standard"/>
-        </w:rPr>
-        <w:t xml:space="preserve">here. </w:t>
-      </w:r>
-      <w:r>
-        <w:rPr>
-          <w:lang w:eastAsia="it-IT"/>
-          <w14:ligatures w14:val="standard"/>
-        </w:rPr>
-        <w:t xml:space="preserve">Insert paragraph text </w:t>
-      </w:r>
-      <w:r>
-        <w:rPr>
-          <w14:ligatures w14:val="standard"/>
-        </w:rPr>
-        <w:t>here.</w:t>
-      </w:r>
-      <w:r>
-        <w:rPr>
-          <w14:ligatures w14:val="standard"/>
-        </w:rPr>
-        <w:t xml:space="preserve"> </w:t>
-      </w:r>
-      <w:r>
-        <w:rPr>
-          <w:lang w:eastAsia="it-IT"/>
-          <w14:ligatures w14:val="standard"/>
-        </w:rPr>
-        <w:t xml:space="preserve">Insert paragraph text </w:t>
-      </w:r>
-      <w:r>
-        <w:rPr>
-          <w14:ligatures w14:val="standard"/>
-        </w:rPr>
-        <w:t xml:space="preserve">here. </w:t>
-      </w:r>
-      <w:r>
-        <w:rPr>
-          <w:lang w:eastAsia="it-IT"/>
-          <w14:ligatures w14:val="standard"/>
-        </w:rPr>
-        <w:t xml:space="preserve">Insert paragraph text </w:t>
-      </w:r>
-      <w:r>
-        <w:rPr>
-          <w14:ligatures w14:val="standard"/>
-        </w:rPr>
-        <w:t xml:space="preserve">here. </w:t>
-      </w:r>
-      <w:r>
-        <w:rPr>
-          <w:lang w:eastAsia="it-IT"/>
-          <w14:ligatures w14:val="standard"/>
-        </w:rPr>
-        <w:t xml:space="preserve">Insert paragraph text </w:t>
-      </w:r>
-      <w:r>
-        <w:rPr>
-          <w14:ligatures w14:val="standard"/>
-        </w:rPr>
-        <w:t xml:space="preserve">here. </w:t>
-      </w:r>
-      <w:r>
-        <w:rPr>
-          <w:lang w:eastAsia="it-IT"/>
-          <w14:ligatures w14:val="standard"/>
-        </w:rPr>
-        <w:t xml:space="preserve">Insert paragraph text </w:t>
-      </w:r>
-      <w:r>
-        <w:rPr>
-          <w14:ligatures w14:val="standard"/>
-        </w:rPr>
-        <w:t>here.</w:t>
-      </w:r>
-    </w:p>
-    <w:p>
-      <w:pPr>
-        <w:pStyle w:val="Para"/>
-        <w:jc w:val="both"/>
-        <w:rPr>
-          <w:lang w:eastAsia="ja-JP"/>
-          <w14:ligatures w14:val="standard"/>
-        </w:rPr>
-      </w:pPr>
-      <w:r>
-        <w:rPr>
-          <w:rStyle w:val="Label"/>
-          <w:rFonts w:cs="Linux Libertine"/>
-          <w:i/>
-          <w14:ligatures w14:val="standard"/>
-        </w:rPr>
-        <w:t>1.1.1.1</w:t>
-      </w:r>
-      <w:r>
-        <w:rPr>
-          <w:rFonts w:cs="Linux Libertine"/>
-          <w:i/>
-          <w:sz w:val="20"/>
-          <w14:ligatures w14:val="standard"/>
-        </w:rPr>
-        <w:t xml:space="preserve"> Heading Level 4. </w:t>
-      </w:r>
-      <w:r>
-        <w:rPr>
-          <w:lang w:eastAsia="it-IT"/>
-          <w14:ligatures w14:val="standard"/>
-        </w:rPr>
-        <w:t xml:space="preserve">Insert paragraph text </w:t>
-      </w:r>
-      <w:r>
-        <w:rPr>
-          <w14:ligatures w14:val="standard"/>
-        </w:rPr>
-        <w:t xml:space="preserve">here. </w:t>
-      </w:r>
-      <w:r>
-        <w:rPr>
-          <w:lang w:eastAsia="it-IT"/>
-          <w14:ligatures w14:val="standard"/>
-        </w:rPr>
-        <w:t xml:space="preserve">Insert paragraph text </w:t>
-      </w:r>
-      <w:r>
-        <w:rPr>
-          <w14:ligatures w14:val="standard"/>
-        </w:rPr>
-        <w:t xml:space="preserve">here. </w:t>
-      </w:r>
-      <w:r>
-        <w:rPr>
-          <w:lang w:eastAsia="it-IT"/>
-          <w14:ligatures w14:val="standard"/>
-        </w:rPr>
-        <w:t xml:space="preserve">Insert paragraph text </w:t>
-      </w:r>
-      <w:r>
-        <w:rPr>
-          <w14:ligatures w14:val="standard"/>
-        </w:rPr>
-        <w:t xml:space="preserve">here. </w:t>
-      </w:r>
-      <w:r>
-        <w:rPr>
-          <w:lang w:eastAsia="it-IT"/>
-          <w14:ligatures w14:val="standard"/>
-        </w:rPr>
-        <w:t xml:space="preserve">Insert paragraph text </w:t>
-      </w:r>
-      <w:r>
-        <w:rPr>
-          <w14:ligatures w14:val="standard"/>
-        </w:rPr>
-        <w:t xml:space="preserve">here. </w:t>
-      </w:r>
-      <w:r>
-        <w:rPr>
-          <w:lang w:eastAsia="it-IT"/>
-          <w14:ligatures w14:val="standard"/>
-        </w:rPr>
-        <w:t xml:space="preserve">Insert paragraph text </w:t>
-      </w:r>
-      <w:r>
-        <w:rPr>
-          <w14:ligatures w14:val="standard"/>
-        </w:rPr>
-        <w:t xml:space="preserve">here. </w:t>
-      </w:r>
-      <w:r>
-        <w:rPr>
-          <w:lang w:eastAsia="it-IT"/>
-          <w14:ligatures w14:val="standard"/>
-        </w:rPr>
-        <w:t xml:space="preserve">Insert paragraph text </w:t>
-      </w:r>
-      <w:r>
-        <w:rPr>
-          <w14:ligatures w14:val="standard"/>
-        </w:rPr>
-        <w:t xml:space="preserve">here. </w:t>
-      </w:r>
-      <w:r>
-        <w:rPr>
-          <w:lang w:eastAsia="it-IT"/>
-          <w14:ligatures w14:val="standard"/>
-        </w:rPr>
-        <w:t xml:space="preserve">Insert paragraph text </w:t>
-      </w:r>
-      <w:r>
-        <w:rPr>
-          <w14:ligatures w14:val="standard"/>
-        </w:rPr>
-        <w:t>here.</w:t>
-      </w:r>
-      <w:r>
-        <w:rPr>
-          <w14:ligatures w14:val="standard"/>
-        </w:rPr>
-        <w:t xml:space="preserve"> </w:t>
-      </w:r>
-      <w:r>
-        <w:rPr>
-          <w:lang w:eastAsia="it-IT"/>
-          <w14:ligatures w14:val="standard"/>
-        </w:rPr>
-        <w:t xml:space="preserve">Insert paragraph text </w:t>
-      </w:r>
-      <w:r>
-        <w:rPr>
-          <w14:ligatures w14:val="standard"/>
-        </w:rPr>
-        <w:t xml:space="preserve">here. </w:t>
-      </w:r>
-      <w:r>
-        <w:rPr>
-          <w:lang w:eastAsia="it-IT"/>
-          <w14:ligatures w14:val="standard"/>
-        </w:rPr>
-        <w:t xml:space="preserve">Insert paragraph text </w:t>
-      </w:r>
-      <w:r>
-        <w:rPr>
-          <w14:ligatures w14:val="standard"/>
-        </w:rPr>
-        <w:t xml:space="preserve">here. </w:t>
-      </w:r>
-      <w:r>
-        <w:rPr>
-          <w:lang w:eastAsia="it-IT"/>
-          <w14:ligatures w14:val="standard"/>
-        </w:rPr>
-        <w:t xml:space="preserve">Insert paragraph text </w:t>
-      </w:r>
-      <w:r>
-        <w:rPr>
-          <w14:ligatures w14:val="standard"/>
-        </w:rPr>
-        <w:t xml:space="preserve">here. </w:t>
-      </w:r>
-      <w:r>
-        <w:rPr>
-          <w:lang w:eastAsia="it-IT"/>
-          <w14:ligatures w14:val="standard"/>
-        </w:rPr>
-        <w:t xml:space="preserve">Insert paragraph text </w:t>
-      </w:r>
-      <w:r>
-        <w:rPr>
-          <w14:ligatures w14:val="standard"/>
-        </w:rPr>
-        <w:t>here.</w:t>
       </w:r>
     </w:p>
     <w:p>
@@ -5192,14 +5266,9 @@
     <w:p>
       <w:pPr>
         <w:pStyle w:val="ReferenceHead"/>
-        <w:rPr>
-          <w14:ligatures w14:val="standard"/>
-        </w:rPr>
-      </w:pPr>
-      <w:r>
-        <w:rPr>
-          <w14:ligatures w14:val="standard"/>
-        </w:rPr>
+        <w:ind w:firstLineChars="0" w:firstLine="0"/>
+      </w:pPr>
+      <w:r>
         <w:t>REFERENCES</w:t>
       </w:r>
     </w:p>
@@ -5218,7 +5287,7 @@
         </w:rPr>
         <w:t xml:space="preserve">[1] Alphabet Inc. 2025. Alphabet Investor Relations. Retrieved May 12, 2026 from </w:t>
       </w:r>
-      <w:hyperlink r:id="rId18" w:history="1">
+      <w:hyperlink r:id="rId19" w:history="1">
         <w:r>
           <w:rPr>
             <w:rStyle w:val="af1"/>
@@ -5241,9 +5310,23 @@
         <w:rPr>
           <w14:ligatures w14:val="standard"/>
         </w:rPr>
-        <w:t xml:space="preserve">[2] Sandvine. 2024. The Global Internet Phenomena Report 2024. Industry Report. Retrieved May 12, 2026 from </w:t>
-      </w:r>
-      <w:hyperlink r:id="rId19" w:history="1">
+        <w:t xml:space="preserve">[2] </w:t>
+      </w:r>
+      <w:proofErr w:type="spellStart"/>
+      <w:r>
+        <w:rPr>
+          <w14:ligatures w14:val="standard"/>
+        </w:rPr>
+        <w:t>Sandvine</w:t>
+      </w:r>
+      <w:proofErr w:type="spellEnd"/>
+      <w:r>
+        <w:rPr>
+          <w14:ligatures w14:val="standard"/>
+        </w:rPr>
+        <w:t xml:space="preserve">. 2024. The Global Internet Phenomena Report 2024. Industry Report. Retrieved May 12, 2026 from </w:t>
+      </w:r>
+      <w:hyperlink r:id="rId20" w:history="1">
         <w:r>
           <w:rPr>
             <w:rStyle w:val="af1"/>
@@ -5268,7 +5351,7 @@
         </w:rPr>
         <w:t xml:space="preserve">[3] StatCounter Global Stats. 2026. Browser Market Share Worldwide. Retrieved May 12, 2026 from </w:t>
       </w:r>
-      <w:hyperlink r:id="rId20" w:history="1">
+      <w:hyperlink r:id="rId21" w:history="1">
         <w:r>
           <w:rPr>
             <w:rStyle w:val="af1"/>
@@ -5304,7 +5387,7 @@
         </w:rPr>
         <w:t xml:space="preserve">[4] MPEG. 2022. MPEG-DASH. Retrieved May 12, 2026 from </w:t>
       </w:r>
-      <w:hyperlink r:id="rId21" w:history="1">
+      <w:hyperlink r:id="rId22" w:history="1">
         <w:r>
           <w:rPr>
             <w:rStyle w:val="af1"/>
@@ -5333,7 +5416,7 @@
         </w:rPr>
         <w:t xml:space="preserve">[5] ISO. 2022. ISO/IEC 23009-1:2022 Dynamic adaptive streaming over HTTP (DASH) — Part 1: Media presentation description and segment formats. Retrieved May 12, 2026 from </w:t>
       </w:r>
-      <w:hyperlink r:id="rId22" w:history="1">
+      <w:hyperlink r:id="rId23" w:history="1">
         <w:r>
           <w:rPr>
             <w:rStyle w:val="af1"/>
@@ -5362,7 +5445,7 @@
         </w:rPr>
         <w:t xml:space="preserve">[6] DASH Industry Forum. 2026. dash.js Documentation. Retrieved May 12, 2026 from </w:t>
       </w:r>
-      <w:hyperlink r:id="rId23" w:history="1">
+      <w:hyperlink r:id="rId24" w:history="1">
         <w:r>
           <w:rPr>
             <w:rStyle w:val="af1"/>
@@ -5399,7 +5482,7 @@
         </w:rPr>
         <w:t xml:space="preserve"> </w:t>
       </w:r>
-      <w:hyperlink r:id="rId24" w:history="1">
+      <w:hyperlink r:id="rId25" w:history="1">
         <w:r>
           <w:rPr>
             <w:rStyle w:val="af1"/>
@@ -5460,7 +5543,7 @@
         </w:rPr>
         <w:t xml:space="preserve">Retrieved May 12, 2026 from </w:t>
       </w:r>
-      <w:hyperlink r:id="rId25" w:history="1">
+      <w:hyperlink r:id="rId26" w:history="1">
         <w:r>
           <w:rPr>
             <w:rStyle w:val="af1"/>
@@ -5521,7 +5604,7 @@
         </w:rPr>
         <w:t xml:space="preserve">Retrieved May 12, 2026 from </w:t>
       </w:r>
-      <w:hyperlink r:id="rId26" w:history="1">
+      <w:hyperlink r:id="rId27" w:history="1">
         <w:r>
           <w:rPr>
             <w:rStyle w:val="af1"/>
@@ -5558,7 +5641,7 @@
         </w:rPr>
         <w:t xml:space="preserve">ITU-T, "Parametric bitstream-based quality assessment of progressive download and adaptive audiovisual streaming services over HTTP," ITU-T Recommendation P.1203, Oct. 2017. [Online]. Available: </w:t>
       </w:r>
-      <w:hyperlink r:id="rId27" w:tgtFrame="_blank" w:history="1">
+      <w:hyperlink r:id="rId28" w:tgtFrame="_blank" w:history="1">
         <w:r>
           <w:rPr>
             <w:rStyle w:val="af1"/>
@@ -5601,15 +5684,7 @@
           <w:lang w:eastAsia="zh-CN"/>
           <w14:ligatures w14:val="standard"/>
         </w:rPr>
-        <w:t>1</w:t>
-      </w:r>
-      <w:r>
-        <w:rPr>
-          <w:rFonts w:eastAsia="宋体" w:hint="eastAsia"/>
-          <w:lang w:eastAsia="zh-CN"/>
-          <w14:ligatures w14:val="standard"/>
-        </w:rPr>
-        <w:t>1</w:t>
+        <w:t>11</w:t>
       </w:r>
       <w:r>
         <w:rPr>
@@ -5635,7 +5710,7 @@
         </w:rPr>
         <w:t xml:space="preserve">Retrieved May 12, 2026 from </w:t>
       </w:r>
-      <w:hyperlink r:id="rId28" w:history="1">
+      <w:hyperlink r:id="rId29" w:history="1">
         <w:r>
           <w:rPr>
             <w:rStyle w:val="af1"/>
@@ -5670,7 +5745,25 @@
           <w:lang w:eastAsia="zh-CN"/>
           <w14:ligatures w14:val="standard"/>
         </w:rPr>
-        <w:t>Laude T, Adhisantoso YG, Voges J, Munderloh M, Ostermann J. A Comprehensive Video Codec Comparison. APSIPA Transactions on Signal and Information Processing. 2019;</w:t>
+        <w:t xml:space="preserve">Laude T, </w:t>
+      </w:r>
+      <w:proofErr w:type="spellStart"/>
+      <w:r>
+        <w:rPr>
+          <w:rFonts w:eastAsia="宋体"/>
+          <w:lang w:eastAsia="zh-CN"/>
+          <w14:ligatures w14:val="standard"/>
+        </w:rPr>
+        <w:t>Adhisantoso</w:t>
+      </w:r>
+      <w:proofErr w:type="spellEnd"/>
+      <w:r>
+        <w:rPr>
+          <w:rFonts w:eastAsia="宋体"/>
+          <w:lang w:eastAsia="zh-CN"/>
+          <w14:ligatures w14:val="standard"/>
+        </w:rPr>
+        <w:t xml:space="preserve"> YG, Voges J, Munderloh M, Ostermann J. A Comprehensive Video Codec Comparison. APSIPA Transactions on Signal and Information Processing. 2019;</w:t>
       </w:r>
       <w:proofErr w:type="gramStart"/>
       <w:r>
@@ -5732,14 +5825,32 @@
           <w:lang w:eastAsia="zh-CN"/>
           <w14:ligatures w14:val="standard"/>
         </w:rPr>
-        <w:t xml:space="preserve"> On Space and Time Complexity for Codecs," 2018 International Conference on Communication, Computing and Internet of Things (IC3IoT), Chennai, India, 2018, pp. 106-110, doi: 10.1109/IC3IoT.2018.8668132.</w:t>
+        <w:t xml:space="preserve"> On Space and Time Complexity for Codecs," 2018 International Conference on Communication, Computing and Internet of Things (IC3IoT), Chennai, India, 2018, pp. 106-110, </w:t>
+      </w:r>
+      <w:proofErr w:type="spellStart"/>
+      <w:r>
+        <w:rPr>
+          <w:rFonts w:eastAsia="宋体"/>
+          <w:lang w:eastAsia="zh-CN"/>
+          <w14:ligatures w14:val="standard"/>
+        </w:rPr>
+        <w:t>doi</w:t>
+      </w:r>
+      <w:proofErr w:type="spellEnd"/>
+      <w:r>
+        <w:rPr>
+          <w:rFonts w:eastAsia="宋体"/>
+          <w:lang w:eastAsia="zh-CN"/>
+          <w14:ligatures w14:val="standard"/>
+        </w:rPr>
+        <w:t>: 10.1109/IC3IoT.2018.8668132.</w:t>
       </w:r>
     </w:p>
     <w:p>
       <w:pPr>
         <w:pStyle w:val="Bibentry"/>
         <w:rPr>
-          <w:rFonts w:eastAsia="宋体" w:hint="eastAsia"/>
+          <w:rFonts w:eastAsia="宋体"/>
           <w:lang w:eastAsia="zh-CN"/>
           <w14:ligatures w14:val="standard"/>
         </w:rPr>
@@ -6148,7 +6259,7 @@
             <w:wordWrap w:val="0"/>
             <w:jc w:val="right"/>
             <w:rPr>
-              <w:rFonts w:ascii="Linux Biolinum" w:eastAsia="宋体" w:hAnsi="Linux Biolinum" w:cs="Linux Biolinum" w:hint="eastAsia"/>
+              <w:rFonts w:ascii="Linux Biolinum" w:eastAsia="宋体" w:hAnsi="Linux Biolinum" w:cs="Linux Biolinum"/>
               <w:lang w:eastAsia="zh-CN"/>
             </w:rPr>
           </w:pPr>
@@ -6167,7 +6278,7 @@
     <w:pPr>
       <w:pStyle w:val="a8"/>
       <w:rPr>
-        <w:rFonts w:eastAsia="宋体" w:hint="eastAsia"/>
+        <w:rFonts w:eastAsia="宋体"/>
         <w:lang w:eastAsia="zh-CN"/>
       </w:rPr>
     </w:pPr>
@@ -6463,6 +6574,119 @@
     </w:lvl>
   </w:abstractNum>
   <w:abstractNum w:abstractNumId="10" w15:restartNumberingAfterBreak="0">
+    <w:nsid w:val="08D2184B"/>
+    <w:multiLevelType w:val="hybridMultilevel"/>
+    <w:tmpl w:val="44A04234"/>
+    <w:lvl w:ilvl="0" w:tplc="04090001">
+      <w:start w:val="1"/>
+      <w:numFmt w:val="bullet"/>
+      <w:lvlText w:val=""/>
+      <w:lvlJc w:val="left"/>
+      <w:pPr>
+        <w:ind w:left="800" w:hanging="440"/>
+      </w:pPr>
+      <w:rPr>
+        <w:rFonts w:ascii="Wingdings" w:hAnsi="Wingdings" w:hint="default"/>
+      </w:rPr>
+    </w:lvl>
+    <w:lvl w:ilvl="1" w:tplc="04090003" w:tentative="1">
+      <w:start w:val="1"/>
+      <w:numFmt w:val="bullet"/>
+      <w:lvlText w:val=""/>
+      <w:lvlJc w:val="left"/>
+      <w:pPr>
+        <w:ind w:left="1240" w:hanging="440"/>
+      </w:pPr>
+      <w:rPr>
+        <w:rFonts w:ascii="Wingdings" w:hAnsi="Wingdings" w:hint="default"/>
+      </w:rPr>
+    </w:lvl>
+    <w:lvl w:ilvl="2" w:tplc="04090005" w:tentative="1">
+      <w:start w:val="1"/>
+      <w:numFmt w:val="bullet"/>
+      <w:lvlText w:val=""/>
+      <w:lvlJc w:val="left"/>
+      <w:pPr>
+        <w:ind w:left="1680" w:hanging="440"/>
+      </w:pPr>
+      <w:rPr>
+        <w:rFonts w:ascii="Wingdings" w:hAnsi="Wingdings" w:hint="default"/>
+      </w:rPr>
+    </w:lvl>
+    <w:lvl w:ilvl="3" w:tplc="04090001" w:tentative="1">
+      <w:start w:val="1"/>
+      <w:numFmt w:val="bullet"/>
+      <w:lvlText w:val=""/>
+      <w:lvlJc w:val="left"/>
+      <w:pPr>
+        <w:ind w:left="2120" w:hanging="440"/>
+      </w:pPr>
+      <w:rPr>
+        <w:rFonts w:ascii="Wingdings" w:hAnsi="Wingdings" w:hint="default"/>
+      </w:rPr>
+    </w:lvl>
+    <w:lvl w:ilvl="4" w:tplc="04090003" w:tentative="1">
+      <w:start w:val="1"/>
+      <w:numFmt w:val="bullet"/>
+      <w:lvlText w:val=""/>
+      <w:lvlJc w:val="left"/>
+      <w:pPr>
+        <w:ind w:left="2560" w:hanging="440"/>
+      </w:pPr>
+      <w:rPr>
+        <w:rFonts w:ascii="Wingdings" w:hAnsi="Wingdings" w:hint="default"/>
+      </w:rPr>
+    </w:lvl>
+    <w:lvl w:ilvl="5" w:tplc="04090005" w:tentative="1">
+      <w:start w:val="1"/>
+      <w:numFmt w:val="bullet"/>
+      <w:lvlText w:val=""/>
+      <w:lvlJc w:val="left"/>
+      <w:pPr>
+        <w:ind w:left="3000" w:hanging="440"/>
+      </w:pPr>
+      <w:rPr>
+        <w:rFonts w:ascii="Wingdings" w:hAnsi="Wingdings" w:hint="default"/>
+      </w:rPr>
+    </w:lvl>
+    <w:lvl w:ilvl="6" w:tplc="04090001" w:tentative="1">
+      <w:start w:val="1"/>
+      <w:numFmt w:val="bullet"/>
+      <w:lvlText w:val=""/>
+      <w:lvlJc w:val="left"/>
+      <w:pPr>
+        <w:ind w:left="3440" w:hanging="440"/>
+      </w:pPr>
+      <w:rPr>
+        <w:rFonts w:ascii="Wingdings" w:hAnsi="Wingdings" w:hint="default"/>
+      </w:rPr>
+    </w:lvl>
+    <w:lvl w:ilvl="7" w:tplc="04090003" w:tentative="1">
+      <w:start w:val="1"/>
+      <w:numFmt w:val="bullet"/>
+      <w:lvlText w:val=""/>
+      <w:lvlJc w:val="left"/>
+      <w:pPr>
+        <w:ind w:left="3880" w:hanging="440"/>
+      </w:pPr>
+      <w:rPr>
+        <w:rFonts w:ascii="Wingdings" w:hAnsi="Wingdings" w:hint="default"/>
+      </w:rPr>
+    </w:lvl>
+    <w:lvl w:ilvl="8" w:tplc="04090005" w:tentative="1">
+      <w:start w:val="1"/>
+      <w:numFmt w:val="bullet"/>
+      <w:lvlText w:val=""/>
+      <w:lvlJc w:val="left"/>
+      <w:pPr>
+        <w:ind w:left="4320" w:hanging="440"/>
+      </w:pPr>
+      <w:rPr>
+        <w:rFonts w:ascii="Wingdings" w:hAnsi="Wingdings" w:hint="default"/>
+      </w:rPr>
+    </w:lvl>
+  </w:abstractNum>
+  <w:abstractNum w:abstractNumId="11" w15:restartNumberingAfterBreak="0">
     <w:nsid w:val="0C7E5D2E"/>
     <w:multiLevelType w:val="hybridMultilevel"/>
     <w:tmpl w:val="E920FF82"/>
@@ -6579,7 +6803,96 @@
       </w:pPr>
     </w:lvl>
   </w:abstractNum>
-  <w:abstractNum w:abstractNumId="11" w15:restartNumberingAfterBreak="0">
+  <w:abstractNum w:abstractNumId="12" w15:restartNumberingAfterBreak="0">
+    <w:nsid w:val="0F0271C6"/>
+    <w:multiLevelType w:val="hybridMultilevel"/>
+    <w:tmpl w:val="9236CF78"/>
+    <w:lvl w:ilvl="0" w:tplc="8A1CB3CE">
+      <w:start w:val="1"/>
+      <w:numFmt w:val="decimal"/>
+      <w:lvlText w:val="%1."/>
+      <w:lvlJc w:val="left"/>
+      <w:pPr>
+        <w:ind w:left="720" w:hanging="360"/>
+      </w:pPr>
+      <w:rPr>
+        <w:rFonts w:hint="default"/>
+      </w:rPr>
+    </w:lvl>
+    <w:lvl w:ilvl="1" w:tplc="04090019" w:tentative="1">
+      <w:start w:val="1"/>
+      <w:numFmt w:val="lowerLetter"/>
+      <w:lvlText w:val="%2)"/>
+      <w:lvlJc w:val="left"/>
+      <w:pPr>
+        <w:ind w:left="1240" w:hanging="440"/>
+      </w:pPr>
+    </w:lvl>
+    <w:lvl w:ilvl="2" w:tplc="0409001B" w:tentative="1">
+      <w:start w:val="1"/>
+      <w:numFmt w:val="lowerRoman"/>
+      <w:lvlText w:val="%3."/>
+      <w:lvlJc w:val="right"/>
+      <w:pPr>
+        <w:ind w:left="1680" w:hanging="440"/>
+      </w:pPr>
+    </w:lvl>
+    <w:lvl w:ilvl="3" w:tplc="0409000F" w:tentative="1">
+      <w:start w:val="1"/>
+      <w:numFmt w:val="decimal"/>
+      <w:lvlText w:val="%4."/>
+      <w:lvlJc w:val="left"/>
+      <w:pPr>
+        <w:ind w:left="2120" w:hanging="440"/>
+      </w:pPr>
+    </w:lvl>
+    <w:lvl w:ilvl="4" w:tplc="04090019" w:tentative="1">
+      <w:start w:val="1"/>
+      <w:numFmt w:val="lowerLetter"/>
+      <w:lvlText w:val="%5)"/>
+      <w:lvlJc w:val="left"/>
+      <w:pPr>
+        <w:ind w:left="2560" w:hanging="440"/>
+      </w:pPr>
+    </w:lvl>
+    <w:lvl w:ilvl="5" w:tplc="0409001B" w:tentative="1">
+      <w:start w:val="1"/>
+      <w:numFmt w:val="lowerRoman"/>
+      <w:lvlText w:val="%6."/>
+      <w:lvlJc w:val="right"/>
+      <w:pPr>
+        <w:ind w:left="3000" w:hanging="440"/>
+      </w:pPr>
+    </w:lvl>
+    <w:lvl w:ilvl="6" w:tplc="0409000F" w:tentative="1">
+      <w:start w:val="1"/>
+      <w:numFmt w:val="decimal"/>
+      <w:lvlText w:val="%7."/>
+      <w:lvlJc w:val="left"/>
+      <w:pPr>
+        <w:ind w:left="3440" w:hanging="440"/>
+      </w:pPr>
+    </w:lvl>
+    <w:lvl w:ilvl="7" w:tplc="04090019" w:tentative="1">
+      <w:start w:val="1"/>
+      <w:numFmt w:val="lowerLetter"/>
+      <w:lvlText w:val="%8)"/>
+      <w:lvlJc w:val="left"/>
+      <w:pPr>
+        <w:ind w:left="3880" w:hanging="440"/>
+      </w:pPr>
+    </w:lvl>
+    <w:lvl w:ilvl="8" w:tplc="0409001B" w:tentative="1">
+      <w:start w:val="1"/>
+      <w:numFmt w:val="lowerRoman"/>
+      <w:lvlText w:val="%9."/>
+      <w:lvlJc w:val="right"/>
+      <w:pPr>
+        <w:ind w:left="4320" w:hanging="440"/>
+      </w:pPr>
+    </w:lvl>
+  </w:abstractNum>
+  <w:abstractNum w:abstractNumId="13" w15:restartNumberingAfterBreak="0">
     <w:nsid w:val="1FBB11D1"/>
     <w:multiLevelType w:val="hybridMultilevel"/>
     <w:tmpl w:val="422E5A4A"/>
@@ -6665,7 +6978,7 @@
       </w:pPr>
     </w:lvl>
   </w:abstractNum>
-  <w:abstractNum w:abstractNumId="12" w15:restartNumberingAfterBreak="0">
+  <w:abstractNum w:abstractNumId="14" w15:restartNumberingAfterBreak="0">
     <w:nsid w:val="22A25917"/>
     <w:multiLevelType w:val="hybridMultilevel"/>
     <w:tmpl w:val="422E5A4A"/>
@@ -6751,7 +7064,7 @@
       </w:pPr>
     </w:lvl>
   </w:abstractNum>
-  <w:abstractNum w:abstractNumId="13" w15:restartNumberingAfterBreak="0">
+  <w:abstractNum w:abstractNumId="15" w15:restartNumberingAfterBreak="0">
     <w:nsid w:val="266A7A59"/>
     <w:multiLevelType w:val="multilevel"/>
     <w:tmpl w:val="0409001D"/>
@@ -6837,7 +7150,7 @@
       </w:pPr>
     </w:lvl>
   </w:abstractNum>
-  <w:abstractNum w:abstractNumId="14" w15:restartNumberingAfterBreak="0">
+  <w:abstractNum w:abstractNumId="16" w15:restartNumberingAfterBreak="0">
     <w:nsid w:val="2D170EA7"/>
     <w:multiLevelType w:val="multilevel"/>
     <w:tmpl w:val="09B48B1C"/>
@@ -6972,7 +7285,7 @@
       </w:rPr>
     </w:lvl>
   </w:abstractNum>
-  <w:abstractNum w:abstractNumId="15" w15:restartNumberingAfterBreak="0">
+  <w:abstractNum w:abstractNumId="17" w15:restartNumberingAfterBreak="0">
     <w:nsid w:val="34BF3E54"/>
     <w:multiLevelType w:val="multilevel"/>
     <w:tmpl w:val="BAFE31E0"/>
@@ -7113,7 +7426,7 @@
       </w:rPr>
     </w:lvl>
   </w:abstractNum>
-  <w:abstractNum w:abstractNumId="16" w15:restartNumberingAfterBreak="0">
+  <w:abstractNum w:abstractNumId="18" w15:restartNumberingAfterBreak="0">
     <w:nsid w:val="3939095C"/>
     <w:multiLevelType w:val="hybridMultilevel"/>
     <w:tmpl w:val="3B0C83F2"/>
@@ -7202,7 +7515,7 @@
       </w:pPr>
     </w:lvl>
   </w:abstractNum>
-  <w:abstractNum w:abstractNumId="17" w15:restartNumberingAfterBreak="0">
+  <w:abstractNum w:abstractNumId="19" w15:restartNumberingAfterBreak="0">
     <w:nsid w:val="3E35302A"/>
     <w:multiLevelType w:val="multilevel"/>
     <w:tmpl w:val="D2D257EA"/>
@@ -7315,7 +7628,7 @@
       </w:pPr>
     </w:lvl>
   </w:abstractNum>
-  <w:abstractNum w:abstractNumId="18" w15:restartNumberingAfterBreak="0">
+  <w:abstractNum w:abstractNumId="20" w15:restartNumberingAfterBreak="0">
     <w:nsid w:val="40733874"/>
     <w:multiLevelType w:val="hybridMultilevel"/>
     <w:tmpl w:val="F8B865E2"/>
@@ -7401,7 +7714,7 @@
       </w:pPr>
     </w:lvl>
   </w:abstractNum>
-  <w:abstractNum w:abstractNumId="19" w15:restartNumberingAfterBreak="0">
+  <w:abstractNum w:abstractNumId="21" w15:restartNumberingAfterBreak="0">
     <w:nsid w:val="46876897"/>
     <w:multiLevelType w:val="hybridMultilevel"/>
     <w:tmpl w:val="9284396A"/>
@@ -7518,7 +7831,7 @@
       </w:pPr>
     </w:lvl>
   </w:abstractNum>
-  <w:abstractNum w:abstractNumId="20" w15:restartNumberingAfterBreak="0">
+  <w:abstractNum w:abstractNumId="22" w15:restartNumberingAfterBreak="0">
     <w:nsid w:val="52CA544A"/>
     <w:multiLevelType w:val="singleLevel"/>
     <w:tmpl w:val="AED6D67E"/>
@@ -7545,7 +7858,7 @@
       </w:rPr>
     </w:lvl>
   </w:abstractNum>
-  <w:abstractNum w:abstractNumId="21" w15:restartNumberingAfterBreak="0">
+  <w:abstractNum w:abstractNumId="23" w15:restartNumberingAfterBreak="0">
     <w:nsid w:val="554B53A5"/>
     <w:multiLevelType w:val="multilevel"/>
     <w:tmpl w:val="1A2C5E10"/>
@@ -7686,7 +7999,7 @@
       </w:rPr>
     </w:lvl>
   </w:abstractNum>
-  <w:abstractNum w:abstractNumId="22" w15:restartNumberingAfterBreak="0">
+  <w:abstractNum w:abstractNumId="24" w15:restartNumberingAfterBreak="0">
     <w:nsid w:val="60560767"/>
     <w:multiLevelType w:val="multilevel"/>
     <w:tmpl w:val="0409001D"/>
@@ -7772,7 +8085,7 @@
       </w:pPr>
     </w:lvl>
   </w:abstractNum>
-  <w:abstractNum w:abstractNumId="23" w15:restartNumberingAfterBreak="0">
+  <w:abstractNum w:abstractNumId="25" w15:restartNumberingAfterBreak="0">
     <w:nsid w:val="612D4DC5"/>
     <w:multiLevelType w:val="hybridMultilevel"/>
     <w:tmpl w:val="C13A82DE"/>
@@ -7886,7 +8199,7 @@
       </w:rPr>
     </w:lvl>
   </w:abstractNum>
-  <w:abstractNum w:abstractNumId="24" w15:restartNumberingAfterBreak="0">
+  <w:abstractNum w:abstractNumId="26" w15:restartNumberingAfterBreak="0">
     <w:nsid w:val="6204797A"/>
     <w:multiLevelType w:val="hybridMultilevel"/>
     <w:tmpl w:val="E97A8A70"/>
@@ -8003,7 +8316,7 @@
       </w:pPr>
     </w:lvl>
   </w:abstractNum>
-  <w:abstractNum w:abstractNumId="25" w15:restartNumberingAfterBreak="0">
+  <w:abstractNum w:abstractNumId="27" w15:restartNumberingAfterBreak="0">
     <w:nsid w:val="67445E99"/>
     <w:multiLevelType w:val="multilevel"/>
     <w:tmpl w:val="9F46EC34"/>
@@ -8144,7 +8457,7 @@
       </w:rPr>
     </w:lvl>
   </w:abstractNum>
-  <w:abstractNum w:abstractNumId="26" w15:restartNumberingAfterBreak="0">
+  <w:abstractNum w:abstractNumId="28" w15:restartNumberingAfterBreak="0">
     <w:nsid w:val="6B415F8A"/>
     <w:multiLevelType w:val="multilevel"/>
     <w:tmpl w:val="0409001D"/>
@@ -8230,7 +8543,7 @@
       </w:pPr>
     </w:lvl>
   </w:abstractNum>
-  <w:abstractNum w:abstractNumId="27" w15:restartNumberingAfterBreak="0">
+  <w:abstractNum w:abstractNumId="29" w15:restartNumberingAfterBreak="0">
     <w:nsid w:val="6B8E7CF9"/>
     <w:multiLevelType w:val="hybridMultilevel"/>
     <w:tmpl w:val="4E7C556E"/>
@@ -8347,7 +8660,7 @@
       </w:pPr>
     </w:lvl>
   </w:abstractNum>
-  <w:abstractNum w:abstractNumId="28" w15:restartNumberingAfterBreak="0">
+  <w:abstractNum w:abstractNumId="30" w15:restartNumberingAfterBreak="0">
     <w:nsid w:val="799051AC"/>
     <w:multiLevelType w:val="multilevel"/>
     <w:tmpl w:val="04090023"/>
@@ -8438,7 +8751,7 @@
       </w:pPr>
     </w:lvl>
   </w:abstractNum>
-  <w:abstractNum w:abstractNumId="29" w15:restartNumberingAfterBreak="0">
+  <w:abstractNum w:abstractNumId="31" w15:restartNumberingAfterBreak="0">
     <w:nsid w:val="7E7B01F4"/>
     <w:multiLevelType w:val="hybridMultilevel"/>
     <w:tmpl w:val="4EF20644"/>
@@ -8551,31 +8864,31 @@
     </w:lvl>
   </w:abstractNum>
   <w:num w:numId="1" w16cid:durableId="713650852">
-    <w:abstractNumId w:val="28"/>
+    <w:abstractNumId w:val="30"/>
   </w:num>
   <w:num w:numId="2" w16cid:durableId="501240163">
-    <w:abstractNumId w:val="14"/>
+    <w:abstractNumId w:val="16"/>
   </w:num>
   <w:num w:numId="3" w16cid:durableId="403140966">
-    <w:abstractNumId w:val="10"/>
+    <w:abstractNumId w:val="11"/>
   </w:num>
   <w:num w:numId="4" w16cid:durableId="2032146662">
+    <w:abstractNumId w:val="29"/>
+  </w:num>
+  <w:num w:numId="5" w16cid:durableId="556864577">
+    <w:abstractNumId w:val="21"/>
+  </w:num>
+  <w:num w:numId="6" w16cid:durableId="1659116087">
+    <w:abstractNumId w:val="17"/>
+  </w:num>
+  <w:num w:numId="7" w16cid:durableId="1430470961">
     <w:abstractNumId w:val="27"/>
   </w:num>
-  <w:num w:numId="5" w16cid:durableId="556864577">
-    <w:abstractNumId w:val="19"/>
-  </w:num>
-  <w:num w:numId="6" w16cid:durableId="1659116087">
-    <w:abstractNumId w:val="15"/>
-  </w:num>
-  <w:num w:numId="7" w16cid:durableId="1430470961">
-    <w:abstractNumId w:val="25"/>
-  </w:num>
   <w:num w:numId="8" w16cid:durableId="1307123707">
-    <w:abstractNumId w:val="21"/>
+    <w:abstractNumId w:val="23"/>
   </w:num>
   <w:num w:numId="9" w16cid:durableId="594291693">
-    <w:abstractNumId w:val="24"/>
+    <w:abstractNumId w:val="26"/>
   </w:num>
   <w:num w:numId="10" w16cid:durableId="992831064">
     <w:abstractNumId w:val="9"/>
@@ -8608,28 +8921,28 @@
     <w:abstractNumId w:val="0"/>
   </w:num>
   <w:num w:numId="20" w16cid:durableId="1565919636">
-    <w:abstractNumId w:val="20"/>
+    <w:abstractNumId w:val="22"/>
   </w:num>
   <w:num w:numId="21" w16cid:durableId="1326400843">
-    <w:abstractNumId w:val="23"/>
+    <w:abstractNumId w:val="25"/>
   </w:num>
   <w:num w:numId="22" w16cid:durableId="1852333500">
-    <w:abstractNumId w:val="29"/>
+    <w:abstractNumId w:val="31"/>
   </w:num>
   <w:num w:numId="23" w16cid:durableId="2082436269">
-    <w:abstractNumId w:val="13"/>
+    <w:abstractNumId w:val="15"/>
   </w:num>
   <w:num w:numId="24" w16cid:durableId="1157301503">
-    <w:abstractNumId w:val="26"/>
+    <w:abstractNumId w:val="28"/>
   </w:num>
   <w:num w:numId="25" w16cid:durableId="844056796">
-    <w:abstractNumId w:val="22"/>
+    <w:abstractNumId w:val="24"/>
   </w:num>
   <w:num w:numId="26" w16cid:durableId="24916285">
-    <w:abstractNumId w:val="16"/>
+    <w:abstractNumId w:val="18"/>
   </w:num>
   <w:num w:numId="27" w16cid:durableId="862937743">
-    <w:abstractNumId w:val="18"/>
+    <w:abstractNumId w:val="20"/>
     <w:lvlOverride w:ilvl="0">
       <w:startOverride w:val="1"/>
     </w:lvlOverride>
@@ -8659,7 +8972,7 @@
     </w:lvlOverride>
   </w:num>
   <w:num w:numId="28" w16cid:durableId="381486442">
-    <w:abstractNumId w:val="16"/>
+    <w:abstractNumId w:val="18"/>
     <w:lvlOverride w:ilvl="0">
       <w:startOverride w:val="1"/>
     </w:lvlOverride>
@@ -8687,13 +9000,19 @@
     </w:lvlOverride>
   </w:num>
   <w:num w:numId="29" w16cid:durableId="1440905605">
-    <w:abstractNumId w:val="17"/>
+    <w:abstractNumId w:val="19"/>
   </w:num>
   <w:num w:numId="30" w16cid:durableId="1748456568">
+    <w:abstractNumId w:val="14"/>
+  </w:num>
+  <w:num w:numId="31" w16cid:durableId="2122071075">
+    <w:abstractNumId w:val="13"/>
+  </w:num>
+  <w:num w:numId="32" w16cid:durableId="1698462499">
     <w:abstractNumId w:val="12"/>
   </w:num>
-  <w:num w:numId="31" w16cid:durableId="2122071075">
-    <w:abstractNumId w:val="11"/>
+  <w:num w:numId="33" w16cid:durableId="1719696081">
+    <w:abstractNumId w:val="10"/>
   </w:num>
   <w:numIdMacAtCleanup w:val="22"/>
 </w:numbering>
@@ -10844,9 +11163,10 @@
     <w:name w:val="ReferenceHead"/>
     <w:autoRedefine/>
     <w:qFormat/>
-    <w:rsid w:val="00586A35"/>
+    <w:rsid w:val="00F432BB"/>
     <w:pPr>
       <w:spacing w:before="200" w:after="40"/>
+      <w:ind w:firstLineChars="200" w:firstLine="360"/>
     </w:pPr>
     <w:rPr>
       <w:rFonts w:ascii="Linux Libertine" w:eastAsiaTheme="minorHAnsi" w:hAnsi="Linux Libertine" w:cs="Linux Libertine"/>
@@ -14809,10 +15129,6 @@
 </file>
 
 <file path=customXml/item1.xml><?xml version="1.0" encoding="utf-8"?>
-<b:Sources xmlns:b="http://schemas.openxmlformats.org/officeDocument/2006/bibliography" xmlns="http://schemas.openxmlformats.org/officeDocument/2006/bibliography" SelectedStyle="\APA.XSL" StyleName="APA"/>
-</file>
-
-<file path=customXml/item2.xml><?xml version="1.0" encoding="utf-8"?>
 <Workflow version="v.1.13">
   <Filtration versionrequired="True" status="DONE" StartTime="25-07-2014 13:27:04" EndTime="25-07-2014 13:28:29">
     <Mandatory>
@@ -14990,16 +15306,20 @@
 </Workflow>
 </file>
 
+<file path=customXml/item2.xml><?xml version="1.0" encoding="utf-8"?>
+<b:Sources xmlns:b="http://schemas.openxmlformats.org/officeDocument/2006/bibliography" xmlns="http://schemas.openxmlformats.org/officeDocument/2006/bibliography" SelectedStyle="\APA.XSL" StyleName="APA"/>
+</file>
+
 <file path=customXml/itemProps1.xml><?xml version="1.0" encoding="utf-8"?>
+<ds:datastoreItem xmlns:ds="http://schemas.openxmlformats.org/officeDocument/2006/customXml" ds:itemID="{4D45DBA2-DCF6-46BF-858B-9A8CC8161B4D}">
+  <ds:schemaRefs/>
+</ds:datastoreItem>
+</file>
+
+<file path=customXml/itemProps2.xml><?xml version="1.0" encoding="utf-8"?>
 <ds:datastoreItem xmlns:ds="http://schemas.openxmlformats.org/officeDocument/2006/customXml" ds:itemID="{B589180B-96F4-4B3D-93D7-E2C64345EF74}">
   <ds:schemaRefs>
     <ds:schemaRef ds:uri="http://schemas.openxmlformats.org/officeDocument/2006/bibliography"/>
   </ds:schemaRefs>
 </ds:datastoreItem>
-</file>
-
-<file path=customXml/itemProps2.xml><?xml version="1.0" encoding="utf-8"?>
-<ds:datastoreItem xmlns:ds="http://schemas.openxmlformats.org/officeDocument/2006/customXml" ds:itemID="{4D45DBA2-DCF6-46BF-858B-9A8CC8161B4D}">
-  <ds:schemaRefs/>
-</ds:datastoreItem>
 </file>